--- a/uploads/employee_template.docx
+++ b/uploads/employee_template.docx
@@ -4,15 +4,40 @@
   <w:body>
     <w:p>
       <w:pPr>
-        <w:pStyle w:val="Normal"/>
+        <w:pStyle w:val="Normal1"/>
         <w:ind w:left="284" w:hanging="0"/>
         <w:rPr>
-          <w:w w:val="120"/>
           <w:sz w:val="16"/>
           <w:szCs w:val="16"/>
         </w:rPr>
       </w:pPr>
       <w:r>
+        <w:rPr>
+          <w:b/>
+          <w:bCs/>
+          <w:sz w:val="18"/>
+          <w:szCs w:val="18"/>
+        </w:rPr>
+        <w:t xml:space="preserve">Arbeitsvertrag </w:t>
+      </w:r>
+      <w:r>
+        <w:rPr>
+          <w:sz w:val="12"/>
+          <w:szCs w:val="12"/>
+        </w:rPr>
+        <w:t>Zwischen</w:t>
+      </w:r>
+      <w:r>
+        <w:rPr/>
+        <w:br/>
+        <w:t>Sebastijan Aleksandar Kerculj</w:t>
+        <w:br/>
+      </w:r>
+      <w:r>
+        <w:rPr>
+          <w:sz w:val="16"/>
+          <w:szCs w:val="16"/>
+        </w:rPr>
         <w:drawing>
           <wp:anchor behindDoc="1" distT="0" distB="0" distL="0" distR="0" simplePos="0" locked="0" layoutInCell="0" allowOverlap="1" relativeHeight="2">
             <wp:simplePos x="0" y="0"/>
@@ -25,7 +50,7 @@
             <wp:extent cx="4761865" cy="4761865"/>
             <wp:effectExtent l="0" t="0" r="0" b="0"/>
             <wp:wrapNone/>
-            <wp:docPr id="1" name="Grafik 2" descr="Ein Bild, das Screenshot, Visitenkarte, Text, Design enthält.&#10;&#10;KI-generierte Inhalte können fehlerhaft sein."/>
+            <wp:docPr id="1" name="image1.png" descr="Ein Bild, das Screenshot, Visitenkarte, Text, Design enthält.&#10;&#10;KI-generierte Inhalte können fehlerhaft sein."/>
             <wp:cNvGraphicFramePr>
               <a:graphicFrameLocks xmlns:a="http://schemas.openxmlformats.org/drawingml/2006/main" noChangeAspect="1"/>
             </wp:cNvGraphicFramePr>
@@ -33,7 +58,7 @@
               <a:graphicData uri="http://schemas.openxmlformats.org/drawingml/2006/picture">
                 <pic:pic xmlns:pic="http://schemas.openxmlformats.org/drawingml/2006/picture">
                   <pic:nvPicPr>
-                    <pic:cNvPr id="1" name="Grafik 2" descr="Ein Bild, das Screenshot, Visitenkarte, Text, Design enthält.&#10;&#10;KI-generierte Inhalte können fehlerhaft sein."/>
+                    <pic:cNvPr id="1" name="image1.png" descr="Ein Bild, das Screenshot, Visitenkarte, Text, Design enthält.&#10;&#10;KI-generierte Inhalte können fehlerhaft sein."/>
                     <pic:cNvPicPr>
                       <a:picLocks noChangeAspect="1" noChangeArrowheads="1"/>
                     </pic:cNvPicPr>
@@ -61,64 +86,6 @@
       </w:r>
       <w:r>
         <w:rPr>
-          <w:b/>
-          <w:bCs/>
-          <w:w w:val="120"/>
-          <w:sz w:val="18"/>
-          <w:szCs w:val="18"/>
-          <w:lang w:val="de-AT"/>
-        </w:rPr>
-        <w:t xml:space="preserve">Arbeitsvertrag </w:t>
-      </w:r>
-      <w:r>
-        <w:rPr>
-          <w:spacing w:val="-2"/>
-          <w:w w:val="125"/>
-          <w:sz w:val="12"/>
-          <w:szCs w:val="12"/>
-        </w:rPr>
-        <w:t>Zwischen</w:t>
-      </w:r>
-      <w:r>
-        <w:rPr>
-          <w:spacing w:val="-2"/>
-          <w:w w:val="125"/>
-        </w:rPr>
-        <w:br/>
-        <w:t>Sebastijan</w:t>
-      </w:r>
-      <w:r>
-        <w:rPr>
-          <w:spacing w:val="-16"/>
-          <w:w w:val="125"/>
-        </w:rPr>
-        <w:t xml:space="preserve"> </w:t>
-      </w:r>
-      <w:r>
-        <w:rPr>
-          <w:spacing w:val="-2"/>
-          <w:w w:val="125"/>
-        </w:rPr>
-        <w:t>Aleksandar</w:t>
-      </w:r>
-      <w:r>
-        <w:rPr>
-          <w:spacing w:val="-16"/>
-          <w:w w:val="125"/>
-        </w:rPr>
-        <w:t xml:space="preserve"> </w:t>
-      </w:r>
-      <w:r>
-        <w:rPr>
-          <w:spacing w:val="-2"/>
-          <w:w w:val="125"/>
-        </w:rPr>
-        <w:t>Kerculj</w:t>
-        <w:br/>
-      </w:r>
-      <w:r>
-        <w:rPr>
-          <w:w w:val="120"/>
           <w:sz w:val="16"/>
           <w:szCs w:val="16"/>
         </w:rPr>
@@ -127,16 +94,14 @@
     </w:p>
     <w:p>
       <w:pPr>
-        <w:pStyle w:val="Normal"/>
+        <w:pStyle w:val="Normal1"/>
         <w:ind w:left="284" w:hanging="0"/>
         <w:rPr>
           <w:b/>
           <w:b/>
           <w:bCs/>
-          <w:w w:val="120"/>
-          <w:sz w:val="18"/>
-          <w:szCs w:val="18"/>
-          <w:lang w:val="de-AT"/>
+          <w:sz w:val="18"/>
+          <w:szCs w:val="18"/>
         </w:rPr>
       </w:pPr>
       <w:r>
@@ -147,6 +112,7 @@
       <w:r>
         <w:rPr>
           <w:b/>
+          <w:bCs/>
         </w:rPr>
         <w:t>Raum Marica</w:t>
         <w:br/>
@@ -160,61 +126,52 @@
       <w:r>
         <w:rPr>
           <w:b/>
+          <w:bCs/>
         </w:rPr>
         <w:t>1170 Wien</w:t>
       </w:r>
     </w:p>
     <w:p>
       <w:pPr>
-        <w:pStyle w:val="Normal"/>
+        <w:pStyle w:val="Normal1"/>
         <w:ind w:left="284" w:hanging="0"/>
         <w:rPr>
-          <w:w w:val="120"/>
-          <w:sz w:val="18"/>
-          <w:szCs w:val="18"/>
-          <w:lang w:val="de-AT"/>
-        </w:rPr>
-      </w:pPr>
-      <w:r>
-        <w:rPr>
-          <w:w w:val="120"/>
-          <w:sz w:val="18"/>
-          <w:szCs w:val="18"/>
-          <w:lang w:val="de-AT"/>
-        </w:rPr>
-      </w:r>
-    </w:p>
-    <w:p>
-      <w:pPr>
-        <w:pStyle w:val="Normal"/>
+          <w:sz w:val="18"/>
+          <w:szCs w:val="18"/>
+        </w:rPr>
+      </w:pPr>
+      <w:r>
+        <w:rPr>
+          <w:sz w:val="18"/>
+          <w:szCs w:val="18"/>
+        </w:rPr>
+      </w:r>
+    </w:p>
+    <w:p>
+      <w:pPr>
+        <w:pStyle w:val="Normal1"/>
         <w:ind w:left="284" w:hanging="0"/>
         <w:jc w:val="center"/>
         <w:rPr>
-          <w:w w:val="120"/>
-          <w:sz w:val="18"/>
-          <w:szCs w:val="18"/>
-          <w:lang w:val="de-AT"/>
-        </w:rPr>
-      </w:pPr>
-      <w:r>
-        <w:rPr>
-          <w:w w:val="120"/>
-          <w:sz w:val="18"/>
-          <w:szCs w:val="18"/>
-          <w:lang w:val="de-AT"/>
+          <w:sz w:val="18"/>
+          <w:szCs w:val="18"/>
+        </w:rPr>
+      </w:pPr>
+      <w:r>
+        <w:rPr>
+          <w:sz w:val="18"/>
+          <w:szCs w:val="18"/>
         </w:rPr>
         <w:t>Folgende Vereinbarung wird zwischen Arbeitgeber und Arbeitnehmer abgeschlossen.</w:t>
       </w:r>
     </w:p>
     <w:p>
       <w:pPr>
-        <w:pStyle w:val="Normal"/>
+        <w:pStyle w:val="Normal1"/>
         <w:ind w:left="284" w:hanging="0"/>
         <w:rPr>
-          <w:w w:val="120"/>
-          <w:sz w:val="18"/>
-          <w:szCs w:val="18"/>
-          <w:lang w:val="de-AT"/>
+          <w:sz w:val="18"/>
+          <w:szCs w:val="18"/>
         </w:rPr>
       </w:pPr>
       <w:r>
@@ -223,21 +180,17 @@
           <mc:Choice Requires="wps">
             <w:drawing>
               <wp:inline distT="0" distB="0" distL="0" distR="0">
-                <wp:extent cx="7469505" cy="19050"/>
+                <wp:extent cx="7479030" cy="28575"/>
                 <wp:effectExtent l="0" t="0" r="0" b="0"/>
-                <wp:docPr id="2" name=""/>
+                <wp:docPr id="2" name="Shape 7"/>
                 <a:graphic xmlns:a="http://schemas.openxmlformats.org/drawingml/2006/main">
                   <a:graphicData uri="http://schemas.microsoft.com/office/word/2010/wordprocessingShape">
                     <wps:wsp>
                       <wps:cNvSpPr/>
-                      <wps:nvSpPr>
-                        <wps:cNvPr id="0" name=""/>
-                        <wps:cNvSpPr/>
-                      </wps:nvSpPr>
                       <wps:spPr>
                         <a:xfrm>
                           <a:off x="0" y="0"/>
-                          <a:ext cx="7469640" cy="19080"/>
+                          <a:ext cx="7479000" cy="28440"/>
                         </a:xfrm>
                         <a:prstGeom prst="rect">
                           <a:avLst/>
@@ -249,22 +202,59 @@
                           <a:noFill/>
                         </a:ln>
                       </wps:spPr>
-                      <wps:bodyPr/>
+                      <wps:style>
+                        <a:lnRef idx="0"/>
+                        <a:fillRef idx="0"/>
+                        <a:effectRef idx="0"/>
+                        <a:fontRef idx="minor"/>
+                      </wps:style>
+                      <wps:txbx>
+                        <w:txbxContent>
+                          <w:p>
+                            <w:pPr>
+                              <w:pStyle w:val="FrameContents"/>
+                              <w:spacing w:lineRule="exact" w:line="240" w:before="0" w:after="0"/>
+                              <w:ind w:left="0" w:right="0" w:hanging="0"/>
+                              <w:jc w:val="left"/>
+                              <w:rPr/>
+                            </w:pPr>
+                            <w:r>
+                              <w:rPr/>
+                            </w:r>
+                          </w:p>
+                        </w:txbxContent>
+                      </wps:txbx>
+                      <wps:bodyPr tIns="182880" bIns="182880" anchor="ctr">
+                        <a:noAutofit/>
+                      </wps:bodyPr>
                     </wps:wsp>
                   </a:graphicData>
                 </a:graphic>
-                <wp14:sizeRelH relativeFrom="page">
-                  <wp14:pctWidth>100000</wp14:pctWidth>
-                </wp14:sizeRelH>
               </wp:inline>
             </w:drawing>
           </mc:Choice>
           <mc:Fallback>
             <w:pict>
-              <v:rect id="shape_0" fillcolor="#a0a0a0" stroked="f" o:allowincell="f" style="position:absolute;margin-left:0pt;margin-top:-1.55pt;width:588.1pt;height:1.45pt;mso-wrap-style:none;v-text-anchor:middle;mso-position-horizontal:left;mso-position-vertical:top">
+              <v:rect id="shape_0" ID="Shape 7" path="m0,0l-2147483645,0l-2147483645,-2147483646l0,-2147483646xe" fillcolor="#a0a0a0" stroked="f" o:allowincell="f" style="position:absolute;margin-left:0pt;margin-top:-2.3pt;width:588.85pt;height:2.2pt;mso-wrap-style:none;v-text-anchor:middle;mso-position-vertical:top">
                 <v:fill o:detectmouseclick="t" type="solid" color2="#5f5f5f"/>
                 <v:stroke color="#3465a4" joinstyle="round" endcap="flat"/>
-                <w10:wrap type="topAndBottom"/>
+                <v:textbox>
+                  <w:txbxContent>
+                    <w:p>
+                      <w:pPr>
+                        <w:pStyle w:val="FrameContents"/>
+                        <w:spacing w:lineRule="exact" w:line="240" w:before="0" w:after="0"/>
+                        <w:ind w:left="0" w:right="0" w:hanging="0"/>
+                        <w:jc w:val="left"/>
+                        <w:rPr/>
+                      </w:pPr>
+                      <w:r>
+                        <w:rPr/>
+                      </w:r>
+                    </w:p>
+                  </w:txbxContent>
+                </v:textbox>
+                <w10:wrap type="square"/>
               </v:rect>
             </w:pict>
           </mc:Fallback>
@@ -273,105 +263,235 @@
     </w:p>
     <w:p>
       <w:pPr>
-        <w:pStyle w:val="Normal"/>
+        <w:pStyle w:val="Normal1"/>
         <w:ind w:left="284" w:hanging="0"/>
         <w:rPr>
           <w:b/>
           <w:b/>
           <w:bCs/>
-          <w:w w:val="120"/>
-          <w:sz w:val="18"/>
-          <w:szCs w:val="18"/>
-          <w:lang w:val="de-AT"/>
+          <w:sz w:val="18"/>
+          <w:szCs w:val="18"/>
         </w:rPr>
       </w:pPr>
       <w:r>
         <w:rPr>
           <w:b/>
           <w:bCs/>
-          <w:w w:val="120"/>
-          <w:sz w:val="18"/>
-          <w:szCs w:val="18"/>
-          <w:lang w:val="de-AT"/>
+          <w:sz w:val="18"/>
+          <w:szCs w:val="18"/>
         </w:rPr>
         <w:t xml:space="preserve">§1Beginn und Dauer des Dienstverhältnisses </w:t>
       </w:r>
     </w:p>
     <w:p>
       <w:pPr>
-        <w:pStyle w:val="MusterStandard"/>
-        <w:pBdr>
-          <w:top w:val="nil"/>
-          <w:left w:val="nil"/>
-          <w:bottom w:val="nil"/>
-          <w:right w:val="nil"/>
-        </w:pBdr>
-        <w:spacing w:before="0" w:after="0"/>
+        <w:pStyle w:val="Normal1"/>
+        <w:keepNext w:val="false"/>
+        <w:keepLines w:val="false"/>
+        <w:pageBreakBefore w:val="false"/>
+        <w:widowControl/>
+        <w:pBdr/>
+        <w:shd w:val="clear" w:fill="auto"/>
+        <w:spacing w:lineRule="auto" w:line="240" w:before="0" w:after="0"/>
         <w:ind w:left="284" w:right="288" w:hanging="0"/>
+        <w:jc w:val="both"/>
+        <w:rPr>
+          <w:rFonts w:ascii="Calibri" w:hAnsi="Calibri" w:eastAsia="Calibri" w:cs="Calibri"/>
+          <w:b w:val="false"/>
+          <w:b w:val="false"/>
+          <w:bCs w:val="false"/>
+          <w:i w:val="false"/>
+          <w:i w:val="false"/>
+          <w:iCs w:val="false"/>
+          <w:caps w:val="false"/>
+          <w:smallCaps w:val="false"/>
+          <w:strike w:val="false"/>
+          <w:dstrike w:val="false"/>
+          <w:color w:val="000000"/>
+          <w:position w:val="0"/>
+          <w:sz w:val="18"/>
+          <w:sz w:val="18"/>
+          <w:szCs w:val="18"/>
+          <w:u w:val="none"/>
+          <w:shd w:fill="auto" w:val="clear"/>
+          <w:vertAlign w:val="baseline"/>
+        </w:rPr>
+      </w:pPr>
+      <w:r>
         <w:rPr>
           <w:rFonts w:eastAsia="Calibri" w:cs="Calibri"/>
-          <w:w w:val="120"/>
-          <w:sz w:val="18"/>
-          <w:szCs w:val="18"/>
-        </w:rPr>
-      </w:pPr>
-      <w:r>
-        <w:rPr/>
+          <w:b w:val="false"/>
+          <w:bCs w:val="false"/>
+          <w:i w:val="false"/>
+          <w:iCs w:val="false"/>
+          <w:caps w:val="false"/>
+          <w:smallCaps w:val="false"/>
+          <w:strike w:val="false"/>
+          <w:dstrike w:val="false"/>
+          <w:color w:val="000000"/>
+          <w:position w:val="0"/>
+          <w:sz w:val="20"/>
+          <w:sz w:val="20"/>
+          <w:szCs w:val="20"/>
+          <w:u w:val="none"/>
+          <w:shd w:fill="auto" w:val="clear"/>
+          <w:vertAlign w:val="baseline"/>
+        </w:rPr>
         <w:t xml:space="preserve">(1) Das Dienstverhältnis beginnt am </w:t>
       </w:r>
       <w:r>
         <w:rPr>
+          <w:rFonts w:eastAsia="Calibri" w:cs="Calibri"/>
           <w:b/>
+          <w:bCs/>
+          <w:i w:val="false"/>
+          <w:iCs w:val="false"/>
+          <w:caps w:val="false"/>
+          <w:smallCaps w:val="false"/>
+          <w:strike w:val="false"/>
+          <w:dstrike w:val="false"/>
+          <w:color w:val="000000"/>
+          <w:position w:val="0"/>
+          <w:sz w:val="20"/>
+          <w:sz w:val="20"/>
+          <w:szCs w:val="20"/>
+          <w:u w:val="none"/>
+          <w:shd w:fill="auto" w:val="clear"/>
+          <w:vertAlign w:val="baseline"/>
         </w:rPr>
         <w:t>06.05.2026</w:t>
       </w:r>
       <w:r>
-        <w:rPr/>
+        <w:rPr>
+          <w:rFonts w:eastAsia="Calibri" w:cs="Calibri"/>
+          <w:b w:val="false"/>
+          <w:bCs w:val="false"/>
+          <w:i w:val="false"/>
+          <w:iCs w:val="false"/>
+          <w:caps w:val="false"/>
+          <w:smallCaps w:val="false"/>
+          <w:strike w:val="false"/>
+          <w:dstrike w:val="false"/>
+          <w:color w:val="000000"/>
+          <w:position w:val="0"/>
+          <w:sz w:val="20"/>
+          <w:sz w:val="20"/>
+          <w:szCs w:val="20"/>
+          <w:u w:val="none"/>
+          <w:shd w:fill="auto" w:val="clear"/>
+          <w:vertAlign w:val="baseline"/>
+        </w:rPr>
         <w:t>. Die ersten vier Wochen gelten als Probezeit, während der das Dienstverhältnis von jedem der beiden Teile jederzeit ohne Einhaltung von Fristen und Terminen und ohne Angabe von Gründen aufgelöst werden kann.</w:t>
       </w:r>
     </w:p>
     <w:p>
       <w:pPr>
-        <w:pStyle w:val="MusterStandard"/>
-        <w:pBdr>
-          <w:top w:val="nil"/>
-          <w:left w:val="nil"/>
-          <w:bottom w:val="nil"/>
-          <w:right w:val="nil"/>
-        </w:pBdr>
-        <w:spacing w:before="0" w:after="0"/>
+        <w:pStyle w:val="Normal1"/>
+        <w:keepNext w:val="false"/>
+        <w:keepLines w:val="false"/>
+        <w:pageBreakBefore w:val="false"/>
+        <w:widowControl/>
+        <w:pBdr/>
+        <w:shd w:val="clear" w:fill="auto"/>
+        <w:spacing w:lineRule="auto" w:line="240" w:before="0" w:after="0"/>
         <w:ind w:left="284" w:right="288" w:hanging="0"/>
+        <w:jc w:val="both"/>
+        <w:rPr>
+          <w:rFonts w:ascii="Calibri" w:hAnsi="Calibri" w:eastAsia="Calibri" w:cs="Calibri"/>
+          <w:b w:val="false"/>
+          <w:b w:val="false"/>
+          <w:bCs w:val="false"/>
+          <w:i w:val="false"/>
+          <w:i w:val="false"/>
+          <w:iCs w:val="false"/>
+          <w:caps w:val="false"/>
+          <w:smallCaps w:val="false"/>
+          <w:strike w:val="false"/>
+          <w:dstrike w:val="false"/>
+          <w:color w:val="000000"/>
+          <w:position w:val="0"/>
+          <w:sz w:val="18"/>
+          <w:sz w:val="18"/>
+          <w:szCs w:val="18"/>
+          <w:u w:val="none"/>
+          <w:shd w:fill="auto" w:val="clear"/>
+          <w:vertAlign w:val="baseline"/>
+        </w:rPr>
+      </w:pPr>
+      <w:r>
         <w:rPr>
           <w:rFonts w:eastAsia="Calibri" w:cs="Calibri"/>
-          <w:w w:val="120"/>
-          <w:sz w:val="18"/>
-          <w:szCs w:val="18"/>
-        </w:rPr>
-      </w:pPr>
-      <w:r>
-        <w:rPr/>
+          <w:b w:val="false"/>
+          <w:bCs w:val="false"/>
+          <w:i w:val="false"/>
+          <w:iCs w:val="false"/>
+          <w:caps w:val="false"/>
+          <w:smallCaps w:val="false"/>
+          <w:strike w:val="false"/>
+          <w:dstrike w:val="false"/>
+          <w:color w:val="000000"/>
+          <w:position w:val="0"/>
+          <w:sz w:val="20"/>
+          <w:sz w:val="20"/>
+          <w:szCs w:val="20"/>
+          <w:u w:val="none"/>
+          <w:shd w:fill="auto" w:val="clear"/>
+          <w:vertAlign w:val="baseline"/>
+        </w:rPr>
         <w:t xml:space="preserve">(2) Das Dienstverhältnis wird befristet bis zum </w:t>
       </w:r>
       <w:r>
         <w:rPr>
+          <w:rFonts w:eastAsia="Calibri" w:cs="Calibri"/>
           <w:b/>
+          <w:bCs/>
+          <w:i w:val="false"/>
+          <w:iCs w:val="false"/>
+          <w:caps w:val="false"/>
+          <w:smallCaps w:val="false"/>
+          <w:strike w:val="false"/>
+          <w:dstrike w:val="false"/>
+          <w:color w:val="000000"/>
+          <w:position w:val="0"/>
+          <w:sz w:val="20"/>
+          <w:sz w:val="20"/>
+          <w:szCs w:val="20"/>
+          <w:u w:val="none"/>
+          <w:shd w:fill="auto" w:val="clear"/>
+          <w:vertAlign w:val="baseline"/>
         </w:rPr>
         <w:t>31.07.2026</w:t>
       </w:r>
       <w:r>
-        <w:rPr/>
+        <w:rPr>
+          <w:rFonts w:eastAsia="Calibri" w:cs="Calibri"/>
+          <w:b w:val="false"/>
+          <w:bCs w:val="false"/>
+          <w:i w:val="false"/>
+          <w:iCs w:val="false"/>
+          <w:caps w:val="false"/>
+          <w:smallCaps w:val="false"/>
+          <w:strike w:val="false"/>
+          <w:dstrike w:val="false"/>
+          <w:color w:val="000000"/>
+          <w:position w:val="0"/>
+          <w:sz w:val="20"/>
+          <w:sz w:val="20"/>
+          <w:szCs w:val="20"/>
+          <w:u w:val="none"/>
+          <w:shd w:fill="auto" w:val="clear"/>
+          <w:vertAlign w:val="baseline"/>
+        </w:rPr>
         <w:t xml:space="preserve"> abgeschlossen. Mit Ablauf der Befristung endet das Dienstverhältnis automatisch, ohne dass es einer weiteren Erklärung bedarf. Das Dienstverhältnis wird danach als unbefristetes Dienstverhältnis umgewandelt. </w:t>
       </w:r>
     </w:p>
     <w:p>
       <w:pPr>
-        <w:pStyle w:val="Normal"/>
+        <w:pStyle w:val="Normal1"/>
         <w:ind w:left="284" w:hanging="0"/>
         <w:rPr>
-          <w:w w:val="120"/>
-          <w:sz w:val="18"/>
-          <w:szCs w:val="18"/>
-          <w:lang w:val="de-AT"/>
+          <w:sz w:val="18"/>
+          <w:szCs w:val="18"/>
         </w:rPr>
       </w:pPr>
       <w:r>
@@ -380,21 +500,17 @@
           <mc:Choice Requires="wps">
             <w:drawing>
               <wp:inline distT="0" distB="0" distL="0" distR="0">
-                <wp:extent cx="7469505" cy="19050"/>
+                <wp:extent cx="7479030" cy="28575"/>
                 <wp:effectExtent l="0" t="0" r="0" b="0"/>
-                <wp:docPr id="3" name=""/>
+                <wp:docPr id="4" name="Shape 6"/>
                 <a:graphic xmlns:a="http://schemas.openxmlformats.org/drawingml/2006/main">
                   <a:graphicData uri="http://schemas.microsoft.com/office/word/2010/wordprocessingShape">
                     <wps:wsp>
                       <wps:cNvSpPr/>
-                      <wps:nvSpPr>
-                        <wps:cNvPr id="1" name=""/>
-                        <wps:cNvSpPr/>
-                      </wps:nvSpPr>
                       <wps:spPr>
                         <a:xfrm>
                           <a:off x="0" y="0"/>
-                          <a:ext cx="7469640" cy="19080"/>
+                          <a:ext cx="7479000" cy="28440"/>
                         </a:xfrm>
                         <a:prstGeom prst="rect">
                           <a:avLst/>
@@ -406,22 +522,59 @@
                           <a:noFill/>
                         </a:ln>
                       </wps:spPr>
-                      <wps:bodyPr/>
+                      <wps:style>
+                        <a:lnRef idx="0"/>
+                        <a:fillRef idx="0"/>
+                        <a:effectRef idx="0"/>
+                        <a:fontRef idx="minor"/>
+                      </wps:style>
+                      <wps:txbx>
+                        <w:txbxContent>
+                          <w:p>
+                            <w:pPr>
+                              <w:pStyle w:val="FrameContents"/>
+                              <w:spacing w:lineRule="exact" w:line="240" w:before="0" w:after="0"/>
+                              <w:ind w:left="0" w:right="0" w:hanging="0"/>
+                              <w:jc w:val="left"/>
+                              <w:rPr/>
+                            </w:pPr>
+                            <w:r>
+                              <w:rPr/>
+                            </w:r>
+                          </w:p>
+                        </w:txbxContent>
+                      </wps:txbx>
+                      <wps:bodyPr tIns="182880" bIns="182880" anchor="ctr">
+                        <a:noAutofit/>
+                      </wps:bodyPr>
                     </wps:wsp>
                   </a:graphicData>
                 </a:graphic>
-                <wp14:sizeRelH relativeFrom="page">
-                  <wp14:pctWidth>100000</wp14:pctWidth>
-                </wp14:sizeRelH>
               </wp:inline>
             </w:drawing>
           </mc:Choice>
           <mc:Fallback>
             <w:pict>
-              <v:rect id="shape_0" fillcolor="#a0a0a0" stroked="f" o:allowincell="f" style="position:absolute;margin-left:0pt;margin-top:-1.55pt;width:588.1pt;height:1.45pt;mso-wrap-style:none;v-text-anchor:middle;mso-position-horizontal:left;mso-position-vertical:top">
+              <v:rect id="shape_0" ID="Shape 6" path="m0,0l-2147483645,0l-2147483645,-2147483646l0,-2147483646xe" fillcolor="#a0a0a0" stroked="f" o:allowincell="f" style="position:absolute;margin-left:0pt;margin-top:-2.3pt;width:588.85pt;height:2.2pt;mso-wrap-style:none;v-text-anchor:middle;mso-position-vertical:top">
                 <v:fill o:detectmouseclick="t" type="solid" color2="#5f5f5f"/>
                 <v:stroke color="#3465a4" joinstyle="round" endcap="flat"/>
-                <w10:wrap type="topAndBottom"/>
+                <v:textbox>
+                  <w:txbxContent>
+                    <w:p>
+                      <w:pPr>
+                        <w:pStyle w:val="FrameContents"/>
+                        <w:spacing w:lineRule="exact" w:line="240" w:before="0" w:after="0"/>
+                        <w:ind w:left="0" w:right="0" w:hanging="0"/>
+                        <w:jc w:val="left"/>
+                        <w:rPr/>
+                      </w:pPr>
+                      <w:r>
+                        <w:rPr/>
+                      </w:r>
+                    </w:p>
+                  </w:txbxContent>
+                </v:textbox>
+                <w10:wrap type="square"/>
               </v:rect>
             </w:pict>
           </mc:Fallback>
@@ -430,66 +583,89 @@
     </w:p>
     <w:p>
       <w:pPr>
-        <w:pStyle w:val="Normal"/>
+        <w:pStyle w:val="Normal1"/>
         <w:ind w:left="284" w:hanging="0"/>
         <w:rPr>
           <w:b/>
           <w:b/>
           <w:bCs/>
-          <w:w w:val="120"/>
-          <w:sz w:val="18"/>
-          <w:szCs w:val="18"/>
-          <w:lang w:val="de-AT"/>
+          <w:sz w:val="18"/>
+          <w:szCs w:val="18"/>
         </w:rPr>
       </w:pPr>
       <w:r>
         <w:rPr>
           <w:b/>
           <w:bCs/>
-          <w:w w:val="120"/>
-          <w:sz w:val="18"/>
-          <w:szCs w:val="18"/>
-          <w:lang w:val="de-AT"/>
+          <w:sz w:val="18"/>
+          <w:szCs w:val="18"/>
         </w:rPr>
         <w:t>§2 Dienstort</w:t>
       </w:r>
     </w:p>
     <w:p>
       <w:pPr>
-        <w:pStyle w:val="MusterStandard"/>
-        <w:pBdr>
-          <w:top w:val="nil"/>
-          <w:left w:val="nil"/>
-          <w:bottom w:val="nil"/>
-          <w:right w:val="nil"/>
-        </w:pBdr>
-        <w:spacing w:before="0" w:after="0"/>
+        <w:pStyle w:val="Normal1"/>
+        <w:keepNext w:val="false"/>
+        <w:keepLines w:val="false"/>
+        <w:pageBreakBefore w:val="false"/>
+        <w:widowControl/>
+        <w:pBdr/>
+        <w:shd w:val="clear" w:fill="auto"/>
+        <w:spacing w:lineRule="auto" w:line="240" w:before="0" w:after="0"/>
         <w:ind w:left="284" w:right="288" w:hanging="0"/>
+        <w:jc w:val="both"/>
+        <w:rPr>
+          <w:rFonts w:ascii="Calibri" w:hAnsi="Calibri" w:eastAsia="Calibri" w:cs="Calibri"/>
+          <w:b w:val="false"/>
+          <w:b w:val="false"/>
+          <w:bCs w:val="false"/>
+          <w:i w:val="false"/>
+          <w:i w:val="false"/>
+          <w:iCs w:val="false"/>
+          <w:caps w:val="false"/>
+          <w:smallCaps w:val="false"/>
+          <w:strike w:val="false"/>
+          <w:dstrike w:val="false"/>
+          <w:color w:val="000000"/>
+          <w:position w:val="0"/>
+          <w:sz w:val="18"/>
+          <w:sz w:val="18"/>
+          <w:szCs w:val="18"/>
+          <w:u w:val="none"/>
+          <w:shd w:fill="auto" w:val="clear"/>
+          <w:vertAlign w:val="baseline"/>
+        </w:rPr>
+      </w:pPr>
+      <w:r>
         <w:rPr>
           <w:rFonts w:eastAsia="Calibri" w:cs="Calibri"/>
-          <w:w w:val="120"/>
-          <w:sz w:val="18"/>
-          <w:szCs w:val="18"/>
-        </w:rPr>
-      </w:pPr>
-      <w:r>
-        <w:rPr>
-          <w:rFonts w:eastAsia="Calibri" w:cs="Calibri"/>
-          <w:w w:val="120"/>
-          <w:sz w:val="18"/>
-          <w:szCs w:val="18"/>
+          <w:b w:val="false"/>
+          <w:bCs w:val="false"/>
+          <w:i w:val="false"/>
+          <w:iCs w:val="false"/>
+          <w:caps w:val="false"/>
+          <w:smallCaps w:val="false"/>
+          <w:strike w:val="false"/>
+          <w:dstrike w:val="false"/>
+          <w:color w:val="000000"/>
+          <w:position w:val="0"/>
+          <w:sz w:val="18"/>
+          <w:sz w:val="18"/>
+          <w:szCs w:val="18"/>
+          <w:u w:val="none"/>
+          <w:shd w:fill="auto" w:val="clear"/>
+          <w:vertAlign w:val="baseline"/>
         </w:rPr>
         <w:t xml:space="preserve">(1) Der gewöhnliche Dienstort ist Wien und Umgebung Dem/Der Arbeitgeber/in bleibt jedoch die vorübergehende oder dauernde Versetzung an einen anderen Dienstort nach billigem Ermessen vorbehalten. Weiters wird eine Folgepflicht bei Verlegung des Betriebsstandortes vereinbart. Der/Die Arbeitnehmer/in erklärt seine/ihre Bereitschaft, auf Aufforderung des/der Arbeitgebers/in Inlands- und Auslandsreisen durchzuführen. Die Verrechnung von Aufwandsentschädigungen (insbesondere Tagesgeldern bzw. etwaigen Nächtigungsgeldern) im Falle von Dienstreisen erfolgt nach den jeweils gültigen kollektivvertraglichen Bestimmungen. </w:t>
       </w:r>
     </w:p>
     <w:p>
       <w:pPr>
-        <w:pStyle w:val="Normal"/>
-        <w:rPr>
-          <w:w w:val="120"/>
-          <w:sz w:val="18"/>
-          <w:szCs w:val="18"/>
-          <w:lang w:val="de-AT"/>
+        <w:pStyle w:val="Normal1"/>
+        <w:rPr>
+          <w:sz w:val="18"/>
+          <w:szCs w:val="18"/>
         </w:rPr>
       </w:pPr>
       <w:r>
@@ -498,21 +674,17 @@
           <mc:Choice Requires="wps">
             <w:drawing>
               <wp:inline distT="0" distB="0" distL="0" distR="0">
-                <wp:extent cx="7469505" cy="19050"/>
+                <wp:extent cx="7479030" cy="28575"/>
                 <wp:effectExtent l="0" t="0" r="0" b="0"/>
-                <wp:docPr id="4" name=""/>
+                <wp:docPr id="6" name="Shape 9"/>
                 <a:graphic xmlns:a="http://schemas.openxmlformats.org/drawingml/2006/main">
                   <a:graphicData uri="http://schemas.microsoft.com/office/word/2010/wordprocessingShape">
                     <wps:wsp>
                       <wps:cNvSpPr/>
-                      <wps:nvSpPr>
-                        <wps:cNvPr id="2" name=""/>
-                        <wps:cNvSpPr/>
-                      </wps:nvSpPr>
                       <wps:spPr>
                         <a:xfrm>
                           <a:off x="0" y="0"/>
-                          <a:ext cx="7469640" cy="19080"/>
+                          <a:ext cx="7479000" cy="28440"/>
                         </a:xfrm>
                         <a:prstGeom prst="rect">
                           <a:avLst/>
@@ -524,22 +696,59 @@
                           <a:noFill/>
                         </a:ln>
                       </wps:spPr>
-                      <wps:bodyPr/>
+                      <wps:style>
+                        <a:lnRef idx="0"/>
+                        <a:fillRef idx="0"/>
+                        <a:effectRef idx="0"/>
+                        <a:fontRef idx="minor"/>
+                      </wps:style>
+                      <wps:txbx>
+                        <w:txbxContent>
+                          <w:p>
+                            <w:pPr>
+                              <w:pStyle w:val="FrameContents"/>
+                              <w:spacing w:lineRule="exact" w:line="240" w:before="0" w:after="0"/>
+                              <w:ind w:left="0" w:right="0" w:hanging="0"/>
+                              <w:jc w:val="left"/>
+                              <w:rPr/>
+                            </w:pPr>
+                            <w:r>
+                              <w:rPr/>
+                            </w:r>
+                          </w:p>
+                        </w:txbxContent>
+                      </wps:txbx>
+                      <wps:bodyPr tIns="182880" bIns="182880" anchor="ctr">
+                        <a:noAutofit/>
+                      </wps:bodyPr>
                     </wps:wsp>
                   </a:graphicData>
                 </a:graphic>
-                <wp14:sizeRelH relativeFrom="page">
-                  <wp14:pctWidth>100000</wp14:pctWidth>
-                </wp14:sizeRelH>
               </wp:inline>
             </w:drawing>
           </mc:Choice>
           <mc:Fallback>
             <w:pict>
-              <v:rect id="shape_0" fillcolor="#a0a0a0" stroked="f" o:allowincell="f" style="position:absolute;margin-left:0pt;margin-top:-1.55pt;width:588.1pt;height:1.45pt;mso-wrap-style:none;v-text-anchor:middle;mso-position-horizontal:left;mso-position-vertical:top">
+              <v:rect id="shape_0" ID="Shape 9" path="m0,0l-2147483645,0l-2147483645,-2147483646l0,-2147483646xe" fillcolor="#a0a0a0" stroked="f" o:allowincell="f" style="position:absolute;margin-left:0pt;margin-top:-2.3pt;width:588.85pt;height:2.2pt;mso-wrap-style:none;v-text-anchor:middle;mso-position-vertical:top">
                 <v:fill o:detectmouseclick="t" type="solid" color2="#5f5f5f"/>
                 <v:stroke color="#3465a4" joinstyle="round" endcap="flat"/>
-                <w10:wrap type="topAndBottom"/>
+                <v:textbox>
+                  <w:txbxContent>
+                    <w:p>
+                      <w:pPr>
+                        <w:pStyle w:val="FrameContents"/>
+                        <w:spacing w:lineRule="exact" w:line="240" w:before="0" w:after="0"/>
+                        <w:ind w:left="0" w:right="0" w:hanging="0"/>
+                        <w:jc w:val="left"/>
+                        <w:rPr/>
+                      </w:pPr>
+                      <w:r>
+                        <w:rPr/>
+                      </w:r>
+                    </w:p>
+                  </w:txbxContent>
+                </v:textbox>
+                <w10:wrap type="square"/>
               </v:rect>
             </w:pict>
           </mc:Fallback>
@@ -548,54 +757,79 @@
     </w:p>
     <w:p>
       <w:pPr>
-        <w:pStyle w:val="Normal"/>
+        <w:pStyle w:val="Normal1"/>
         <w:ind w:left="284" w:hanging="0"/>
         <w:rPr>
           <w:b/>
           <w:b/>
           <w:bCs/>
-          <w:w w:val="120"/>
-          <w:sz w:val="18"/>
-          <w:szCs w:val="18"/>
-          <w:lang w:val="de-AT"/>
+          <w:sz w:val="18"/>
+          <w:szCs w:val="18"/>
         </w:rPr>
       </w:pPr>
       <w:r>
         <w:rPr>
           <w:b/>
           <w:bCs/>
-          <w:w w:val="120"/>
-          <w:sz w:val="18"/>
-          <w:szCs w:val="18"/>
-          <w:lang w:val="de-AT"/>
+          <w:sz w:val="18"/>
+          <w:szCs w:val="18"/>
         </w:rPr>
         <w:t>§3 Tätigkeiten und Aufgaben</w:t>
       </w:r>
     </w:p>
     <w:p>
       <w:pPr>
-        <w:pStyle w:val="MusterStandard"/>
-        <w:pBdr>
-          <w:top w:val="nil"/>
-          <w:left w:val="nil"/>
-          <w:bottom w:val="nil"/>
-          <w:right w:val="nil"/>
-        </w:pBdr>
-        <w:spacing w:before="0" w:after="0"/>
+        <w:pStyle w:val="Normal1"/>
+        <w:keepNext w:val="false"/>
+        <w:keepLines w:val="false"/>
+        <w:pageBreakBefore w:val="false"/>
+        <w:widowControl/>
+        <w:pBdr/>
+        <w:shd w:val="clear" w:fill="auto"/>
+        <w:spacing w:lineRule="auto" w:line="240" w:before="0" w:after="0"/>
         <w:ind w:left="284" w:right="288" w:hanging="0"/>
+        <w:jc w:val="both"/>
+        <w:rPr>
+          <w:rFonts w:ascii="Calibri" w:hAnsi="Calibri" w:eastAsia="Calibri" w:cs="Calibri"/>
+          <w:b w:val="false"/>
+          <w:b w:val="false"/>
+          <w:bCs w:val="false"/>
+          <w:i w:val="false"/>
+          <w:i w:val="false"/>
+          <w:iCs w:val="false"/>
+          <w:caps w:val="false"/>
+          <w:smallCaps w:val="false"/>
+          <w:strike w:val="false"/>
+          <w:dstrike w:val="false"/>
+          <w:color w:val="000000"/>
+          <w:position w:val="0"/>
+          <w:sz w:val="18"/>
+          <w:sz w:val="18"/>
+          <w:szCs w:val="18"/>
+          <w:u w:val="none"/>
+          <w:shd w:fill="auto" w:val="clear"/>
+          <w:vertAlign w:val="baseline"/>
+        </w:rPr>
+      </w:pPr>
+      <w:r>
         <w:rPr>
           <w:rFonts w:eastAsia="Calibri" w:cs="Calibri"/>
-          <w:w w:val="120"/>
-          <w:sz w:val="18"/>
-          <w:szCs w:val="18"/>
-        </w:rPr>
-      </w:pPr>
-      <w:r>
-        <w:rPr>
-          <w:rFonts w:eastAsia="Calibri" w:cs="Calibri"/>
-          <w:w w:val="120"/>
-          <w:sz w:val="18"/>
-          <w:szCs w:val="18"/>
+          <w:b w:val="false"/>
+          <w:bCs w:val="false"/>
+          <w:i w:val="false"/>
+          <w:iCs w:val="false"/>
+          <w:caps w:val="false"/>
+          <w:smallCaps w:val="false"/>
+          <w:strike w:val="false"/>
+          <w:dstrike w:val="false"/>
+          <w:color w:val="000000"/>
+          <w:position w:val="0"/>
+          <w:sz w:val="18"/>
+          <w:sz w:val="18"/>
+          <w:szCs w:val="18"/>
+          <w:u w:val="none"/>
+          <w:shd w:fill="auto" w:val="clear"/>
+          <w:vertAlign w:val="baseline"/>
         </w:rPr>
         <w:t xml:space="preserve">(1) Der/Die Arbeitnehmer/in wird als </w:t>
       </w:r>
@@ -604,142 +838,281 @@
           <w:rFonts w:eastAsia="Calibri" w:cs="Calibri"/>
           <w:b/>
           <w:bCs/>
-          <w:w w:val="120"/>
-          <w:sz w:val="18"/>
-          <w:szCs w:val="18"/>
+          <w:i w:val="false"/>
+          <w:iCs w:val="false"/>
+          <w:caps w:val="false"/>
+          <w:smallCaps w:val="false"/>
+          <w:strike w:val="false"/>
+          <w:dstrike w:val="false"/>
+          <w:color w:val="000000"/>
+          <w:position w:val="0"/>
+          <w:sz w:val="18"/>
+          <w:sz w:val="18"/>
+          <w:szCs w:val="18"/>
+          <w:u w:val="none"/>
+          <w:shd w:fill="auto" w:val="clear"/>
+          <w:vertAlign w:val="baseline"/>
         </w:rPr>
         <w:t>Reinigungskraft</w:t>
       </w:r>
       <w:r>
         <w:rPr>
           <w:rFonts w:eastAsia="Calibri" w:cs="Calibri"/>
-          <w:w w:val="120"/>
-          <w:sz w:val="18"/>
-          <w:szCs w:val="18"/>
+          <w:b w:val="false"/>
+          <w:bCs w:val="false"/>
+          <w:i w:val="false"/>
+          <w:iCs w:val="false"/>
+          <w:caps w:val="false"/>
+          <w:smallCaps w:val="false"/>
+          <w:strike w:val="false"/>
+          <w:dstrike w:val="false"/>
+          <w:color w:val="000000"/>
+          <w:position w:val="0"/>
+          <w:sz w:val="18"/>
+          <w:sz w:val="18"/>
+          <w:szCs w:val="18"/>
+          <w:u w:val="none"/>
+          <w:shd w:fill="auto" w:val="clear"/>
+          <w:vertAlign w:val="baseline"/>
         </w:rPr>
         <w:t xml:space="preserve"> eingestellt. Die Tätigkeit umfasst insbesondere folgende Aufgaben: Unterhaltsreinigung Der/Die Arbeitgeber/in behält sich vor, dem/der Arbeitnehmer/in eine andere zumutbare, seinen/ihren Kenntnissen entsprechende Arbeit zuzuweisen. Im Rahmen billigen Ermessens steht es dem/der Arbeitgeber/in auch zu, den/die Arbeitnehmer/in zu geringwertigeren Tätigkeiten heranzuziehen.</w:t>
       </w:r>
     </w:p>
     <w:p>
       <w:pPr>
-        <w:pStyle w:val="MusterStandard"/>
-        <w:pBdr>
-          <w:top w:val="nil"/>
-          <w:left w:val="nil"/>
-          <w:bottom w:val="nil"/>
-          <w:right w:val="nil"/>
-        </w:pBdr>
-        <w:spacing w:before="0" w:after="0"/>
-        <w:ind w:left="284" w:right="288" w:hanging="0"/>
-        <w:rPr>
-          <w:rFonts w:eastAsia="Calibri" w:cs="Calibri"/>
-          <w:w w:val="120"/>
-          <w:sz w:val="18"/>
-          <w:szCs w:val="18"/>
-        </w:rPr>
-      </w:pPr>
-      <w:r>
-        <w:rPr>
-          <w:rFonts w:eastAsia="Calibri" w:cs="Calibri"/>
-          <w:w w:val="120"/>
-          <w:sz w:val="18"/>
-          <w:szCs w:val="18"/>
-        </w:rPr>
-        <w:t>(2) Die vom/von der Arbeitnehmer/in zu erbringende Tätigkeit umfasst jedenfalls auch alle mit ihr gewöhnlich und unter Bedachtnahme auf die Entwicklung des Betriebes sowie des organisatorischen und technischen Umfeldes verbundenen Aufgaben nach Maßgabe der jeweiligen Vorgaben des/der Arbeitgebers/in. Der/Die Arbeitnehmer/in hat die Arbeitsleistungen stets ordnungsgemäß und unter Bedachtnahme auf die Interessen des Betriebs zu verrichten und übernommene Ausrüstungen, Werkzeuge und Einrichtungen sorgsam zu betreuen.</w:t>
-      </w:r>
-    </w:p>
-    <w:p>
-      <w:pPr>
-        <w:pStyle w:val="MusterStandard"/>
-        <w:pBdr>
-          <w:top w:val="nil"/>
-          <w:left w:val="nil"/>
-          <w:bottom w:val="nil"/>
-          <w:right w:val="nil"/>
-        </w:pBdr>
-        <w:spacing w:before="0" w:after="0"/>
-        <w:ind w:left="284" w:right="288" w:hanging="0"/>
-        <w:rPr>
-          <w:rFonts w:eastAsia="Calibri" w:cs="Calibri"/>
-          <w:w w:val="120"/>
-          <w:sz w:val="18"/>
-          <w:szCs w:val="18"/>
-        </w:rPr>
-      </w:pPr>
-      <w:r>
-        <w:rPr>
-          <w:rFonts w:eastAsia="Calibri" w:cs="Calibri"/>
-          <w:w w:val="120"/>
-          <w:sz w:val="18"/>
-          <w:szCs w:val="18"/>
-        </w:rPr>
-        <w:t>(3) Der/Die Arbeitnehmer/in ist verpflichtet, alle betrieblichen Ordnungs- und Sicherheitsvorschriften zu beachten, sämtliche staatlichen und behördlichen Bestimmungen strikt einzuhalten und den/die Arbeitgeber/in über Amtshandlungen und Betriebsgebrechen unverzüglich zu informieren. Bei Gefahr im Verzug hat der/die Arbeitnehmer/in, falls die rechtzeitige Verständigung der Betriebsleitung nicht möglich ist, nach bestem Ermessen die zur Verhütung eines Unfalles oder Schadens notwendigen Vorkehrungen selbständig zu treffen und über das Veranlasste der Betriebsleitung sofort zu berichten.</w:t>
-      </w:r>
-    </w:p>
-    <w:p>
-      <w:pPr>
-        <w:pStyle w:val="MusterStandard"/>
-        <w:pBdr>
-          <w:top w:val="nil"/>
-          <w:left w:val="nil"/>
-          <w:bottom w:val="nil"/>
-          <w:right w:val="nil"/>
-        </w:pBdr>
-        <w:spacing w:before="0" w:after="0"/>
-        <w:ind w:left="284" w:right="288" w:hanging="0"/>
-        <w:rPr>
-          <w:rFonts w:eastAsia="Calibri" w:cs="Calibri"/>
-          <w:w w:val="120"/>
-          <w:sz w:val="18"/>
-          <w:szCs w:val="18"/>
-        </w:rPr>
-      </w:pPr>
-      <w:r>
-        <w:rPr>
-          <w:rFonts w:eastAsia="Calibri" w:cs="Calibri"/>
-          <w:w w:val="120"/>
-          <w:sz w:val="18"/>
-          <w:szCs w:val="18"/>
-        </w:rPr>
-        <w:t xml:space="preserve">(4) Der Konsum von Alkohol oder Suchtmitteln ist während der Arbeit und in den Arbeitspausen strengstens verboten. Ebenso ist das Antreten der Arbeit in alkoholisiertem oder berauschtem Zustand untersagt. </w:t>
-      </w:r>
-    </w:p>
-    <w:p>
-      <w:pPr>
-        <w:pStyle w:val="Listenabsatz1"/>
+        <w:pStyle w:val="Normal1"/>
+        <w:keepNext w:val="false"/>
+        <w:keepLines w:val="false"/>
+        <w:pageBreakBefore w:val="false"/>
+        <w:widowControl/>
+        <w:pBdr/>
+        <w:shd w:val="clear" w:fill="auto"/>
         <w:spacing w:lineRule="auto" w:line="240" w:before="0" w:after="0"/>
         <w:ind w:left="284" w:right="288" w:hanging="0"/>
         <w:jc w:val="both"/>
         <w:rPr>
           <w:rFonts w:ascii="Calibri" w:hAnsi="Calibri" w:eastAsia="Calibri" w:cs="Calibri"/>
-          <w:color w:val="auto"/>
-          <w:w w:val="120"/>
-          <w:sz w:val="18"/>
-          <w:szCs w:val="18"/>
-          <w:lang w:val="de-AT" w:eastAsia="en-US"/>
-        </w:rPr>
-      </w:pPr>
-      <w:r>
-        <w:rPr>
-          <w:rFonts w:eastAsia="Calibri" w:cs="Calibri" w:ascii="Calibri" w:hAnsi="Calibri"/>
-          <w:color w:val="auto"/>
-          <w:w w:val="120"/>
-          <w:sz w:val="18"/>
-          <w:szCs w:val="18"/>
-          <w:lang w:val="de-AT" w:eastAsia="en-US"/>
+          <w:b w:val="false"/>
+          <w:b w:val="false"/>
+          <w:bCs w:val="false"/>
+          <w:i w:val="false"/>
+          <w:i w:val="false"/>
+          <w:iCs w:val="false"/>
+          <w:caps w:val="false"/>
+          <w:smallCaps w:val="false"/>
+          <w:strike w:val="false"/>
+          <w:dstrike w:val="false"/>
+          <w:color w:val="000000"/>
+          <w:position w:val="0"/>
+          <w:sz w:val="18"/>
+          <w:sz w:val="18"/>
+          <w:szCs w:val="18"/>
+          <w:u w:val="none"/>
+          <w:shd w:fill="auto" w:val="clear"/>
+          <w:vertAlign w:val="baseline"/>
+        </w:rPr>
+      </w:pPr>
+      <w:r>
+        <w:rPr>
+          <w:rFonts w:eastAsia="Calibri" w:cs="Calibri"/>
+          <w:b w:val="false"/>
+          <w:bCs w:val="false"/>
+          <w:i w:val="false"/>
+          <w:iCs w:val="false"/>
+          <w:caps w:val="false"/>
+          <w:smallCaps w:val="false"/>
+          <w:strike w:val="false"/>
+          <w:dstrike w:val="false"/>
+          <w:color w:val="000000"/>
+          <w:position w:val="0"/>
+          <w:sz w:val="18"/>
+          <w:sz w:val="18"/>
+          <w:szCs w:val="18"/>
+          <w:u w:val="none"/>
+          <w:shd w:fill="auto" w:val="clear"/>
+          <w:vertAlign w:val="baseline"/>
+        </w:rPr>
+        <w:t>(2) Die vom/von der Arbeitnehmer/in zu erbringende Tätigkeit umfasst jedenfalls auch alle mit ihr gewöhnlich und unter Bedachtnahme auf die Entwicklung des Betriebes sowie des organisatorischen und technischen Umfeldes verbundenen Aufgaben nach Maßgabe der jeweiligen Vorgaben des/der Arbeitgebers/in. Der/Die Arbeitnehmer/in hat die Arbeitsleistungen stets ordnungsgemäß und unter Bedachtnahme auf die Interessen des Betriebs zu verrichten und übernommene Ausrüstungen, Werkzeuge und Einrichtungen sorgsam zu betreuen.</w:t>
+      </w:r>
+    </w:p>
+    <w:p>
+      <w:pPr>
+        <w:pStyle w:val="Normal1"/>
+        <w:keepNext w:val="false"/>
+        <w:keepLines w:val="false"/>
+        <w:pageBreakBefore w:val="false"/>
+        <w:widowControl/>
+        <w:pBdr/>
+        <w:shd w:val="clear" w:fill="auto"/>
+        <w:spacing w:lineRule="auto" w:line="240" w:before="0" w:after="0"/>
+        <w:ind w:left="284" w:right="288" w:hanging="0"/>
+        <w:jc w:val="both"/>
+        <w:rPr>
+          <w:rFonts w:ascii="Calibri" w:hAnsi="Calibri" w:eastAsia="Calibri" w:cs="Calibri"/>
+          <w:b w:val="false"/>
+          <w:b w:val="false"/>
+          <w:bCs w:val="false"/>
+          <w:i w:val="false"/>
+          <w:i w:val="false"/>
+          <w:iCs w:val="false"/>
+          <w:caps w:val="false"/>
+          <w:smallCaps w:val="false"/>
+          <w:strike w:val="false"/>
+          <w:dstrike w:val="false"/>
+          <w:color w:val="000000"/>
+          <w:position w:val="0"/>
+          <w:sz w:val="18"/>
+          <w:sz w:val="18"/>
+          <w:szCs w:val="18"/>
+          <w:u w:val="none"/>
+          <w:shd w:fill="auto" w:val="clear"/>
+          <w:vertAlign w:val="baseline"/>
+        </w:rPr>
+      </w:pPr>
+      <w:r>
+        <w:rPr>
+          <w:rFonts w:eastAsia="Calibri" w:cs="Calibri"/>
+          <w:b w:val="false"/>
+          <w:bCs w:val="false"/>
+          <w:i w:val="false"/>
+          <w:iCs w:val="false"/>
+          <w:caps w:val="false"/>
+          <w:smallCaps w:val="false"/>
+          <w:strike w:val="false"/>
+          <w:dstrike w:val="false"/>
+          <w:color w:val="000000"/>
+          <w:position w:val="0"/>
+          <w:sz w:val="18"/>
+          <w:sz w:val="18"/>
+          <w:szCs w:val="18"/>
+          <w:u w:val="none"/>
+          <w:shd w:fill="auto" w:val="clear"/>
+          <w:vertAlign w:val="baseline"/>
+        </w:rPr>
+        <w:t>(3) Der/Die Arbeitnehmer/in ist verpflichtet, alle betrieblichen Ordnungs- und Sicherheitsvorschriften zu beachten, sämtliche staatlichen und behördlichen Bestimmungen strikt einzuhalten und den/die Arbeitgeber/in über Amtshandlungen und Betriebsgebrechen unverzüglich zu informieren. Bei Gefahr im Verzug hat der/die Arbeitnehmer/in, falls die rechtzeitige Verständigung der Betriebsleitung nicht möglich ist, nach bestem Ermessen die zur Verhütung eines Unfalles oder Schadens notwendigen Vorkehrungen selbständig zu treffen und über das Veranlasste der Betriebsleitung sofort zu berichten.</w:t>
+      </w:r>
+    </w:p>
+    <w:p>
+      <w:pPr>
+        <w:pStyle w:val="Normal1"/>
+        <w:keepNext w:val="false"/>
+        <w:keepLines w:val="false"/>
+        <w:pageBreakBefore w:val="false"/>
+        <w:widowControl/>
+        <w:pBdr/>
+        <w:shd w:val="clear" w:fill="auto"/>
+        <w:spacing w:lineRule="auto" w:line="240" w:before="0" w:after="0"/>
+        <w:ind w:left="284" w:right="288" w:hanging="0"/>
+        <w:jc w:val="both"/>
+        <w:rPr>
+          <w:rFonts w:ascii="Calibri" w:hAnsi="Calibri" w:eastAsia="Calibri" w:cs="Calibri"/>
+          <w:b w:val="false"/>
+          <w:b w:val="false"/>
+          <w:bCs w:val="false"/>
+          <w:i w:val="false"/>
+          <w:i w:val="false"/>
+          <w:iCs w:val="false"/>
+          <w:caps w:val="false"/>
+          <w:smallCaps w:val="false"/>
+          <w:strike w:val="false"/>
+          <w:dstrike w:val="false"/>
+          <w:color w:val="000000"/>
+          <w:position w:val="0"/>
+          <w:sz w:val="18"/>
+          <w:sz w:val="18"/>
+          <w:szCs w:val="18"/>
+          <w:u w:val="none"/>
+          <w:shd w:fill="auto" w:val="clear"/>
+          <w:vertAlign w:val="baseline"/>
+        </w:rPr>
+      </w:pPr>
+      <w:r>
+        <w:rPr>
+          <w:rFonts w:eastAsia="Calibri" w:cs="Calibri"/>
+          <w:b w:val="false"/>
+          <w:bCs w:val="false"/>
+          <w:i w:val="false"/>
+          <w:iCs w:val="false"/>
+          <w:caps w:val="false"/>
+          <w:smallCaps w:val="false"/>
+          <w:strike w:val="false"/>
+          <w:dstrike w:val="false"/>
+          <w:color w:val="000000"/>
+          <w:position w:val="0"/>
+          <w:sz w:val="18"/>
+          <w:sz w:val="18"/>
+          <w:szCs w:val="18"/>
+          <w:u w:val="none"/>
+          <w:shd w:fill="auto" w:val="clear"/>
+          <w:vertAlign w:val="baseline"/>
+        </w:rPr>
+        <w:t xml:space="preserve">(4) Der Konsum von Alkohol oder Suchtmitteln ist während der Arbeit und in den Arbeitspausen strengstens verboten. Ebenso ist das Antreten der Arbeit in alkoholisiertem oder berauschtem Zustand untersagt. </w:t>
+      </w:r>
+    </w:p>
+    <w:p>
+      <w:pPr>
+        <w:pStyle w:val="Normal1"/>
+        <w:keepNext w:val="false"/>
+        <w:keepLines w:val="false"/>
+        <w:pageBreakBefore w:val="false"/>
+        <w:widowControl/>
+        <w:pBdr/>
+        <w:shd w:val="clear" w:fill="auto"/>
+        <w:spacing w:lineRule="auto" w:line="240" w:before="0" w:after="0"/>
+        <w:ind w:left="284" w:right="288" w:hanging="0"/>
+        <w:jc w:val="both"/>
+        <w:rPr>
+          <w:rFonts w:ascii="Calibri" w:hAnsi="Calibri" w:eastAsia="Calibri" w:cs="Calibri"/>
+          <w:b w:val="false"/>
+          <w:b w:val="false"/>
+          <w:bCs w:val="false"/>
+          <w:i w:val="false"/>
+          <w:i w:val="false"/>
+          <w:iCs w:val="false"/>
+          <w:caps w:val="false"/>
+          <w:smallCaps w:val="false"/>
+          <w:strike w:val="false"/>
+          <w:dstrike w:val="false"/>
+          <w:color w:val="000000"/>
+          <w:position w:val="0"/>
+          <w:sz w:val="18"/>
+          <w:sz w:val="18"/>
+          <w:szCs w:val="18"/>
+          <w:u w:val="none"/>
+          <w:shd w:fill="auto" w:val="clear"/>
+          <w:vertAlign w:val="baseline"/>
+        </w:rPr>
+      </w:pPr>
+      <w:r>
+        <w:rPr>
+          <w:rFonts w:eastAsia="Calibri" w:cs="Calibri"/>
+          <w:b w:val="false"/>
+          <w:bCs w:val="false"/>
+          <w:i w:val="false"/>
+          <w:iCs w:val="false"/>
+          <w:caps w:val="false"/>
+          <w:smallCaps w:val="false"/>
+          <w:strike w:val="false"/>
+          <w:dstrike w:val="false"/>
+          <w:color w:val="000000"/>
+          <w:position w:val="0"/>
+          <w:sz w:val="18"/>
+          <w:sz w:val="18"/>
+          <w:szCs w:val="18"/>
+          <w:u w:val="none"/>
+          <w:shd w:fill="auto" w:val="clear"/>
+          <w:vertAlign w:val="baseline"/>
         </w:rPr>
         <w:t>(5)Alle im Eigentum des/der Arbeitgebers/in stehenden Betriebsmittel und sonstige Gegenstände sind vom/von der Arbeitnehmer/in pfleglich zu behandeln und nach Aufforderung bzw. im Falle der Beendigung des Dienstverhältnisses unaufgefordert zurückzugeben. Zurückbehaltungsrechte sind ausgeschlossen.</w:t>
       </w:r>
     </w:p>
     <w:p>
       <w:pPr>
-        <w:pStyle w:val="Normal"/>
+        <w:pStyle w:val="Normal1"/>
         <w:ind w:left="284" w:hanging="0"/>
         <w:rPr>
-          <w:w w:val="120"/>
-          <w:sz w:val="18"/>
-          <w:szCs w:val="18"/>
-          <w:lang w:val="de-AT"/>
+          <w:sz w:val="18"/>
+          <w:szCs w:val="18"/>
         </w:rPr>
       </w:pPr>
       <w:r>
@@ -748,21 +1121,17 @@
           <mc:Choice Requires="wps">
             <w:drawing>
               <wp:inline distT="0" distB="0" distL="0" distR="0">
-                <wp:extent cx="7469505" cy="19050"/>
+                <wp:extent cx="7479030" cy="28575"/>
                 <wp:effectExtent l="0" t="0" r="0" b="0"/>
-                <wp:docPr id="5" name=""/>
+                <wp:docPr id="8" name="Shape 8"/>
                 <a:graphic xmlns:a="http://schemas.openxmlformats.org/drawingml/2006/main">
                   <a:graphicData uri="http://schemas.microsoft.com/office/word/2010/wordprocessingShape">
                     <wps:wsp>
                       <wps:cNvSpPr/>
-                      <wps:nvSpPr>
-                        <wps:cNvPr id="3" name=""/>
-                        <wps:cNvSpPr/>
-                      </wps:nvSpPr>
                       <wps:spPr>
                         <a:xfrm>
                           <a:off x="0" y="0"/>
-                          <a:ext cx="7469640" cy="19080"/>
+                          <a:ext cx="7479000" cy="28440"/>
                         </a:xfrm>
                         <a:prstGeom prst="rect">
                           <a:avLst/>
@@ -774,22 +1143,59 @@
                           <a:noFill/>
                         </a:ln>
                       </wps:spPr>
-                      <wps:bodyPr/>
+                      <wps:style>
+                        <a:lnRef idx="0"/>
+                        <a:fillRef idx="0"/>
+                        <a:effectRef idx="0"/>
+                        <a:fontRef idx="minor"/>
+                      </wps:style>
+                      <wps:txbx>
+                        <w:txbxContent>
+                          <w:p>
+                            <w:pPr>
+                              <w:pStyle w:val="FrameContents"/>
+                              <w:spacing w:lineRule="exact" w:line="240" w:before="0" w:after="0"/>
+                              <w:ind w:left="0" w:right="0" w:hanging="0"/>
+                              <w:jc w:val="left"/>
+                              <w:rPr/>
+                            </w:pPr>
+                            <w:r>
+                              <w:rPr/>
+                            </w:r>
+                          </w:p>
+                        </w:txbxContent>
+                      </wps:txbx>
+                      <wps:bodyPr tIns="182880" bIns="182880" anchor="ctr">
+                        <a:noAutofit/>
+                      </wps:bodyPr>
                     </wps:wsp>
                   </a:graphicData>
                 </a:graphic>
-                <wp14:sizeRelH relativeFrom="page">
-                  <wp14:pctWidth>100000</wp14:pctWidth>
-                </wp14:sizeRelH>
               </wp:inline>
             </w:drawing>
           </mc:Choice>
           <mc:Fallback>
             <w:pict>
-              <v:rect id="shape_0" fillcolor="#a0a0a0" stroked="f" o:allowincell="f" style="position:absolute;margin-left:0pt;margin-top:-1.55pt;width:588.1pt;height:1.45pt;mso-wrap-style:none;v-text-anchor:middle;mso-position-horizontal:left;mso-position-vertical:top">
+              <v:rect id="shape_0" ID="Shape 8" path="m0,0l-2147483645,0l-2147483645,-2147483646l0,-2147483646xe" fillcolor="#a0a0a0" stroked="f" o:allowincell="f" style="position:absolute;margin-left:0pt;margin-top:-2.3pt;width:588.85pt;height:2.2pt;mso-wrap-style:none;v-text-anchor:middle;mso-position-vertical:top">
                 <v:fill o:detectmouseclick="t" type="solid" color2="#5f5f5f"/>
                 <v:stroke color="#3465a4" joinstyle="round" endcap="flat"/>
-                <w10:wrap type="topAndBottom"/>
+                <v:textbox>
+                  <w:txbxContent>
+                    <w:p>
+                      <w:pPr>
+                        <w:pStyle w:val="FrameContents"/>
+                        <w:spacing w:lineRule="exact" w:line="240" w:before="0" w:after="0"/>
+                        <w:ind w:left="0" w:right="0" w:hanging="0"/>
+                        <w:jc w:val="left"/>
+                        <w:rPr/>
+                      </w:pPr>
+                      <w:r>
+                        <w:rPr/>
+                      </w:r>
+                    </w:p>
+                  </w:txbxContent>
+                </v:textbox>
+                <w10:wrap type="square"/>
               </v:rect>
             </w:pict>
           </mc:Fallback>
@@ -798,58 +1204,83 @@
     </w:p>
     <w:p>
       <w:pPr>
-        <w:pStyle w:val="Normal"/>
+        <w:pStyle w:val="Normal1"/>
         <w:ind w:left="284" w:hanging="0"/>
         <w:rPr>
           <w:b/>
           <w:b/>
           <w:bCs/>
-          <w:w w:val="120"/>
-          <w:sz w:val="18"/>
-          <w:szCs w:val="18"/>
-          <w:lang w:val="de-AT"/>
+          <w:sz w:val="18"/>
+          <w:szCs w:val="18"/>
         </w:rPr>
       </w:pPr>
       <w:r>
         <w:rPr>
           <w:b/>
           <w:bCs/>
-          <w:w w:val="120"/>
-          <w:sz w:val="18"/>
-          <w:szCs w:val="18"/>
-          <w:lang w:val="de-AT"/>
+          <w:sz w:val="18"/>
+          <w:szCs w:val="18"/>
         </w:rPr>
         <w:t>§4 Einstufung und Entgelt</w:t>
       </w:r>
     </w:p>
     <w:p>
       <w:pPr>
-        <w:pStyle w:val="MusterStandard"/>
+        <w:pStyle w:val="Normal1"/>
+        <w:keepNext w:val="false"/>
+        <w:keepLines w:val="false"/>
+        <w:pageBreakBefore w:val="false"/>
+        <w:widowControl/>
         <w:numPr>
           <w:ilvl w:val="0"/>
           <w:numId w:val="1"/>
         </w:numPr>
-        <w:pBdr>
-          <w:top w:val="nil"/>
-          <w:left w:val="nil"/>
-          <w:bottom w:val="nil"/>
-          <w:right w:val="nil"/>
-        </w:pBdr>
-        <w:spacing w:before="0" w:after="0"/>
+        <w:pBdr/>
+        <w:shd w:val="clear" w:fill="auto"/>
+        <w:spacing w:lineRule="auto" w:line="240" w:before="0" w:after="0"/>
         <w:ind w:left="720" w:right="288" w:hanging="360"/>
+        <w:jc w:val="both"/>
+        <w:rPr>
+          <w:rFonts w:ascii="Calibri" w:hAnsi="Calibri" w:eastAsia="Calibri" w:cs="Calibri"/>
+          <w:b w:val="false"/>
+          <w:b w:val="false"/>
+          <w:bCs w:val="false"/>
+          <w:i w:val="false"/>
+          <w:i w:val="false"/>
+          <w:iCs w:val="false"/>
+          <w:caps w:val="false"/>
+          <w:smallCaps w:val="false"/>
+          <w:strike w:val="false"/>
+          <w:dstrike w:val="false"/>
+          <w:color w:val="000000"/>
+          <w:position w:val="0"/>
+          <w:sz w:val="18"/>
+          <w:sz w:val="18"/>
+          <w:szCs w:val="18"/>
+          <w:u w:val="none"/>
+          <w:shd w:fill="auto" w:val="clear"/>
+          <w:vertAlign w:val="baseline"/>
+        </w:rPr>
+      </w:pPr>
+      <w:r>
         <w:rPr>
           <w:rFonts w:eastAsia="Calibri" w:cs="Calibri"/>
-          <w:w w:val="120"/>
-          <w:sz w:val="18"/>
-          <w:szCs w:val="18"/>
-        </w:rPr>
-      </w:pPr>
-      <w:r>
-        <w:rPr>
-          <w:rFonts w:eastAsia="Calibri" w:cs="Calibri"/>
-          <w:w w:val="120"/>
-          <w:sz w:val="18"/>
-          <w:szCs w:val="18"/>
+          <w:b w:val="false"/>
+          <w:bCs w:val="false"/>
+          <w:i w:val="false"/>
+          <w:iCs w:val="false"/>
+          <w:caps w:val="false"/>
+          <w:smallCaps w:val="false"/>
+          <w:strike w:val="false"/>
+          <w:dstrike w:val="false"/>
+          <w:color w:val="000000"/>
+          <w:position w:val="0"/>
+          <w:sz w:val="18"/>
+          <w:sz w:val="18"/>
+          <w:szCs w:val="18"/>
+          <w:u w:val="none"/>
+          <w:shd w:fill="auto" w:val="clear"/>
+          <w:vertAlign w:val="baseline"/>
         </w:rPr>
         <w:t xml:space="preserve">Der/Die Arbeitnehmer/in wird im Sinne des anzuwendenden Kollektivvertrages in </w:t>
       </w:r>
@@ -858,18 +1289,42 @@
           <w:rFonts w:eastAsia="Calibri" w:cs="Calibri"/>
           <w:b/>
           <w:bCs/>
-          <w:w w:val="120"/>
-          <w:sz w:val="18"/>
-          <w:szCs w:val="18"/>
+          <w:i w:val="false"/>
+          <w:iCs w:val="false"/>
+          <w:caps w:val="false"/>
+          <w:smallCaps w:val="false"/>
+          <w:strike w:val="false"/>
+          <w:dstrike w:val="false"/>
+          <w:color w:val="000000"/>
+          <w:position w:val="0"/>
+          <w:sz w:val="18"/>
+          <w:sz w:val="18"/>
+          <w:szCs w:val="18"/>
+          <w:u w:val="none"/>
+          <w:shd w:fill="auto" w:val="clear"/>
+          <w:vertAlign w:val="baseline"/>
         </w:rPr>
         <w:t>die Lohngruppe 6</w:t>
       </w:r>
       <w:r>
         <w:rPr>
           <w:rFonts w:eastAsia="Calibri" w:cs="Calibri"/>
-          <w:w w:val="120"/>
-          <w:sz w:val="18"/>
-          <w:szCs w:val="18"/>
+          <w:b w:val="false"/>
+          <w:bCs w:val="false"/>
+          <w:i w:val="false"/>
+          <w:iCs w:val="false"/>
+          <w:caps w:val="false"/>
+          <w:smallCaps w:val="false"/>
+          <w:strike w:val="false"/>
+          <w:dstrike w:val="false"/>
+          <w:color w:val="000000"/>
+          <w:position w:val="0"/>
+          <w:sz w:val="18"/>
+          <w:sz w:val="18"/>
+          <w:szCs w:val="18"/>
+          <w:u w:val="none"/>
+          <w:shd w:fill="auto" w:val="clear"/>
+          <w:vertAlign w:val="baseline"/>
         </w:rPr>
         <w:t xml:space="preserve"> eingestuft und erhält einen </w:t>
       </w:r>
@@ -878,157 +1333,303 @@
           <w:rFonts w:eastAsia="Calibri" w:cs="Calibri"/>
           <w:b/>
           <w:bCs/>
-          <w:w w:val="120"/>
-          <w:sz w:val="18"/>
-          <w:szCs w:val="18"/>
+          <w:i w:val="false"/>
+          <w:iCs w:val="false"/>
+          <w:caps w:val="false"/>
+          <w:smallCaps w:val="false"/>
+          <w:strike w:val="false"/>
+          <w:dstrike w:val="false"/>
+          <w:color w:val="000000"/>
+          <w:position w:val="0"/>
+          <w:sz w:val="18"/>
+          <w:sz w:val="18"/>
+          <w:szCs w:val="18"/>
+          <w:u w:val="none"/>
+          <w:shd w:fill="auto" w:val="clear"/>
+          <w:vertAlign w:val="baseline"/>
         </w:rPr>
         <w:t>Stundenlohn von brutto € 12,37.</w:t>
       </w:r>
       <w:r>
         <w:rPr>
           <w:rFonts w:eastAsia="Calibri" w:cs="Calibri"/>
-          <w:w w:val="120"/>
-          <w:sz w:val="18"/>
-          <w:szCs w:val="18"/>
+          <w:b w:val="false"/>
+          <w:bCs w:val="false"/>
+          <w:i w:val="false"/>
+          <w:iCs w:val="false"/>
+          <w:caps w:val="false"/>
+          <w:smallCaps w:val="false"/>
+          <w:strike w:val="false"/>
+          <w:dstrike w:val="false"/>
+          <w:color w:val="000000"/>
+          <w:position w:val="0"/>
+          <w:sz w:val="18"/>
+          <w:sz w:val="18"/>
+          <w:szCs w:val="18"/>
+          <w:u w:val="none"/>
+          <w:shd w:fill="auto" w:val="clear"/>
+          <w:vertAlign w:val="baseline"/>
         </w:rPr>
         <w:t xml:space="preserve"> Der/Die Arbeitnehmer/in bestätigt ausdrücklich die Richtigkeit dieser Einstufung. </w:t>
       </w:r>
     </w:p>
     <w:p>
       <w:pPr>
-        <w:pStyle w:val="MusterStandard"/>
+        <w:pStyle w:val="Normal1"/>
+        <w:keepNext w:val="false"/>
+        <w:keepLines w:val="false"/>
+        <w:pageBreakBefore w:val="false"/>
+        <w:widowControl/>
         <w:numPr>
           <w:ilvl w:val="0"/>
           <w:numId w:val="1"/>
         </w:numPr>
-        <w:pBdr>
-          <w:top w:val="nil"/>
-          <w:left w:val="nil"/>
-          <w:bottom w:val="nil"/>
-          <w:right w:val="nil"/>
-        </w:pBdr>
-        <w:spacing w:before="0" w:after="0"/>
+        <w:pBdr/>
+        <w:shd w:val="clear" w:fill="auto"/>
+        <w:spacing w:lineRule="auto" w:line="240" w:before="0" w:after="0"/>
         <w:ind w:left="720" w:right="288" w:hanging="360"/>
+        <w:jc w:val="both"/>
+        <w:rPr>
+          <w:rFonts w:ascii="Calibri" w:hAnsi="Calibri" w:eastAsia="Calibri" w:cs="Calibri"/>
+          <w:b w:val="false"/>
+          <w:b w:val="false"/>
+          <w:bCs w:val="false"/>
+          <w:i w:val="false"/>
+          <w:i w:val="false"/>
+          <w:iCs w:val="false"/>
+          <w:caps w:val="false"/>
+          <w:smallCaps w:val="false"/>
+          <w:strike w:val="false"/>
+          <w:dstrike w:val="false"/>
+          <w:color w:val="000000"/>
+          <w:position w:val="0"/>
+          <w:sz w:val="18"/>
+          <w:sz w:val="18"/>
+          <w:szCs w:val="18"/>
+          <w:u w:val="none"/>
+          <w:shd w:fill="auto" w:val="clear"/>
+          <w:vertAlign w:val="baseline"/>
+        </w:rPr>
+      </w:pPr>
+      <w:r>
         <w:rPr>
           <w:rFonts w:eastAsia="Calibri" w:cs="Calibri"/>
-          <w:w w:val="120"/>
-          <w:sz w:val="18"/>
-          <w:szCs w:val="18"/>
-        </w:rPr>
-      </w:pPr>
-      <w:r>
-        <w:rPr>
-          <w:rFonts w:eastAsia="Calibri" w:cs="Calibri"/>
-          <w:w w:val="120"/>
-          <w:sz w:val="18"/>
-          <w:szCs w:val="18"/>
+          <w:b w:val="false"/>
+          <w:bCs w:val="false"/>
+          <w:i w:val="false"/>
+          <w:iCs w:val="false"/>
+          <w:caps w:val="false"/>
+          <w:smallCaps w:val="false"/>
+          <w:strike w:val="false"/>
+          <w:dstrike w:val="false"/>
+          <w:color w:val="000000"/>
+          <w:position w:val="0"/>
+          <w:sz w:val="18"/>
+          <w:sz w:val="18"/>
+          <w:szCs w:val="18"/>
+          <w:u w:val="none"/>
+          <w:shd w:fill="auto" w:val="clear"/>
+          <w:vertAlign w:val="baseline"/>
         </w:rPr>
         <w:t>Der Lohn zuzüglich allfälliger variabler Entgeltbestandteile und anderer Bezüge (z.B. Tagesgelder) ist jeweils zum 15. des Folgemonats fällig.</w:t>
       </w:r>
     </w:p>
     <w:p>
       <w:pPr>
-        <w:pStyle w:val="MusterStandard"/>
+        <w:pStyle w:val="Normal1"/>
+        <w:keepNext w:val="false"/>
+        <w:keepLines w:val="false"/>
+        <w:pageBreakBefore w:val="false"/>
+        <w:widowControl/>
         <w:numPr>
           <w:ilvl w:val="0"/>
           <w:numId w:val="1"/>
         </w:numPr>
-        <w:pBdr>
-          <w:top w:val="nil"/>
-          <w:left w:val="nil"/>
-          <w:bottom w:val="nil"/>
-          <w:right w:val="nil"/>
-        </w:pBdr>
-        <w:spacing w:before="0" w:after="0"/>
+        <w:pBdr/>
+        <w:shd w:val="clear" w:fill="auto"/>
+        <w:spacing w:lineRule="auto" w:line="240" w:before="0" w:after="0"/>
         <w:ind w:left="720" w:right="288" w:hanging="360"/>
+        <w:jc w:val="both"/>
+        <w:rPr>
+          <w:rFonts w:ascii="Calibri" w:hAnsi="Calibri" w:eastAsia="Calibri" w:cs="Calibri"/>
+          <w:b w:val="false"/>
+          <w:b w:val="false"/>
+          <w:bCs w:val="false"/>
+          <w:i w:val="false"/>
+          <w:i w:val="false"/>
+          <w:iCs w:val="false"/>
+          <w:caps w:val="false"/>
+          <w:smallCaps w:val="false"/>
+          <w:strike w:val="false"/>
+          <w:dstrike w:val="false"/>
+          <w:color w:val="000000"/>
+          <w:position w:val="0"/>
+          <w:sz w:val="18"/>
+          <w:sz w:val="18"/>
+          <w:szCs w:val="18"/>
+          <w:u w:val="none"/>
+          <w:shd w:fill="auto" w:val="clear"/>
+          <w:vertAlign w:val="baseline"/>
+        </w:rPr>
+      </w:pPr>
+      <w:r>
         <w:rPr>
           <w:rFonts w:eastAsia="Calibri" w:cs="Calibri"/>
-          <w:w w:val="120"/>
-          <w:sz w:val="18"/>
-          <w:szCs w:val="18"/>
-        </w:rPr>
-      </w:pPr>
-      <w:r>
-        <w:rPr>
-          <w:rFonts w:eastAsia="Calibri" w:cs="Calibri"/>
-          <w:w w:val="120"/>
-          <w:sz w:val="18"/>
-          <w:szCs w:val="18"/>
+          <w:b w:val="false"/>
+          <w:bCs w:val="false"/>
+          <w:i w:val="false"/>
+          <w:iCs w:val="false"/>
+          <w:caps w:val="false"/>
+          <w:smallCaps w:val="false"/>
+          <w:strike w:val="false"/>
+          <w:dstrike w:val="false"/>
+          <w:color w:val="000000"/>
+          <w:position w:val="0"/>
+          <w:sz w:val="18"/>
+          <w:sz w:val="18"/>
+          <w:szCs w:val="18"/>
+          <w:u w:val="none"/>
+          <w:shd w:fill="auto" w:val="clear"/>
+          <w:vertAlign w:val="baseline"/>
         </w:rPr>
         <w:t>Der Anspruch auf Sonderzahlungen (Urlaubszuschuss und Weihnachtsremuneration) richtet sich nach den Bestimmungen des anwendbaren Kollektivvertrages. Gemäß § 13 Abs. 4a des Kollektivvertrages beziehen sich die Ansprüche auf den Zeitraum vom 1. Dezember bis 30. November des Folgejahres und werden dabei jeweils quartalsweise im Ausmaß von einem Viertel ausbezahlt.</w:t>
       </w:r>
     </w:p>
     <w:p>
       <w:pPr>
-        <w:pStyle w:val="MusterStandard"/>
+        <w:pStyle w:val="Normal1"/>
+        <w:keepNext w:val="false"/>
+        <w:keepLines w:val="false"/>
+        <w:pageBreakBefore w:val="false"/>
+        <w:widowControl/>
         <w:numPr>
           <w:ilvl w:val="0"/>
           <w:numId w:val="1"/>
         </w:numPr>
-        <w:pBdr>
-          <w:top w:val="nil"/>
-          <w:left w:val="nil"/>
-          <w:bottom w:val="nil"/>
-          <w:right w:val="nil"/>
-        </w:pBdr>
-        <w:spacing w:before="0" w:after="0"/>
+        <w:pBdr/>
+        <w:shd w:val="clear" w:fill="auto"/>
+        <w:spacing w:lineRule="auto" w:line="240" w:before="0" w:after="0"/>
         <w:ind w:left="720" w:right="288" w:hanging="360"/>
+        <w:jc w:val="both"/>
+        <w:rPr>
+          <w:rFonts w:ascii="Calibri" w:hAnsi="Calibri" w:eastAsia="Calibri" w:cs="Calibri"/>
+          <w:b w:val="false"/>
+          <w:b w:val="false"/>
+          <w:bCs w:val="false"/>
+          <w:i w:val="false"/>
+          <w:i w:val="false"/>
+          <w:iCs w:val="false"/>
+          <w:caps w:val="false"/>
+          <w:smallCaps w:val="false"/>
+          <w:strike w:val="false"/>
+          <w:dstrike w:val="false"/>
+          <w:color w:val="000000"/>
+          <w:position w:val="0"/>
+          <w:sz w:val="18"/>
+          <w:sz w:val="18"/>
+          <w:szCs w:val="18"/>
+          <w:u w:val="none"/>
+          <w:shd w:fill="auto" w:val="clear"/>
+          <w:vertAlign w:val="baseline"/>
+        </w:rPr>
+      </w:pPr>
+      <w:r>
         <w:rPr>
           <w:rFonts w:eastAsia="Calibri" w:cs="Calibri"/>
-          <w:w w:val="120"/>
-          <w:sz w:val="18"/>
-          <w:szCs w:val="18"/>
-        </w:rPr>
-      </w:pPr>
-      <w:r>
-        <w:rPr>
-          <w:rFonts w:eastAsia="Calibri" w:cs="Calibri"/>
-          <w:w w:val="120"/>
-          <w:sz w:val="18"/>
-          <w:szCs w:val="18"/>
+          <w:b w:val="false"/>
+          <w:bCs w:val="false"/>
+          <w:i w:val="false"/>
+          <w:iCs w:val="false"/>
+          <w:caps w:val="false"/>
+          <w:smallCaps w:val="false"/>
+          <w:strike w:val="false"/>
+          <w:dstrike w:val="false"/>
+          <w:color w:val="000000"/>
+          <w:position w:val="0"/>
+          <w:sz w:val="18"/>
+          <w:sz w:val="18"/>
+          <w:szCs w:val="18"/>
+          <w:u w:val="none"/>
+          <w:shd w:fill="auto" w:val="clear"/>
+          <w:vertAlign w:val="baseline"/>
         </w:rPr>
         <w:t>Gemäß § 13 Abs. 4b des anwendbaren Kollektivvertrages wird vereinbart, dass Urlaubszuschuss und Weihnachtsremuneration jeweils für das Kalenderjahr gebühren und die Auszahlung mit dem Mai- (Urlaubszuschuss) und Oktoberlohn (Weihnachtsremuneration) erfolgt. Sämtliche sonstigen Modalitäten (z.B. Höhe der Sonderzahlungen, die Auszahlungsmodalitäten im Kalenderjahr des Eintrittes, Vorgehen im Falle des unterjährigen Ausscheidens, etc.) richten sich nach den einschlägigen kollektivvertraglichen Bestimmungen.</w:t>
       </w:r>
     </w:p>
     <w:p>
       <w:pPr>
-        <w:pStyle w:val="MusterStandard"/>
+        <w:pStyle w:val="Normal1"/>
+        <w:keepNext w:val="false"/>
+        <w:keepLines w:val="false"/>
+        <w:pageBreakBefore w:val="false"/>
+        <w:widowControl/>
         <w:numPr>
           <w:ilvl w:val="0"/>
           <w:numId w:val="1"/>
         </w:numPr>
-        <w:pBdr>
-          <w:top w:val="nil"/>
-          <w:left w:val="nil"/>
-          <w:bottom w:val="nil"/>
-          <w:right w:val="nil"/>
-        </w:pBdr>
-        <w:spacing w:before="0" w:after="0"/>
+        <w:pBdr/>
+        <w:shd w:val="clear" w:fill="auto"/>
+        <w:spacing w:lineRule="auto" w:line="240" w:before="0" w:after="0"/>
         <w:ind w:left="720" w:right="288" w:hanging="360"/>
+        <w:jc w:val="both"/>
+        <w:rPr>
+          <w:rFonts w:ascii="Calibri" w:hAnsi="Calibri" w:eastAsia="Calibri" w:cs="Calibri"/>
+          <w:b w:val="false"/>
+          <w:b w:val="false"/>
+          <w:bCs w:val="false"/>
+          <w:i w:val="false"/>
+          <w:i w:val="false"/>
+          <w:iCs w:val="false"/>
+          <w:caps w:val="false"/>
+          <w:smallCaps w:val="false"/>
+          <w:strike w:val="false"/>
+          <w:dstrike w:val="false"/>
+          <w:color w:val="000000"/>
+          <w:position w:val="0"/>
+          <w:sz w:val="18"/>
+          <w:sz w:val="18"/>
+          <w:szCs w:val="18"/>
+          <w:u w:val="none"/>
+          <w:shd w:fill="auto" w:val="clear"/>
+          <w:vertAlign w:val="baseline"/>
+        </w:rPr>
+      </w:pPr>
+      <w:r>
         <w:rPr>
           <w:rFonts w:eastAsia="Calibri" w:cs="Calibri"/>
-          <w:w w:val="120"/>
-          <w:sz w:val="18"/>
-          <w:szCs w:val="18"/>
-        </w:rPr>
-      </w:pPr>
-      <w:r>
-        <w:rPr>
-          <w:rFonts w:eastAsia="Calibri" w:cs="Calibri"/>
-          <w:w w:val="120"/>
-          <w:sz w:val="18"/>
-          <w:szCs w:val="18"/>
+          <w:b w:val="false"/>
+          <w:bCs w:val="false"/>
+          <w:i w:val="false"/>
+          <w:iCs w:val="false"/>
+          <w:caps w:val="false"/>
+          <w:smallCaps w:val="false"/>
+          <w:strike w:val="false"/>
+          <w:dstrike w:val="false"/>
+          <w:color w:val="000000"/>
+          <w:position w:val="0"/>
+          <w:sz w:val="18"/>
+          <w:sz w:val="18"/>
+          <w:szCs w:val="18"/>
+          <w:u w:val="none"/>
+          <w:shd w:fill="auto" w:val="clear"/>
+          <w:vertAlign w:val="baseline"/>
         </w:rPr>
         <w:t>Der/Die Arbeitnehmer/in erhält monatlich einen Lohnabrechnungsbeleg, in dem die Bruttobezüge und alle Abzüge ausgewiesen sind. Es liegt das Einverständnis vor, dass die Geldbezüge des/der Arbeitnehmers/in bargeldlos ausbezahlt werden. Die Auszahlung erfolgt durch Überweisung auf das vom/von der Arbeitnehmer/in bekanntzugebende Bankkonto bei einem in Österreich oder einem anderen EWR-Mitgliedstaat ansässigen Kreditinstitut.</w:t>
       </w:r>
     </w:p>
     <w:p>
       <w:pPr>
-        <w:pStyle w:val="Textkrper1"/>
+        <w:pStyle w:val="Normal1"/>
+        <w:keepNext w:val="false"/>
+        <w:keepLines w:val="false"/>
+        <w:pageBreakBefore w:val="false"/>
+        <w:widowControl w:val="false"/>
         <w:numPr>
           <w:ilvl w:val="0"/>
           <w:numId w:val="1"/>
         </w:numPr>
+        <w:pBdr/>
+        <w:shd w:val="clear" w:fill="auto"/>
         <w:tabs>
           <w:tab w:val="left" w:pos="720" w:leader="none"/>
           <w:tab w:val="left" w:pos="1440" w:leader="none"/>
@@ -1043,30 +1644,63 @@
           <w:tab w:val="left" w:pos="7920" w:leader="none"/>
           <w:tab w:val="left" w:pos="8640" w:leader="none"/>
         </w:tabs>
+        <w:spacing w:lineRule="auto" w:line="240" w:before="0" w:after="0"/>
         <w:ind w:left="720" w:right="288" w:hanging="360"/>
         <w:jc w:val="both"/>
         <w:rPr>
           <w:rFonts w:ascii="Calibri" w:hAnsi="Calibri" w:eastAsia="Calibri" w:cs="Calibri"/>
-          <w:w w:val="120"/>
-          <w:sz w:val="18"/>
-          <w:szCs w:val="18"/>
-          <w:lang w:val="de-AT" w:eastAsia="en-US"/>
-        </w:rPr>
-      </w:pPr>
-      <w:r>
-        <w:rPr>
-          <w:rFonts w:eastAsia="Calibri" w:cs="Calibri" w:ascii="Calibri" w:hAnsi="Calibri"/>
-          <w:w w:val="120"/>
-          <w:sz w:val="18"/>
-          <w:szCs w:val="18"/>
-          <w:lang w:val="de-AT" w:eastAsia="en-US"/>
+          <w:b w:val="false"/>
+          <w:b w:val="false"/>
+          <w:bCs w:val="false"/>
+          <w:i w:val="false"/>
+          <w:i w:val="false"/>
+          <w:iCs w:val="false"/>
+          <w:caps w:val="false"/>
+          <w:smallCaps w:val="false"/>
+          <w:strike w:val="false"/>
+          <w:dstrike w:val="false"/>
+          <w:color w:val="000000"/>
+          <w:position w:val="0"/>
+          <w:sz w:val="18"/>
+          <w:sz w:val="18"/>
+          <w:szCs w:val="18"/>
+          <w:u w:val="none"/>
+          <w:shd w:fill="auto" w:val="clear"/>
+          <w:vertAlign w:val="baseline"/>
+        </w:rPr>
+      </w:pPr>
+      <w:r>
+        <w:rPr>
+          <w:rFonts w:eastAsia="Calibri" w:cs="Calibri"/>
+          <w:b w:val="false"/>
+          <w:bCs w:val="false"/>
+          <w:i w:val="false"/>
+          <w:iCs w:val="false"/>
+          <w:caps w:val="false"/>
+          <w:smallCaps w:val="false"/>
+          <w:strike w:val="false"/>
+          <w:dstrike w:val="false"/>
+          <w:color w:val="000000"/>
+          <w:position w:val="0"/>
+          <w:sz w:val="18"/>
+          <w:sz w:val="18"/>
+          <w:szCs w:val="18"/>
+          <w:u w:val="none"/>
+          <w:shd w:fill="auto" w:val="clear"/>
+          <w:vertAlign w:val="baseline"/>
         </w:rPr>
         <w:t>Der/Die Arbeitnehmer/in ist nicht berechtigt, Entgeltansprüche ohne vorherige schriftliche Genehmigung des/der Arbeitgebers/in an Dritte abzutreten. Jede entgegen diesem Abtretungsverbot erfolgende Abtretung ist unabhängig davon, ob es sich um eine Sicherungszession oder eine Vollzession etc. handelt, unzulässig und für den/die Arbeitgeber/in daher nicht verbindlich.</w:t>
       </w:r>
     </w:p>
     <w:p>
       <w:pPr>
-        <w:pStyle w:val="Textkrper1"/>
+        <w:pStyle w:val="Normal1"/>
+        <w:keepNext w:val="false"/>
+        <w:keepLines w:val="false"/>
+        <w:pageBreakBefore w:val="false"/>
+        <w:widowControl w:val="false"/>
+        <w:pBdr/>
+        <w:shd w:val="clear" w:fill="auto"/>
         <w:tabs>
           <w:tab w:val="left" w:pos="720" w:leader="none"/>
           <w:tab w:val="left" w:pos="1440" w:leader="none"/>
@@ -1081,29 +1715,62 @@
           <w:tab w:val="left" w:pos="7920" w:leader="none"/>
           <w:tab w:val="left" w:pos="8640" w:leader="none"/>
         </w:tabs>
-        <w:ind w:right="288" w:hanging="0"/>
+        <w:spacing w:lineRule="auto" w:line="240" w:before="0" w:after="0"/>
+        <w:ind w:left="0" w:right="288" w:hanging="0"/>
         <w:jc w:val="both"/>
         <w:rPr>
           <w:rFonts w:ascii="Calibri" w:hAnsi="Calibri" w:eastAsia="Calibri" w:cs="Calibri"/>
-          <w:w w:val="120"/>
-          <w:sz w:val="18"/>
-          <w:szCs w:val="18"/>
-          <w:lang w:val="de-AT" w:eastAsia="en-US"/>
-        </w:rPr>
-      </w:pPr>
-      <w:r>
-        <w:rPr>
-          <w:rFonts w:eastAsia="Calibri" w:cs="Calibri" w:ascii="Calibri" w:hAnsi="Calibri"/>
-          <w:w w:val="120"/>
-          <w:sz w:val="18"/>
-          <w:szCs w:val="18"/>
-          <w:lang w:val="de-AT" w:eastAsia="en-US"/>
-        </w:rPr>
-      </w:r>
-    </w:p>
-    <w:p>
-      <w:pPr>
-        <w:pStyle w:val="Textkrper1"/>
+          <w:b w:val="false"/>
+          <w:b w:val="false"/>
+          <w:bCs w:val="false"/>
+          <w:i w:val="false"/>
+          <w:i w:val="false"/>
+          <w:iCs w:val="false"/>
+          <w:caps w:val="false"/>
+          <w:smallCaps w:val="false"/>
+          <w:strike w:val="false"/>
+          <w:dstrike w:val="false"/>
+          <w:color w:val="000000"/>
+          <w:position w:val="0"/>
+          <w:sz w:val="18"/>
+          <w:sz w:val="18"/>
+          <w:szCs w:val="18"/>
+          <w:u w:val="none"/>
+          <w:shd w:fill="auto" w:val="clear"/>
+          <w:vertAlign w:val="baseline"/>
+        </w:rPr>
+      </w:pPr>
+      <w:r>
+        <w:rPr>
+          <w:rFonts w:eastAsia="Calibri" w:cs="Calibri"/>
+          <w:b w:val="false"/>
+          <w:bCs w:val="false"/>
+          <w:i w:val="false"/>
+          <w:iCs w:val="false"/>
+          <w:caps w:val="false"/>
+          <w:smallCaps w:val="false"/>
+          <w:strike w:val="false"/>
+          <w:dstrike w:val="false"/>
+          <w:color w:val="000000"/>
+          <w:position w:val="0"/>
+          <w:sz w:val="18"/>
+          <w:sz w:val="18"/>
+          <w:szCs w:val="18"/>
+          <w:u w:val="none"/>
+          <w:shd w:fill="auto" w:val="clear"/>
+          <w:vertAlign w:val="baseline"/>
+        </w:rPr>
+      </w:r>
+    </w:p>
+    <w:p>
+      <w:pPr>
+        <w:pStyle w:val="Normal1"/>
+        <w:keepNext w:val="false"/>
+        <w:keepLines w:val="false"/>
+        <w:pageBreakBefore w:val="false"/>
+        <w:widowControl w:val="false"/>
+        <w:pBdr/>
+        <w:shd w:val="clear" w:fill="auto"/>
         <w:tabs>
           <w:tab w:val="left" w:pos="720" w:leader="none"/>
           <w:tab w:val="left" w:pos="1440" w:leader="none"/>
@@ -1118,29 +1785,51 @@
           <w:tab w:val="left" w:pos="7920" w:leader="none"/>
           <w:tab w:val="left" w:pos="8640" w:leader="none"/>
         </w:tabs>
-        <w:ind w:right="288" w:hanging="0"/>
+        <w:spacing w:lineRule="auto" w:line="240" w:before="0" w:after="0"/>
+        <w:ind w:left="0" w:right="288" w:hanging="0"/>
         <w:jc w:val="both"/>
         <w:rPr>
           <w:rFonts w:ascii="Calibri" w:hAnsi="Calibri" w:eastAsia="Calibri" w:cs="Calibri"/>
-          <w:w w:val="120"/>
-          <w:sz w:val="18"/>
-          <w:szCs w:val="18"/>
-          <w:lang w:val="de-AT" w:eastAsia="en-US"/>
-        </w:rPr>
-      </w:pPr>
-      <w:r>
-        <w:rPr>
-          <w:rFonts w:eastAsia="Calibri" w:cs="Calibri" w:ascii="Calibri" w:hAnsi="Calibri"/>
-          <w:w w:val="120"/>
-          <w:sz w:val="18"/>
-          <w:szCs w:val="18"/>
-          <w:lang w:val="de-AT" w:eastAsia="en-US"/>
-        </w:rPr>
-      </w:r>
-    </w:p>
-    <w:p>
-      <w:pPr>
-        <w:pStyle w:val="Textkrper1"/>
+          <w:b w:val="false"/>
+          <w:b w:val="false"/>
+          <w:bCs w:val="false"/>
+          <w:i w:val="false"/>
+          <w:i w:val="false"/>
+          <w:iCs w:val="false"/>
+          <w:caps w:val="false"/>
+          <w:smallCaps w:val="false"/>
+          <w:strike w:val="false"/>
+          <w:dstrike w:val="false"/>
+          <w:color w:val="000000"/>
+          <w:position w:val="0"/>
+          <w:sz w:val="18"/>
+          <w:sz w:val="18"/>
+          <w:szCs w:val="18"/>
+          <w:u w:val="none"/>
+          <w:shd w:fill="auto" w:val="clear"/>
+          <w:vertAlign w:val="baseline"/>
+        </w:rPr>
+      </w:pPr>
+      <w:r>
+        <w:rPr>
+          <w:sz w:val="18"/>
+          <w:szCs w:val="18"/>
+        </w:rPr>
+        <w:br/>
+        <w:br/>
+        <w:br/>
+        <w:br/>
+      </w:r>
+    </w:p>
+    <w:p>
+      <w:pPr>
+        <w:pStyle w:val="Normal1"/>
+        <w:keepNext w:val="false"/>
+        <w:keepLines w:val="false"/>
+        <w:pageBreakBefore w:val="false"/>
+        <w:widowControl w:val="false"/>
+        <w:pBdr/>
+        <w:shd w:val="clear" w:fill="auto"/>
         <w:tabs>
           <w:tab w:val="left" w:pos="720" w:leader="none"/>
           <w:tab w:val="left" w:pos="1440" w:leader="none"/>
@@ -1155,29 +1844,62 @@
           <w:tab w:val="left" w:pos="7920" w:leader="none"/>
           <w:tab w:val="left" w:pos="8640" w:leader="none"/>
         </w:tabs>
-        <w:ind w:right="288" w:hanging="0"/>
+        <w:spacing w:lineRule="auto" w:line="240" w:before="0" w:after="0"/>
+        <w:ind w:left="0" w:right="288" w:hanging="0"/>
         <w:jc w:val="both"/>
         <w:rPr>
           <w:rFonts w:ascii="Calibri" w:hAnsi="Calibri" w:eastAsia="Calibri" w:cs="Calibri"/>
-          <w:w w:val="120"/>
-          <w:sz w:val="18"/>
-          <w:szCs w:val="18"/>
-          <w:lang w:val="de-AT" w:eastAsia="en-US"/>
-        </w:rPr>
-      </w:pPr>
-      <w:r>
-        <w:rPr>
-          <w:rFonts w:eastAsia="Calibri" w:cs="Calibri" w:ascii="Calibri" w:hAnsi="Calibri"/>
-          <w:w w:val="120"/>
-          <w:sz w:val="18"/>
-          <w:szCs w:val="18"/>
-          <w:lang w:val="de-AT" w:eastAsia="en-US"/>
-        </w:rPr>
-      </w:r>
-    </w:p>
-    <w:p>
-      <w:pPr>
-        <w:pStyle w:val="Textkrper1"/>
+          <w:b w:val="false"/>
+          <w:b w:val="false"/>
+          <w:bCs w:val="false"/>
+          <w:i w:val="false"/>
+          <w:i w:val="false"/>
+          <w:iCs w:val="false"/>
+          <w:caps w:val="false"/>
+          <w:smallCaps w:val="false"/>
+          <w:strike w:val="false"/>
+          <w:dstrike w:val="false"/>
+          <w:color w:val="000000"/>
+          <w:position w:val="0"/>
+          <w:sz w:val="18"/>
+          <w:sz w:val="18"/>
+          <w:szCs w:val="18"/>
+          <w:u w:val="none"/>
+          <w:shd w:fill="auto" w:val="clear"/>
+          <w:vertAlign w:val="baseline"/>
+        </w:rPr>
+      </w:pPr>
+      <w:r>
+        <w:rPr>
+          <w:rFonts w:eastAsia="Calibri" w:cs="Calibri"/>
+          <w:b w:val="false"/>
+          <w:bCs w:val="false"/>
+          <w:i w:val="false"/>
+          <w:iCs w:val="false"/>
+          <w:caps w:val="false"/>
+          <w:smallCaps w:val="false"/>
+          <w:strike w:val="false"/>
+          <w:dstrike w:val="false"/>
+          <w:color w:val="000000"/>
+          <w:position w:val="0"/>
+          <w:sz w:val="18"/>
+          <w:sz w:val="18"/>
+          <w:szCs w:val="18"/>
+          <w:u w:val="none"/>
+          <w:shd w:fill="auto" w:val="clear"/>
+          <w:vertAlign w:val="baseline"/>
+        </w:rPr>
+      </w:r>
+    </w:p>
+    <w:p>
+      <w:pPr>
+        <w:pStyle w:val="Normal1"/>
+        <w:keepNext w:val="false"/>
+        <w:keepLines w:val="false"/>
+        <w:pageBreakBefore w:val="false"/>
+        <w:widowControl w:val="false"/>
+        <w:pBdr/>
+        <w:shd w:val="clear" w:fill="auto"/>
         <w:tabs>
           <w:tab w:val="left" w:pos="720" w:leader="none"/>
           <w:tab w:val="left" w:pos="1440" w:leader="none"/>
@@ -1192,34 +1914,59 @@
           <w:tab w:val="left" w:pos="7920" w:leader="none"/>
           <w:tab w:val="left" w:pos="8640" w:leader="none"/>
         </w:tabs>
-        <w:ind w:right="288" w:hanging="0"/>
+        <w:spacing w:lineRule="auto" w:line="240" w:before="0" w:after="0"/>
+        <w:ind w:left="0" w:right="288" w:hanging="0"/>
         <w:jc w:val="both"/>
         <w:rPr>
           <w:rFonts w:ascii="Calibri" w:hAnsi="Calibri" w:eastAsia="Calibri" w:cs="Calibri"/>
-          <w:w w:val="120"/>
-          <w:sz w:val="18"/>
-          <w:szCs w:val="18"/>
-          <w:lang w:val="de-AT" w:eastAsia="en-US"/>
-        </w:rPr>
-      </w:pPr>
-      <w:r>
-        <w:rPr>
-          <w:rFonts w:eastAsia="Calibri" w:cs="Calibri" w:ascii="Calibri" w:hAnsi="Calibri"/>
-          <w:w w:val="120"/>
-          <w:sz w:val="18"/>
-          <w:szCs w:val="18"/>
-          <w:lang w:val="de-AT" w:eastAsia="en-US"/>
-        </w:rPr>
-      </w:r>
-    </w:p>
-    <w:p>
-      <w:pPr>
-        <w:pStyle w:val="Normal"/>
-        <w:rPr>
-          <w:w w:val="120"/>
-          <w:sz w:val="18"/>
-          <w:szCs w:val="18"/>
-          <w:lang w:val="de-AT"/>
+          <w:b w:val="false"/>
+          <w:b w:val="false"/>
+          <w:bCs w:val="false"/>
+          <w:i w:val="false"/>
+          <w:i w:val="false"/>
+          <w:iCs w:val="false"/>
+          <w:caps w:val="false"/>
+          <w:smallCaps w:val="false"/>
+          <w:strike w:val="false"/>
+          <w:dstrike w:val="false"/>
+          <w:color w:val="000000"/>
+          <w:position w:val="0"/>
+          <w:sz w:val="18"/>
+          <w:sz w:val="18"/>
+          <w:szCs w:val="18"/>
+          <w:u w:val="none"/>
+          <w:shd w:fill="auto" w:val="clear"/>
+          <w:vertAlign w:val="baseline"/>
+        </w:rPr>
+      </w:pPr>
+      <w:r>
+        <w:rPr>
+          <w:rFonts w:eastAsia="Calibri" w:cs="Calibri"/>
+          <w:b w:val="false"/>
+          <w:bCs w:val="false"/>
+          <w:i w:val="false"/>
+          <w:iCs w:val="false"/>
+          <w:caps w:val="false"/>
+          <w:smallCaps w:val="false"/>
+          <w:strike w:val="false"/>
+          <w:dstrike w:val="false"/>
+          <w:color w:val="000000"/>
+          <w:position w:val="0"/>
+          <w:sz w:val="18"/>
+          <w:sz w:val="18"/>
+          <w:szCs w:val="18"/>
+          <w:u w:val="none"/>
+          <w:shd w:fill="auto" w:val="clear"/>
+          <w:vertAlign w:val="baseline"/>
+        </w:rPr>
+      </w:r>
+    </w:p>
+    <w:p>
+      <w:pPr>
+        <w:pStyle w:val="Normal1"/>
+        <w:rPr>
+          <w:sz w:val="18"/>
+          <w:szCs w:val="18"/>
         </w:rPr>
       </w:pPr>
       <w:r>
@@ -1228,21 +1975,17 @@
           <mc:Choice Requires="wps">
             <w:drawing>
               <wp:inline distT="0" distB="0" distL="0" distR="0">
-                <wp:extent cx="7469505" cy="19050"/>
+                <wp:extent cx="7479030" cy="28575"/>
                 <wp:effectExtent l="0" t="0" r="0" b="0"/>
-                <wp:docPr id="6" name=""/>
+                <wp:docPr id="10" name="Shape 11"/>
                 <a:graphic xmlns:a="http://schemas.openxmlformats.org/drawingml/2006/main">
                   <a:graphicData uri="http://schemas.microsoft.com/office/word/2010/wordprocessingShape">
                     <wps:wsp>
                       <wps:cNvSpPr/>
-                      <wps:nvSpPr>
-                        <wps:cNvPr id="4" name=""/>
-                        <wps:cNvSpPr/>
-                      </wps:nvSpPr>
                       <wps:spPr>
                         <a:xfrm>
                           <a:off x="0" y="0"/>
-                          <a:ext cx="7469640" cy="19080"/>
+                          <a:ext cx="7479000" cy="28440"/>
                         </a:xfrm>
                         <a:prstGeom prst="rect">
                           <a:avLst/>
@@ -1254,22 +1997,59 @@
                           <a:noFill/>
                         </a:ln>
                       </wps:spPr>
-                      <wps:bodyPr/>
+                      <wps:style>
+                        <a:lnRef idx="0"/>
+                        <a:fillRef idx="0"/>
+                        <a:effectRef idx="0"/>
+                        <a:fontRef idx="minor"/>
+                      </wps:style>
+                      <wps:txbx>
+                        <w:txbxContent>
+                          <w:p>
+                            <w:pPr>
+                              <w:pStyle w:val="FrameContents"/>
+                              <w:spacing w:lineRule="exact" w:line="240" w:before="0" w:after="0"/>
+                              <w:ind w:left="0" w:right="0" w:hanging="0"/>
+                              <w:jc w:val="left"/>
+                              <w:rPr/>
+                            </w:pPr>
+                            <w:r>
+                              <w:rPr/>
+                            </w:r>
+                          </w:p>
+                        </w:txbxContent>
+                      </wps:txbx>
+                      <wps:bodyPr tIns="182880" bIns="182880" anchor="ctr">
+                        <a:noAutofit/>
+                      </wps:bodyPr>
                     </wps:wsp>
                   </a:graphicData>
                 </a:graphic>
-                <wp14:sizeRelH relativeFrom="page">
-                  <wp14:pctWidth>100000</wp14:pctWidth>
-                </wp14:sizeRelH>
               </wp:inline>
             </w:drawing>
           </mc:Choice>
           <mc:Fallback>
             <w:pict>
-              <v:rect id="shape_0" fillcolor="#a0a0a0" stroked="f" o:allowincell="f" style="position:absolute;margin-left:0pt;margin-top:-1.55pt;width:588.1pt;height:1.45pt;mso-wrap-style:none;v-text-anchor:middle;mso-position-horizontal:left;mso-position-vertical:top">
+              <v:rect id="shape_0" ID="Shape 11" path="m0,0l-2147483645,0l-2147483645,-2147483646l0,-2147483646xe" fillcolor="#a0a0a0" stroked="f" o:allowincell="f" style="position:absolute;margin-left:0pt;margin-top:-2.3pt;width:588.85pt;height:2.2pt;mso-wrap-style:none;v-text-anchor:middle;mso-position-vertical:top">
                 <v:fill o:detectmouseclick="t" type="solid" color2="#5f5f5f"/>
                 <v:stroke color="#3465a4" joinstyle="round" endcap="flat"/>
-                <w10:wrap type="topAndBottom"/>
+                <v:textbox>
+                  <w:txbxContent>
+                    <w:p>
+                      <w:pPr>
+                        <w:pStyle w:val="FrameContents"/>
+                        <w:spacing w:lineRule="exact" w:line="240" w:before="0" w:after="0"/>
+                        <w:ind w:left="0" w:right="0" w:hanging="0"/>
+                        <w:jc w:val="left"/>
+                        <w:rPr/>
+                      </w:pPr>
+                      <w:r>
+                        <w:rPr/>
+                      </w:r>
+                    </w:p>
+                  </w:txbxContent>
+                </v:textbox>
+                <w10:wrap type="square"/>
               </v:rect>
             </w:pict>
           </mc:Fallback>
@@ -1278,414 +2058,770 @@
     </w:p>
     <w:p>
       <w:pPr>
-        <w:pStyle w:val="Normal"/>
+        <w:pStyle w:val="Normal1"/>
         <w:ind w:left="284" w:hanging="0"/>
         <w:rPr>
           <w:b/>
           <w:b/>
           <w:bCs/>
-          <w:w w:val="120"/>
-          <w:sz w:val="18"/>
-          <w:szCs w:val="18"/>
-          <w:lang w:val="de-AT"/>
+          <w:sz w:val="18"/>
+          <w:szCs w:val="18"/>
         </w:rPr>
       </w:pPr>
       <w:r>
         <w:rPr>
           <w:b/>
           <w:bCs/>
-          <w:w w:val="120"/>
-          <w:sz w:val="18"/>
-          <w:szCs w:val="18"/>
-          <w:lang w:val="de-AT"/>
+          <w:sz w:val="18"/>
+          <w:szCs w:val="18"/>
         </w:rPr>
         <w:t>§5 Abeitszeit</w:t>
       </w:r>
     </w:p>
     <w:p>
       <w:pPr>
-        <w:pStyle w:val="MusterStandard"/>
+        <w:pStyle w:val="Normal1"/>
+        <w:keepNext w:val="false"/>
+        <w:keepLines w:val="false"/>
+        <w:pageBreakBefore w:val="false"/>
+        <w:widowControl/>
         <w:numPr>
           <w:ilvl w:val="0"/>
           <w:numId w:val="2"/>
         </w:numPr>
-        <w:pBdr>
-          <w:top w:val="nil"/>
-          <w:left w:val="nil"/>
-          <w:bottom w:val="nil"/>
-          <w:right w:val="nil"/>
-        </w:pBdr>
+        <w:pBdr/>
+        <w:shd w:val="clear" w:fill="auto"/>
         <w:tabs>
           <w:tab w:val="clear" w:pos="720"/>
           <w:tab w:val="left" w:pos="11340" w:leader="none"/>
         </w:tabs>
-        <w:spacing w:before="0" w:after="0"/>
+        <w:spacing w:lineRule="auto" w:line="240" w:before="0" w:after="0"/>
         <w:ind w:left="720" w:right="430" w:hanging="360"/>
+        <w:jc w:val="both"/>
+        <w:rPr>
+          <w:rFonts w:ascii="Calibri" w:hAnsi="Calibri" w:eastAsia="Calibri" w:cs="Calibri"/>
+          <w:b w:val="false"/>
+          <w:b w:val="false"/>
+          <w:bCs w:val="false"/>
+          <w:i w:val="false"/>
+          <w:i w:val="false"/>
+          <w:iCs w:val="false"/>
+          <w:caps w:val="false"/>
+          <w:smallCaps w:val="false"/>
+          <w:strike w:val="false"/>
+          <w:dstrike w:val="false"/>
+          <w:color w:val="000000"/>
+          <w:position w:val="0"/>
+          <w:sz w:val="18"/>
+          <w:sz w:val="18"/>
+          <w:szCs w:val="18"/>
+          <w:u w:val="none"/>
+          <w:shd w:fill="auto" w:val="clear"/>
+          <w:vertAlign w:val="baseline"/>
+        </w:rPr>
+      </w:pPr>
+      <w:r>
         <w:rPr>
           <w:rFonts w:eastAsia="Calibri" w:cs="Calibri"/>
-          <w:w w:val="120"/>
-          <w:sz w:val="18"/>
-          <w:szCs w:val="18"/>
-        </w:rPr>
-      </w:pPr>
-      <w:r>
-        <w:rPr/>
+          <w:b w:val="false"/>
+          <w:bCs w:val="false"/>
+          <w:i w:val="false"/>
+          <w:iCs w:val="false"/>
+          <w:caps w:val="false"/>
+          <w:smallCaps w:val="false"/>
+          <w:strike w:val="false"/>
+          <w:dstrike w:val="false"/>
+          <w:color w:val="000000"/>
+          <w:position w:val="0"/>
+          <w:sz w:val="20"/>
+          <w:sz w:val="20"/>
+          <w:szCs w:val="20"/>
+          <w:u w:val="none"/>
+          <w:shd w:fill="auto" w:val="clear"/>
+          <w:vertAlign w:val="baseline"/>
+        </w:rPr>
         <w:t xml:space="preserve">Die wöchentliche Arbeitszeit beträgt ausschließlich der Pausen </w:t>
       </w:r>
       <w:r>
         <w:rPr>
-          <w:b/>
-        </w:rPr>
-        <w:t>4 Stunden</w:t>
-      </w:r>
-      <w:r>
-        <w:rPr/>
-        <w:t xml:space="preserve">. Es liegt daher eine </w:t>
-      </w:r>
-      <w:r>
-        <w:rPr>
-          <w:b/>
-        </w:rPr>
-        <w:t>Geringfügige</w:t>
-      </w:r>
-      <w:r>
-        <w:rPr/>
-        <w:t xml:space="preserve"> </w:t>
-      </w:r>
-      <w:r>
-        <w:rPr>
+          <w:rFonts w:eastAsia="Calibri" w:cs="Calibri"/>
           <w:b/>
           <w:bCs/>
+          <w:i w:val="false"/>
+          <w:iCs w:val="false"/>
+          <w:caps w:val="false"/>
+          <w:smallCaps w:val="false"/>
+          <w:strike w:val="false"/>
+          <w:dstrike w:val="false"/>
+          <w:color w:val="000000"/>
+          <w:position w:val="0"/>
+          <w:sz w:val="20"/>
+          <w:sz w:val="20"/>
+          <w:szCs w:val="20"/>
+          <w:u w:val="none"/>
+          <w:shd w:fill="auto" w:val="clear"/>
+          <w:vertAlign w:val="baseline"/>
+        </w:rPr>
+        <w:t>4 Stunden</w:t>
+      </w:r>
+      <w:r>
+        <w:rPr>
+          <w:rFonts w:eastAsia="Calibri" w:cs="Calibri"/>
+          <w:b w:val="false"/>
+          <w:bCs w:val="false"/>
+          <w:i w:val="false"/>
+          <w:iCs w:val="false"/>
+          <w:caps w:val="false"/>
+          <w:smallCaps w:val="false"/>
+          <w:strike w:val="false"/>
+          <w:dstrike w:val="false"/>
+          <w:color w:val="000000"/>
+          <w:position w:val="0"/>
+          <w:sz w:val="20"/>
+          <w:sz w:val="20"/>
+          <w:szCs w:val="20"/>
+          <w:u w:val="none"/>
+          <w:shd w:fill="auto" w:val="clear"/>
+          <w:vertAlign w:val="baseline"/>
+        </w:rPr>
+        <w:t xml:space="preserve">. Es liegt daher eine </w:t>
+      </w:r>
+      <w:r>
+        <w:rPr>
+          <w:rFonts w:eastAsia="Calibri" w:cs="Calibri"/>
+          <w:b/>
+          <w:bCs/>
+          <w:i w:val="false"/>
+          <w:iCs w:val="false"/>
+          <w:caps w:val="false"/>
+          <w:smallCaps w:val="false"/>
+          <w:strike w:val="false"/>
+          <w:dstrike w:val="false"/>
+          <w:color w:val="000000"/>
+          <w:position w:val="0"/>
+          <w:sz w:val="20"/>
+          <w:sz w:val="20"/>
+          <w:szCs w:val="20"/>
+          <w:u w:val="none"/>
+          <w:shd w:fill="auto" w:val="clear"/>
+          <w:vertAlign w:val="baseline"/>
+        </w:rPr>
+        <w:t>Geringfügige</w:t>
+      </w:r>
+      <w:r>
+        <w:rPr>
+          <w:rFonts w:eastAsia="Calibri" w:cs="Calibri"/>
+          <w:b w:val="false"/>
+          <w:bCs w:val="false"/>
+          <w:i w:val="false"/>
+          <w:iCs w:val="false"/>
+          <w:caps w:val="false"/>
+          <w:smallCaps w:val="false"/>
+          <w:strike w:val="false"/>
+          <w:dstrike w:val="false"/>
+          <w:color w:val="000000"/>
+          <w:position w:val="0"/>
+          <w:sz w:val="20"/>
+          <w:sz w:val="20"/>
+          <w:szCs w:val="20"/>
+          <w:u w:val="none"/>
+          <w:shd w:fill="auto" w:val="clear"/>
+          <w:vertAlign w:val="baseline"/>
+        </w:rPr>
+        <w:t xml:space="preserve"> </w:t>
+      </w:r>
+      <w:r>
+        <w:rPr>
+          <w:rFonts w:eastAsia="Calibri" w:cs="Calibri"/>
+          <w:b/>
+          <w:bCs/>
+          <w:i w:val="false"/>
+          <w:iCs w:val="false"/>
+          <w:caps w:val="false"/>
+          <w:smallCaps w:val="false"/>
+          <w:strike w:val="false"/>
+          <w:dstrike w:val="false"/>
+          <w:color w:val="000000"/>
+          <w:position w:val="0"/>
+          <w:sz w:val="20"/>
+          <w:sz w:val="20"/>
+          <w:szCs w:val="20"/>
+          <w:u w:val="none"/>
+          <w:shd w:fill="auto" w:val="clear"/>
+          <w:vertAlign w:val="baseline"/>
         </w:rPr>
         <w:t>Beschäftigung</w:t>
       </w:r>
       <w:r>
-        <w:rPr/>
+        <w:rPr>
+          <w:rFonts w:eastAsia="Calibri" w:cs="Calibri"/>
+          <w:b w:val="false"/>
+          <w:bCs w:val="false"/>
+          <w:i w:val="false"/>
+          <w:iCs w:val="false"/>
+          <w:caps w:val="false"/>
+          <w:smallCaps w:val="false"/>
+          <w:strike w:val="false"/>
+          <w:dstrike w:val="false"/>
+          <w:color w:val="000000"/>
+          <w:position w:val="0"/>
+          <w:sz w:val="20"/>
+          <w:sz w:val="20"/>
+          <w:szCs w:val="20"/>
+          <w:u w:val="none"/>
+          <w:shd w:fill="auto" w:val="clear"/>
+          <w:vertAlign w:val="baseline"/>
+        </w:rPr>
         <w:t xml:space="preserve">  im Sinne des § 19d AZG vor. </w:t>
       </w:r>
     </w:p>
     <w:p>
       <w:pPr>
-        <w:pStyle w:val="MusterStandard"/>
+        <w:pStyle w:val="Normal1"/>
+        <w:keepNext w:val="false"/>
+        <w:keepLines w:val="false"/>
+        <w:pageBreakBefore w:val="false"/>
+        <w:widowControl/>
         <w:numPr>
           <w:ilvl w:val="0"/>
           <w:numId w:val="2"/>
         </w:numPr>
-        <w:pBdr>
-          <w:top w:val="nil"/>
-          <w:left w:val="nil"/>
-          <w:bottom w:val="nil"/>
-          <w:right w:val="nil"/>
-        </w:pBdr>
+        <w:pBdr/>
+        <w:shd w:val="clear" w:fill="auto"/>
         <w:tabs>
           <w:tab w:val="clear" w:pos="720"/>
           <w:tab w:val="left" w:pos="11340" w:leader="none"/>
         </w:tabs>
-        <w:spacing w:before="0" w:after="0"/>
+        <w:spacing w:lineRule="auto" w:line="240" w:before="0" w:after="0"/>
         <w:ind w:left="720" w:right="430" w:hanging="360"/>
+        <w:jc w:val="both"/>
+        <w:rPr>
+          <w:rFonts w:ascii="Calibri" w:hAnsi="Calibri" w:eastAsia="Calibri" w:cs="Calibri"/>
+          <w:b w:val="false"/>
+          <w:b w:val="false"/>
+          <w:bCs w:val="false"/>
+          <w:i w:val="false"/>
+          <w:i w:val="false"/>
+          <w:iCs w:val="false"/>
+          <w:caps w:val="false"/>
+          <w:smallCaps w:val="false"/>
+          <w:strike w:val="false"/>
+          <w:dstrike w:val="false"/>
+          <w:color w:val="000000"/>
+          <w:position w:val="0"/>
+          <w:sz w:val="18"/>
+          <w:sz w:val="18"/>
+          <w:szCs w:val="18"/>
+          <w:u w:val="none"/>
+          <w:shd w:fill="auto" w:val="clear"/>
+          <w:vertAlign w:val="baseline"/>
+        </w:rPr>
+      </w:pPr>
+      <w:r>
         <w:rPr>
           <w:rFonts w:eastAsia="Calibri" w:cs="Calibri"/>
-          <w:w w:val="120"/>
-          <w:sz w:val="18"/>
-          <w:szCs w:val="18"/>
-        </w:rPr>
-      </w:pPr>
-      <w:r>
-        <w:rPr>
-          <w:rFonts w:eastAsia="Calibri" w:cs="Calibri"/>
+          <w:b w:val="false"/>
+          <w:bCs w:val="false"/>
           <w:i/>
-          <w:w w:val="120"/>
-          <w:sz w:val="18"/>
-          <w:szCs w:val="18"/>
+          <w:iCs/>
+          <w:caps w:val="false"/>
+          <w:smallCaps w:val="false"/>
+          <w:strike w:val="false"/>
+          <w:dstrike w:val="false"/>
+          <w:color w:val="000000"/>
+          <w:position w:val="0"/>
+          <w:sz w:val="18"/>
+          <w:sz w:val="18"/>
+          <w:szCs w:val="18"/>
+          <w:u w:val="none"/>
+          <w:shd w:fill="auto" w:val="clear"/>
+          <w:vertAlign w:val="baseline"/>
         </w:rPr>
         <w:t>Die Aufteilung der wöchentlichen Normalarbeitszeit auf die einzelnen Wochentage wird zwischen Arbeitgeber/in und Arbeitnehmer/in gesondert für die jeweilige Woche unter Rücksichtnahme auf die gesetzlichen und kollektivvertraglichen Grenzen der täglichen und wöchentlichen Normalarbeitszeit einvernehmlich festgelegt.</w:t>
       </w:r>
     </w:p>
     <w:p>
       <w:pPr>
-        <w:pStyle w:val="MusterStandard"/>
+        <w:pStyle w:val="Normal1"/>
+        <w:keepNext w:val="false"/>
+        <w:keepLines w:val="false"/>
+        <w:pageBreakBefore w:val="false"/>
+        <w:widowControl/>
         <w:numPr>
           <w:ilvl w:val="0"/>
           <w:numId w:val="2"/>
         </w:numPr>
-        <w:pBdr>
-          <w:top w:val="nil"/>
-          <w:left w:val="nil"/>
-          <w:bottom w:val="nil"/>
-          <w:right w:val="nil"/>
-        </w:pBdr>
+        <w:pBdr/>
+        <w:shd w:val="clear" w:fill="auto"/>
         <w:tabs>
           <w:tab w:val="clear" w:pos="720"/>
           <w:tab w:val="left" w:pos="11340" w:leader="none"/>
         </w:tabs>
-        <w:spacing w:before="0" w:after="0"/>
+        <w:spacing w:lineRule="auto" w:line="240" w:before="0" w:after="0"/>
         <w:ind w:left="720" w:right="430" w:hanging="360"/>
+        <w:jc w:val="both"/>
+        <w:rPr>
+          <w:rFonts w:ascii="Calibri" w:hAnsi="Calibri" w:eastAsia="Calibri" w:cs="Calibri"/>
+          <w:b w:val="false"/>
+          <w:b w:val="false"/>
+          <w:bCs w:val="false"/>
+          <w:i w:val="false"/>
+          <w:i w:val="false"/>
+          <w:iCs w:val="false"/>
+          <w:caps w:val="false"/>
+          <w:smallCaps w:val="false"/>
+          <w:strike w:val="false"/>
+          <w:dstrike w:val="false"/>
+          <w:color w:val="000000"/>
+          <w:position w:val="0"/>
+          <w:sz w:val="18"/>
+          <w:sz w:val="18"/>
+          <w:szCs w:val="18"/>
+          <w:u w:val="none"/>
+          <w:shd w:fill="auto" w:val="clear"/>
+          <w:vertAlign w:val="baseline"/>
+        </w:rPr>
+      </w:pPr>
+      <w:r>
         <w:rPr>
           <w:rFonts w:eastAsia="Calibri" w:cs="Calibri"/>
-          <w:w w:val="120"/>
-          <w:sz w:val="18"/>
-          <w:szCs w:val="18"/>
-        </w:rPr>
-      </w:pPr>
-      <w:r>
-        <w:rPr>
-          <w:rFonts w:eastAsia="Calibri" w:cs="Calibri"/>
-          <w:w w:val="120"/>
-          <w:sz w:val="18"/>
-          <w:szCs w:val="18"/>
+          <w:b w:val="false"/>
+          <w:bCs w:val="false"/>
+          <w:i w:val="false"/>
+          <w:iCs w:val="false"/>
+          <w:caps w:val="false"/>
+          <w:smallCaps w:val="false"/>
+          <w:strike w:val="false"/>
+          <w:dstrike w:val="false"/>
+          <w:color w:val="000000"/>
+          <w:position w:val="0"/>
+          <w:sz w:val="18"/>
+          <w:sz w:val="18"/>
+          <w:szCs w:val="18"/>
+          <w:u w:val="none"/>
+          <w:shd w:fill="auto" w:val="clear"/>
+          <w:vertAlign w:val="baseline"/>
         </w:rPr>
         <w:t>Im Falle von Mehrarbeit wird Zeitausgleich im Sinne des § 19d Abs. 3b AZG innerhalb der dreimonatigen Durchrechnungsdauer vereinbart.</w:t>
       </w:r>
     </w:p>
     <w:p>
       <w:pPr>
-        <w:pStyle w:val="MusterStandard"/>
+        <w:pStyle w:val="Normal1"/>
+        <w:keepNext w:val="false"/>
+        <w:keepLines w:val="false"/>
+        <w:pageBreakBefore w:val="false"/>
+        <w:widowControl/>
         <w:numPr>
           <w:ilvl w:val="0"/>
           <w:numId w:val="2"/>
         </w:numPr>
-        <w:pBdr>
-          <w:top w:val="nil"/>
-          <w:left w:val="nil"/>
-          <w:bottom w:val="nil"/>
-          <w:right w:val="nil"/>
-        </w:pBdr>
+        <w:pBdr/>
+        <w:shd w:val="clear" w:fill="auto"/>
         <w:tabs>
           <w:tab w:val="clear" w:pos="720"/>
           <w:tab w:val="left" w:pos="11340" w:leader="none"/>
         </w:tabs>
-        <w:spacing w:before="0" w:after="0"/>
+        <w:spacing w:lineRule="auto" w:line="240" w:before="0" w:after="0"/>
         <w:ind w:left="720" w:right="430" w:hanging="360"/>
+        <w:jc w:val="both"/>
+        <w:rPr>
+          <w:rFonts w:ascii="Calibri" w:hAnsi="Calibri" w:eastAsia="Calibri" w:cs="Calibri"/>
+          <w:b w:val="false"/>
+          <w:b w:val="false"/>
+          <w:bCs w:val="false"/>
+          <w:i w:val="false"/>
+          <w:i w:val="false"/>
+          <w:iCs w:val="false"/>
+          <w:caps w:val="false"/>
+          <w:smallCaps w:val="false"/>
+          <w:strike w:val="false"/>
+          <w:dstrike w:val="false"/>
+          <w:color w:val="000000"/>
+          <w:position w:val="0"/>
+          <w:sz w:val="18"/>
+          <w:sz w:val="18"/>
+          <w:szCs w:val="18"/>
+          <w:u w:val="none"/>
+          <w:shd w:fill="auto" w:val="clear"/>
+          <w:vertAlign w:val="baseline"/>
+        </w:rPr>
+      </w:pPr>
+      <w:r>
         <w:rPr>
           <w:rFonts w:eastAsia="Calibri" w:cs="Calibri"/>
-          <w:w w:val="120"/>
-          <w:sz w:val="18"/>
-          <w:szCs w:val="18"/>
-        </w:rPr>
-      </w:pPr>
-      <w:r>
-        <w:rPr>
-          <w:rFonts w:eastAsia="Calibri" w:cs="Calibri"/>
-          <w:w w:val="120"/>
-          <w:sz w:val="18"/>
-          <w:szCs w:val="18"/>
+          <w:b w:val="false"/>
+          <w:bCs w:val="false"/>
+          <w:i w:val="false"/>
+          <w:iCs w:val="false"/>
+          <w:caps w:val="false"/>
+          <w:smallCaps w:val="false"/>
+          <w:strike w:val="false"/>
+          <w:dstrike w:val="false"/>
+          <w:color w:val="000000"/>
+          <w:position w:val="0"/>
+          <w:sz w:val="18"/>
+          <w:sz w:val="18"/>
+          <w:szCs w:val="18"/>
+          <w:u w:val="none"/>
+          <w:shd w:fill="auto" w:val="clear"/>
+          <w:vertAlign w:val="baseline"/>
         </w:rPr>
         <w:t>Die Änderung von Schichtplänen richtet sich nach den Bestimmungen des Arbeitszeitgesetzes und des anwendbaren Kollektivvertrages.</w:t>
       </w:r>
     </w:p>
     <w:p>
       <w:pPr>
-        <w:pStyle w:val="MusterStandard"/>
+        <w:pStyle w:val="Normal1"/>
+        <w:keepNext w:val="false"/>
+        <w:keepLines w:val="false"/>
+        <w:pageBreakBefore w:val="false"/>
+        <w:widowControl/>
         <w:numPr>
           <w:ilvl w:val="0"/>
           <w:numId w:val="2"/>
         </w:numPr>
-        <w:pBdr>
-          <w:top w:val="nil"/>
-          <w:left w:val="nil"/>
-          <w:bottom w:val="nil"/>
-          <w:right w:val="nil"/>
-        </w:pBdr>
+        <w:pBdr/>
+        <w:shd w:val="clear" w:fill="auto"/>
         <w:tabs>
           <w:tab w:val="clear" w:pos="720"/>
           <w:tab w:val="left" w:pos="11340" w:leader="none"/>
         </w:tabs>
-        <w:spacing w:before="0" w:after="0"/>
+        <w:spacing w:lineRule="auto" w:line="240" w:before="0" w:after="0"/>
         <w:ind w:left="720" w:right="430" w:hanging="360"/>
+        <w:jc w:val="both"/>
+        <w:rPr>
+          <w:rFonts w:ascii="Calibri" w:hAnsi="Calibri" w:eastAsia="Calibri" w:cs="Calibri"/>
+          <w:b w:val="false"/>
+          <w:b w:val="false"/>
+          <w:bCs w:val="false"/>
+          <w:i w:val="false"/>
+          <w:i w:val="false"/>
+          <w:iCs w:val="false"/>
+          <w:caps w:val="false"/>
+          <w:smallCaps w:val="false"/>
+          <w:strike w:val="false"/>
+          <w:dstrike w:val="false"/>
+          <w:color w:val="000000"/>
+          <w:position w:val="0"/>
+          <w:sz w:val="18"/>
+          <w:sz w:val="18"/>
+          <w:szCs w:val="18"/>
+          <w:u w:val="none"/>
+          <w:shd w:fill="auto" w:val="clear"/>
+          <w:vertAlign w:val="baseline"/>
+        </w:rPr>
+      </w:pPr>
+      <w:r>
         <w:rPr>
           <w:rFonts w:eastAsia="Calibri" w:cs="Calibri"/>
-          <w:w w:val="120"/>
-          <w:sz w:val="18"/>
-          <w:szCs w:val="18"/>
-        </w:rPr>
-      </w:pPr>
-      <w:r>
-        <w:rPr>
-          <w:rFonts w:eastAsia="Calibri" w:cs="Calibri"/>
-          <w:w w:val="120"/>
-          <w:sz w:val="18"/>
-          <w:szCs w:val="18"/>
+          <w:b w:val="false"/>
+          <w:bCs w:val="false"/>
+          <w:i w:val="false"/>
+          <w:iCs w:val="false"/>
+          <w:caps w:val="false"/>
+          <w:smallCaps w:val="false"/>
+          <w:strike w:val="false"/>
+          <w:dstrike w:val="false"/>
+          <w:color w:val="000000"/>
+          <w:position w:val="0"/>
+          <w:sz w:val="18"/>
+          <w:sz w:val="18"/>
+          <w:szCs w:val="18"/>
+          <w:u w:val="none"/>
+          <w:shd w:fill="auto" w:val="clear"/>
+          <w:vertAlign w:val="baseline"/>
         </w:rPr>
         <w:t>Der/Die Arbeitgeber/in ist berechtigt, die Lage der Normalarbeitszeit entsprechend den Regelungen des § 19c AZG vorübergehend oder dauerhaft zu ändern, insbesondere wenn es geschäftliche, organisatorische, personalpolitische oder sonstige objektiv nachvollziehbare Gründe erfordern. Der/Die Arbeitnehmer/in ist im Bedarfsfall zur Arbeitsleistung auch an Sonn- und Feiertagen verpflichtet, sofern Sonn- und Feiertagsarbeit aufgrund der rechtlichen Bestimmungen zulässig ist.</w:t>
       </w:r>
     </w:p>
     <w:p>
       <w:pPr>
-        <w:pStyle w:val="MusterStandard"/>
+        <w:pStyle w:val="Normal1"/>
+        <w:keepNext w:val="false"/>
+        <w:keepLines w:val="false"/>
+        <w:pageBreakBefore w:val="false"/>
+        <w:widowControl/>
         <w:numPr>
           <w:ilvl w:val="0"/>
           <w:numId w:val="2"/>
         </w:numPr>
-        <w:pBdr>
-          <w:top w:val="nil"/>
-          <w:left w:val="nil"/>
-          <w:bottom w:val="nil"/>
-          <w:right w:val="nil"/>
-        </w:pBdr>
+        <w:pBdr/>
+        <w:shd w:val="clear" w:fill="auto"/>
         <w:tabs>
           <w:tab w:val="clear" w:pos="720"/>
           <w:tab w:val="left" w:pos="11340" w:leader="none"/>
         </w:tabs>
-        <w:spacing w:before="0" w:after="0"/>
+        <w:spacing w:lineRule="auto" w:line="240" w:before="0" w:after="0"/>
         <w:ind w:left="720" w:right="430" w:hanging="360"/>
+        <w:jc w:val="both"/>
+        <w:rPr>
+          <w:rFonts w:ascii="Calibri" w:hAnsi="Calibri" w:eastAsia="Calibri" w:cs="Calibri"/>
+          <w:b w:val="false"/>
+          <w:b w:val="false"/>
+          <w:bCs w:val="false"/>
+          <w:i w:val="false"/>
+          <w:i w:val="false"/>
+          <w:iCs w:val="false"/>
+          <w:caps w:val="false"/>
+          <w:smallCaps w:val="false"/>
+          <w:strike w:val="false"/>
+          <w:dstrike w:val="false"/>
+          <w:color w:val="000000"/>
+          <w:position w:val="0"/>
+          <w:sz w:val="18"/>
+          <w:sz w:val="18"/>
+          <w:szCs w:val="18"/>
+          <w:u w:val="none"/>
+          <w:shd w:fill="auto" w:val="clear"/>
+          <w:vertAlign w:val="baseline"/>
+        </w:rPr>
+      </w:pPr>
+      <w:r>
         <w:rPr>
           <w:rFonts w:eastAsia="Calibri" w:cs="Calibri"/>
-          <w:w w:val="120"/>
-          <w:sz w:val="18"/>
-          <w:szCs w:val="18"/>
-        </w:rPr>
-      </w:pPr>
-      <w:r>
-        <w:rPr>
-          <w:rFonts w:eastAsia="Calibri" w:cs="Calibri"/>
-          <w:w w:val="120"/>
-          <w:sz w:val="18"/>
-          <w:szCs w:val="18"/>
+          <w:b w:val="false"/>
+          <w:bCs w:val="false"/>
+          <w:i w:val="false"/>
+          <w:iCs w:val="false"/>
+          <w:caps w:val="false"/>
+          <w:smallCaps w:val="false"/>
+          <w:strike w:val="false"/>
+          <w:dstrike w:val="false"/>
+          <w:color w:val="000000"/>
+          <w:position w:val="0"/>
+          <w:sz w:val="18"/>
+          <w:sz w:val="18"/>
+          <w:szCs w:val="18"/>
+          <w:u w:val="none"/>
+          <w:shd w:fill="auto" w:val="clear"/>
+          <w:vertAlign w:val="baseline"/>
         </w:rPr>
         <w:t xml:space="preserve">Der/Die Arbeitnehmer/in ist verpflichtet, die gesetzlichen Arbeitszeithöchstgrenzen, Ruhepausen und Ruhezeiten einzuhalten und Beginn und Ende der täglichen Arbeitszeit entsprechend zu erfassen. Der/Die Arbeitnehmer/in hat hierfür die im Betrieb zur Verfügung gestellten Zeiterfassungsformulare bzw. Zeiterfassungsprogramme zu verwenden. </w:t>
       </w:r>
     </w:p>
     <w:p>
       <w:pPr>
-        <w:pStyle w:val="MusterStandard"/>
+        <w:pStyle w:val="Normal1"/>
+        <w:keepNext w:val="false"/>
+        <w:keepLines w:val="false"/>
+        <w:pageBreakBefore w:val="false"/>
+        <w:widowControl/>
         <w:numPr>
           <w:ilvl w:val="0"/>
           <w:numId w:val="2"/>
         </w:numPr>
-        <w:pBdr>
-          <w:top w:val="nil"/>
-          <w:left w:val="nil"/>
-          <w:bottom w:val="nil"/>
-          <w:right w:val="nil"/>
-        </w:pBdr>
+        <w:pBdr/>
+        <w:shd w:val="clear" w:fill="auto"/>
         <w:tabs>
           <w:tab w:val="clear" w:pos="720"/>
           <w:tab w:val="left" w:pos="11340" w:leader="none"/>
         </w:tabs>
-        <w:spacing w:before="0" w:after="0"/>
+        <w:spacing w:lineRule="auto" w:line="240" w:before="0" w:after="0"/>
         <w:ind w:left="720" w:right="430" w:hanging="360"/>
+        <w:jc w:val="both"/>
+        <w:rPr>
+          <w:rFonts w:ascii="Calibri" w:hAnsi="Calibri" w:eastAsia="Calibri" w:cs="Calibri"/>
+          <w:b w:val="false"/>
+          <w:b w:val="false"/>
+          <w:bCs w:val="false"/>
+          <w:i w:val="false"/>
+          <w:i w:val="false"/>
+          <w:iCs w:val="false"/>
+          <w:caps w:val="false"/>
+          <w:smallCaps w:val="false"/>
+          <w:strike w:val="false"/>
+          <w:dstrike w:val="false"/>
+          <w:color w:val="000000"/>
+          <w:position w:val="0"/>
+          <w:sz w:val="18"/>
+          <w:sz w:val="18"/>
+          <w:szCs w:val="18"/>
+          <w:u w:val="none"/>
+          <w:shd w:fill="auto" w:val="clear"/>
+          <w:vertAlign w:val="baseline"/>
+        </w:rPr>
+      </w:pPr>
+      <w:r>
         <w:rPr>
           <w:rFonts w:eastAsia="Calibri" w:cs="Calibri"/>
-          <w:w w:val="120"/>
-          <w:sz w:val="18"/>
-          <w:szCs w:val="18"/>
-        </w:rPr>
-      </w:pPr>
-      <w:r>
-        <w:rPr>
-          <w:rFonts w:eastAsia="Calibri" w:cs="Calibri"/>
-          <w:w w:val="120"/>
-          <w:sz w:val="18"/>
-          <w:szCs w:val="18"/>
+          <w:b w:val="false"/>
+          <w:bCs w:val="false"/>
+          <w:i w:val="false"/>
+          <w:iCs w:val="false"/>
+          <w:caps w:val="false"/>
+          <w:smallCaps w:val="false"/>
+          <w:strike w:val="false"/>
+          <w:dstrike w:val="false"/>
+          <w:color w:val="000000"/>
+          <w:position w:val="0"/>
+          <w:sz w:val="18"/>
+          <w:sz w:val="18"/>
+          <w:szCs w:val="18"/>
+          <w:u w:val="none"/>
+          <w:shd w:fill="auto" w:val="clear"/>
+          <w:vertAlign w:val="baseline"/>
         </w:rPr>
         <w:t xml:space="preserve">Dauert der Arbeitstag länger als sechs Stunden ist der/die Arbeitnehmer/in verpflichtet, seine/ihre tägliche Arbeitszeit durch eine unbezahlte Ruhepause von 30 Minuten zu unterbrechen. </w:t>
       </w:r>
     </w:p>
     <w:p>
       <w:pPr>
-        <w:pStyle w:val="MusterStandard"/>
+        <w:pStyle w:val="Normal1"/>
+        <w:keepNext w:val="false"/>
+        <w:keepLines w:val="false"/>
+        <w:pageBreakBefore w:val="false"/>
+        <w:widowControl/>
         <w:numPr>
           <w:ilvl w:val="0"/>
           <w:numId w:val="2"/>
         </w:numPr>
-        <w:pBdr>
-          <w:top w:val="nil"/>
-          <w:left w:val="nil"/>
-          <w:bottom w:val="nil"/>
-          <w:right w:val="nil"/>
-        </w:pBdr>
+        <w:pBdr/>
+        <w:shd w:val="clear" w:fill="auto"/>
         <w:tabs>
           <w:tab w:val="clear" w:pos="720"/>
           <w:tab w:val="left" w:pos="11340" w:leader="none"/>
         </w:tabs>
-        <w:spacing w:before="0" w:after="0"/>
+        <w:spacing w:lineRule="auto" w:line="240" w:before="0" w:after="0"/>
         <w:ind w:left="720" w:right="430" w:hanging="360"/>
+        <w:jc w:val="both"/>
+        <w:rPr>
+          <w:rFonts w:ascii="Calibri" w:hAnsi="Calibri" w:eastAsia="Calibri" w:cs="Calibri"/>
+          <w:b w:val="false"/>
+          <w:b w:val="false"/>
+          <w:bCs w:val="false"/>
+          <w:i w:val="false"/>
+          <w:i w:val="false"/>
+          <w:iCs w:val="false"/>
+          <w:caps w:val="false"/>
+          <w:smallCaps w:val="false"/>
+          <w:strike w:val="false"/>
+          <w:dstrike w:val="false"/>
+          <w:color w:val="000000"/>
+          <w:position w:val="0"/>
+          <w:sz w:val="18"/>
+          <w:sz w:val="18"/>
+          <w:szCs w:val="18"/>
+          <w:u w:val="none"/>
+          <w:shd w:fill="auto" w:val="clear"/>
+          <w:vertAlign w:val="baseline"/>
+        </w:rPr>
+      </w:pPr>
+      <w:r>
         <w:rPr>
           <w:rFonts w:eastAsia="Calibri" w:cs="Calibri"/>
-          <w:w w:val="120"/>
-          <w:sz w:val="18"/>
-          <w:szCs w:val="18"/>
-        </w:rPr>
-      </w:pPr>
-      <w:r>
-        <w:rPr>
-          <w:rFonts w:eastAsia="Calibri" w:cs="Calibri"/>
-          <w:w w:val="120"/>
-          <w:sz w:val="18"/>
-          <w:szCs w:val="18"/>
+          <w:b w:val="false"/>
+          <w:bCs w:val="false"/>
+          <w:i w:val="false"/>
+          <w:iCs w:val="false"/>
+          <w:caps w:val="false"/>
+          <w:smallCaps w:val="false"/>
+          <w:strike w:val="false"/>
+          <w:dstrike w:val="false"/>
+          <w:color w:val="000000"/>
+          <w:position w:val="0"/>
+          <w:sz w:val="18"/>
+          <w:sz w:val="18"/>
+          <w:szCs w:val="18"/>
+          <w:u w:val="none"/>
+          <w:shd w:fill="auto" w:val="clear"/>
+          <w:vertAlign w:val="baseline"/>
         </w:rPr>
         <w:t xml:space="preserve">Der/Die Arbeitnehmer/in erklärt sich zur Leistung von Mehr- und Überstunden im erlaubten Ausmaß bereit. Dies gilt insbesondere auch für eine allfällige Einteilung zu Samstags-, Sonn- und Feiertagsarbeiten, soweit solche rechtlich zulässig sind. Vom/Von der Arbeitnehmer/in aus eigenem Antrieb geleistete Mehr- und Überstunden setzen eine Genehmigung durch den/die zuständige/n Vorgesetzte/n voraus, andernfalls sie als nicht geleistet gelten. </w:t>
       </w:r>
     </w:p>
     <w:p>
       <w:pPr>
-        <w:pStyle w:val="MusterStandard"/>
+        <w:pStyle w:val="Normal1"/>
+        <w:keepNext w:val="false"/>
+        <w:keepLines w:val="false"/>
+        <w:pageBreakBefore w:val="false"/>
+        <w:widowControl/>
         <w:numPr>
           <w:ilvl w:val="0"/>
           <w:numId w:val="2"/>
         </w:numPr>
-        <w:pBdr>
-          <w:top w:val="nil"/>
-          <w:left w:val="nil"/>
-          <w:bottom w:val="nil"/>
-          <w:right w:val="nil"/>
-        </w:pBdr>
+        <w:pBdr/>
+        <w:shd w:val="clear" w:fill="auto"/>
         <w:tabs>
           <w:tab w:val="clear" w:pos="720"/>
           <w:tab w:val="left" w:pos="11340" w:leader="none"/>
         </w:tabs>
-        <w:spacing w:before="0" w:after="0"/>
+        <w:spacing w:lineRule="auto" w:line="240" w:before="0" w:after="0"/>
         <w:ind w:left="720" w:right="430" w:hanging="360"/>
+        <w:jc w:val="both"/>
+        <w:rPr>
+          <w:rFonts w:ascii="Calibri" w:hAnsi="Calibri" w:eastAsia="Calibri" w:cs="Calibri"/>
+          <w:b w:val="false"/>
+          <w:b w:val="false"/>
+          <w:bCs w:val="false"/>
+          <w:i w:val="false"/>
+          <w:i w:val="false"/>
+          <w:iCs w:val="false"/>
+          <w:caps w:val="false"/>
+          <w:smallCaps w:val="false"/>
+          <w:strike w:val="false"/>
+          <w:dstrike w:val="false"/>
+          <w:color w:val="000000"/>
+          <w:position w:val="0"/>
+          <w:sz w:val="18"/>
+          <w:sz w:val="18"/>
+          <w:szCs w:val="18"/>
+          <w:u w:val="none"/>
+          <w:shd w:fill="auto" w:val="clear"/>
+          <w:vertAlign w:val="baseline"/>
+        </w:rPr>
+      </w:pPr>
+      <w:r>
         <w:rPr>
           <w:rFonts w:eastAsia="Calibri" w:cs="Calibri"/>
-          <w:w w:val="120"/>
-          <w:sz w:val="18"/>
-          <w:szCs w:val="18"/>
-        </w:rPr>
-      </w:pPr>
-      <w:r>
-        <w:rPr>
-          <w:rFonts w:eastAsia="Calibri" w:cs="Calibri"/>
-          <w:w w:val="120"/>
-          <w:sz w:val="18"/>
-          <w:szCs w:val="18"/>
+          <w:b w:val="false"/>
+          <w:bCs w:val="false"/>
+          <w:i w:val="false"/>
+          <w:iCs w:val="false"/>
+          <w:caps w:val="false"/>
+          <w:smallCaps w:val="false"/>
+          <w:strike w:val="false"/>
+          <w:dstrike w:val="false"/>
+          <w:color w:val="000000"/>
+          <w:position w:val="0"/>
+          <w:sz w:val="18"/>
+          <w:sz w:val="18"/>
+          <w:szCs w:val="18"/>
+          <w:u w:val="none"/>
+          <w:shd w:fill="auto" w:val="clear"/>
+          <w:vertAlign w:val="baseline"/>
         </w:rPr>
         <w:t>Mehr- und Überstunden werden, sofern keine abweichende Vereinbarung im Einzelfall getroffen wird, durch Zeitausgleich abgegolten.</w:t>
       </w:r>
     </w:p>
     <w:p>
       <w:pPr>
-        <w:pStyle w:val="Normal"/>
+        <w:pStyle w:val="Normal1"/>
         <w:ind w:left="284" w:hanging="0"/>
         <w:rPr>
           <w:b/>
           <w:b/>
           <w:bCs/>
-          <w:w w:val="120"/>
-          <w:sz w:val="18"/>
-          <w:szCs w:val="18"/>
-          <w:lang w:val="de-AT"/>
+          <w:sz w:val="18"/>
+          <w:szCs w:val="18"/>
         </w:rPr>
       </w:pPr>
       <w:r>
         <w:rPr>
           <w:b/>
           <w:bCs/>
-          <w:w w:val="120"/>
-          <w:sz w:val="18"/>
-          <w:szCs w:val="18"/>
-          <w:lang w:val="de-AT"/>
-        </w:rPr>
-      </w:r>
-    </w:p>
-    <w:p>
-      <w:pPr>
-        <w:pStyle w:val="Normal"/>
-        <w:rPr>
-          <w:w w:val="120"/>
-          <w:sz w:val="18"/>
-          <w:szCs w:val="18"/>
-          <w:lang w:val="de-AT"/>
+          <w:sz w:val="18"/>
+          <w:szCs w:val="18"/>
+        </w:rPr>
+      </w:r>
+    </w:p>
+    <w:p>
+      <w:pPr>
+        <w:pStyle w:val="Normal1"/>
+        <w:rPr>
+          <w:sz w:val="18"/>
+          <w:szCs w:val="18"/>
         </w:rPr>
       </w:pPr>
       <w:r>
@@ -1694,21 +2830,17 @@
           <mc:Choice Requires="wps">
             <w:drawing>
               <wp:inline distT="0" distB="0" distL="0" distR="0">
-                <wp:extent cx="7469505" cy="19050"/>
+                <wp:extent cx="7479030" cy="28575"/>
                 <wp:effectExtent l="0" t="0" r="0" b="0"/>
-                <wp:docPr id="7" name=""/>
+                <wp:docPr id="12" name="Shape 10"/>
                 <a:graphic xmlns:a="http://schemas.openxmlformats.org/drawingml/2006/main">
                   <a:graphicData uri="http://schemas.microsoft.com/office/word/2010/wordprocessingShape">
                     <wps:wsp>
                       <wps:cNvSpPr/>
-                      <wps:nvSpPr>
-                        <wps:cNvPr id="5" name=""/>
-                        <wps:cNvSpPr/>
-                      </wps:nvSpPr>
                       <wps:spPr>
                         <a:xfrm>
                           <a:off x="0" y="0"/>
-                          <a:ext cx="7469640" cy="19080"/>
+                          <a:ext cx="7479000" cy="28440"/>
                         </a:xfrm>
                         <a:prstGeom prst="rect">
                           <a:avLst/>
@@ -1720,22 +2852,59 @@
                           <a:noFill/>
                         </a:ln>
                       </wps:spPr>
-                      <wps:bodyPr/>
+                      <wps:style>
+                        <a:lnRef idx="0"/>
+                        <a:fillRef idx="0"/>
+                        <a:effectRef idx="0"/>
+                        <a:fontRef idx="minor"/>
+                      </wps:style>
+                      <wps:txbx>
+                        <w:txbxContent>
+                          <w:p>
+                            <w:pPr>
+                              <w:pStyle w:val="FrameContents"/>
+                              <w:spacing w:lineRule="exact" w:line="240" w:before="0" w:after="0"/>
+                              <w:ind w:left="0" w:right="0" w:hanging="0"/>
+                              <w:jc w:val="left"/>
+                              <w:rPr/>
+                            </w:pPr>
+                            <w:r>
+                              <w:rPr/>
+                            </w:r>
+                          </w:p>
+                        </w:txbxContent>
+                      </wps:txbx>
+                      <wps:bodyPr tIns="182880" bIns="182880" anchor="ctr">
+                        <a:noAutofit/>
+                      </wps:bodyPr>
                     </wps:wsp>
                   </a:graphicData>
                 </a:graphic>
-                <wp14:sizeRelH relativeFrom="page">
-                  <wp14:pctWidth>100000</wp14:pctWidth>
-                </wp14:sizeRelH>
               </wp:inline>
             </w:drawing>
           </mc:Choice>
           <mc:Fallback>
             <w:pict>
-              <v:rect id="shape_0" fillcolor="#a0a0a0" stroked="f" o:allowincell="f" style="position:absolute;margin-left:0pt;margin-top:-1.55pt;width:588.1pt;height:1.45pt;mso-wrap-style:none;v-text-anchor:middle;mso-position-horizontal:left;mso-position-vertical:top">
+              <v:rect id="shape_0" ID="Shape 10" path="m0,0l-2147483645,0l-2147483645,-2147483646l0,-2147483646xe" fillcolor="#a0a0a0" stroked="f" o:allowincell="f" style="position:absolute;margin-left:0pt;margin-top:-2.3pt;width:588.85pt;height:2.2pt;mso-wrap-style:none;v-text-anchor:middle;mso-position-vertical:top">
                 <v:fill o:detectmouseclick="t" type="solid" color2="#5f5f5f"/>
                 <v:stroke color="#3465a4" joinstyle="round" endcap="flat"/>
-                <w10:wrap type="topAndBottom"/>
+                <v:textbox>
+                  <w:txbxContent>
+                    <w:p>
+                      <w:pPr>
+                        <w:pStyle w:val="FrameContents"/>
+                        <w:spacing w:lineRule="exact" w:line="240" w:before="0" w:after="0"/>
+                        <w:ind w:left="0" w:right="0" w:hanging="0"/>
+                        <w:jc w:val="left"/>
+                        <w:rPr/>
+                      </w:pPr>
+                      <w:r>
+                        <w:rPr/>
+                      </w:r>
+                    </w:p>
+                  </w:txbxContent>
+                </v:textbox>
+                <w10:wrap type="square"/>
               </v:rect>
             </w:pict>
           </mc:Fallback>
@@ -1744,207 +2913,313 @@
     </w:p>
     <w:p>
       <w:pPr>
-        <w:pStyle w:val="Normal"/>
+        <w:pStyle w:val="Normal1"/>
         <w:ind w:left="284" w:hanging="0"/>
         <w:rPr>
           <w:b/>
           <w:b/>
           <w:bCs/>
-          <w:w w:val="120"/>
-          <w:sz w:val="18"/>
-          <w:szCs w:val="18"/>
-          <w:lang w:val="de-AT"/>
+          <w:sz w:val="18"/>
+          <w:szCs w:val="18"/>
         </w:rPr>
       </w:pPr>
       <w:r>
         <w:rPr>
           <w:b/>
           <w:bCs/>
-          <w:w w:val="120"/>
-          <w:sz w:val="18"/>
-          <w:szCs w:val="18"/>
-          <w:lang w:val="de-AT"/>
+          <w:sz w:val="18"/>
+          <w:szCs w:val="18"/>
         </w:rPr>
         <w:t>§6 Dienstverhinderung</w:t>
       </w:r>
     </w:p>
     <w:p>
       <w:pPr>
-        <w:pStyle w:val="MusterStandard"/>
+        <w:pStyle w:val="Normal1"/>
+        <w:keepNext w:val="false"/>
+        <w:keepLines w:val="false"/>
+        <w:pageBreakBefore w:val="false"/>
+        <w:widowControl/>
         <w:numPr>
           <w:ilvl w:val="0"/>
           <w:numId w:val="3"/>
         </w:numPr>
-        <w:pBdr>
-          <w:top w:val="nil"/>
-          <w:left w:val="nil"/>
-          <w:bottom w:val="nil"/>
-          <w:right w:val="nil"/>
-        </w:pBdr>
+        <w:pBdr/>
+        <w:shd w:val="clear" w:fill="auto"/>
         <w:tabs>
           <w:tab w:val="clear" w:pos="720"/>
           <w:tab w:val="left" w:pos="11340" w:leader="none"/>
         </w:tabs>
-        <w:spacing w:before="0" w:after="0"/>
+        <w:spacing w:lineRule="auto" w:line="240" w:before="0" w:after="0"/>
         <w:ind w:left="720" w:right="430" w:hanging="360"/>
+        <w:jc w:val="both"/>
+        <w:rPr>
+          <w:rFonts w:ascii="Calibri" w:hAnsi="Calibri" w:eastAsia="Calibri" w:cs="Calibri"/>
+          <w:b w:val="false"/>
+          <w:b w:val="false"/>
+          <w:bCs w:val="false"/>
+          <w:i w:val="false"/>
+          <w:i w:val="false"/>
+          <w:iCs w:val="false"/>
+          <w:caps w:val="false"/>
+          <w:smallCaps w:val="false"/>
+          <w:strike w:val="false"/>
+          <w:dstrike w:val="false"/>
+          <w:color w:val="000000"/>
+          <w:position w:val="0"/>
+          <w:sz w:val="18"/>
+          <w:sz w:val="18"/>
+          <w:szCs w:val="18"/>
+          <w:u w:val="none"/>
+          <w:shd w:fill="auto" w:val="clear"/>
+          <w:vertAlign w:val="baseline"/>
+        </w:rPr>
+      </w:pPr>
+      <w:r>
         <w:rPr>
           <w:rFonts w:eastAsia="Calibri" w:cs="Calibri"/>
-          <w:w w:val="120"/>
-          <w:sz w:val="18"/>
-          <w:szCs w:val="18"/>
-        </w:rPr>
-      </w:pPr>
-      <w:r>
-        <w:rPr>
-          <w:rFonts w:eastAsia="Calibri" w:cs="Calibri"/>
-          <w:w w:val="120"/>
-          <w:sz w:val="18"/>
-          <w:szCs w:val="18"/>
+          <w:b w:val="false"/>
+          <w:bCs w:val="false"/>
+          <w:i w:val="false"/>
+          <w:iCs w:val="false"/>
+          <w:caps w:val="false"/>
+          <w:smallCaps w:val="false"/>
+          <w:strike w:val="false"/>
+          <w:dstrike w:val="false"/>
+          <w:color w:val="000000"/>
+          <w:position w:val="0"/>
+          <w:sz w:val="18"/>
+          <w:sz w:val="18"/>
+          <w:szCs w:val="18"/>
+          <w:u w:val="none"/>
+          <w:shd w:fill="auto" w:val="clear"/>
+          <w:vertAlign w:val="baseline"/>
         </w:rPr>
         <w:t>Bei Dienstverhinderungen – gleich aus welchem Grunde – ist die Staffconnecting- Sebastijan Aleksandar Kerculj  vom/von der Arbeitnehmer/in unverzüglich über den Grund (im Krankheitsfall, ob es sich um eine Krankheit oder Unfall handelt) sowie die Dauer des Fernbleibens telefonisch oder mittels E-Mail zu verständigen. Meldungen per SMS oder WhatsApp sind nicht zulässig. Weiters wird darauf hingewiesen, dass die bloße Mitteilung gegenüber Arbeitskolleg/innen nicht als ordnungsgemäße Mitteilung an den/die Arbeitgeber/in gilt.</w:t>
       </w:r>
     </w:p>
     <w:p>
       <w:pPr>
-        <w:pStyle w:val="MusterStandard"/>
+        <w:pStyle w:val="Normal1"/>
+        <w:keepNext w:val="false"/>
+        <w:keepLines w:val="false"/>
+        <w:pageBreakBefore w:val="false"/>
+        <w:widowControl/>
         <w:numPr>
           <w:ilvl w:val="0"/>
           <w:numId w:val="3"/>
         </w:numPr>
-        <w:pBdr>
-          <w:top w:val="nil"/>
-          <w:left w:val="nil"/>
-          <w:bottom w:val="nil"/>
-          <w:right w:val="nil"/>
-        </w:pBdr>
+        <w:pBdr/>
+        <w:shd w:val="clear" w:fill="auto"/>
         <w:tabs>
           <w:tab w:val="clear" w:pos="720"/>
           <w:tab w:val="left" w:pos="11340" w:leader="none"/>
         </w:tabs>
-        <w:spacing w:before="0" w:after="0"/>
+        <w:spacing w:lineRule="auto" w:line="240" w:before="0" w:after="0"/>
         <w:ind w:left="720" w:right="430" w:hanging="360"/>
+        <w:jc w:val="both"/>
+        <w:rPr>
+          <w:rFonts w:ascii="Calibri" w:hAnsi="Calibri" w:eastAsia="Calibri" w:cs="Calibri"/>
+          <w:b w:val="false"/>
+          <w:b w:val="false"/>
+          <w:bCs w:val="false"/>
+          <w:i w:val="false"/>
+          <w:i w:val="false"/>
+          <w:iCs w:val="false"/>
+          <w:caps w:val="false"/>
+          <w:smallCaps w:val="false"/>
+          <w:strike w:val="false"/>
+          <w:dstrike w:val="false"/>
+          <w:color w:val="000000"/>
+          <w:position w:val="0"/>
+          <w:sz w:val="18"/>
+          <w:sz w:val="18"/>
+          <w:szCs w:val="18"/>
+          <w:u w:val="none"/>
+          <w:shd w:fill="auto" w:val="clear"/>
+          <w:vertAlign w:val="baseline"/>
+        </w:rPr>
+      </w:pPr>
+      <w:r>
         <w:rPr>
           <w:rFonts w:eastAsia="Calibri" w:cs="Calibri"/>
-          <w:w w:val="120"/>
-          <w:sz w:val="18"/>
-          <w:szCs w:val="18"/>
-        </w:rPr>
-      </w:pPr>
-      <w:r>
-        <w:rPr>
-          <w:rFonts w:eastAsia="Calibri" w:cs="Calibri"/>
-          <w:w w:val="120"/>
-          <w:sz w:val="18"/>
-          <w:szCs w:val="18"/>
+          <w:b w:val="false"/>
+          <w:bCs w:val="false"/>
+          <w:i w:val="false"/>
+          <w:iCs w:val="false"/>
+          <w:caps w:val="false"/>
+          <w:smallCaps w:val="false"/>
+          <w:strike w:val="false"/>
+          <w:dstrike w:val="false"/>
+          <w:color w:val="000000"/>
+          <w:position w:val="0"/>
+          <w:sz w:val="18"/>
+          <w:sz w:val="18"/>
+          <w:szCs w:val="18"/>
+          <w:u w:val="none"/>
+          <w:shd w:fill="auto" w:val="clear"/>
+          <w:vertAlign w:val="baseline"/>
         </w:rPr>
         <w:t xml:space="preserve">Auf Verlangen ist vom/von der Arbeitnehmer/in ein schriftlicher Nachweis über die Ursache und die (voraussichtliche) Dauer der Dienstverhinderung an den/die Arbeitgeber/in zu übermitteln. Dauert die Arbeitsunfähigkeit länger als in der Bescheinigung angegeben, so ist der/die Arbeitnehmer/in verpflichtet, unverzüglich eine neue Bescheinigung beizubringen. </w:t>
       </w:r>
     </w:p>
     <w:p>
       <w:pPr>
-        <w:pStyle w:val="MusterStandard"/>
+        <w:pStyle w:val="Normal1"/>
+        <w:keepNext w:val="false"/>
+        <w:keepLines w:val="false"/>
+        <w:pageBreakBefore w:val="false"/>
+        <w:widowControl/>
         <w:numPr>
           <w:ilvl w:val="0"/>
           <w:numId w:val="3"/>
         </w:numPr>
-        <w:pBdr>
-          <w:top w:val="nil"/>
-          <w:left w:val="nil"/>
-          <w:bottom w:val="nil"/>
-          <w:right w:val="nil"/>
-        </w:pBdr>
+        <w:pBdr/>
+        <w:shd w:val="clear" w:fill="auto"/>
         <w:tabs>
           <w:tab w:val="clear" w:pos="720"/>
           <w:tab w:val="left" w:pos="11340" w:leader="none"/>
         </w:tabs>
-        <w:spacing w:before="0" w:after="0"/>
+        <w:spacing w:lineRule="auto" w:line="240" w:before="0" w:after="0"/>
         <w:ind w:left="720" w:right="430" w:hanging="360"/>
+        <w:jc w:val="both"/>
+        <w:rPr>
+          <w:rFonts w:ascii="Calibri" w:hAnsi="Calibri" w:eastAsia="Calibri" w:cs="Calibri"/>
+          <w:b w:val="false"/>
+          <w:b w:val="false"/>
+          <w:bCs w:val="false"/>
+          <w:i w:val="false"/>
+          <w:i w:val="false"/>
+          <w:iCs w:val="false"/>
+          <w:caps w:val="false"/>
+          <w:smallCaps w:val="false"/>
+          <w:strike w:val="false"/>
+          <w:dstrike w:val="false"/>
+          <w:color w:val="000000"/>
+          <w:position w:val="0"/>
+          <w:sz w:val="18"/>
+          <w:sz w:val="18"/>
+          <w:szCs w:val="18"/>
+          <w:u w:val="none"/>
+          <w:shd w:fill="auto" w:val="clear"/>
+          <w:vertAlign w:val="baseline"/>
+        </w:rPr>
+      </w:pPr>
+      <w:r>
         <w:rPr>
           <w:rFonts w:eastAsia="Calibri" w:cs="Calibri"/>
-          <w:w w:val="120"/>
-          <w:sz w:val="18"/>
-          <w:szCs w:val="18"/>
-        </w:rPr>
-      </w:pPr>
-      <w:r>
-        <w:rPr>
-          <w:rFonts w:eastAsia="Calibri" w:cs="Calibri"/>
-          <w:w w:val="120"/>
-          <w:sz w:val="18"/>
-          <w:szCs w:val="18"/>
+          <w:b w:val="false"/>
+          <w:bCs w:val="false"/>
+          <w:i w:val="false"/>
+          <w:iCs w:val="false"/>
+          <w:caps w:val="false"/>
+          <w:smallCaps w:val="false"/>
+          <w:strike w:val="false"/>
+          <w:dstrike w:val="false"/>
+          <w:color w:val="000000"/>
+          <w:position w:val="0"/>
+          <w:sz w:val="18"/>
+          <w:sz w:val="18"/>
+          <w:szCs w:val="18"/>
+          <w:u w:val="none"/>
+          <w:shd w:fill="auto" w:val="clear"/>
+          <w:vertAlign w:val="baseline"/>
         </w:rPr>
         <w:t>Verstößt der/die Arbeitnehmer/in gegen die gesetzlichen oder in diesem Vertrag vereinbarten Melde- und/oder Nachweispflichten, so verliert er/sie für die Dauer der Säumnis den Entgeltanspruch. Der/Die Arbeitnehmer/in verpflichtet sich, zu Unrecht erhaltenes Entgelt zurückzuzahlen.</w:t>
       </w:r>
     </w:p>
     <w:p>
       <w:pPr>
-        <w:pStyle w:val="MusterStandard"/>
+        <w:pStyle w:val="Normal1"/>
+        <w:keepNext w:val="false"/>
+        <w:keepLines w:val="false"/>
+        <w:pageBreakBefore w:val="false"/>
+        <w:widowControl/>
         <w:numPr>
           <w:ilvl w:val="0"/>
           <w:numId w:val="3"/>
         </w:numPr>
-        <w:pBdr>
-          <w:top w:val="nil"/>
-          <w:left w:val="nil"/>
-          <w:bottom w:val="nil"/>
-          <w:right w:val="nil"/>
-        </w:pBdr>
+        <w:pBdr/>
+        <w:shd w:val="clear" w:fill="auto"/>
         <w:tabs>
           <w:tab w:val="clear" w:pos="720"/>
           <w:tab w:val="left" w:pos="11340" w:leader="none"/>
         </w:tabs>
-        <w:spacing w:before="0" w:after="0"/>
+        <w:spacing w:lineRule="auto" w:line="240" w:before="0" w:after="0"/>
         <w:ind w:left="720" w:right="430" w:hanging="360"/>
+        <w:jc w:val="both"/>
+        <w:rPr>
+          <w:rFonts w:ascii="Calibri" w:hAnsi="Calibri" w:eastAsia="Calibri" w:cs="Calibri"/>
+          <w:b w:val="false"/>
+          <w:b w:val="false"/>
+          <w:bCs w:val="false"/>
+          <w:i w:val="false"/>
+          <w:i w:val="false"/>
+          <w:iCs w:val="false"/>
+          <w:caps w:val="false"/>
+          <w:smallCaps w:val="false"/>
+          <w:strike w:val="false"/>
+          <w:dstrike w:val="false"/>
+          <w:color w:val="000000"/>
+          <w:position w:val="0"/>
+          <w:sz w:val="18"/>
+          <w:sz w:val="18"/>
+          <w:szCs w:val="18"/>
+          <w:u w:val="none"/>
+          <w:shd w:fill="auto" w:val="clear"/>
+          <w:vertAlign w:val="baseline"/>
+        </w:rPr>
+      </w:pPr>
+      <w:r>
         <w:rPr>
           <w:rFonts w:eastAsia="Calibri" w:cs="Calibri"/>
-          <w:w w:val="120"/>
-          <w:sz w:val="18"/>
-          <w:szCs w:val="18"/>
-        </w:rPr>
-      </w:pPr>
-      <w:r>
-        <w:rPr>
-          <w:rFonts w:eastAsia="Calibri" w:cs="Calibri"/>
-          <w:w w:val="120"/>
-          <w:sz w:val="18"/>
-          <w:szCs w:val="18"/>
+          <w:b w:val="false"/>
+          <w:bCs w:val="false"/>
+          <w:i w:val="false"/>
+          <w:iCs w:val="false"/>
+          <w:caps w:val="false"/>
+          <w:smallCaps w:val="false"/>
+          <w:strike w:val="false"/>
+          <w:dstrike w:val="false"/>
+          <w:color w:val="000000"/>
+          <w:position w:val="0"/>
+          <w:sz w:val="18"/>
+          <w:sz w:val="18"/>
+          <w:szCs w:val="18"/>
+          <w:u w:val="none"/>
+          <w:shd w:fill="auto" w:val="clear"/>
+          <w:vertAlign w:val="baseline"/>
         </w:rPr>
         <w:t>Weiters ist der/die Arbeitnehmer/in verpflichtet Freistellungsansprüche für Arztbesuche, ambulatorische Behandlungen, Zahnbehandlungen etc. unverzüglich nach Bekanntwerden der Staffconnecting -Sebastijan Aleksandar Kerculj e.U. mitzuteilen. Freistellungsansprüche für berechtigte Abwesenheiten stehen nur dann zu, wenn und soweit die Wahrnehmung dieser Termine außerhalb der Arbeitszeit nicht möglich oder nicht zumutbar ist.</w:t>
       </w:r>
     </w:p>
     <w:p>
       <w:pPr>
-        <w:pStyle w:val="Normal"/>
+        <w:pStyle w:val="Normal1"/>
         <w:ind w:left="284" w:hanging="0"/>
         <w:rPr>
           <w:b/>
           <w:b/>
           <w:bCs/>
-          <w:w w:val="120"/>
-          <w:sz w:val="18"/>
-          <w:szCs w:val="18"/>
-          <w:lang w:val="de-AT"/>
+          <w:sz w:val="18"/>
+          <w:szCs w:val="18"/>
         </w:rPr>
       </w:pPr>
       <w:r>
         <w:rPr>
           <w:b/>
           <w:bCs/>
-          <w:w w:val="120"/>
-          <w:sz w:val="18"/>
-          <w:szCs w:val="18"/>
-          <w:lang w:val="de-AT"/>
-        </w:rPr>
-      </w:r>
-    </w:p>
-    <w:p>
-      <w:pPr>
-        <w:pStyle w:val="Normal"/>
-        <w:rPr>
-          <w:w w:val="120"/>
-          <w:sz w:val="18"/>
-          <w:szCs w:val="18"/>
-          <w:lang w:val="de-AT"/>
+          <w:sz w:val="18"/>
+          <w:szCs w:val="18"/>
+        </w:rPr>
+      </w:r>
+    </w:p>
+    <w:p>
+      <w:pPr>
+        <w:pStyle w:val="Normal1"/>
+        <w:rPr>
+          <w:sz w:val="18"/>
+          <w:szCs w:val="18"/>
         </w:rPr>
       </w:pPr>
       <w:r>
@@ -1953,21 +3228,17 @@
           <mc:Choice Requires="wps">
             <w:drawing>
               <wp:inline distT="0" distB="0" distL="0" distR="0">
-                <wp:extent cx="7469505" cy="19050"/>
+                <wp:extent cx="7479030" cy="28575"/>
                 <wp:effectExtent l="0" t="0" r="0" b="0"/>
-                <wp:docPr id="8" name=""/>
+                <wp:docPr id="14" name="Shape 13"/>
                 <a:graphic xmlns:a="http://schemas.openxmlformats.org/drawingml/2006/main">
                   <a:graphicData uri="http://schemas.microsoft.com/office/word/2010/wordprocessingShape">
                     <wps:wsp>
                       <wps:cNvSpPr/>
-                      <wps:nvSpPr>
-                        <wps:cNvPr id="6" name=""/>
-                        <wps:cNvSpPr/>
-                      </wps:nvSpPr>
                       <wps:spPr>
                         <a:xfrm>
                           <a:off x="0" y="0"/>
-                          <a:ext cx="7469640" cy="19080"/>
+                          <a:ext cx="7479000" cy="28440"/>
                         </a:xfrm>
                         <a:prstGeom prst="rect">
                           <a:avLst/>
@@ -1979,22 +3250,59 @@
                           <a:noFill/>
                         </a:ln>
                       </wps:spPr>
-                      <wps:bodyPr/>
+                      <wps:style>
+                        <a:lnRef idx="0"/>
+                        <a:fillRef idx="0"/>
+                        <a:effectRef idx="0"/>
+                        <a:fontRef idx="minor"/>
+                      </wps:style>
+                      <wps:txbx>
+                        <w:txbxContent>
+                          <w:p>
+                            <w:pPr>
+                              <w:pStyle w:val="FrameContents"/>
+                              <w:spacing w:lineRule="exact" w:line="240" w:before="0" w:after="0"/>
+                              <w:ind w:left="0" w:right="0" w:hanging="0"/>
+                              <w:jc w:val="left"/>
+                              <w:rPr/>
+                            </w:pPr>
+                            <w:r>
+                              <w:rPr/>
+                            </w:r>
+                          </w:p>
+                        </w:txbxContent>
+                      </wps:txbx>
+                      <wps:bodyPr tIns="182880" bIns="182880" anchor="ctr">
+                        <a:noAutofit/>
+                      </wps:bodyPr>
                     </wps:wsp>
                   </a:graphicData>
                 </a:graphic>
-                <wp14:sizeRelH relativeFrom="page">
-                  <wp14:pctWidth>100000</wp14:pctWidth>
-                </wp14:sizeRelH>
               </wp:inline>
             </w:drawing>
           </mc:Choice>
           <mc:Fallback>
             <w:pict>
-              <v:rect id="shape_0" fillcolor="#a0a0a0" stroked="f" o:allowincell="f" style="position:absolute;margin-left:0pt;margin-top:-1.55pt;width:588.1pt;height:1.45pt;mso-wrap-style:none;v-text-anchor:middle;mso-position-horizontal:left;mso-position-vertical:top">
+              <v:rect id="shape_0" ID="Shape 13" path="m0,0l-2147483645,0l-2147483645,-2147483646l0,-2147483646xe" fillcolor="#a0a0a0" stroked="f" o:allowincell="f" style="position:absolute;margin-left:0pt;margin-top:-2.3pt;width:588.85pt;height:2.2pt;mso-wrap-style:none;v-text-anchor:middle;mso-position-vertical:top">
                 <v:fill o:detectmouseclick="t" type="solid" color2="#5f5f5f"/>
                 <v:stroke color="#3465a4" joinstyle="round" endcap="flat"/>
-                <w10:wrap type="topAndBottom"/>
+                <v:textbox>
+                  <w:txbxContent>
+                    <w:p>
+                      <w:pPr>
+                        <w:pStyle w:val="FrameContents"/>
+                        <w:spacing w:lineRule="exact" w:line="240" w:before="0" w:after="0"/>
+                        <w:ind w:left="0" w:right="0" w:hanging="0"/>
+                        <w:jc w:val="left"/>
+                        <w:rPr/>
+                      </w:pPr>
+                      <w:r>
+                        <w:rPr/>
+                      </w:r>
+                    </w:p>
+                  </w:txbxContent>
+                </v:textbox>
+                <w10:wrap type="square"/>
               </v:rect>
             </w:pict>
           </mc:Fallback>
@@ -2003,110 +3311,162 @@
     </w:p>
     <w:p>
       <w:pPr>
-        <w:pStyle w:val="Normal"/>
+        <w:pStyle w:val="Normal1"/>
         <w:ind w:left="284" w:hanging="0"/>
         <w:rPr>
           <w:b/>
           <w:b/>
           <w:bCs/>
-          <w:w w:val="120"/>
-          <w:sz w:val="18"/>
-          <w:szCs w:val="18"/>
-          <w:lang w:val="de-AT"/>
+          <w:sz w:val="18"/>
+          <w:szCs w:val="18"/>
         </w:rPr>
       </w:pPr>
       <w:r>
         <w:rPr>
           <w:b/>
           <w:bCs/>
-          <w:w w:val="120"/>
-          <w:sz w:val="18"/>
-          <w:szCs w:val="18"/>
-          <w:lang w:val="de-AT"/>
+          <w:sz w:val="18"/>
+          <w:szCs w:val="18"/>
         </w:rPr>
         <w:t>§7 Urlaubsanspruch</w:t>
       </w:r>
     </w:p>
     <w:p>
       <w:pPr>
-        <w:pStyle w:val="MusterStandard"/>
+        <w:pStyle w:val="Normal1"/>
+        <w:keepNext w:val="false"/>
+        <w:keepLines w:val="false"/>
+        <w:pageBreakBefore w:val="false"/>
+        <w:widowControl/>
         <w:numPr>
           <w:ilvl w:val="0"/>
           <w:numId w:val="5"/>
         </w:numPr>
-        <w:pBdr>
-          <w:top w:val="nil"/>
-          <w:left w:val="nil"/>
-          <w:bottom w:val="nil"/>
-          <w:right w:val="nil"/>
-        </w:pBdr>
+        <w:pBdr/>
+        <w:shd w:val="clear" w:fill="auto"/>
         <w:tabs>
           <w:tab w:val="clear" w:pos="720"/>
           <w:tab w:val="left" w:pos="11340" w:leader="none"/>
         </w:tabs>
-        <w:spacing w:before="0" w:after="0"/>
+        <w:spacing w:lineRule="auto" w:line="240" w:before="0" w:after="0"/>
         <w:ind w:left="720" w:right="430" w:hanging="360"/>
+        <w:jc w:val="both"/>
+        <w:rPr>
+          <w:rFonts w:ascii="Calibri" w:hAnsi="Calibri" w:eastAsia="Calibri" w:cs="Calibri"/>
+          <w:b w:val="false"/>
+          <w:b w:val="false"/>
+          <w:bCs w:val="false"/>
+          <w:i w:val="false"/>
+          <w:i w:val="false"/>
+          <w:iCs w:val="false"/>
+          <w:caps w:val="false"/>
+          <w:smallCaps w:val="false"/>
+          <w:strike w:val="false"/>
+          <w:dstrike w:val="false"/>
+          <w:color w:val="000000"/>
+          <w:position w:val="0"/>
+          <w:sz w:val="18"/>
+          <w:sz w:val="18"/>
+          <w:szCs w:val="18"/>
+          <w:u w:val="none"/>
+          <w:shd w:fill="auto" w:val="clear"/>
+          <w:vertAlign w:val="baseline"/>
+        </w:rPr>
+      </w:pPr>
+      <w:r>
         <w:rPr>
           <w:rFonts w:eastAsia="Calibri" w:cs="Calibri"/>
-          <w:w w:val="120"/>
-          <w:sz w:val="18"/>
-          <w:szCs w:val="18"/>
-        </w:rPr>
-      </w:pPr>
-      <w:r>
-        <w:rPr>
-          <w:rFonts w:eastAsia="Calibri" w:cs="Calibri"/>
-          <w:w w:val="120"/>
-          <w:sz w:val="18"/>
-          <w:szCs w:val="18"/>
+          <w:b w:val="false"/>
+          <w:bCs w:val="false"/>
+          <w:i w:val="false"/>
+          <w:iCs w:val="false"/>
+          <w:caps w:val="false"/>
+          <w:smallCaps w:val="false"/>
+          <w:strike w:val="false"/>
+          <w:dstrike w:val="false"/>
+          <w:color w:val="000000"/>
+          <w:position w:val="0"/>
+          <w:sz w:val="18"/>
+          <w:sz w:val="18"/>
+          <w:szCs w:val="18"/>
+          <w:u w:val="none"/>
+          <w:shd w:fill="auto" w:val="clear"/>
+          <w:vertAlign w:val="baseline"/>
         </w:rPr>
         <w:t>Das Ausmaß des jährlichen Erholungsurlaubes richtet sich nach den Bestimmungen des Urlaubsgesetzes und den kollektivvertraglichen Regelungen.</w:t>
       </w:r>
     </w:p>
     <w:p>
       <w:pPr>
-        <w:pStyle w:val="MusterStandard"/>
+        <w:pStyle w:val="Normal1"/>
+        <w:keepNext w:val="false"/>
+        <w:keepLines w:val="false"/>
+        <w:pageBreakBefore w:val="false"/>
+        <w:widowControl/>
         <w:numPr>
           <w:ilvl w:val="0"/>
           <w:numId w:val="5"/>
         </w:numPr>
-        <w:pBdr>
-          <w:top w:val="nil"/>
-          <w:left w:val="nil"/>
-          <w:bottom w:val="nil"/>
-          <w:right w:val="nil"/>
-        </w:pBdr>
+        <w:pBdr/>
+        <w:shd w:val="clear" w:fill="auto"/>
         <w:tabs>
           <w:tab w:val="clear" w:pos="720"/>
           <w:tab w:val="left" w:pos="11340" w:leader="none"/>
         </w:tabs>
-        <w:spacing w:before="0" w:after="0"/>
+        <w:spacing w:lineRule="auto" w:line="240" w:before="0" w:after="0"/>
         <w:ind w:left="720" w:right="430" w:hanging="360"/>
+        <w:jc w:val="both"/>
+        <w:rPr>
+          <w:rFonts w:ascii="Calibri" w:hAnsi="Calibri" w:eastAsia="Calibri" w:cs="Calibri"/>
+          <w:b w:val="false"/>
+          <w:b w:val="false"/>
+          <w:bCs w:val="false"/>
+          <w:i w:val="false"/>
+          <w:i w:val="false"/>
+          <w:iCs w:val="false"/>
+          <w:caps w:val="false"/>
+          <w:smallCaps w:val="false"/>
+          <w:strike w:val="false"/>
+          <w:dstrike w:val="false"/>
+          <w:color w:val="000000"/>
+          <w:position w:val="0"/>
+          <w:sz w:val="18"/>
+          <w:sz w:val="18"/>
+          <w:szCs w:val="18"/>
+          <w:u w:val="none"/>
+          <w:shd w:fill="auto" w:val="clear"/>
+          <w:vertAlign w:val="baseline"/>
+        </w:rPr>
+      </w:pPr>
+      <w:r>
         <w:rPr>
           <w:rFonts w:eastAsia="Calibri" w:cs="Calibri"/>
-          <w:w w:val="120"/>
-          <w:sz w:val="18"/>
-          <w:szCs w:val="18"/>
-        </w:rPr>
-      </w:pPr>
-      <w:r>
-        <w:rPr>
-          <w:rFonts w:eastAsia="Calibri" w:cs="Calibri"/>
-          <w:w w:val="120"/>
-          <w:sz w:val="18"/>
-          <w:szCs w:val="18"/>
+          <w:b w:val="false"/>
+          <w:bCs w:val="false"/>
+          <w:i w:val="false"/>
+          <w:iCs w:val="false"/>
+          <w:caps w:val="false"/>
+          <w:smallCaps w:val="false"/>
+          <w:strike w:val="false"/>
+          <w:dstrike w:val="false"/>
+          <w:color w:val="000000"/>
+          <w:position w:val="0"/>
+          <w:sz w:val="18"/>
+          <w:sz w:val="18"/>
+          <w:szCs w:val="18"/>
+          <w:u w:val="none"/>
+          <w:shd w:fill="auto" w:val="clear"/>
+          <w:vertAlign w:val="baseline"/>
         </w:rPr>
         <w:t>Der/Die Arbeitnehmer/in erklärt sein/ihr Einverständnis dazu, dass alljährlich ein Betriebsurlaub in der Regel in den Kalenderwochen 50 und 52 stattfindet und dass er/sie in diesem Zeitraum einen entsprechenden Teil seines/ihres Urlaubs konsumieren wird.</w:t>
       </w:r>
     </w:p>
     <w:p>
       <w:pPr>
-        <w:pStyle w:val="Normal"/>
-        <w:rPr>
-          <w:w w:val="120"/>
-          <w:sz w:val="18"/>
-          <w:szCs w:val="18"/>
-          <w:lang w:val="de-AT"/>
+        <w:pStyle w:val="Normal1"/>
+        <w:rPr>
+          <w:sz w:val="18"/>
+          <w:szCs w:val="18"/>
         </w:rPr>
       </w:pPr>
       <w:r>
@@ -2115,21 +3475,17 @@
           <mc:Choice Requires="wps">
             <w:drawing>
               <wp:inline distT="0" distB="0" distL="0" distR="0">
-                <wp:extent cx="7469505" cy="19050"/>
+                <wp:extent cx="7479030" cy="28575"/>
                 <wp:effectExtent l="0" t="0" r="0" b="0"/>
-                <wp:docPr id="9" name=""/>
+                <wp:docPr id="16" name="Shape 12"/>
                 <a:graphic xmlns:a="http://schemas.openxmlformats.org/drawingml/2006/main">
                   <a:graphicData uri="http://schemas.microsoft.com/office/word/2010/wordprocessingShape">
                     <wps:wsp>
                       <wps:cNvSpPr/>
-                      <wps:nvSpPr>
-                        <wps:cNvPr id="7" name=""/>
-                        <wps:cNvSpPr/>
-                      </wps:nvSpPr>
                       <wps:spPr>
                         <a:xfrm>
                           <a:off x="0" y="0"/>
-                          <a:ext cx="7469640" cy="19080"/>
+                          <a:ext cx="7479000" cy="28440"/>
                         </a:xfrm>
                         <a:prstGeom prst="rect">
                           <a:avLst/>
@@ -2141,22 +3497,59 @@
                           <a:noFill/>
                         </a:ln>
                       </wps:spPr>
-                      <wps:bodyPr/>
+                      <wps:style>
+                        <a:lnRef idx="0"/>
+                        <a:fillRef idx="0"/>
+                        <a:effectRef idx="0"/>
+                        <a:fontRef idx="minor"/>
+                      </wps:style>
+                      <wps:txbx>
+                        <w:txbxContent>
+                          <w:p>
+                            <w:pPr>
+                              <w:pStyle w:val="FrameContents"/>
+                              <w:spacing w:lineRule="exact" w:line="240" w:before="0" w:after="0"/>
+                              <w:ind w:left="0" w:right="0" w:hanging="0"/>
+                              <w:jc w:val="left"/>
+                              <w:rPr/>
+                            </w:pPr>
+                            <w:r>
+                              <w:rPr/>
+                            </w:r>
+                          </w:p>
+                        </w:txbxContent>
+                      </wps:txbx>
+                      <wps:bodyPr tIns="182880" bIns="182880" anchor="ctr">
+                        <a:noAutofit/>
+                      </wps:bodyPr>
                     </wps:wsp>
                   </a:graphicData>
                 </a:graphic>
-                <wp14:sizeRelH relativeFrom="page">
-                  <wp14:pctWidth>100000</wp14:pctWidth>
-                </wp14:sizeRelH>
               </wp:inline>
             </w:drawing>
           </mc:Choice>
           <mc:Fallback>
             <w:pict>
-              <v:rect id="shape_0" fillcolor="#a0a0a0" stroked="f" o:allowincell="f" style="position:absolute;margin-left:0pt;margin-top:-1.55pt;width:588.1pt;height:1.45pt;mso-wrap-style:none;v-text-anchor:middle;mso-position-horizontal:left;mso-position-vertical:top">
+              <v:rect id="shape_0" ID="Shape 12" path="m0,0l-2147483645,0l-2147483645,-2147483646l0,-2147483646xe" fillcolor="#a0a0a0" stroked="f" o:allowincell="f" style="position:absolute;margin-left:0pt;margin-top:-2.3pt;width:588.85pt;height:2.2pt;mso-wrap-style:none;v-text-anchor:middle;mso-position-vertical:top">
                 <v:fill o:detectmouseclick="t" type="solid" color2="#5f5f5f"/>
                 <v:stroke color="#3465a4" joinstyle="round" endcap="flat"/>
-                <w10:wrap type="topAndBottom"/>
+                <v:textbox>
+                  <w:txbxContent>
+                    <w:p>
+                      <w:pPr>
+                        <w:pStyle w:val="FrameContents"/>
+                        <w:spacing w:lineRule="exact" w:line="240" w:before="0" w:after="0"/>
+                        <w:ind w:left="0" w:right="0" w:hanging="0"/>
+                        <w:jc w:val="left"/>
+                        <w:rPr/>
+                      </w:pPr>
+                      <w:r>
+                        <w:rPr/>
+                      </w:r>
+                    </w:p>
+                  </w:txbxContent>
+                </v:textbox>
+                <w10:wrap type="square"/>
               </v:rect>
             </w:pict>
           </mc:Fallback>
@@ -2165,134 +3558,215 @@
     </w:p>
     <w:p>
       <w:pPr>
-        <w:pStyle w:val="Normal"/>
+        <w:pStyle w:val="Normal1"/>
         <w:ind w:left="284" w:hanging="0"/>
         <w:rPr>
           <w:b/>
           <w:b/>
           <w:bCs/>
-          <w:w w:val="120"/>
-          <w:sz w:val="18"/>
-          <w:szCs w:val="18"/>
-          <w:lang w:val="de-AT"/>
+          <w:sz w:val="18"/>
+          <w:szCs w:val="18"/>
         </w:rPr>
       </w:pPr>
       <w:r>
         <w:rPr>
           <w:b/>
           <w:bCs/>
-          <w:w w:val="120"/>
-          <w:sz w:val="18"/>
-          <w:szCs w:val="18"/>
-          <w:lang w:val="de-AT"/>
+          <w:sz w:val="18"/>
+          <w:szCs w:val="18"/>
         </w:rPr>
         <w:t>§8 Verschwiegenheitspflicht und Datenschutz</w:t>
       </w:r>
     </w:p>
     <w:p>
       <w:pPr>
-        <w:pStyle w:val="MusterStandard"/>
+        <w:pStyle w:val="Normal1"/>
+        <w:keepNext w:val="false"/>
+        <w:keepLines w:val="false"/>
+        <w:pageBreakBefore w:val="false"/>
+        <w:widowControl/>
         <w:numPr>
           <w:ilvl w:val="0"/>
           <w:numId w:val="4"/>
         </w:numPr>
-        <w:pBdr>
-          <w:top w:val="nil"/>
-          <w:left w:val="nil"/>
-          <w:bottom w:val="nil"/>
-          <w:right w:val="nil"/>
-        </w:pBdr>
-        <w:spacing w:before="0" w:after="0"/>
+        <w:pBdr/>
+        <w:shd w:val="clear" w:fill="auto"/>
+        <w:spacing w:lineRule="auto" w:line="240" w:before="0" w:after="0"/>
         <w:ind w:left="720" w:right="288" w:hanging="360"/>
+        <w:jc w:val="both"/>
+        <w:rPr>
+          <w:rFonts w:ascii="Calibri" w:hAnsi="Calibri" w:eastAsia="Calibri" w:cs="Calibri"/>
+          <w:b w:val="false"/>
+          <w:b w:val="false"/>
+          <w:bCs w:val="false"/>
+          <w:i w:val="false"/>
+          <w:i w:val="false"/>
+          <w:iCs w:val="false"/>
+          <w:caps w:val="false"/>
+          <w:smallCaps w:val="false"/>
+          <w:strike w:val="false"/>
+          <w:dstrike w:val="false"/>
+          <w:color w:val="000000"/>
+          <w:position w:val="0"/>
+          <w:sz w:val="18"/>
+          <w:sz w:val="18"/>
+          <w:szCs w:val="18"/>
+          <w:u w:val="none"/>
+          <w:shd w:fill="auto" w:val="clear"/>
+          <w:vertAlign w:val="baseline"/>
+        </w:rPr>
+      </w:pPr>
+      <w:r>
         <w:rPr>
           <w:rFonts w:eastAsia="Calibri" w:cs="Calibri"/>
-          <w:w w:val="120"/>
-          <w:sz w:val="18"/>
-          <w:szCs w:val="18"/>
-        </w:rPr>
-      </w:pPr>
-      <w:r>
-        <w:rPr>
-          <w:rFonts w:eastAsia="Calibri" w:cs="Calibri"/>
-          <w:w w:val="120"/>
-          <w:sz w:val="18"/>
-          <w:szCs w:val="18"/>
+          <w:b w:val="false"/>
+          <w:bCs w:val="false"/>
+          <w:i w:val="false"/>
+          <w:iCs w:val="false"/>
+          <w:caps w:val="false"/>
+          <w:smallCaps w:val="false"/>
+          <w:strike w:val="false"/>
+          <w:dstrike w:val="false"/>
+          <w:color w:val="000000"/>
+          <w:position w:val="0"/>
+          <w:sz w:val="18"/>
+          <w:sz w:val="18"/>
+          <w:szCs w:val="18"/>
+          <w:u w:val="none"/>
+          <w:shd w:fill="auto" w:val="clear"/>
+          <w:vertAlign w:val="baseline"/>
         </w:rPr>
         <w:t xml:space="preserve">Der/Die Arbeitnehmer/in ist entsprechend seiner/ihrer Treuepflicht zu strenger Verschwiegenheit betreffend alle Betriebs- und Geschäftsgeheimnisse verpflichtet. Diese Pflicht besteht auch nach Ende des Dienstverhältnisses weiter. </w:t>
       </w:r>
     </w:p>
     <w:p>
       <w:pPr>
-        <w:pStyle w:val="MusterStandard"/>
+        <w:pStyle w:val="Normal1"/>
+        <w:keepNext w:val="false"/>
+        <w:keepLines w:val="false"/>
+        <w:pageBreakBefore w:val="false"/>
+        <w:widowControl/>
         <w:numPr>
           <w:ilvl w:val="0"/>
           <w:numId w:val="4"/>
         </w:numPr>
-        <w:pBdr>
-          <w:top w:val="nil"/>
-          <w:left w:val="nil"/>
-          <w:bottom w:val="nil"/>
-          <w:right w:val="nil"/>
-        </w:pBdr>
-        <w:spacing w:before="0" w:after="0"/>
+        <w:pBdr/>
+        <w:shd w:val="clear" w:fill="auto"/>
+        <w:spacing w:lineRule="auto" w:line="240" w:before="0" w:after="0"/>
         <w:ind w:left="720" w:right="288" w:hanging="360"/>
+        <w:jc w:val="both"/>
+        <w:rPr>
+          <w:rFonts w:ascii="Calibri" w:hAnsi="Calibri" w:eastAsia="Calibri" w:cs="Calibri"/>
+          <w:b w:val="false"/>
+          <w:b w:val="false"/>
+          <w:bCs w:val="false"/>
+          <w:i w:val="false"/>
+          <w:i w:val="false"/>
+          <w:iCs w:val="false"/>
+          <w:caps w:val="false"/>
+          <w:smallCaps w:val="false"/>
+          <w:strike w:val="false"/>
+          <w:dstrike w:val="false"/>
+          <w:color w:val="000000"/>
+          <w:position w:val="0"/>
+          <w:sz w:val="18"/>
+          <w:sz w:val="18"/>
+          <w:szCs w:val="18"/>
+          <w:u w:val="none"/>
+          <w:shd w:fill="auto" w:val="clear"/>
+          <w:vertAlign w:val="baseline"/>
+        </w:rPr>
+      </w:pPr>
+      <w:r>
         <w:rPr>
           <w:rFonts w:eastAsia="Calibri" w:cs="Calibri"/>
-          <w:w w:val="120"/>
-          <w:sz w:val="18"/>
-          <w:szCs w:val="18"/>
-        </w:rPr>
-      </w:pPr>
-      <w:r>
-        <w:rPr>
-          <w:rFonts w:eastAsia="Calibri" w:cs="Calibri"/>
-          <w:w w:val="120"/>
-          <w:sz w:val="18"/>
-          <w:szCs w:val="18"/>
+          <w:b w:val="false"/>
+          <w:bCs w:val="false"/>
+          <w:i w:val="false"/>
+          <w:iCs w:val="false"/>
+          <w:caps w:val="false"/>
+          <w:smallCaps w:val="false"/>
+          <w:strike w:val="false"/>
+          <w:dstrike w:val="false"/>
+          <w:color w:val="000000"/>
+          <w:position w:val="0"/>
+          <w:sz w:val="18"/>
+          <w:sz w:val="18"/>
+          <w:szCs w:val="18"/>
+          <w:u w:val="none"/>
+          <w:shd w:fill="auto" w:val="clear"/>
+          <w:vertAlign w:val="baseline"/>
         </w:rPr>
         <w:t>Gleiches gilt für sonstige Daten und Umstände, die ihrer Art nach einer vertraulichen Behandlung bedürfen. Auch das Datengeheimnis gemäß den datenschutzrechtlichen Bestimmungen ist zu wahren.</w:t>
       </w:r>
     </w:p>
     <w:p>
       <w:pPr>
-        <w:pStyle w:val="MusterStandard"/>
+        <w:pStyle w:val="Normal1"/>
+        <w:keepNext w:val="false"/>
+        <w:keepLines w:val="false"/>
+        <w:pageBreakBefore w:val="false"/>
+        <w:widowControl/>
         <w:numPr>
           <w:ilvl w:val="0"/>
           <w:numId w:val="4"/>
         </w:numPr>
-        <w:pBdr>
-          <w:top w:val="nil"/>
-          <w:left w:val="nil"/>
-          <w:bottom w:val="nil"/>
-          <w:right w:val="nil"/>
-        </w:pBdr>
-        <w:spacing w:before="0" w:after="0"/>
+        <w:pBdr/>
+        <w:shd w:val="clear" w:fill="auto"/>
+        <w:spacing w:lineRule="auto" w:line="240" w:before="0" w:after="0"/>
         <w:ind w:left="720" w:right="288" w:hanging="360"/>
+        <w:jc w:val="both"/>
+        <w:rPr>
+          <w:rFonts w:ascii="Calibri" w:hAnsi="Calibri" w:eastAsia="Calibri" w:cs="Calibri"/>
+          <w:b w:val="false"/>
+          <w:b w:val="false"/>
+          <w:bCs w:val="false"/>
+          <w:i w:val="false"/>
+          <w:i w:val="false"/>
+          <w:iCs w:val="false"/>
+          <w:caps w:val="false"/>
+          <w:smallCaps w:val="false"/>
+          <w:strike w:val="false"/>
+          <w:dstrike w:val="false"/>
+          <w:color w:val="000000"/>
+          <w:position w:val="0"/>
+          <w:sz w:val="18"/>
+          <w:sz w:val="18"/>
+          <w:szCs w:val="18"/>
+          <w:u w:val="none"/>
+          <w:shd w:fill="auto" w:val="clear"/>
+          <w:vertAlign w:val="baseline"/>
+        </w:rPr>
+      </w:pPr>
+      <w:r>
         <w:rPr>
           <w:rFonts w:eastAsia="Calibri" w:cs="Calibri"/>
-          <w:w w:val="120"/>
-          <w:sz w:val="18"/>
-          <w:szCs w:val="18"/>
-        </w:rPr>
-      </w:pPr>
-      <w:r>
-        <w:rPr>
-          <w:rFonts w:eastAsia="Calibri" w:cs="Calibri"/>
-          <w:w w:val="120"/>
-          <w:sz w:val="18"/>
-          <w:szCs w:val="18"/>
+          <w:b w:val="false"/>
+          <w:bCs w:val="false"/>
+          <w:i w:val="false"/>
+          <w:iCs w:val="false"/>
+          <w:caps w:val="false"/>
+          <w:smallCaps w:val="false"/>
+          <w:strike w:val="false"/>
+          <w:dstrike w:val="false"/>
+          <w:color w:val="000000"/>
+          <w:position w:val="0"/>
+          <w:sz w:val="18"/>
+          <w:sz w:val="18"/>
+          <w:szCs w:val="18"/>
+          <w:u w:val="none"/>
+          <w:shd w:fill="auto" w:val="clear"/>
+          <w:vertAlign w:val="baseline"/>
         </w:rPr>
         <w:t>Der/Die Arbeitnehmer/in bestätigt, dass er/sie über die Erhebung seiner/ihrer personenbezogenen Daten vom/von der Arbeitgeber/in korrekt und vollständig gemäß den Bestimmungen der Datenschutzgrund-Verordnung (DSGVO) informiert worden ist.</w:t>
       </w:r>
     </w:p>
     <w:p>
       <w:pPr>
-        <w:pStyle w:val="Normal"/>
-        <w:rPr>
-          <w:w w:val="120"/>
-          <w:sz w:val="18"/>
-          <w:szCs w:val="18"/>
-          <w:lang w:val="de-AT"/>
+        <w:pStyle w:val="Normal1"/>
+        <w:rPr>
+          <w:sz w:val="18"/>
+          <w:szCs w:val="18"/>
         </w:rPr>
       </w:pPr>
       <w:r>
@@ -2301,21 +3775,17 @@
           <mc:Choice Requires="wps">
             <w:drawing>
               <wp:inline distT="0" distB="0" distL="0" distR="0">
-                <wp:extent cx="7469505" cy="19050"/>
+                <wp:extent cx="7479030" cy="28575"/>
                 <wp:effectExtent l="0" t="0" r="0" b="0"/>
-                <wp:docPr id="10" name=""/>
+                <wp:docPr id="18" name="Shape 15"/>
                 <a:graphic xmlns:a="http://schemas.openxmlformats.org/drawingml/2006/main">
                   <a:graphicData uri="http://schemas.microsoft.com/office/word/2010/wordprocessingShape">
                     <wps:wsp>
                       <wps:cNvSpPr/>
-                      <wps:nvSpPr>
-                        <wps:cNvPr id="8" name=""/>
-                        <wps:cNvSpPr/>
-                      </wps:nvSpPr>
                       <wps:spPr>
                         <a:xfrm>
                           <a:off x="0" y="0"/>
-                          <a:ext cx="7469640" cy="19080"/>
+                          <a:ext cx="7479000" cy="28440"/>
                         </a:xfrm>
                         <a:prstGeom prst="rect">
                           <a:avLst/>
@@ -2327,22 +3797,59 @@
                           <a:noFill/>
                         </a:ln>
                       </wps:spPr>
-                      <wps:bodyPr/>
+                      <wps:style>
+                        <a:lnRef idx="0"/>
+                        <a:fillRef idx="0"/>
+                        <a:effectRef idx="0"/>
+                        <a:fontRef idx="minor"/>
+                      </wps:style>
+                      <wps:txbx>
+                        <w:txbxContent>
+                          <w:p>
+                            <w:pPr>
+                              <w:pStyle w:val="FrameContents"/>
+                              <w:spacing w:lineRule="exact" w:line="240" w:before="0" w:after="0"/>
+                              <w:ind w:left="0" w:right="0" w:hanging="0"/>
+                              <w:jc w:val="left"/>
+                              <w:rPr/>
+                            </w:pPr>
+                            <w:r>
+                              <w:rPr/>
+                            </w:r>
+                          </w:p>
+                        </w:txbxContent>
+                      </wps:txbx>
+                      <wps:bodyPr tIns="182880" bIns="182880" anchor="ctr">
+                        <a:noAutofit/>
+                      </wps:bodyPr>
                     </wps:wsp>
                   </a:graphicData>
                 </a:graphic>
-                <wp14:sizeRelH relativeFrom="page">
-                  <wp14:pctWidth>100000</wp14:pctWidth>
-                </wp14:sizeRelH>
               </wp:inline>
             </w:drawing>
           </mc:Choice>
           <mc:Fallback>
             <w:pict>
-              <v:rect id="shape_0" fillcolor="#a0a0a0" stroked="f" o:allowincell="f" style="position:absolute;margin-left:0pt;margin-top:-1.55pt;width:588.1pt;height:1.45pt;mso-wrap-style:none;v-text-anchor:middle;mso-position-horizontal:left;mso-position-vertical:top">
+              <v:rect id="shape_0" ID="Shape 15" path="m0,0l-2147483645,0l-2147483645,-2147483646l0,-2147483646xe" fillcolor="#a0a0a0" stroked="f" o:allowincell="f" style="position:absolute;margin-left:0pt;margin-top:-2.3pt;width:588.85pt;height:2.2pt;mso-wrap-style:none;v-text-anchor:middle;mso-position-vertical:top">
                 <v:fill o:detectmouseclick="t" type="solid" color2="#5f5f5f"/>
                 <v:stroke color="#3465a4" joinstyle="round" endcap="flat"/>
-                <w10:wrap type="topAndBottom"/>
+                <v:textbox>
+                  <w:txbxContent>
+                    <w:p>
+                      <w:pPr>
+                        <w:pStyle w:val="FrameContents"/>
+                        <w:spacing w:lineRule="exact" w:line="240" w:before="0" w:after="0"/>
+                        <w:ind w:left="0" w:right="0" w:hanging="0"/>
+                        <w:jc w:val="left"/>
+                        <w:rPr/>
+                      </w:pPr>
+                      <w:r>
+                        <w:rPr/>
+                      </w:r>
+                    </w:p>
+                  </w:txbxContent>
+                </v:textbox>
+                <w10:wrap type="square"/>
               </v:rect>
             </w:pict>
           </mc:Fallback>
@@ -2351,102 +3858,148 @@
     </w:p>
     <w:p>
       <w:pPr>
-        <w:pStyle w:val="Normal"/>
+        <w:pStyle w:val="Normal1"/>
         <w:ind w:left="284" w:hanging="0"/>
         <w:rPr>
           <w:b/>
           <w:b/>
           <w:bCs/>
-          <w:w w:val="120"/>
-          <w:sz w:val="18"/>
-          <w:szCs w:val="18"/>
-          <w:lang w:val="de-AT"/>
+          <w:sz w:val="18"/>
+          <w:szCs w:val="18"/>
         </w:rPr>
       </w:pPr>
       <w:r>
         <w:rPr>
           <w:b/>
           <w:bCs/>
-          <w:w w:val="120"/>
-          <w:sz w:val="18"/>
-          <w:szCs w:val="18"/>
-          <w:lang w:val="de-AT"/>
+          <w:sz w:val="18"/>
+          <w:szCs w:val="18"/>
         </w:rPr>
         <w:t>§9 Nebenbeschäftigungen, andere Tätigkeiten und Beteiligungen</w:t>
       </w:r>
     </w:p>
     <w:p>
       <w:pPr>
-        <w:pStyle w:val="MusterStandard"/>
+        <w:pStyle w:val="Normal1"/>
+        <w:keepNext w:val="false"/>
+        <w:keepLines w:val="false"/>
+        <w:pageBreakBefore w:val="false"/>
+        <w:widowControl/>
         <w:numPr>
           <w:ilvl w:val="0"/>
           <w:numId w:val="6"/>
         </w:numPr>
-        <w:pBdr>
-          <w:top w:val="nil"/>
-          <w:left w:val="nil"/>
-          <w:bottom w:val="nil"/>
-          <w:right w:val="nil"/>
-        </w:pBdr>
-        <w:spacing w:before="0" w:after="0"/>
+        <w:pBdr/>
+        <w:shd w:val="clear" w:fill="auto"/>
+        <w:spacing w:lineRule="auto" w:line="240" w:before="0" w:after="0"/>
         <w:ind w:left="720" w:right="288" w:hanging="360"/>
+        <w:jc w:val="both"/>
+        <w:rPr>
+          <w:rFonts w:ascii="Calibri" w:hAnsi="Calibri" w:eastAsia="Calibri" w:cs="Calibri"/>
+          <w:i w:val="false"/>
+          <w:i w:val="false"/>
+          <w:iCs w:val="false"/>
+          <w:caps w:val="false"/>
+          <w:smallCaps w:val="false"/>
+          <w:strike w:val="false"/>
+          <w:dstrike w:val="false"/>
+          <w:color w:val="000000"/>
+          <w:position w:val="0"/>
+          <w:sz w:val="18"/>
+          <w:sz w:val="18"/>
+          <w:szCs w:val="18"/>
+          <w:u w:val="none"/>
+          <w:shd w:fill="auto" w:val="clear"/>
+          <w:vertAlign w:val="baseline"/>
+        </w:rPr>
+      </w:pPr>
+      <w:r>
         <w:rPr>
           <w:rFonts w:eastAsia="Calibri" w:cs="Calibri"/>
-          <w:w w:val="120"/>
-          <w:sz w:val="18"/>
-          <w:szCs w:val="18"/>
-        </w:rPr>
-      </w:pPr>
-      <w:r>
-        <w:rPr>
-          <w:rFonts w:eastAsia="Calibri" w:cs="Calibri"/>
-          <w:w w:val="120"/>
-          <w:sz w:val="18"/>
-          <w:szCs w:val="18"/>
+          <w:b w:val="false"/>
+          <w:bCs w:val="false"/>
+          <w:i w:val="false"/>
+          <w:iCs w:val="false"/>
+          <w:caps w:val="false"/>
+          <w:smallCaps w:val="false"/>
+          <w:strike w:val="false"/>
+          <w:dstrike w:val="false"/>
+          <w:color w:val="000000"/>
+          <w:position w:val="0"/>
+          <w:sz w:val="18"/>
+          <w:sz w:val="18"/>
+          <w:szCs w:val="18"/>
+          <w:u w:val="none"/>
+          <w:shd w:fill="auto" w:val="clear"/>
+          <w:vertAlign w:val="baseline"/>
         </w:rPr>
         <w:t>Der/Die Arbeitnehmer/in ist verpflichtet, dem/der Arbeitgeber/in sämtliche bei Vertragsabschluss bereits bestehende Erwerbstätigkeiten, Nebenbeschäftigungen und Beteiligungen, welcher Art auch immer (insbesondere andere unselbständige, selbständige oder ehrenamtliche Tätigkeiten sowie Beteiligungen an Unternehmen, etc.) mitzuteilen. Ebenso besteht eine Mitteilungspflicht, wenn die Aufnahme einer der vorstehend genannten Betätigungen während des laufenden Dienstverhältnisses beabsichtigt wird.</w:t>
       </w:r>
     </w:p>
     <w:p>
       <w:pPr>
-        <w:pStyle w:val="MusterStandard"/>
+        <w:pStyle w:val="Normal1"/>
+        <w:keepNext w:val="false"/>
+        <w:keepLines w:val="false"/>
+        <w:pageBreakBefore w:val="false"/>
+        <w:widowControl/>
         <w:numPr>
           <w:ilvl w:val="0"/>
           <w:numId w:val="9"/>
         </w:numPr>
-        <w:pBdr>
-          <w:top w:val="nil"/>
-          <w:left w:val="nil"/>
-          <w:bottom w:val="nil"/>
-          <w:right w:val="nil"/>
-        </w:pBdr>
-        <w:spacing w:before="0" w:after="0"/>
+        <w:pBdr/>
+        <w:shd w:val="clear" w:fill="auto"/>
+        <w:spacing w:lineRule="auto" w:line="240" w:before="0" w:after="0"/>
         <w:ind w:left="720" w:right="430" w:hanging="360"/>
+        <w:jc w:val="both"/>
+        <w:rPr>
+          <w:rFonts w:ascii="Calibri" w:hAnsi="Calibri" w:eastAsia="Calibri" w:cs="Calibri"/>
+          <w:i w:val="false"/>
+          <w:i w:val="false"/>
+          <w:iCs w:val="false"/>
+          <w:caps w:val="false"/>
+          <w:smallCaps w:val="false"/>
+          <w:strike w:val="false"/>
+          <w:dstrike w:val="false"/>
+          <w:color w:val="000000"/>
+          <w:position w:val="0"/>
+          <w:sz w:val="18"/>
+          <w:sz w:val="18"/>
+          <w:szCs w:val="18"/>
+          <w:u w:val="none"/>
+          <w:shd w:fill="auto" w:val="clear"/>
+          <w:vertAlign w:val="baseline"/>
+        </w:rPr>
+      </w:pPr>
+      <w:r>
         <w:rPr>
           <w:rFonts w:eastAsia="Calibri" w:cs="Calibri"/>
-          <w:w w:val="120"/>
-          <w:sz w:val="18"/>
-          <w:szCs w:val="18"/>
-        </w:rPr>
-      </w:pPr>
-      <w:r>
-        <w:rPr>
-          <w:rFonts w:eastAsia="Calibri" w:cs="Calibri"/>
-          <w:w w:val="120"/>
-          <w:sz w:val="18"/>
-          <w:szCs w:val="18"/>
+          <w:b w:val="false"/>
+          <w:bCs w:val="false"/>
+          <w:i w:val="false"/>
+          <w:iCs w:val="false"/>
+          <w:caps w:val="false"/>
+          <w:smallCaps w:val="false"/>
+          <w:strike w:val="false"/>
+          <w:dstrike w:val="false"/>
+          <w:color w:val="000000"/>
+          <w:position w:val="0"/>
+          <w:sz w:val="18"/>
+          <w:sz w:val="18"/>
+          <w:szCs w:val="18"/>
+          <w:u w:val="none"/>
+          <w:shd w:fill="auto" w:val="clear"/>
+          <w:vertAlign w:val="baseline"/>
         </w:rPr>
         <w:t>In welchen Fällen der/die Arbeitgeber/in die Aufnahme bzw. Ausübung untersagen darf, richtet sich nach den einschlägigen gesetzlichen Bestimmungen. Festgehalten wird, dass eine Untersagung dabei nicht zwingend im unmittelbaren Zusammenhang mit der Mitteilung durch den/die Arbeitnehmer/in erfolgen muss, sondern gegebenenfalls auch erst zu einem späteren Zeitpunkt – insbesondere nach dem Auftreten oder Bekanntwerden von Untersagungsgründen – ausgesprochen werden kann.</w:t>
       </w:r>
     </w:p>
     <w:p>
       <w:pPr>
-        <w:pStyle w:val="Normal"/>
-        <w:rPr>
-          <w:w w:val="120"/>
-          <w:sz w:val="18"/>
-          <w:szCs w:val="18"/>
-          <w:lang w:val="de-AT"/>
+        <w:pStyle w:val="Normal1"/>
+        <w:rPr>
+          <w:sz w:val="18"/>
+          <w:szCs w:val="18"/>
         </w:rPr>
       </w:pPr>
       <w:r>
@@ -2455,21 +4008,17 @@
           <mc:Choice Requires="wps">
             <w:drawing>
               <wp:inline distT="0" distB="0" distL="0" distR="0">
-                <wp:extent cx="7469505" cy="19050"/>
+                <wp:extent cx="7479030" cy="28575"/>
                 <wp:effectExtent l="0" t="0" r="0" b="0"/>
-                <wp:docPr id="11" name=""/>
+                <wp:docPr id="20" name="Shape 14"/>
                 <a:graphic xmlns:a="http://schemas.openxmlformats.org/drawingml/2006/main">
                   <a:graphicData uri="http://schemas.microsoft.com/office/word/2010/wordprocessingShape">
                     <wps:wsp>
                       <wps:cNvSpPr/>
-                      <wps:nvSpPr>
-                        <wps:cNvPr id="9" name=""/>
-                        <wps:cNvSpPr/>
-                      </wps:nvSpPr>
                       <wps:spPr>
                         <a:xfrm>
                           <a:off x="0" y="0"/>
-                          <a:ext cx="7469640" cy="19080"/>
+                          <a:ext cx="7479000" cy="28440"/>
                         </a:xfrm>
                         <a:prstGeom prst="rect">
                           <a:avLst/>
@@ -2481,22 +4030,59 @@
                           <a:noFill/>
                         </a:ln>
                       </wps:spPr>
-                      <wps:bodyPr/>
+                      <wps:style>
+                        <a:lnRef idx="0"/>
+                        <a:fillRef idx="0"/>
+                        <a:effectRef idx="0"/>
+                        <a:fontRef idx="minor"/>
+                      </wps:style>
+                      <wps:txbx>
+                        <w:txbxContent>
+                          <w:p>
+                            <w:pPr>
+                              <w:pStyle w:val="FrameContents"/>
+                              <w:spacing w:lineRule="exact" w:line="240" w:before="0" w:after="0"/>
+                              <w:ind w:left="0" w:right="0" w:hanging="0"/>
+                              <w:jc w:val="left"/>
+                              <w:rPr/>
+                            </w:pPr>
+                            <w:r>
+                              <w:rPr/>
+                            </w:r>
+                          </w:p>
+                        </w:txbxContent>
+                      </wps:txbx>
+                      <wps:bodyPr tIns="182880" bIns="182880" anchor="ctr">
+                        <a:noAutofit/>
+                      </wps:bodyPr>
                     </wps:wsp>
                   </a:graphicData>
                 </a:graphic>
-                <wp14:sizeRelH relativeFrom="page">
-                  <wp14:pctWidth>100000</wp14:pctWidth>
-                </wp14:sizeRelH>
               </wp:inline>
             </w:drawing>
           </mc:Choice>
           <mc:Fallback>
             <w:pict>
-              <v:rect id="shape_0" fillcolor="#a0a0a0" stroked="f" o:allowincell="f" style="position:absolute;margin-left:0pt;margin-top:-1.55pt;width:588.1pt;height:1.45pt;mso-wrap-style:none;v-text-anchor:middle;mso-position-horizontal:left;mso-position-vertical:top">
+              <v:rect id="shape_0" ID="Shape 14" path="m0,0l-2147483645,0l-2147483645,-2147483646l0,-2147483646xe" fillcolor="#a0a0a0" stroked="f" o:allowincell="f" style="position:absolute;margin-left:0pt;margin-top:-2.3pt;width:588.85pt;height:2.2pt;mso-wrap-style:none;v-text-anchor:middle;mso-position-vertical:top">
                 <v:fill o:detectmouseclick="t" type="solid" color2="#5f5f5f"/>
                 <v:stroke color="#3465a4" joinstyle="round" endcap="flat"/>
-                <w10:wrap type="topAndBottom"/>
+                <v:textbox>
+                  <w:txbxContent>
+                    <w:p>
+                      <w:pPr>
+                        <w:pStyle w:val="FrameContents"/>
+                        <w:spacing w:lineRule="exact" w:line="240" w:before="0" w:after="0"/>
+                        <w:ind w:left="0" w:right="0" w:hanging="0"/>
+                        <w:jc w:val="left"/>
+                        <w:rPr/>
+                      </w:pPr>
+                      <w:r>
+                        <w:rPr/>
+                      </w:r>
+                    </w:p>
+                  </w:txbxContent>
+                </v:textbox>
+                <w10:wrap type="square"/>
               </v:rect>
             </w:pict>
           </mc:Fallback>
@@ -2505,113 +4091,150 @@
     </w:p>
     <w:p>
       <w:pPr>
-        <w:pStyle w:val="Normal"/>
+        <w:pStyle w:val="Normal1"/>
         <w:ind w:left="284" w:hanging="0"/>
         <w:rPr>
           <w:b/>
           <w:b/>
           <w:bCs/>
-          <w:w w:val="120"/>
-          <w:sz w:val="18"/>
-          <w:szCs w:val="18"/>
-          <w:lang w:val="de-AT"/>
+          <w:sz w:val="18"/>
+          <w:szCs w:val="18"/>
         </w:rPr>
       </w:pPr>
       <w:r>
         <w:rPr>
           <w:b/>
           <w:bCs/>
-          <w:w w:val="120"/>
-          <w:sz w:val="18"/>
-          <w:szCs w:val="18"/>
-          <w:lang w:val="de-AT"/>
+          <w:sz w:val="18"/>
+          <w:szCs w:val="18"/>
         </w:rPr>
         <w:t>§10 Sonstige Mitteilungspflichten</w:t>
       </w:r>
     </w:p>
     <w:p>
       <w:pPr>
-        <w:pStyle w:val="MusterStandard"/>
+        <w:pStyle w:val="Normal1"/>
+        <w:keepNext w:val="false"/>
+        <w:keepLines w:val="false"/>
+        <w:pageBreakBefore w:val="false"/>
+        <w:widowControl/>
         <w:numPr>
           <w:ilvl w:val="0"/>
           <w:numId w:val="7"/>
         </w:numPr>
-        <w:pBdr>
-          <w:top w:val="nil"/>
-          <w:left w:val="nil"/>
-          <w:bottom w:val="nil"/>
-          <w:right w:val="nil"/>
-        </w:pBdr>
-        <w:spacing w:before="0" w:after="0"/>
+        <w:pBdr/>
+        <w:shd w:val="clear" w:fill="auto"/>
+        <w:spacing w:lineRule="auto" w:line="240" w:before="0" w:after="0"/>
         <w:ind w:left="720" w:right="430" w:hanging="360"/>
+        <w:jc w:val="both"/>
+        <w:rPr>
+          <w:rFonts w:ascii="Calibri" w:hAnsi="Calibri" w:eastAsia="Calibri" w:cs="Calibri"/>
+          <w:i w:val="false"/>
+          <w:i w:val="false"/>
+          <w:iCs w:val="false"/>
+          <w:caps w:val="false"/>
+          <w:smallCaps w:val="false"/>
+          <w:strike w:val="false"/>
+          <w:dstrike w:val="false"/>
+          <w:color w:val="000000"/>
+          <w:position w:val="0"/>
+          <w:sz w:val="18"/>
+          <w:sz w:val="18"/>
+          <w:szCs w:val="18"/>
+          <w:u w:val="none"/>
+          <w:shd w:fill="auto" w:val="clear"/>
+          <w:vertAlign w:val="baseline"/>
+        </w:rPr>
+      </w:pPr>
+      <w:bookmarkStart w:id="0" w:name="_7zz5dks3tg3y"/>
+      <w:bookmarkEnd w:id="0"/>
+      <w:r>
         <w:rPr>
           <w:rFonts w:eastAsia="Calibri" w:cs="Calibri"/>
-          <w:w w:val="120"/>
-          <w:sz w:val="18"/>
-          <w:szCs w:val="18"/>
-        </w:rPr>
-      </w:pPr>
-      <w:r>
-        <w:rPr>
-          <w:rFonts w:eastAsia="Calibri" w:cs="Calibri"/>
-          <w:w w:val="120"/>
-          <w:sz w:val="18"/>
-          <w:szCs w:val="18"/>
-        </w:rPr>
-        <w:t xml:space="preserve">Der/Die Arbeitnehmer/in ist verpflichtet, jegliche Änderungen, die in seiner/ihrer Person begründet sind und das Dienstverhältnis betreffen (z.B. Änderung des angegebenen Wohnsitzes; Änderung der zwecks Erreichbarkeit angegebenen Telefonnummer; Krankheiten, die die vertragliche Tätigkeit beeinträchtigen können) unverzüglich dem/der Arbeitgeber/in mitzuteilen. </w:t>
-      </w:r>
-      <w:bookmarkStart w:id="0" w:name="_Hlk64155262"/>
-      <w:r>
-        <w:rPr>
-          <w:rFonts w:eastAsia="Calibri" w:cs="Calibri"/>
-          <w:w w:val="120"/>
-          <w:sz w:val="18"/>
-          <w:szCs w:val="18"/>
-        </w:rPr>
-        <w:t>Im Falle einer unterbliebenen Mitteilung ist der/die Arbeitnehmer/in für alle sich daraus ergebenden Rechtsfolgen und Kosten verantwortlich.</w:t>
-      </w:r>
-      <w:bookmarkEnd w:id="0"/>
-    </w:p>
-    <w:p>
-      <w:pPr>
-        <w:pStyle w:val="MusterStandard"/>
+          <w:b w:val="false"/>
+          <w:bCs w:val="false"/>
+          <w:i w:val="false"/>
+          <w:iCs w:val="false"/>
+          <w:caps w:val="false"/>
+          <w:smallCaps w:val="false"/>
+          <w:strike w:val="false"/>
+          <w:dstrike w:val="false"/>
+          <w:color w:val="000000"/>
+          <w:position w:val="0"/>
+          <w:sz w:val="18"/>
+          <w:sz w:val="18"/>
+          <w:szCs w:val="18"/>
+          <w:u w:val="none"/>
+          <w:shd w:fill="auto" w:val="clear"/>
+          <w:vertAlign w:val="baseline"/>
+        </w:rPr>
+        <w:t>Der/Die Arbeitnehmer/in ist verpflichtet, jegliche Änderungen, die in seiner/ihrer Person begründet sind und das Dienstverhältnis betreffen (z.B. Änderung des angegebenen Wohnsitzes; Änderung der zwecks Erreichbarkeit angegebenen Telefonnummer; Krankheiten, die die vertragliche Tätigkeit beeinträchtigen können) unverzüglich dem/der Arbeitgeber/in mitzuteilen. Im Falle einer unterbliebenen Mitteilung ist der/die Arbeitnehmer/in für alle sich daraus ergebenden Rechtsfolgen und Kosten verantwortlich.</w:t>
+      </w:r>
+    </w:p>
+    <w:p>
+      <w:pPr>
+        <w:pStyle w:val="Normal1"/>
+        <w:keepNext w:val="false"/>
+        <w:keepLines w:val="false"/>
+        <w:pageBreakBefore w:val="false"/>
+        <w:widowControl/>
         <w:numPr>
           <w:ilvl w:val="0"/>
           <w:numId w:val="7"/>
         </w:numPr>
-        <w:pBdr>
-          <w:top w:val="nil"/>
-          <w:left w:val="nil"/>
-          <w:bottom w:val="nil"/>
-          <w:right w:val="nil"/>
-        </w:pBdr>
-        <w:spacing w:before="0" w:after="0"/>
+        <w:pBdr/>
+        <w:shd w:val="clear" w:fill="auto"/>
+        <w:spacing w:lineRule="auto" w:line="240" w:before="0" w:after="0"/>
         <w:ind w:left="720" w:right="430" w:hanging="360"/>
+        <w:jc w:val="both"/>
+        <w:rPr>
+          <w:rFonts w:ascii="Calibri" w:hAnsi="Calibri" w:eastAsia="Calibri" w:cs="Calibri"/>
+          <w:i w:val="false"/>
+          <w:i w:val="false"/>
+          <w:iCs w:val="false"/>
+          <w:caps w:val="false"/>
+          <w:smallCaps w:val="false"/>
+          <w:strike w:val="false"/>
+          <w:dstrike w:val="false"/>
+          <w:color w:val="000000"/>
+          <w:position w:val="0"/>
+          <w:sz w:val="18"/>
+          <w:sz w:val="18"/>
+          <w:szCs w:val="18"/>
+          <w:u w:val="none"/>
+          <w:shd w:fill="auto" w:val="clear"/>
+          <w:vertAlign w:val="baseline"/>
+        </w:rPr>
+      </w:pPr>
+      <w:r>
         <w:rPr>
           <w:rFonts w:eastAsia="Calibri" w:cs="Calibri"/>
-          <w:w w:val="120"/>
-          <w:sz w:val="18"/>
-          <w:szCs w:val="18"/>
-        </w:rPr>
-      </w:pPr>
-      <w:r>
-        <w:rPr>
-          <w:rFonts w:eastAsia="Calibri" w:cs="Calibri"/>
-          <w:w w:val="120"/>
-          <w:sz w:val="18"/>
-          <w:szCs w:val="18"/>
+          <w:b w:val="false"/>
+          <w:bCs w:val="false"/>
+          <w:i w:val="false"/>
+          <w:iCs w:val="false"/>
+          <w:caps w:val="false"/>
+          <w:smallCaps w:val="false"/>
+          <w:strike w:val="false"/>
+          <w:dstrike w:val="false"/>
+          <w:color w:val="000000"/>
+          <w:position w:val="0"/>
+          <w:sz w:val="18"/>
+          <w:sz w:val="18"/>
+          <w:szCs w:val="18"/>
+          <w:u w:val="none"/>
+          <w:shd w:fill="auto" w:val="clear"/>
+          <w:vertAlign w:val="baseline"/>
         </w:rPr>
         <w:t>Scheitert der Zugang von Briefen an den/die Arbeitnehmer/in aufgrund fehlender oder fehlerhafter Zugangsvorrichtungen oder nicht mitgeteilter Änderungen der Anschrift, gilt das Schreiben im Zeitpunkt des ersten Zustellungsversuches am letzten mitgeteilten Wohnort des/der Arbeitnehmers/in als zugegangen.</w:t>
       </w:r>
     </w:p>
     <w:p>
       <w:pPr>
-        <w:pStyle w:val="Normal"/>
-        <w:rPr>
-          <w:w w:val="120"/>
-          <w:sz w:val="18"/>
-          <w:szCs w:val="18"/>
-          <w:lang w:val="de-AT"/>
+        <w:pStyle w:val="Normal1"/>
+        <w:rPr>
+          <w:sz w:val="18"/>
+          <w:szCs w:val="18"/>
         </w:rPr>
       </w:pPr>
       <w:r>
@@ -2620,21 +4243,17 @@
           <mc:Choice Requires="wps">
             <w:drawing>
               <wp:inline distT="0" distB="0" distL="0" distR="0">
-                <wp:extent cx="7469505" cy="19050"/>
+                <wp:extent cx="7479030" cy="28575"/>
                 <wp:effectExtent l="0" t="0" r="0" b="0"/>
-                <wp:docPr id="12" name=""/>
+                <wp:docPr id="22" name="Shape 5"/>
                 <a:graphic xmlns:a="http://schemas.openxmlformats.org/drawingml/2006/main">
                   <a:graphicData uri="http://schemas.microsoft.com/office/word/2010/wordprocessingShape">
                     <wps:wsp>
                       <wps:cNvSpPr/>
-                      <wps:nvSpPr>
-                        <wps:cNvPr id="10" name=""/>
-                        <wps:cNvSpPr/>
-                      </wps:nvSpPr>
                       <wps:spPr>
                         <a:xfrm>
                           <a:off x="0" y="0"/>
-                          <a:ext cx="7469640" cy="19080"/>
+                          <a:ext cx="7479000" cy="28440"/>
                         </a:xfrm>
                         <a:prstGeom prst="rect">
                           <a:avLst/>
@@ -2646,22 +4265,59 @@
                           <a:noFill/>
                         </a:ln>
                       </wps:spPr>
-                      <wps:bodyPr/>
+                      <wps:style>
+                        <a:lnRef idx="0"/>
+                        <a:fillRef idx="0"/>
+                        <a:effectRef idx="0"/>
+                        <a:fontRef idx="minor"/>
+                      </wps:style>
+                      <wps:txbx>
+                        <w:txbxContent>
+                          <w:p>
+                            <w:pPr>
+                              <w:pStyle w:val="FrameContents"/>
+                              <w:spacing w:lineRule="exact" w:line="240" w:before="0" w:after="0"/>
+                              <w:ind w:left="0" w:right="0" w:hanging="0"/>
+                              <w:jc w:val="left"/>
+                              <w:rPr/>
+                            </w:pPr>
+                            <w:r>
+                              <w:rPr/>
+                            </w:r>
+                          </w:p>
+                        </w:txbxContent>
+                      </wps:txbx>
+                      <wps:bodyPr tIns="182880" bIns="182880" anchor="ctr">
+                        <a:noAutofit/>
+                      </wps:bodyPr>
                     </wps:wsp>
                   </a:graphicData>
                 </a:graphic>
-                <wp14:sizeRelH relativeFrom="page">
-                  <wp14:pctWidth>100000</wp14:pctWidth>
-                </wp14:sizeRelH>
               </wp:inline>
             </w:drawing>
           </mc:Choice>
           <mc:Fallback>
             <w:pict>
-              <v:rect id="shape_0" fillcolor="#a0a0a0" stroked="f" o:allowincell="f" style="position:absolute;margin-left:0pt;margin-top:-1.55pt;width:588.1pt;height:1.45pt;mso-wrap-style:none;v-text-anchor:middle;mso-position-horizontal:left;mso-position-vertical:top">
+              <v:rect id="shape_0" ID="Shape 5" path="m0,0l-2147483645,0l-2147483645,-2147483646l0,-2147483646xe" fillcolor="#a0a0a0" stroked="f" o:allowincell="f" style="position:absolute;margin-left:0pt;margin-top:-2.3pt;width:588.85pt;height:2.2pt;mso-wrap-style:none;v-text-anchor:middle;mso-position-vertical:top">
                 <v:fill o:detectmouseclick="t" type="solid" color2="#5f5f5f"/>
                 <v:stroke color="#3465a4" joinstyle="round" endcap="flat"/>
-                <w10:wrap type="topAndBottom"/>
+                <v:textbox>
+                  <w:txbxContent>
+                    <w:p>
+                      <w:pPr>
+                        <w:pStyle w:val="FrameContents"/>
+                        <w:spacing w:lineRule="exact" w:line="240" w:before="0" w:after="0"/>
+                        <w:ind w:left="0" w:right="0" w:hanging="0"/>
+                        <w:jc w:val="left"/>
+                        <w:rPr/>
+                      </w:pPr>
+                      <w:r>
+                        <w:rPr/>
+                      </w:r>
+                    </w:p>
+                  </w:txbxContent>
+                </v:textbox>
+                <w10:wrap type="square"/>
               </v:rect>
             </w:pict>
           </mc:Fallback>
@@ -2670,79 +4326,65 @@
     </w:p>
     <w:p>
       <w:pPr>
-        <w:pStyle w:val="Normal"/>
+        <w:pStyle w:val="Normal1"/>
         <w:ind w:left="284" w:hanging="0"/>
         <w:rPr>
           <w:b/>
           <w:b/>
           <w:bCs/>
-          <w:w w:val="120"/>
-          <w:sz w:val="18"/>
-          <w:szCs w:val="18"/>
-          <w:lang w:val="de-AT"/>
+          <w:sz w:val="18"/>
+          <w:szCs w:val="18"/>
         </w:rPr>
       </w:pPr>
       <w:r>
         <w:rPr>
           <w:b/>
           <w:bCs/>
-          <w:w w:val="120"/>
-          <w:sz w:val="18"/>
-          <w:szCs w:val="18"/>
-          <w:lang w:val="de-AT"/>
+          <w:sz w:val="18"/>
+          <w:szCs w:val="18"/>
         </w:rPr>
         <w:t>§11 Verfall von Ansprüchen</w:t>
       </w:r>
     </w:p>
     <w:p>
       <w:pPr>
-        <w:pStyle w:val="Normal"/>
+        <w:pStyle w:val="Normal1"/>
         <w:ind w:left="284" w:hanging="0"/>
         <w:rPr>
-          <w:w w:val="120"/>
-          <w:sz w:val="18"/>
-          <w:szCs w:val="18"/>
-          <w:lang w:val="de-AT"/>
-        </w:rPr>
-      </w:pPr>
-      <w:r>
-        <w:rPr>
-          <w:w w:val="120"/>
-          <w:sz w:val="18"/>
-          <w:szCs w:val="18"/>
-          <w:lang w:val="de-AT"/>
+          <w:sz w:val="18"/>
+          <w:szCs w:val="18"/>
+        </w:rPr>
+      </w:pPr>
+      <w:r>
+        <w:rPr>
+          <w:sz w:val="18"/>
+          <w:szCs w:val="18"/>
         </w:rPr>
         <w:t xml:space="preserve">(1) Es gelten gültige Kollektivvertragliche Bestimmungen beim Verfall von Ansprüchen gegenüber dem Arbeitnehmer. </w:t>
       </w:r>
     </w:p>
     <w:p>
       <w:pPr>
-        <w:pStyle w:val="Normal"/>
+        <w:pStyle w:val="Normal1"/>
         <w:ind w:left="284" w:hanging="0"/>
         <w:rPr>
-          <w:w w:val="120"/>
-          <w:sz w:val="18"/>
-          <w:szCs w:val="18"/>
-          <w:lang w:val="de-AT"/>
-        </w:rPr>
-      </w:pPr>
-      <w:r>
-        <w:rPr>
-          <w:w w:val="120"/>
-          <w:sz w:val="18"/>
-          <w:szCs w:val="18"/>
-          <w:lang w:val="de-AT"/>
-        </w:rPr>
-      </w:r>
-    </w:p>
-    <w:p>
-      <w:pPr>
-        <w:pStyle w:val="Normal"/>
-        <w:rPr>
-          <w:w w:val="120"/>
-          <w:sz w:val="18"/>
-          <w:szCs w:val="18"/>
-          <w:lang w:val="de-AT"/>
+          <w:sz w:val="18"/>
+          <w:szCs w:val="18"/>
+        </w:rPr>
+      </w:pPr>
+      <w:r>
+        <w:rPr>
+          <w:sz w:val="18"/>
+          <w:szCs w:val="18"/>
+        </w:rPr>
+      </w:r>
+    </w:p>
+    <w:p>
+      <w:pPr>
+        <w:pStyle w:val="Normal1"/>
+        <w:rPr>
+          <w:sz w:val="18"/>
+          <w:szCs w:val="18"/>
         </w:rPr>
       </w:pPr>
       <w:r>
@@ -2751,21 +4393,17 @@
           <mc:Choice Requires="wps">
             <w:drawing>
               <wp:inline distT="0" distB="0" distL="0" distR="0">
-                <wp:extent cx="7469505" cy="19050"/>
+                <wp:extent cx="7479030" cy="28575"/>
                 <wp:effectExtent l="0" t="0" r="0" b="0"/>
-                <wp:docPr id="13" name=""/>
+                <wp:docPr id="24" name="Shape 3"/>
                 <a:graphic xmlns:a="http://schemas.openxmlformats.org/drawingml/2006/main">
                   <a:graphicData uri="http://schemas.microsoft.com/office/word/2010/wordprocessingShape">
                     <wps:wsp>
                       <wps:cNvSpPr/>
-                      <wps:nvSpPr>
-                        <wps:cNvPr id="11" name=""/>
-                        <wps:cNvSpPr/>
-                      </wps:nvSpPr>
                       <wps:spPr>
                         <a:xfrm>
                           <a:off x="0" y="0"/>
-                          <a:ext cx="7469640" cy="19080"/>
+                          <a:ext cx="7479000" cy="28440"/>
                         </a:xfrm>
                         <a:prstGeom prst="rect">
                           <a:avLst/>
@@ -2777,22 +4415,59 @@
                           <a:noFill/>
                         </a:ln>
                       </wps:spPr>
-                      <wps:bodyPr/>
+                      <wps:style>
+                        <a:lnRef idx="0"/>
+                        <a:fillRef idx="0"/>
+                        <a:effectRef idx="0"/>
+                        <a:fontRef idx="minor"/>
+                      </wps:style>
+                      <wps:txbx>
+                        <w:txbxContent>
+                          <w:p>
+                            <w:pPr>
+                              <w:pStyle w:val="FrameContents"/>
+                              <w:spacing w:lineRule="exact" w:line="240" w:before="0" w:after="0"/>
+                              <w:ind w:left="0" w:right="0" w:hanging="0"/>
+                              <w:jc w:val="left"/>
+                              <w:rPr/>
+                            </w:pPr>
+                            <w:r>
+                              <w:rPr/>
+                            </w:r>
+                          </w:p>
+                        </w:txbxContent>
+                      </wps:txbx>
+                      <wps:bodyPr tIns="182880" bIns="182880" anchor="ctr">
+                        <a:noAutofit/>
+                      </wps:bodyPr>
                     </wps:wsp>
                   </a:graphicData>
                 </a:graphic>
-                <wp14:sizeRelH relativeFrom="page">
-                  <wp14:pctWidth>100000</wp14:pctWidth>
-                </wp14:sizeRelH>
               </wp:inline>
             </w:drawing>
           </mc:Choice>
           <mc:Fallback>
             <w:pict>
-              <v:rect id="shape_0" fillcolor="#a0a0a0" stroked="f" o:allowincell="f" style="position:absolute;margin-left:0pt;margin-top:-1.55pt;width:588.1pt;height:1.45pt;mso-wrap-style:none;v-text-anchor:middle;mso-position-horizontal:left;mso-position-vertical:top">
+              <v:rect id="shape_0" ID="Shape 3" path="m0,0l-2147483645,0l-2147483645,-2147483646l0,-2147483646xe" fillcolor="#a0a0a0" stroked="f" o:allowincell="f" style="position:absolute;margin-left:0pt;margin-top:-2.3pt;width:588.85pt;height:2.2pt;mso-wrap-style:none;v-text-anchor:middle;mso-position-vertical:top">
                 <v:fill o:detectmouseclick="t" type="solid" color2="#5f5f5f"/>
                 <v:stroke color="#3465a4" joinstyle="round" endcap="flat"/>
-                <w10:wrap type="topAndBottom"/>
+                <v:textbox>
+                  <w:txbxContent>
+                    <w:p>
+                      <w:pPr>
+                        <w:pStyle w:val="FrameContents"/>
+                        <w:spacing w:lineRule="exact" w:line="240" w:before="0" w:after="0"/>
+                        <w:ind w:left="0" w:right="0" w:hanging="0"/>
+                        <w:jc w:val="left"/>
+                        <w:rPr/>
+                      </w:pPr>
+                      <w:r>
+                        <w:rPr/>
+                      </w:r>
+                    </w:p>
+                  </w:txbxContent>
+                </v:textbox>
+                <w10:wrap type="square"/>
               </v:rect>
             </w:pict>
           </mc:Fallback>
@@ -2801,166 +4476,264 @@
     </w:p>
     <w:p>
       <w:pPr>
-        <w:pStyle w:val="Normal"/>
+        <w:pStyle w:val="Normal1"/>
         <w:ind w:left="284" w:hanging="0"/>
         <w:rPr>
           <w:b/>
           <w:b/>
           <w:bCs/>
-          <w:w w:val="120"/>
-          <w:sz w:val="18"/>
-          <w:szCs w:val="18"/>
-          <w:lang w:val="de-AT"/>
+          <w:sz w:val="18"/>
+          <w:szCs w:val="18"/>
         </w:rPr>
       </w:pPr>
       <w:r>
         <w:rPr>
           <w:b/>
           <w:bCs/>
-          <w:w w:val="120"/>
-          <w:sz w:val="18"/>
-          <w:szCs w:val="18"/>
-          <w:lang w:val="de-AT"/>
+          <w:sz w:val="18"/>
+          <w:szCs w:val="18"/>
         </w:rPr>
         <w:t xml:space="preserve">§12 Kündigung des Dienstverhältnisses </w:t>
       </w:r>
     </w:p>
     <w:p>
       <w:pPr>
-        <w:pStyle w:val="MusterStandard"/>
+        <w:pStyle w:val="Normal1"/>
+        <w:keepNext w:val="false"/>
+        <w:keepLines w:val="false"/>
+        <w:pageBreakBefore w:val="false"/>
+        <w:widowControl/>
         <w:numPr>
           <w:ilvl w:val="0"/>
           <w:numId w:val="8"/>
         </w:numPr>
-        <w:pBdr>
-          <w:top w:val="nil"/>
-          <w:left w:val="nil"/>
-          <w:bottom w:val="nil"/>
-          <w:right w:val="nil"/>
-        </w:pBdr>
-        <w:spacing w:before="0" w:after="0"/>
+        <w:pBdr/>
+        <w:shd w:val="clear" w:fill="auto"/>
+        <w:spacing w:lineRule="auto" w:line="240" w:before="0" w:after="0"/>
         <w:ind w:left="720" w:right="430" w:hanging="360"/>
+        <w:jc w:val="both"/>
+        <w:rPr>
+          <w:rFonts w:ascii="Calibri" w:hAnsi="Calibri" w:eastAsia="Calibri" w:cs="Calibri"/>
+          <w:i w:val="false"/>
+          <w:i w:val="false"/>
+          <w:iCs w:val="false"/>
+          <w:caps w:val="false"/>
+          <w:smallCaps w:val="false"/>
+          <w:strike w:val="false"/>
+          <w:dstrike w:val="false"/>
+          <w:color w:val="000000"/>
+          <w:position w:val="0"/>
+          <w:sz w:val="18"/>
+          <w:sz w:val="18"/>
+          <w:szCs w:val="18"/>
+          <w:u w:val="none"/>
+          <w:shd w:fill="auto" w:val="clear"/>
+          <w:vertAlign w:val="baseline"/>
+        </w:rPr>
+      </w:pPr>
+      <w:r>
         <w:rPr>
           <w:rFonts w:eastAsia="Calibri" w:cs="Calibri"/>
-          <w:w w:val="120"/>
-          <w:sz w:val="18"/>
-          <w:szCs w:val="18"/>
-        </w:rPr>
-      </w:pPr>
-      <w:r>
-        <w:rPr>
-          <w:rFonts w:eastAsia="Calibri" w:cs="Calibri"/>
-          <w:w w:val="120"/>
-          <w:sz w:val="18"/>
-          <w:szCs w:val="18"/>
+          <w:b w:val="false"/>
+          <w:bCs w:val="false"/>
+          <w:i w:val="false"/>
+          <w:iCs w:val="false"/>
+          <w:caps w:val="false"/>
+          <w:smallCaps w:val="false"/>
+          <w:strike w:val="false"/>
+          <w:dstrike w:val="false"/>
+          <w:color w:val="000000"/>
+          <w:position w:val="0"/>
+          <w:sz w:val="18"/>
+          <w:sz w:val="18"/>
+          <w:szCs w:val="18"/>
+          <w:u w:val="none"/>
+          <w:shd w:fill="auto" w:val="clear"/>
+          <w:vertAlign w:val="baseline"/>
         </w:rPr>
         <w:t>Für die Kündigungsfrist und den Kündigungstermin gelten die Bestimmungen einschlägigen Kollektivvertrages in der jeweils gültigen Fassung. Vor dem Hintergrund der besonderen Eigenschaften des Denkmal-, Fassaden und Gebäudereinigungsgewerbes haben die Kollektivvertragspartner übereinstimmend und ausdrücklich festgehalten, dass es sich bei der Denkmal-, Fassaden und Gebäudereinigung um eine Saisonbranche im Sinne von § 1159 Abs. 2 ABGB handelt und dass die kollektivvertraglichen Sonderregelungen betreffend Kündigungsfrist und Kündigungstermin daher weiterhin anwendbar sind.</w:t>
       </w:r>
     </w:p>
     <w:p>
       <w:pPr>
-        <w:pStyle w:val="MusterStandard"/>
+        <w:pStyle w:val="Normal1"/>
+        <w:keepNext w:val="false"/>
+        <w:keepLines w:val="false"/>
+        <w:pageBreakBefore w:val="false"/>
+        <w:widowControl/>
         <w:numPr>
           <w:ilvl w:val="0"/>
           <w:numId w:val="8"/>
         </w:numPr>
-        <w:pBdr>
-          <w:top w:val="nil"/>
-          <w:left w:val="nil"/>
-          <w:bottom w:val="nil"/>
-          <w:right w:val="nil"/>
-        </w:pBdr>
-        <w:spacing w:before="0" w:after="0"/>
+        <w:pBdr/>
+        <w:shd w:val="clear" w:fill="auto"/>
+        <w:spacing w:lineRule="auto" w:line="240" w:before="0" w:after="0"/>
         <w:ind w:left="720" w:right="430" w:hanging="360"/>
+        <w:jc w:val="both"/>
+        <w:rPr>
+          <w:rFonts w:ascii="Calibri" w:hAnsi="Calibri" w:eastAsia="Calibri" w:cs="Calibri"/>
+          <w:i w:val="false"/>
+          <w:i w:val="false"/>
+          <w:iCs w:val="false"/>
+          <w:caps w:val="false"/>
+          <w:smallCaps w:val="false"/>
+          <w:strike w:val="false"/>
+          <w:dstrike w:val="false"/>
+          <w:color w:val="000000"/>
+          <w:position w:val="0"/>
+          <w:sz w:val="18"/>
+          <w:sz w:val="18"/>
+          <w:szCs w:val="18"/>
+          <w:u w:val="none"/>
+          <w:shd w:fill="auto" w:val="clear"/>
+          <w:vertAlign w:val="baseline"/>
+        </w:rPr>
+      </w:pPr>
+      <w:r>
         <w:rPr>
           <w:rFonts w:eastAsia="Calibri" w:cs="Calibri"/>
-          <w:w w:val="120"/>
-          <w:sz w:val="18"/>
-          <w:szCs w:val="18"/>
-        </w:rPr>
-      </w:pPr>
-      <w:r>
-        <w:rPr>
-          <w:rFonts w:eastAsia="Calibri" w:cs="Calibri"/>
-          <w:w w:val="120"/>
-          <w:sz w:val="18"/>
-          <w:szCs w:val="18"/>
+          <w:b w:val="false"/>
+          <w:bCs w:val="false"/>
+          <w:i w:val="false"/>
+          <w:iCs w:val="false"/>
+          <w:caps w:val="false"/>
+          <w:smallCaps w:val="false"/>
+          <w:strike w:val="false"/>
+          <w:dstrike w:val="false"/>
+          <w:color w:val="000000"/>
+          <w:position w:val="0"/>
+          <w:sz w:val="18"/>
+          <w:sz w:val="18"/>
+          <w:szCs w:val="18"/>
+          <w:u w:val="none"/>
+          <w:shd w:fill="auto" w:val="clear"/>
+          <w:vertAlign w:val="baseline"/>
         </w:rPr>
         <w:t>Kündigungen können entsprechend den Bestimmungen des ABGB schriftlich, mündlich oder konkludent erfolgen.</w:t>
       </w:r>
     </w:p>
     <w:p>
       <w:pPr>
-        <w:pStyle w:val="MusterStandard"/>
+        <w:pStyle w:val="Normal1"/>
+        <w:keepNext w:val="false"/>
+        <w:keepLines w:val="false"/>
+        <w:pageBreakBefore w:val="false"/>
+        <w:widowControl/>
         <w:numPr>
           <w:ilvl w:val="0"/>
           <w:numId w:val="8"/>
         </w:numPr>
-        <w:pBdr>
-          <w:top w:val="nil"/>
-          <w:left w:val="nil"/>
-          <w:bottom w:val="nil"/>
-          <w:right w:val="nil"/>
-        </w:pBdr>
-        <w:spacing w:before="0" w:after="0"/>
+        <w:pBdr/>
+        <w:shd w:val="clear" w:fill="auto"/>
+        <w:spacing w:lineRule="auto" w:line="240" w:before="0" w:after="0"/>
         <w:ind w:left="720" w:right="430" w:hanging="360"/>
+        <w:jc w:val="both"/>
+        <w:rPr>
+          <w:rFonts w:ascii="Calibri" w:hAnsi="Calibri" w:eastAsia="Calibri" w:cs="Calibri"/>
+          <w:i w:val="false"/>
+          <w:i w:val="false"/>
+          <w:iCs w:val="false"/>
+          <w:caps w:val="false"/>
+          <w:smallCaps w:val="false"/>
+          <w:strike w:val="false"/>
+          <w:dstrike w:val="false"/>
+          <w:color w:val="000000"/>
+          <w:position w:val="0"/>
+          <w:sz w:val="18"/>
+          <w:sz w:val="18"/>
+          <w:szCs w:val="18"/>
+          <w:u w:val="none"/>
+          <w:shd w:fill="auto" w:val="clear"/>
+          <w:vertAlign w:val="baseline"/>
+        </w:rPr>
+      </w:pPr>
+      <w:r>
         <w:rPr>
           <w:rFonts w:eastAsia="Calibri" w:cs="Calibri"/>
-          <w:w w:val="120"/>
-          <w:sz w:val="18"/>
-          <w:szCs w:val="18"/>
-        </w:rPr>
-      </w:pPr>
-      <w:r>
-        <w:rPr>
-          <w:rFonts w:eastAsia="Calibri" w:cs="Calibri"/>
-          <w:w w:val="120"/>
-          <w:sz w:val="18"/>
-          <w:szCs w:val="18"/>
+          <w:b w:val="false"/>
+          <w:bCs w:val="false"/>
+          <w:i w:val="false"/>
+          <w:iCs w:val="false"/>
+          <w:caps w:val="false"/>
+          <w:smallCaps w:val="false"/>
+          <w:strike w:val="false"/>
+          <w:dstrike w:val="false"/>
+          <w:color w:val="000000"/>
+          <w:position w:val="0"/>
+          <w:sz w:val="18"/>
+          <w:sz w:val="18"/>
+          <w:szCs w:val="18"/>
+          <w:u w:val="none"/>
+          <w:shd w:fill="auto" w:val="clear"/>
+          <w:vertAlign w:val="baseline"/>
         </w:rPr>
         <w:t>Kündigungen müssen bei sonstiger Rechtsunwirksamkeit schriftlich erfolgen.</w:t>
       </w:r>
     </w:p>
     <w:p>
       <w:pPr>
-        <w:pStyle w:val="MusterStandard"/>
+        <w:pStyle w:val="Normal1"/>
+        <w:keepNext w:val="false"/>
+        <w:keepLines w:val="false"/>
+        <w:pageBreakBefore w:val="false"/>
+        <w:widowControl/>
         <w:numPr>
           <w:ilvl w:val="0"/>
           <w:numId w:val="8"/>
         </w:numPr>
-        <w:pBdr>
-          <w:top w:val="nil"/>
-          <w:left w:val="nil"/>
-          <w:bottom w:val="nil"/>
-          <w:right w:val="nil"/>
-        </w:pBdr>
-        <w:spacing w:before="0" w:after="0"/>
+        <w:pBdr/>
+        <w:shd w:val="clear" w:fill="auto"/>
+        <w:spacing w:lineRule="auto" w:line="240" w:before="0" w:after="0"/>
         <w:ind w:left="720" w:right="430" w:hanging="360"/>
+        <w:jc w:val="both"/>
+        <w:rPr>
+          <w:rFonts w:ascii="Calibri" w:hAnsi="Calibri" w:eastAsia="Calibri" w:cs="Calibri"/>
+          <w:i w:val="false"/>
+          <w:i w:val="false"/>
+          <w:iCs w:val="false"/>
+          <w:caps w:val="false"/>
+          <w:smallCaps w:val="false"/>
+          <w:strike w:val="false"/>
+          <w:dstrike w:val="false"/>
+          <w:color w:val="000000"/>
+          <w:position w:val="0"/>
+          <w:sz w:val="18"/>
+          <w:sz w:val="18"/>
+          <w:szCs w:val="18"/>
+          <w:u w:val="none"/>
+          <w:shd w:fill="auto" w:val="clear"/>
+          <w:vertAlign w:val="baseline"/>
+        </w:rPr>
+      </w:pPr>
+      <w:r>
         <w:rPr>
           <w:rFonts w:eastAsia="Calibri" w:cs="Calibri"/>
-          <w:w w:val="120"/>
-          <w:sz w:val="18"/>
-          <w:szCs w:val="18"/>
-        </w:rPr>
-      </w:pPr>
-      <w:r>
-        <w:rPr>
-          <w:rFonts w:eastAsia="Calibri" w:cs="Calibri"/>
-          <w:w w:val="120"/>
-          <w:sz w:val="18"/>
-          <w:szCs w:val="18"/>
+          <w:b w:val="false"/>
+          <w:bCs w:val="false"/>
+          <w:i w:val="false"/>
+          <w:iCs w:val="false"/>
+          <w:caps w:val="false"/>
+          <w:smallCaps w:val="false"/>
+          <w:strike w:val="false"/>
+          <w:dstrike w:val="false"/>
+          <w:color w:val="000000"/>
+          <w:position w:val="0"/>
+          <w:sz w:val="18"/>
+          <w:sz w:val="18"/>
+          <w:szCs w:val="18"/>
+          <w:u w:val="none"/>
+          <w:shd w:fill="auto" w:val="clear"/>
+          <w:vertAlign w:val="baseline"/>
         </w:rPr>
         <w:t>Es wird auf den allgemeinen Kündigungsschutz gemäß § 105 ArbVG verwiesen.</w:t>
       </w:r>
     </w:p>
     <w:p>
       <w:pPr>
-        <w:pStyle w:val="Normal"/>
-        <w:rPr>
-          <w:w w:val="120"/>
-          <w:sz w:val="18"/>
-          <w:szCs w:val="18"/>
-          <w:lang w:val="de-AT"/>
+        <w:pStyle w:val="Normal1"/>
+        <w:rPr>
+          <w:sz w:val="18"/>
+          <w:szCs w:val="18"/>
         </w:rPr>
       </w:pPr>
       <w:r>
@@ -2969,21 +4742,17 @@
           <mc:Choice Requires="wps">
             <w:drawing>
               <wp:inline distT="0" distB="0" distL="0" distR="0">
-                <wp:extent cx="7469505" cy="19050"/>
+                <wp:extent cx="7479030" cy="28575"/>
                 <wp:effectExtent l="0" t="0" r="0" b="0"/>
-                <wp:docPr id="14" name=""/>
+                <wp:docPr id="26" name="Shape 4"/>
                 <a:graphic xmlns:a="http://schemas.openxmlformats.org/drawingml/2006/main">
                   <a:graphicData uri="http://schemas.microsoft.com/office/word/2010/wordprocessingShape">
                     <wps:wsp>
                       <wps:cNvSpPr/>
-                      <wps:nvSpPr>
-                        <wps:cNvPr id="12" name=""/>
-                        <wps:cNvSpPr/>
-                      </wps:nvSpPr>
                       <wps:spPr>
                         <a:xfrm>
                           <a:off x="0" y="0"/>
-                          <a:ext cx="7469640" cy="19080"/>
+                          <a:ext cx="7479000" cy="28440"/>
                         </a:xfrm>
                         <a:prstGeom prst="rect">
                           <a:avLst/>
@@ -2995,22 +4764,59 @@
                           <a:noFill/>
                         </a:ln>
                       </wps:spPr>
-                      <wps:bodyPr/>
+                      <wps:style>
+                        <a:lnRef idx="0"/>
+                        <a:fillRef idx="0"/>
+                        <a:effectRef idx="0"/>
+                        <a:fontRef idx="minor"/>
+                      </wps:style>
+                      <wps:txbx>
+                        <w:txbxContent>
+                          <w:p>
+                            <w:pPr>
+                              <w:pStyle w:val="FrameContents"/>
+                              <w:spacing w:lineRule="exact" w:line="240" w:before="0" w:after="0"/>
+                              <w:ind w:left="0" w:right="0" w:hanging="0"/>
+                              <w:jc w:val="left"/>
+                              <w:rPr/>
+                            </w:pPr>
+                            <w:r>
+                              <w:rPr/>
+                            </w:r>
+                          </w:p>
+                        </w:txbxContent>
+                      </wps:txbx>
+                      <wps:bodyPr tIns="182880" bIns="182880" anchor="ctr">
+                        <a:noAutofit/>
+                      </wps:bodyPr>
                     </wps:wsp>
                   </a:graphicData>
                 </a:graphic>
-                <wp14:sizeRelH relativeFrom="page">
-                  <wp14:pctWidth>100000</wp14:pctWidth>
-                </wp14:sizeRelH>
               </wp:inline>
             </w:drawing>
           </mc:Choice>
           <mc:Fallback>
             <w:pict>
-              <v:rect id="shape_0" fillcolor="#a0a0a0" stroked="f" o:allowincell="f" style="position:absolute;margin-left:0pt;margin-top:-1.55pt;width:588.1pt;height:1.45pt;mso-wrap-style:none;v-text-anchor:middle;mso-position-horizontal:left;mso-position-vertical:top">
+              <v:rect id="shape_0" ID="Shape 4" path="m0,0l-2147483645,0l-2147483645,-2147483646l0,-2147483646xe" fillcolor="#a0a0a0" stroked="f" o:allowincell="f" style="position:absolute;margin-left:0pt;margin-top:-2.3pt;width:588.85pt;height:2.2pt;mso-wrap-style:none;v-text-anchor:middle;mso-position-vertical:top">
                 <v:fill o:detectmouseclick="t" type="solid" color2="#5f5f5f"/>
                 <v:stroke color="#3465a4" joinstyle="round" endcap="flat"/>
-                <w10:wrap type="topAndBottom"/>
+                <v:textbox>
+                  <w:txbxContent>
+                    <w:p>
+                      <w:pPr>
+                        <w:pStyle w:val="FrameContents"/>
+                        <w:spacing w:lineRule="exact" w:line="240" w:before="0" w:after="0"/>
+                        <w:ind w:left="0" w:right="0" w:hanging="0"/>
+                        <w:jc w:val="left"/>
+                        <w:rPr/>
+                      </w:pPr>
+                      <w:r>
+                        <w:rPr/>
+                      </w:r>
+                    </w:p>
+                  </w:txbxContent>
+                </v:textbox>
+                <w10:wrap type="square"/>
               </v:rect>
             </w:pict>
           </mc:Fallback>
@@ -3019,234 +4825,384 @@
     </w:p>
     <w:p>
       <w:pPr>
-        <w:pStyle w:val="Normal"/>
+        <w:pStyle w:val="Normal1"/>
         <w:ind w:left="284" w:hanging="0"/>
         <w:rPr>
           <w:b/>
           <w:b/>
           <w:bCs/>
-          <w:w w:val="120"/>
-          <w:sz w:val="18"/>
-          <w:szCs w:val="18"/>
-          <w:lang w:val="de-AT"/>
+          <w:sz w:val="18"/>
+          <w:szCs w:val="18"/>
         </w:rPr>
       </w:pPr>
       <w:r>
         <w:rPr>
           <w:b/>
           <w:bCs/>
-          <w:w w:val="120"/>
-          <w:sz w:val="18"/>
-          <w:szCs w:val="18"/>
-          <w:lang w:val="de-AT"/>
+          <w:sz w:val="18"/>
+          <w:szCs w:val="18"/>
         </w:rPr>
         <w:t>§13 Sonstiges</w:t>
       </w:r>
     </w:p>
     <w:p>
       <w:pPr>
-        <w:pStyle w:val="MusterStandard"/>
+        <w:pStyle w:val="Normal1"/>
+        <w:keepNext w:val="false"/>
+        <w:keepLines w:val="false"/>
+        <w:pageBreakBefore w:val="false"/>
+        <w:widowControl/>
         <w:numPr>
           <w:ilvl w:val="0"/>
           <w:numId w:val="9"/>
         </w:numPr>
-        <w:pBdr>
-          <w:top w:val="nil"/>
-          <w:left w:val="nil"/>
-          <w:bottom w:val="nil"/>
-          <w:right w:val="nil"/>
-        </w:pBdr>
-        <w:spacing w:before="0" w:after="0"/>
+        <w:pBdr/>
+        <w:shd w:val="clear" w:fill="auto"/>
+        <w:spacing w:lineRule="auto" w:line="240" w:before="0" w:after="0"/>
         <w:ind w:left="720" w:right="430" w:hanging="360"/>
+        <w:jc w:val="both"/>
+        <w:rPr>
+          <w:rFonts w:ascii="Calibri" w:hAnsi="Calibri" w:eastAsia="Calibri" w:cs="Calibri"/>
+          <w:i w:val="false"/>
+          <w:i w:val="false"/>
+          <w:iCs w:val="false"/>
+          <w:caps w:val="false"/>
+          <w:smallCaps w:val="false"/>
+          <w:strike w:val="false"/>
+          <w:dstrike w:val="false"/>
+          <w:color w:val="000000"/>
+          <w:position w:val="0"/>
+          <w:sz w:val="18"/>
+          <w:sz w:val="18"/>
+          <w:szCs w:val="18"/>
+          <w:u w:val="none"/>
+          <w:shd w:fill="auto" w:val="clear"/>
+          <w:vertAlign w:val="baseline"/>
+        </w:rPr>
+      </w:pPr>
+      <w:r>
         <w:rPr>
           <w:rFonts w:eastAsia="Calibri" w:cs="Calibri"/>
-          <w:w w:val="120"/>
-          <w:sz w:val="18"/>
-          <w:szCs w:val="18"/>
-        </w:rPr>
-      </w:pPr>
-      <w:r>
-        <w:rPr>
-          <w:rFonts w:eastAsia="Calibri" w:cs="Calibri"/>
-          <w:w w:val="120"/>
-          <w:sz w:val="18"/>
-          <w:szCs w:val="18"/>
+          <w:b w:val="false"/>
+          <w:bCs w:val="false"/>
+          <w:i w:val="false"/>
+          <w:iCs w:val="false"/>
+          <w:caps w:val="false"/>
+          <w:smallCaps w:val="false"/>
+          <w:strike w:val="false"/>
+          <w:dstrike w:val="false"/>
+          <w:color w:val="000000"/>
+          <w:position w:val="0"/>
+          <w:sz w:val="18"/>
+          <w:sz w:val="18"/>
+          <w:szCs w:val="18"/>
+          <w:u w:val="none"/>
+          <w:shd w:fill="auto" w:val="clear"/>
+          <w:vertAlign w:val="baseline"/>
         </w:rPr>
         <w:t>Gemäß § 2 Abs. 2 Z. 6 AVRAG wird festgehalten, dass sich der Unternehmenssitz in Wien befindet.</w:t>
       </w:r>
     </w:p>
     <w:p>
       <w:pPr>
-        <w:pStyle w:val="MusterStandard"/>
+        <w:pStyle w:val="Normal1"/>
+        <w:keepNext w:val="false"/>
+        <w:keepLines w:val="false"/>
+        <w:pageBreakBefore w:val="false"/>
+        <w:widowControl/>
         <w:numPr>
           <w:ilvl w:val="0"/>
           <w:numId w:val="9"/>
         </w:numPr>
-        <w:pBdr>
-          <w:top w:val="nil"/>
-          <w:left w:val="nil"/>
-          <w:bottom w:val="nil"/>
-          <w:right w:val="nil"/>
-        </w:pBdr>
+        <w:pBdr/>
+        <w:shd w:val="clear" w:fill="auto"/>
         <w:tabs>
           <w:tab w:val="clear" w:pos="720"/>
           <w:tab w:val="left" w:pos="11337" w:leader="none"/>
         </w:tabs>
-        <w:spacing w:before="0" w:after="0"/>
+        <w:spacing w:lineRule="auto" w:line="240" w:before="0" w:after="0"/>
         <w:ind w:left="720" w:right="430" w:hanging="360"/>
+        <w:jc w:val="both"/>
+        <w:rPr>
+          <w:rFonts w:ascii="Calibri" w:hAnsi="Calibri" w:eastAsia="Calibri" w:cs="Calibri"/>
+          <w:i w:val="false"/>
+          <w:i w:val="false"/>
+          <w:iCs w:val="false"/>
+          <w:caps w:val="false"/>
+          <w:smallCaps w:val="false"/>
+          <w:strike w:val="false"/>
+          <w:dstrike w:val="false"/>
+          <w:color w:val="000000"/>
+          <w:position w:val="0"/>
+          <w:sz w:val="18"/>
+          <w:sz w:val="18"/>
+          <w:szCs w:val="18"/>
+          <w:u w:val="none"/>
+          <w:shd w:fill="auto" w:val="clear"/>
+          <w:vertAlign w:val="baseline"/>
+        </w:rPr>
+      </w:pPr>
+      <w:r>
         <w:rPr>
           <w:rFonts w:eastAsia="Calibri" w:cs="Calibri"/>
-          <w:w w:val="120"/>
-          <w:sz w:val="18"/>
-          <w:szCs w:val="18"/>
-        </w:rPr>
-      </w:pPr>
-      <w:r>
-        <w:rPr>
-          <w:rFonts w:eastAsia="Calibri" w:cs="Calibri"/>
-          <w:w w:val="120"/>
-          <w:sz w:val="18"/>
-          <w:szCs w:val="18"/>
+          <w:b w:val="false"/>
+          <w:bCs w:val="false"/>
+          <w:i w:val="false"/>
+          <w:iCs w:val="false"/>
+          <w:caps w:val="false"/>
+          <w:smallCaps w:val="false"/>
+          <w:strike w:val="false"/>
+          <w:dstrike w:val="false"/>
+          <w:color w:val="000000"/>
+          <w:position w:val="0"/>
+          <w:sz w:val="18"/>
+          <w:sz w:val="18"/>
+          <w:szCs w:val="18"/>
+          <w:u w:val="none"/>
+          <w:shd w:fill="auto" w:val="clear"/>
+          <w:vertAlign w:val="baseline"/>
         </w:rPr>
         <w:t>Mündliche Nebenabreden wurden zum vorliegenden Dienstvertrag nicht getroffen. Änderungen und Ergänzungen dieses Dienstvertrages bedürfen zu ihrer Rechtswirksamkeit der Schriftform. Allfällige in diesem Vertrag erwähnten Anlagen und Anhänge sind wesentlicher Bestandteil dieses Vertrages und bedürfen zu ihrer Abänderung oder Aufhebung der Abzeichnung beider Parteien.</w:t>
       </w:r>
     </w:p>
     <w:p>
       <w:pPr>
-        <w:pStyle w:val="MusterStandard"/>
+        <w:pStyle w:val="Normal1"/>
+        <w:keepNext w:val="false"/>
+        <w:keepLines w:val="false"/>
+        <w:pageBreakBefore w:val="false"/>
+        <w:widowControl/>
         <w:numPr>
           <w:ilvl w:val="0"/>
           <w:numId w:val="9"/>
         </w:numPr>
-        <w:pBdr>
-          <w:top w:val="nil"/>
-          <w:left w:val="nil"/>
-          <w:bottom w:val="nil"/>
-          <w:right w:val="nil"/>
-        </w:pBdr>
-        <w:spacing w:before="0" w:after="0"/>
+        <w:pBdr/>
+        <w:shd w:val="clear" w:fill="auto"/>
+        <w:spacing w:lineRule="auto" w:line="240" w:before="0" w:after="0"/>
         <w:ind w:left="720" w:right="430" w:hanging="360"/>
+        <w:jc w:val="both"/>
+        <w:rPr>
+          <w:rFonts w:ascii="Calibri" w:hAnsi="Calibri" w:eastAsia="Calibri" w:cs="Calibri"/>
+          <w:i w:val="false"/>
+          <w:i w:val="false"/>
+          <w:iCs w:val="false"/>
+          <w:caps w:val="false"/>
+          <w:smallCaps w:val="false"/>
+          <w:strike w:val="false"/>
+          <w:dstrike w:val="false"/>
+          <w:color w:val="000000"/>
+          <w:position w:val="0"/>
+          <w:sz w:val="18"/>
+          <w:sz w:val="18"/>
+          <w:szCs w:val="18"/>
+          <w:u w:val="none"/>
+          <w:shd w:fill="auto" w:val="clear"/>
+          <w:vertAlign w:val="baseline"/>
+        </w:rPr>
+      </w:pPr>
+      <w:r>
         <w:rPr>
           <w:rFonts w:eastAsia="Calibri" w:cs="Calibri"/>
-          <w:w w:val="120"/>
-          <w:sz w:val="18"/>
-          <w:szCs w:val="18"/>
-        </w:rPr>
-      </w:pPr>
-      <w:r>
-        <w:rPr>
-          <w:rFonts w:eastAsia="Calibri" w:cs="Calibri"/>
-          <w:w w:val="120"/>
-          <w:sz w:val="18"/>
-          <w:szCs w:val="18"/>
+          <w:b w:val="false"/>
+          <w:bCs w:val="false"/>
+          <w:i w:val="false"/>
+          <w:iCs w:val="false"/>
+          <w:caps w:val="false"/>
+          <w:smallCaps w:val="false"/>
+          <w:strike w:val="false"/>
+          <w:dstrike w:val="false"/>
+          <w:color w:val="000000"/>
+          <w:position w:val="0"/>
+          <w:sz w:val="18"/>
+          <w:sz w:val="18"/>
+          <w:szCs w:val="18"/>
+          <w:u w:val="none"/>
+          <w:shd w:fill="auto" w:val="clear"/>
+          <w:vertAlign w:val="baseline"/>
         </w:rPr>
         <w:t>Für den Fall, dass einzelne Bestimmungen dieses Vertrages wider Erwarten unwirksam sein sollten, bleiben die übrigen Bestimmungen des Vertrages davon unberührt. Anstelle einer unwirksamen Bestimmung gilt jeweils eine Regelung als vereinbart, die dem wirtschaftlichen Zweck der unwirksamen Bestimmung möglichst nahekommt.</w:t>
       </w:r>
     </w:p>
     <w:p>
       <w:pPr>
-        <w:pStyle w:val="MusterStandard"/>
+        <w:pStyle w:val="Normal1"/>
+        <w:keepNext w:val="false"/>
+        <w:keepLines w:val="false"/>
+        <w:pageBreakBefore w:val="false"/>
+        <w:widowControl/>
         <w:numPr>
           <w:ilvl w:val="0"/>
           <w:numId w:val="9"/>
         </w:numPr>
-        <w:pBdr>
-          <w:top w:val="nil"/>
-          <w:left w:val="nil"/>
-          <w:bottom w:val="nil"/>
-          <w:right w:val="nil"/>
-        </w:pBdr>
-        <w:spacing w:before="0" w:after="0"/>
+        <w:pBdr/>
+        <w:shd w:val="clear" w:fill="auto"/>
+        <w:spacing w:lineRule="auto" w:line="240" w:before="0" w:after="0"/>
         <w:ind w:left="720" w:right="430" w:hanging="360"/>
+        <w:jc w:val="both"/>
+        <w:rPr>
+          <w:rFonts w:ascii="Calibri" w:hAnsi="Calibri" w:eastAsia="Calibri" w:cs="Calibri"/>
+          <w:i w:val="false"/>
+          <w:i w:val="false"/>
+          <w:iCs w:val="false"/>
+          <w:caps w:val="false"/>
+          <w:smallCaps w:val="false"/>
+          <w:strike w:val="false"/>
+          <w:dstrike w:val="false"/>
+          <w:color w:val="000000"/>
+          <w:position w:val="0"/>
+          <w:sz w:val="18"/>
+          <w:sz w:val="18"/>
+          <w:szCs w:val="18"/>
+          <w:u w:val="none"/>
+          <w:shd w:fill="auto" w:val="clear"/>
+          <w:vertAlign w:val="baseline"/>
+        </w:rPr>
+      </w:pPr>
+      <w:r>
         <w:rPr>
           <w:rFonts w:eastAsia="Calibri" w:cs="Calibri"/>
-          <w:w w:val="120"/>
-          <w:sz w:val="18"/>
-          <w:szCs w:val="18"/>
-        </w:rPr>
-      </w:pPr>
-      <w:r>
-        <w:rPr>
-          <w:rFonts w:eastAsia="Calibri" w:cs="Calibri"/>
-          <w:w w:val="120"/>
-          <w:sz w:val="18"/>
-          <w:szCs w:val="18"/>
+          <w:b w:val="false"/>
+          <w:bCs w:val="false"/>
+          <w:i w:val="false"/>
+          <w:iCs w:val="false"/>
+          <w:caps w:val="false"/>
+          <w:smallCaps w:val="false"/>
+          <w:strike w:val="false"/>
+          <w:dstrike w:val="false"/>
+          <w:color w:val="000000"/>
+          <w:position w:val="0"/>
+          <w:sz w:val="18"/>
+          <w:sz w:val="18"/>
+          <w:szCs w:val="18"/>
+          <w:u w:val="none"/>
+          <w:shd w:fill="auto" w:val="clear"/>
+          <w:vertAlign w:val="baseline"/>
         </w:rPr>
         <w:t xml:space="preserve">Der/Die Arbeitnehmer/in erklärt mit seiner/ihrer Unterschrift, dass er/sie den gesamten Vertragsinhalt gelesen und verstanden hat, und mit allen Inhalten ausdrücklich einverstanden ist. Der/Die Arbeitnehmer/in bestätigt eine schriftliche Ausfertigung des vorliegenden Dienstvertrages erhalten zu haben. </w:t>
       </w:r>
     </w:p>
     <w:p>
       <w:pPr>
-        <w:pStyle w:val="MusterStandard"/>
+        <w:pStyle w:val="Normal1"/>
+        <w:keepNext w:val="false"/>
+        <w:keepLines w:val="false"/>
+        <w:pageBreakBefore w:val="false"/>
+        <w:widowControl/>
         <w:numPr>
           <w:ilvl w:val="0"/>
           <w:numId w:val="9"/>
         </w:numPr>
-        <w:pBdr>
-          <w:top w:val="nil"/>
-          <w:left w:val="nil"/>
-          <w:bottom w:val="nil"/>
-          <w:right w:val="nil"/>
-        </w:pBdr>
-        <w:spacing w:before="0" w:after="0"/>
+        <w:pBdr/>
+        <w:shd w:val="clear" w:fill="auto"/>
+        <w:spacing w:lineRule="auto" w:line="240" w:before="0" w:after="0"/>
         <w:ind w:left="720" w:right="430" w:hanging="360"/>
+        <w:jc w:val="both"/>
+        <w:rPr>
+          <w:rFonts w:ascii="Calibri" w:hAnsi="Calibri" w:eastAsia="Calibri" w:cs="Calibri"/>
+          <w:i w:val="false"/>
+          <w:i w:val="false"/>
+          <w:iCs w:val="false"/>
+          <w:caps w:val="false"/>
+          <w:smallCaps w:val="false"/>
+          <w:strike w:val="false"/>
+          <w:dstrike w:val="false"/>
+          <w:color w:val="000000"/>
+          <w:position w:val="0"/>
+          <w:sz w:val="18"/>
+          <w:sz w:val="18"/>
+          <w:szCs w:val="18"/>
+          <w:u w:val="none"/>
+          <w:shd w:fill="auto" w:val="clear"/>
+          <w:vertAlign w:val="baseline"/>
+        </w:rPr>
+      </w:pPr>
+      <w:r>
         <w:rPr>
           <w:rFonts w:eastAsia="Calibri" w:cs="Calibri"/>
-          <w:w w:val="120"/>
-          <w:sz w:val="18"/>
-          <w:szCs w:val="18"/>
-        </w:rPr>
-      </w:pPr>
-      <w:r>
-        <w:rPr>
-          <w:rFonts w:eastAsia="Calibri" w:cs="Calibri"/>
-          <w:w w:val="120"/>
-          <w:sz w:val="18"/>
-          <w:szCs w:val="18"/>
+          <w:b w:val="false"/>
+          <w:bCs w:val="false"/>
+          <w:i w:val="false"/>
+          <w:iCs w:val="false"/>
+          <w:caps w:val="false"/>
+          <w:smallCaps w:val="false"/>
+          <w:strike w:val="false"/>
+          <w:dstrike w:val="false"/>
+          <w:color w:val="000000"/>
+          <w:position w:val="0"/>
+          <w:sz w:val="18"/>
+          <w:sz w:val="18"/>
+          <w:szCs w:val="18"/>
+          <w:u w:val="none"/>
+          <w:shd w:fill="auto" w:val="clear"/>
+          <w:vertAlign w:val="baseline"/>
         </w:rPr>
         <w:t xml:space="preserve">Für das vorliegende Dienstverhältnis kommen neben den allgemeinen gesetzlichen Regelungen (z.B. Entgeltfortzahlungsgesetz, Urlaubsgesetz, Arbeitsvertragsrechts-Anpassungsgesetz, Arbeitszeitgesetz etc.) insbesondere die Bestimmungen des Rahmenkollektivvertrages für Arbeiterinnen/Arbeiter in der Denkmal-, Fassaden- und Gebäudereinigung, im sonstigen Reinigungsgewerbe und in Hausbetreuungstätigkeiten samt allfälliger Zusatzkollektivverträge, in der jeweils geltenden Fassung zur Anwendung. </w:t>
       </w:r>
     </w:p>
     <w:p>
       <w:pPr>
-        <w:pStyle w:val="MusterStandard"/>
+        <w:pStyle w:val="Normal1"/>
+        <w:keepNext w:val="false"/>
+        <w:keepLines w:val="false"/>
+        <w:pageBreakBefore w:val="false"/>
+        <w:widowControl/>
         <w:numPr>
           <w:ilvl w:val="0"/>
           <w:numId w:val="9"/>
         </w:numPr>
-        <w:pBdr>
-          <w:top w:val="nil"/>
-          <w:left w:val="nil"/>
-          <w:bottom w:val="nil"/>
-          <w:right w:val="nil"/>
-        </w:pBdr>
-        <w:spacing w:before="0" w:after="0"/>
+        <w:pBdr/>
+        <w:shd w:val="clear" w:fill="auto"/>
+        <w:spacing w:lineRule="auto" w:line="240" w:before="0" w:after="0"/>
         <w:ind w:left="720" w:right="430" w:hanging="360"/>
+        <w:jc w:val="both"/>
+        <w:rPr>
+          <w:rFonts w:ascii="Calibri" w:hAnsi="Calibri" w:eastAsia="Calibri" w:cs="Calibri"/>
+          <w:i w:val="false"/>
+          <w:i w:val="false"/>
+          <w:iCs w:val="false"/>
+          <w:caps w:val="false"/>
+          <w:smallCaps w:val="false"/>
+          <w:strike w:val="false"/>
+          <w:dstrike w:val="false"/>
+          <w:color w:val="000000"/>
+          <w:position w:val="0"/>
+          <w:sz w:val="18"/>
+          <w:sz w:val="18"/>
+          <w:szCs w:val="18"/>
+          <w:u w:val="none"/>
+          <w:shd w:fill="auto" w:val="clear"/>
+          <w:vertAlign w:val="baseline"/>
+        </w:rPr>
+      </w:pPr>
+      <w:r>
         <w:rPr>
           <w:rFonts w:eastAsia="Calibri" w:cs="Calibri"/>
-          <w:w w:val="120"/>
-          <w:sz w:val="18"/>
-          <w:szCs w:val="18"/>
-        </w:rPr>
-      </w:pPr>
-      <w:r>
-        <w:rPr>
-          <w:rFonts w:eastAsia="Calibri" w:cs="Calibri"/>
-          <w:w w:val="120"/>
-          <w:sz w:val="18"/>
-          <w:szCs w:val="18"/>
+          <w:b w:val="false"/>
+          <w:bCs w:val="false"/>
+          <w:i w:val="false"/>
+          <w:iCs w:val="false"/>
+          <w:caps w:val="false"/>
+          <w:smallCaps w:val="false"/>
+          <w:strike w:val="false"/>
+          <w:dstrike w:val="false"/>
+          <w:color w:val="000000"/>
+          <w:position w:val="0"/>
+          <w:sz w:val="18"/>
+          <w:sz w:val="18"/>
+          <w:szCs w:val="18"/>
+          <w:u w:val="none"/>
+          <w:shd w:fill="auto" w:val="clear"/>
+          <w:vertAlign w:val="baseline"/>
         </w:rPr>
         <w:t>Das gegenständliche Dienstverhältnis unterliegt der Pflichtversicherung nach dem ASVG. Der zuständige Sozialversicherungsträger ist die Österreichische Gesundheitskasse (ÖGK), 1100 Wien, Wienerbergstraße 15-19.</w:t>
       </w:r>
     </w:p>
     <w:p>
       <w:pPr>
-        <w:pStyle w:val="Normal"/>
-        <w:rPr>
-          <w:w w:val="120"/>
-          <w:sz w:val="18"/>
-          <w:szCs w:val="18"/>
-          <w:lang w:val="de-AT"/>
+        <w:pStyle w:val="Normal1"/>
+        <w:rPr>
+          <w:sz w:val="18"/>
+          <w:szCs w:val="18"/>
         </w:rPr>
       </w:pPr>
       <w:r>
@@ -3255,21 +5211,17 @@
           <mc:Choice Requires="wps">
             <w:drawing>
               <wp:inline distT="0" distB="0" distL="0" distR="0">
-                <wp:extent cx="7469505" cy="19050"/>
+                <wp:extent cx="7479030" cy="28575"/>
                 <wp:effectExtent l="0" t="0" r="0" b="0"/>
-                <wp:docPr id="15" name=""/>
+                <wp:docPr id="28" name="Shape 2"/>
                 <a:graphic xmlns:a="http://schemas.openxmlformats.org/drawingml/2006/main">
                   <a:graphicData uri="http://schemas.microsoft.com/office/word/2010/wordprocessingShape">
                     <wps:wsp>
                       <wps:cNvSpPr/>
-                      <wps:nvSpPr>
-                        <wps:cNvPr id="13" name=""/>
-                        <wps:cNvSpPr/>
-                      </wps:nvSpPr>
                       <wps:spPr>
                         <a:xfrm>
                           <a:off x="0" y="0"/>
-                          <a:ext cx="7469640" cy="19080"/>
+                          <a:ext cx="7479000" cy="28440"/>
                         </a:xfrm>
                         <a:prstGeom prst="rect">
                           <a:avLst/>
@@ -3281,22 +5233,59 @@
                           <a:noFill/>
                         </a:ln>
                       </wps:spPr>
-                      <wps:bodyPr/>
+                      <wps:style>
+                        <a:lnRef idx="0"/>
+                        <a:fillRef idx="0"/>
+                        <a:effectRef idx="0"/>
+                        <a:fontRef idx="minor"/>
+                      </wps:style>
+                      <wps:txbx>
+                        <w:txbxContent>
+                          <w:p>
+                            <w:pPr>
+                              <w:pStyle w:val="FrameContents"/>
+                              <w:spacing w:lineRule="exact" w:line="240" w:before="0" w:after="0"/>
+                              <w:ind w:left="0" w:right="0" w:hanging="0"/>
+                              <w:jc w:val="left"/>
+                              <w:rPr/>
+                            </w:pPr>
+                            <w:r>
+                              <w:rPr/>
+                            </w:r>
+                          </w:p>
+                        </w:txbxContent>
+                      </wps:txbx>
+                      <wps:bodyPr tIns="182880" bIns="182880" anchor="ctr">
+                        <a:noAutofit/>
+                      </wps:bodyPr>
                     </wps:wsp>
                   </a:graphicData>
                 </a:graphic>
-                <wp14:sizeRelH relativeFrom="page">
-                  <wp14:pctWidth>100000</wp14:pctWidth>
-                </wp14:sizeRelH>
               </wp:inline>
             </w:drawing>
           </mc:Choice>
           <mc:Fallback>
             <w:pict>
-              <v:rect id="shape_0" fillcolor="#a0a0a0" stroked="f" o:allowincell="f" style="position:absolute;margin-left:0pt;margin-top:-1.55pt;width:588.1pt;height:1.45pt;mso-wrap-style:none;v-text-anchor:middle;mso-position-horizontal:left;mso-position-vertical:top">
+              <v:rect id="shape_0" ID="Shape 2" path="m0,0l-2147483645,0l-2147483645,-2147483646l0,-2147483646xe" fillcolor="#a0a0a0" stroked="f" o:allowincell="f" style="position:absolute;margin-left:0pt;margin-top:-2.3pt;width:588.85pt;height:2.2pt;mso-wrap-style:none;v-text-anchor:middle;mso-position-vertical:top">
                 <v:fill o:detectmouseclick="t" type="solid" color2="#5f5f5f"/>
                 <v:stroke color="#3465a4" joinstyle="round" endcap="flat"/>
-                <w10:wrap type="topAndBottom"/>
+                <v:textbox>
+                  <w:txbxContent>
+                    <w:p>
+                      <w:pPr>
+                        <w:pStyle w:val="FrameContents"/>
+                        <w:spacing w:lineRule="exact" w:line="240" w:before="0" w:after="0"/>
+                        <w:ind w:left="0" w:right="0" w:hanging="0"/>
+                        <w:jc w:val="left"/>
+                        <w:rPr/>
+                      </w:pPr>
+                      <w:r>
+                        <w:rPr/>
+                      </w:r>
+                    </w:p>
+                  </w:txbxContent>
+                </v:textbox>
+                <w10:wrap type="square"/>
               </v:rect>
             </w:pict>
           </mc:Fallback>
@@ -3305,221 +5294,139 @@
     </w:p>
     <w:p>
       <w:pPr>
-        <w:pStyle w:val="Normal"/>
+        <w:pStyle w:val="Normal1"/>
         <w:ind w:left="284" w:hanging="0"/>
         <w:rPr>
           <w:b/>
           <w:b/>
           <w:bCs/>
-          <w:w w:val="120"/>
-          <w:sz w:val="18"/>
-          <w:szCs w:val="18"/>
-          <w:lang w:val="de-AT"/>
+          <w:sz w:val="18"/>
+          <w:szCs w:val="18"/>
         </w:rPr>
       </w:pPr>
       <w:r>
         <w:rPr>
           <w:b/>
           <w:bCs/>
-          <w:w w:val="120"/>
-          <w:sz w:val="18"/>
-          <w:szCs w:val="18"/>
-          <w:lang w:val="de-AT"/>
+          <w:sz w:val="18"/>
+          <w:szCs w:val="18"/>
         </w:rPr>
         <w:t>§14 Schlussbestimmungen</w:t>
       </w:r>
     </w:p>
     <w:p>
       <w:pPr>
-        <w:pStyle w:val="Normal"/>
+        <w:pStyle w:val="Normal1"/>
         <w:ind w:left="284" w:hanging="0"/>
         <w:rPr>
-          <w:w w:val="120"/>
-          <w:sz w:val="18"/>
-          <w:szCs w:val="18"/>
-          <w:lang w:val="de-AT"/>
-        </w:rPr>
-      </w:pPr>
-      <w:r>
-        <w:rPr>
-          <w:w w:val="120"/>
-          <w:sz w:val="18"/>
-          <w:szCs w:val="18"/>
-          <w:lang w:val="de-AT"/>
+          <w:sz w:val="18"/>
+          <w:szCs w:val="18"/>
+        </w:rPr>
+      </w:pPr>
+      <w:r>
+        <w:rPr>
+          <w:sz w:val="18"/>
+          <w:szCs w:val="18"/>
         </w:rPr>
         <w:t>(1) Änderungen und Ergänzungen dieser Vereinbarung bedürfen der Schriftform.</w:t>
       </w:r>
     </w:p>
     <w:p>
       <w:pPr>
-        <w:pStyle w:val="Normal"/>
+        <w:pStyle w:val="Normal1"/>
         <w:ind w:left="284" w:hanging="0"/>
         <w:rPr>
-          <w:w w:val="120"/>
-          <w:sz w:val="18"/>
-          <w:szCs w:val="18"/>
-          <w:lang w:val="de-AT"/>
-        </w:rPr>
-      </w:pPr>
-      <w:r>
-        <w:rPr>
-          <w:w w:val="120"/>
-          <w:sz w:val="18"/>
-          <w:szCs w:val="18"/>
-          <w:lang w:val="de-AT"/>
+          <w:sz w:val="18"/>
+          <w:szCs w:val="18"/>
+        </w:rPr>
+      </w:pPr>
+      <w:r>
+        <w:rPr>
+          <w:sz w:val="18"/>
+          <w:szCs w:val="18"/>
         </w:rPr>
         <w:t>(2) Sollten einzelne Bestimmungen unwirksam sein oder werden, bleibt die Wirksamkeit der übrigen Bestimmungen unberührt.</w:t>
       </w:r>
     </w:p>
     <w:p>
       <w:pPr>
-        <w:pStyle w:val="Normal"/>
+        <w:pStyle w:val="Normal1"/>
         <w:ind w:left="284" w:hanging="0"/>
         <w:rPr>
-          <w:w w:val="120"/>
-          <w:sz w:val="18"/>
-          <w:szCs w:val="18"/>
-          <w:lang w:val="de-AT"/>
-        </w:rPr>
-      </w:pPr>
-      <w:r>
-        <w:rPr>
-          <w:w w:val="120"/>
-          <w:sz w:val="18"/>
-          <w:szCs w:val="18"/>
-          <w:lang w:val="de-AT"/>
+          <w:sz w:val="18"/>
+          <w:szCs w:val="18"/>
+        </w:rPr>
+      </w:pPr>
+      <w:r>
+        <w:rPr>
+          <w:sz w:val="18"/>
+          <w:szCs w:val="18"/>
         </w:rPr>
         <w:t>(3) Es gilt österreichisches Recht. Gerichtsstand ist Wien.</w:t>
       </w:r>
     </w:p>
     <w:p>
       <w:pPr>
-        <w:pStyle w:val="Normal"/>
-        <w:jc w:val="both"/>
-        <w:rPr>
-          <w:w w:val="120"/>
-          <w:sz w:val="18"/>
-          <w:szCs w:val="18"/>
-        </w:rPr>
-      </w:pPr>
-      <w:r>
-        <w:rPr>
-          <w:w w:val="120"/>
-          <w:sz w:val="18"/>
-          <w:szCs w:val="18"/>
-        </w:rPr>
-      </w:r>
-    </w:p>
-    <w:p>
-      <w:pPr>
-        <w:pStyle w:val="Normal"/>
-        <w:jc w:val="both"/>
-        <w:rPr>
-          <w:b/>
-          <w:b/>
-          <w:bCs/>
-          <w:w w:val="120"/>
-          <w:sz w:val="18"/>
-          <w:szCs w:val="18"/>
-          <w:lang w:val="de-AT"/>
-        </w:rPr>
-      </w:pPr>
-      <w:r>
-        <w:rPr>
-          <w:b/>
-          <w:bCs/>
-          <w:w w:val="120"/>
-          <w:sz w:val="18"/>
-          <w:szCs w:val="18"/>
-          <w:lang w:val="de-AT"/>
-        </w:rPr>
-      </w:r>
-    </w:p>
-    <w:p>
-      <w:pPr>
-        <w:pStyle w:val="TextBody"/>
-        <w:spacing w:before="0" w:after="0"/>
-        <w:ind w:left="720" w:hanging="0"/>
-        <w:rPr>
-          <w:spacing w:val="-2"/>
-          <w:w w:val="110"/>
+        <w:pStyle w:val="Normal1"/>
+        <w:keepNext w:val="false"/>
+        <w:keepLines w:val="false"/>
+        <w:pageBreakBefore w:val="false"/>
+        <w:widowControl w:val="false"/>
+        <w:pBdr/>
+        <w:shd w:val="clear" w:fill="auto"/>
+        <w:spacing w:lineRule="auto" w:line="240" w:before="0" w:after="0"/>
+        <w:ind w:left="0" w:right="0" w:hanging="0"/>
+        <w:jc w:val="left"/>
+        <w:rPr>
+          <w:rFonts w:ascii="Calibri" w:hAnsi="Calibri" w:eastAsia="Calibri" w:cs="Calibri"/>
+          <w:b w:val="false"/>
+          <w:b w:val="false"/>
+          <w:bCs w:val="false"/>
+          <w:i w:val="false"/>
+          <w:i w:val="false"/>
+          <w:iCs w:val="false"/>
+          <w:caps w:val="false"/>
+          <w:smallCaps w:val="false"/>
+          <w:strike w:val="false"/>
+          <w:dstrike w:val="false"/>
+          <w:color w:val="000000"/>
+          <w:position w:val="0"/>
           <w:sz w:val="16"/>
-        </w:rPr>
-      </w:pPr>
-      <w:r>
-        <w:rPr>
           <w:sz w:val="16"/>
+          <w:szCs w:val="16"/>
+          <w:u w:val="none"/>
+          <w:shd w:fill="auto" w:val="clear"/>
+          <w:vertAlign w:val="baseline"/>
+        </w:rPr>
+      </w:pPr>
+      <w:r>
+        <w:rPr>
+          <w:rFonts w:eastAsia="Calibri" w:cs="Calibri"/>
+          <w:b w:val="false"/>
+          <w:bCs w:val="false"/>
+          <w:i w:val="false"/>
+          <w:iCs w:val="false"/>
+          <w:caps w:val="false"/>
+          <w:smallCaps w:val="false"/>
+          <w:strike w:val="false"/>
+          <w:dstrike w:val="false"/>
+          <w:color w:val="000000"/>
+          <w:position w:val="0"/>
+          <w:sz w:val="16"/>
+          <w:sz w:val="16"/>
+          <w:szCs w:val="16"/>
+          <w:u w:val="none"/>
+          <w:shd w:fill="auto" w:val="clear"/>
+          <w:vertAlign w:val="baseline"/>
         </w:rPr>
         <w:tab/>
-      </w:r>
-      <w:r>
-        <w:rPr>
-          <w:spacing w:val="-2"/>
-          <w:w w:val="110"/>
-          <w:sz w:val="16"/>
-        </w:rPr>
-        <w:tab/>
-        <w:tab/>
-        <w:tab/>
-        <w:tab/>
-        <w:tab/>
-      </w:r>
-    </w:p>
-    <w:p>
-      <w:pPr>
-        <w:pStyle w:val="TextBody"/>
-        <w:spacing w:before="0" w:after="0"/>
-        <w:rPr>
-          <w:spacing w:val="-2"/>
-          <w:w w:val="110"/>
-          <w:sz w:val="16"/>
-        </w:rPr>
-      </w:pPr>
-      <w:r>
-        <w:rPr>
-          <w:spacing w:val="-2"/>
-          <w:w w:val="110"/>
-          <w:sz w:val="16"/>
-        </w:rPr>
-      </w:r>
-    </w:p>
-    <w:p>
-      <w:pPr>
-        <w:pStyle w:val="TextBody"/>
-        <w:spacing w:before="0" w:after="0"/>
-        <w:rPr>
-          <w:spacing w:val="-2"/>
-          <w:w w:val="110"/>
-          <w:sz w:val="16"/>
-        </w:rPr>
-      </w:pPr>
-      <w:r>
-        <w:rPr>
-          <w:spacing w:val="-2"/>
-          <w:w w:val="110"/>
-          <w:sz w:val="16"/>
-        </w:rPr>
-      </w:r>
-    </w:p>
-    <w:p>
-      <w:pPr>
-        <w:pStyle w:val="TextBody"/>
-        <w:spacing w:before="0" w:after="0"/>
-        <w:rPr>
-          <w:sz w:val="16"/>
-        </w:rPr>
-      </w:pPr>
-      <w:r>
-        <w:rPr>
-          <w:sz w:val="16"/>
-        </w:rPr>
-        <w:tab/>
+        <w:br/>
       </w:r>
     </w:p>
     <w:tbl>
       <w:tblPr>
-        <w:tblStyle w:val="Tabellenraster"/>
-        <w:tblW w:w="10761" w:type="dxa"/>
+        <w:tblStyle w:val="Table1"/>
+        <w:tblW w:w="10760" w:type="dxa"/>
         <w:jc w:val="left"/>
         <w:tblInd w:w="421" w:type="dxa"/>
         <w:tblLayout w:type="fixed"/>
@@ -3529,13 +5436,13 @@
           <w:bottom w:w="0" w:type="dxa"/>
           <w:right w:w="108" w:type="dxa"/>
         </w:tblCellMar>
-        <w:tblLook w:val="04a0" w:noHBand="0" w:noVBand="1" w:firstColumn="1" w:lastRow="0" w:lastColumn="0" w:firstRow="1"/>
+        <w:tblLook w:val="0400"/>
       </w:tblPr>
       <w:tblGrid>
         <w:gridCol w:w="652"/>
-        <w:gridCol w:w="1482"/>
-        <w:gridCol w:w="3774"/>
-        <w:gridCol w:w="4852"/>
+        <w:gridCol w:w="1480"/>
+        <w:gridCol w:w="3776"/>
+        <w:gridCol w:w="4851"/>
       </w:tblGrid>
       <w:tr>
         <w:trPr>
@@ -3545,150 +5452,122 @@
           <w:tcPr>
             <w:tcW w:w="652" w:type="dxa"/>
             <w:tcBorders>
-              <w:top w:val="nil"/>
-              <w:left w:val="nil"/>
-              <w:right w:val="nil"/>
+              <w:bottom w:val="single" w:sz="4" w:space="0" w:color="000000"/>
             </w:tcBorders>
           </w:tcPr>
           <w:p>
             <w:pPr>
-              <w:pStyle w:val="Normal"/>
+              <w:pStyle w:val="Normal1"/>
               <w:widowControl w:val="false"/>
-              <w:spacing w:before="0" w:after="0"/>
+              <w:spacing w:lineRule="auto" w:line="240" w:before="0" w:after="0"/>
               <w:jc w:val="both"/>
               <w:rPr>
                 <w:b/>
                 <w:b/>
                 <w:bCs/>
-                <w:w w:val="120"/>
                 <w:sz w:val="18"/>
                 <w:szCs w:val="18"/>
-                <w:lang w:val="de-AT"/>
               </w:rPr>
             </w:pPr>
             <w:r>
               <w:rPr>
                 <w:b/>
                 <w:bCs/>
-                <w:w w:val="120"/>
-                <w:kern w:val="0"/>
-                <w:sz w:val="22"/>
-                <w:szCs w:val="22"/>
-                <w:lang w:val="de-AT" w:eastAsia="en-US" w:bidi="ar-SA"/>
+                <w:sz w:val="18"/>
+                <w:szCs w:val="18"/>
               </w:rPr>
             </w:r>
           </w:p>
         </w:tc>
         <w:tc>
           <w:tcPr>
-            <w:tcW w:w="1482" w:type="dxa"/>
+            <w:tcW w:w="1480" w:type="dxa"/>
             <w:tcBorders>
-              <w:top w:val="nil"/>
-              <w:left w:val="nil"/>
-              <w:right w:val="nil"/>
+              <w:bottom w:val="single" w:sz="4" w:space="0" w:color="000000"/>
             </w:tcBorders>
           </w:tcPr>
           <w:p>
             <w:pPr>
-              <w:pStyle w:val="Normal"/>
+              <w:pStyle w:val="Normal1"/>
               <w:widowControl w:val="false"/>
-              <w:spacing w:before="0" w:after="0"/>
+              <w:spacing w:lineRule="auto" w:line="240" w:before="0" w:after="0"/>
               <w:jc w:val="both"/>
               <w:rPr>
                 <w:b/>
                 <w:b/>
                 <w:bCs/>
-                <w:w w:val="120"/>
                 <w:sz w:val="18"/>
                 <w:szCs w:val="18"/>
-                <w:lang w:val="de-AT"/>
               </w:rPr>
             </w:pPr>
             <w:r>
               <w:rPr>
                 <w:b/>
                 <w:bCs/>
-                <w:w w:val="120"/>
-                <w:kern w:val="0"/>
-                <w:sz w:val="22"/>
-                <w:szCs w:val="22"/>
-                <w:lang w:val="de-AT" w:eastAsia="en-US" w:bidi="ar-SA"/>
+                <w:sz w:val="18"/>
+                <w:szCs w:val="18"/>
               </w:rPr>
             </w:r>
           </w:p>
         </w:tc>
         <w:tc>
           <w:tcPr>
-            <w:tcW w:w="3774" w:type="dxa"/>
+            <w:tcW w:w="3776" w:type="dxa"/>
             <w:tcBorders>
-              <w:top w:val="nil"/>
-              <w:left w:val="nil"/>
-              <w:right w:val="nil"/>
+              <w:bottom w:val="single" w:sz="4" w:space="0" w:color="000000"/>
             </w:tcBorders>
           </w:tcPr>
           <w:p>
             <w:pPr>
-              <w:pStyle w:val="Normal"/>
+              <w:pStyle w:val="Normal1"/>
               <w:widowControl w:val="false"/>
-              <w:spacing w:before="0" w:after="0"/>
+              <w:spacing w:lineRule="auto" w:line="240" w:before="0" w:after="0"/>
               <w:jc w:val="both"/>
               <w:rPr>
                 <w:b/>
                 <w:b/>
                 <w:bCs/>
-                <w:w w:val="120"/>
                 <w:sz w:val="18"/>
                 <w:szCs w:val="18"/>
-                <w:lang w:val="de-AT"/>
               </w:rPr>
             </w:pPr>
             <w:r>
               <w:rPr>
                 <w:b/>
                 <w:bCs/>
-                <w:w w:val="120"/>
-                <w:kern w:val="0"/>
-                <w:sz w:val="22"/>
-                <w:szCs w:val="22"/>
-                <w:lang w:val="de-AT" w:eastAsia="en-US" w:bidi="ar-SA"/>
+                <w:sz w:val="18"/>
+                <w:szCs w:val="18"/>
               </w:rPr>
             </w:r>
           </w:p>
         </w:tc>
         <w:tc>
           <w:tcPr>
-            <w:tcW w:w="4852" w:type="dxa"/>
+            <w:tcW w:w="4851" w:type="dxa"/>
             <w:tcBorders>
-              <w:top w:val="nil"/>
-              <w:left w:val="nil"/>
-              <w:right w:val="nil"/>
+              <w:bottom w:val="single" w:sz="4" w:space="0" w:color="000000"/>
             </w:tcBorders>
           </w:tcPr>
           <w:p>
             <w:pPr>
-              <w:pStyle w:val="Normal"/>
+              <w:pStyle w:val="Normal1"/>
               <w:widowControl w:val="false"/>
-              <w:spacing w:before="0" w:after="0"/>
+              <w:spacing w:lineRule="auto" w:line="240" w:before="0" w:after="0"/>
               <w:jc w:val="both"/>
               <w:rPr>
                 <w:b/>
                 <w:b/>
                 <w:bCs/>
-                <w:w w:val="120"/>
                 <w:sz w:val="18"/>
                 <w:szCs w:val="18"/>
-                <w:lang w:val="de-AT"/>
               </w:rPr>
             </w:pPr>
             <w:r>
               <w:rPr>
                 <w:b/>
                 <w:bCs/>
-                <w:w w:val="120"/>
-                <w:kern w:val="0"/>
-                <w:sz w:val="22"/>
-                <w:szCs w:val="22"/>
-                <w:lang w:val="de-AT" w:eastAsia="en-US" w:bidi="ar-SA"/>
+                <w:sz w:val="18"/>
+                <w:szCs w:val="18"/>
               </w:rPr>
             </w:r>
           </w:p>
@@ -3702,35 +5581,27 @@
           <w:tcPr>
             <w:tcW w:w="652" w:type="dxa"/>
             <w:tcBorders>
-              <w:left w:val="nil"/>
-              <w:bottom w:val="nil"/>
-              <w:right w:val="nil"/>
+              <w:top w:val="single" w:sz="4" w:space="0" w:color="000000"/>
             </w:tcBorders>
           </w:tcPr>
           <w:p>
             <w:pPr>
-              <w:pStyle w:val="Normal"/>
+              <w:pStyle w:val="Normal1"/>
               <w:widowControl w:val="false"/>
-              <w:spacing w:before="0" w:after="0"/>
+              <w:spacing w:lineRule="auto" w:line="240" w:before="0" w:after="0"/>
               <w:jc w:val="both"/>
               <w:rPr>
                 <w:b/>
                 <w:b/>
                 <w:bCs/>
-                <w:w w:val="120"/>
                 <w:sz w:val="18"/>
                 <w:szCs w:val="18"/>
-                <w:lang w:val="de-AT"/>
               </w:rPr>
             </w:pPr>
             <w:r>
               <w:rPr>
-                <w:spacing w:val="-5"/>
-                <w:w w:val="110"/>
-                <w:kern w:val="0"/>
                 <w:sz w:val="16"/>
-                <w:szCs w:val="22"/>
-                <w:lang w:eastAsia="en-US" w:bidi="ar-SA"/>
+                <w:szCs w:val="16"/>
               </w:rPr>
               <w:t>Ort</w:t>
             </w:r>
@@ -3738,37 +5609,29 @@
         </w:tc>
         <w:tc>
           <w:tcPr>
-            <w:tcW w:w="1482" w:type="dxa"/>
+            <w:tcW w:w="1480" w:type="dxa"/>
             <w:tcBorders>
-              <w:left w:val="nil"/>
-              <w:bottom w:val="nil"/>
-              <w:right w:val="nil"/>
+              <w:top w:val="single" w:sz="4" w:space="0" w:color="000000"/>
             </w:tcBorders>
           </w:tcPr>
           <w:p>
             <w:pPr>
-              <w:pStyle w:val="Normal"/>
+              <w:pStyle w:val="Normal1"/>
               <w:widowControl w:val="false"/>
-              <w:spacing w:before="0" w:after="0"/>
+              <w:spacing w:lineRule="auto" w:line="240" w:before="0" w:after="0"/>
               <w:jc w:val="both"/>
               <w:rPr>
                 <w:b/>
                 <w:b/>
                 <w:bCs/>
-                <w:w w:val="120"/>
                 <w:sz w:val="18"/>
                 <w:szCs w:val="18"/>
-                <w:lang w:val="de-AT"/>
               </w:rPr>
             </w:pPr>
             <w:r>
               <w:rPr>
-                <w:spacing w:val="-2"/>
-                <w:w w:val="110"/>
-                <w:kern w:val="0"/>
                 <w:sz w:val="16"/>
-                <w:szCs w:val="22"/>
-                <w:lang w:eastAsia="en-US" w:bidi="ar-SA"/>
+                <w:szCs w:val="16"/>
               </w:rPr>
               <w:t>Datum</w:t>
             </w:r>
@@ -3776,37 +5639,29 @@
         </w:tc>
         <w:tc>
           <w:tcPr>
-            <w:tcW w:w="3774" w:type="dxa"/>
+            <w:tcW w:w="3776" w:type="dxa"/>
             <w:tcBorders>
-              <w:left w:val="nil"/>
-              <w:bottom w:val="nil"/>
-              <w:right w:val="nil"/>
+              <w:top w:val="single" w:sz="4" w:space="0" w:color="000000"/>
             </w:tcBorders>
           </w:tcPr>
           <w:p>
             <w:pPr>
-              <w:pStyle w:val="Normal"/>
+              <w:pStyle w:val="Normal1"/>
               <w:widowControl w:val="false"/>
-              <w:spacing w:before="0" w:after="0"/>
+              <w:spacing w:lineRule="auto" w:line="240" w:before="0" w:after="0"/>
               <w:jc w:val="both"/>
               <w:rPr>
                 <w:b/>
                 <w:b/>
                 <w:bCs/>
-                <w:w w:val="120"/>
                 <w:sz w:val="18"/>
                 <w:szCs w:val="18"/>
-                <w:lang w:val="de-AT"/>
               </w:rPr>
             </w:pPr>
             <w:r>
               <w:rPr>
-                <w:spacing w:val="-2"/>
-                <w:w w:val="110"/>
-                <w:kern w:val="0"/>
                 <w:sz w:val="16"/>
-                <w:szCs w:val="22"/>
-                <w:lang w:eastAsia="en-US" w:bidi="ar-SA"/>
+                <w:szCs w:val="16"/>
               </w:rPr>
               <w:t>Unterschrift (Arbeitgeber)</w:t>
             </w:r>
@@ -3814,37 +5669,29 @@
         </w:tc>
         <w:tc>
           <w:tcPr>
-            <w:tcW w:w="4852" w:type="dxa"/>
+            <w:tcW w:w="4851" w:type="dxa"/>
             <w:tcBorders>
-              <w:left w:val="nil"/>
-              <w:bottom w:val="nil"/>
-              <w:right w:val="nil"/>
+              <w:top w:val="single" w:sz="4" w:space="0" w:color="000000"/>
             </w:tcBorders>
           </w:tcPr>
           <w:p>
             <w:pPr>
-              <w:pStyle w:val="Normal"/>
+              <w:pStyle w:val="Normal1"/>
               <w:widowControl w:val="false"/>
-              <w:spacing w:before="0" w:after="0"/>
+              <w:spacing w:lineRule="auto" w:line="240" w:before="0" w:after="0"/>
               <w:jc w:val="both"/>
               <w:rPr>
                 <w:b/>
                 <w:b/>
                 <w:bCs/>
-                <w:w w:val="120"/>
                 <w:sz w:val="18"/>
                 <w:szCs w:val="18"/>
-                <w:lang w:val="de-AT"/>
               </w:rPr>
             </w:pPr>
             <w:r>
               <w:rPr>
-                <w:spacing w:val="-2"/>
-                <w:w w:val="110"/>
-                <w:kern w:val="0"/>
                 <w:sz w:val="16"/>
-                <w:szCs w:val="22"/>
-                <w:lang w:eastAsia="en-US" w:bidi="ar-SA"/>
+                <w:szCs w:val="16"/>
               </w:rPr>
               <w:t>Unterschrift (Arbeitnehmer)</w:t>
             </w:r>
@@ -3854,28 +5701,57 @@
     </w:tbl>
     <w:p>
       <w:pPr>
-        <w:pStyle w:val="TextBody"/>
-        <w:spacing w:before="0" w:after="0"/>
-        <w:rPr>
+        <w:pStyle w:val="Normal1"/>
+        <w:keepNext w:val="false"/>
+        <w:keepLines w:val="false"/>
+        <w:pageBreakBefore w:val="false"/>
+        <w:widowControl w:val="false"/>
+        <w:pBdr/>
+        <w:shd w:val="clear" w:fill="auto"/>
+        <w:spacing w:lineRule="auto" w:line="240" w:before="0" w:after="0"/>
+        <w:ind w:left="0" w:right="0" w:hanging="0"/>
+        <w:jc w:val="left"/>
+        <w:rPr>
+          <w:rFonts w:ascii="Calibri" w:hAnsi="Calibri" w:eastAsia="Calibri" w:cs="Calibri"/>
+          <w:b w:val="false"/>
+          <w:b w:val="false"/>
+          <w:bCs w:val="false"/>
+          <w:i w:val="false"/>
+          <w:i w:val="false"/>
+          <w:iCs w:val="false"/>
+          <w:caps w:val="false"/>
+          <w:smallCaps w:val="false"/>
+          <w:strike w:val="false"/>
+          <w:dstrike w:val="false"/>
+          <w:color w:val="000000"/>
+          <w:position w:val="0"/>
           <w:sz w:val="16"/>
-        </w:rPr>
-      </w:pPr>
-      <w:r>
-        <w:rPr>
           <w:sz w:val="16"/>
-        </w:rPr>
-      </w:r>
-    </w:p>
-    <w:p>
-      <w:pPr>
-        <w:pStyle w:val="Normal"/>
-        <w:rPr>
-          <w:sz w:val="20"/>
-        </w:rPr>
-      </w:pPr>
-      <w:r>
-        <w:rPr>
-          <w:sz w:val="20"/>
+          <w:szCs w:val="16"/>
+          <w:u w:val="none"/>
+          <w:shd w:fill="auto" w:val="clear"/>
+          <w:vertAlign w:val="baseline"/>
+        </w:rPr>
+      </w:pPr>
+      <w:r>
+        <w:rPr>
+          <w:rFonts w:eastAsia="Calibri" w:cs="Calibri"/>
+          <w:b w:val="false"/>
+          <w:bCs w:val="false"/>
+          <w:i w:val="false"/>
+          <w:iCs w:val="false"/>
+          <w:caps w:val="false"/>
+          <w:smallCaps w:val="false"/>
+          <w:strike w:val="false"/>
+          <w:dstrike w:val="false"/>
+          <w:color w:val="000000"/>
+          <w:position w:val="0"/>
+          <w:sz w:val="16"/>
+          <w:sz w:val="16"/>
+          <w:szCs w:val="16"/>
+          <w:u w:val="none"/>
+          <w:shd w:fill="auto" w:val="clear"/>
+          <w:vertAlign w:val="baseline"/>
         </w:rPr>
       </w:r>
     </w:p>
@@ -3886,279 +5762,80 @@
           <w:type w:val="nextPage"/>
           <w:pgSz w:w="11906" w:h="16850"/>
           <w:pgMar w:left="140" w:right="3" w:gutter="0" w:header="0" w:top="460" w:footer="0" w:bottom="280"/>
-          <w:pgNumType w:fmt="decimal"/>
+          <w:pgNumType w:start="1" w:fmt="decimal"/>
           <w:formProt w:val="false"/>
           <w:textDirection w:val="lrTb"/>
-          <w:docGrid w:type="default" w:linePitch="600" w:charSpace="36864"/>
+          <w:docGrid w:type="default" w:linePitch="100" w:charSpace="4096"/>
         </w:sectPr>
       </w:pPr>
     </w:p>
     <w:p>
       <w:pPr>
         <w:pStyle w:val="Heading1"/>
-        <w:ind w:left="1106" w:hanging="0"/>
-        <w:rPr>
-          <w:spacing w:val="-2"/>
-          <w:w w:val="120"/>
-        </w:rPr>
-      </w:pPr>
-      <w:r>
+        <w:ind w:left="244" w:hanging="0"/>
         <w:rPr/>
-      </w:r>
-    </w:p>
-    <w:p>
-      <w:pPr>
-        <w:pStyle w:val="Heading1"/>
-        <w:ind w:left="1106" w:hanging="0"/>
-        <w:rPr>
-          <w:spacing w:val="-2"/>
-          <w:w w:val="120"/>
-        </w:rPr>
       </w:pPr>
       <w:r>
         <w:rPr/>
-      </w:r>
-    </w:p>
-    <w:p>
-      <w:pPr>
-        <w:pStyle w:val="Heading1"/>
-        <w:ind w:left="1106" w:hanging="0"/>
-        <w:rPr>
-          <w:spacing w:val="-2"/>
-          <w:w w:val="120"/>
-        </w:rPr>
-      </w:pPr>
-      <w:r>
-        <w:rPr/>
-      </w:r>
-    </w:p>
-    <w:p>
-      <w:pPr>
-        <w:pStyle w:val="Heading1"/>
-        <w:ind w:left="1106" w:hanging="0"/>
-        <w:rPr>
-          <w:spacing w:val="-2"/>
-          <w:w w:val="120"/>
-        </w:rPr>
-      </w:pPr>
-      <w:r>
-        <w:rPr/>
-      </w:r>
-    </w:p>
-    <w:p>
-      <w:pPr>
-        <w:pStyle w:val="Heading1"/>
-        <w:ind w:left="1106" w:hanging="0"/>
-        <w:rPr>
-          <w:spacing w:val="-2"/>
-          <w:w w:val="120"/>
-        </w:rPr>
-      </w:pPr>
-      <w:r>
-        <w:rPr/>
-      </w:r>
-    </w:p>
-    <w:p>
-      <w:pPr>
-        <w:pStyle w:val="Heading1"/>
-        <w:ind w:left="1106" w:hanging="0"/>
-        <w:rPr>
-          <w:spacing w:val="-2"/>
-          <w:w w:val="120"/>
-        </w:rPr>
-      </w:pPr>
-      <w:r>
-        <w:rPr/>
-      </w:r>
-    </w:p>
-    <w:p>
-      <w:pPr>
-        <w:pStyle w:val="Heading1"/>
-        <w:ind w:left="1106" w:hanging="0"/>
-        <w:rPr>
-          <w:spacing w:val="-2"/>
-          <w:w w:val="120"/>
-        </w:rPr>
-      </w:pPr>
-      <w:r>
-        <w:rPr/>
-      </w:r>
-    </w:p>
-    <w:p>
-      <w:pPr>
-        <w:pStyle w:val="Heading1"/>
-        <w:ind w:left="1106" w:hanging="0"/>
-        <w:rPr>
-          <w:spacing w:val="-2"/>
-          <w:w w:val="120"/>
-        </w:rPr>
-      </w:pPr>
-      <w:r>
-        <w:rPr/>
-      </w:r>
-    </w:p>
-    <w:p>
-      <w:pPr>
-        <w:pStyle w:val="Heading1"/>
-        <w:ind w:left="1106" w:hanging="0"/>
-        <w:rPr>
-          <w:spacing w:val="-2"/>
-          <w:w w:val="120"/>
-        </w:rPr>
-      </w:pPr>
-      <w:r>
-        <w:rPr/>
-      </w:r>
-    </w:p>
-    <w:p>
-      <w:pPr>
-        <w:pStyle w:val="Heading1"/>
-        <w:ind w:left="1106" w:hanging="0"/>
-        <w:rPr>
-          <w:spacing w:val="-2"/>
-          <w:w w:val="120"/>
-        </w:rPr>
-      </w:pPr>
-      <w:r>
-        <w:rPr/>
-      </w:r>
-    </w:p>
-    <w:p>
-      <w:pPr>
-        <w:pStyle w:val="Heading1"/>
-        <w:ind w:left="1106" w:hanging="0"/>
-        <w:rPr>
-          <w:spacing w:val="-2"/>
-          <w:w w:val="120"/>
-        </w:rPr>
-      </w:pPr>
-      <w:r>
-        <w:rPr/>
-      </w:r>
-    </w:p>
-    <w:p>
-      <w:pPr>
-        <w:pStyle w:val="Heading1"/>
-        <w:ind w:left="1106" w:hanging="0"/>
-        <w:rPr>
-          <w:spacing w:val="-2"/>
-          <w:w w:val="120"/>
-        </w:rPr>
-      </w:pPr>
-      <w:r>
-        <w:rPr/>
-      </w:r>
-    </w:p>
-    <w:p>
-      <w:pPr>
-        <w:pStyle w:val="Heading1"/>
+        <w:br/>
+        <w:t>STAFFCONNECTIING</w:t>
+      </w:r>
+    </w:p>
+    <w:p>
+      <w:pPr>
+        <w:pStyle w:val="Normal1"/>
+        <w:spacing w:lineRule="auto" w:line="290" w:before="45" w:after="0"/>
         <w:ind w:hanging="0"/>
-        <w:rPr/>
-      </w:pPr>
-      <w:r>
-        <w:rPr>
-          <w:spacing w:val="-2"/>
-          <w:w w:val="120"/>
-        </w:rPr>
-        <w:br/>
-        <w:t xml:space="preserve">                   STAFFCONNECTIING</w:t>
-      </w:r>
-    </w:p>
-    <w:p>
-      <w:pPr>
-        <w:pStyle w:val="Normal"/>
-        <w:spacing w:lineRule="auto" w:line="292" w:before="45" w:after="0"/>
-        <w:ind w:hanging="0"/>
         <w:rPr>
           <w:sz w:val="16"/>
-        </w:rPr>
-      </w:pPr>
-      <w:r>
-        <w:rPr>
-          <w:w w:val="110"/>
+          <w:szCs w:val="16"/>
+        </w:rPr>
+      </w:pPr>
+      <w:r>
+        <w:rPr>
           <w:sz w:val="16"/>
-        </w:rPr>
-        <w:t xml:space="preserve">                    </w:t>
-      </w:r>
-      <w:r>
-        <w:rPr>
-          <w:w w:val="110"/>
+          <w:szCs w:val="16"/>
+        </w:rPr>
+        <w:t xml:space="preserve">       </w:t>
+      </w:r>
+      <w:r>
+        <w:rPr>
           <w:sz w:val="16"/>
-        </w:rPr>
-        <w:t>Gründer und Inhaber</w:t>
-      </w:r>
-      <w:r>
-        <w:rPr>
-          <w:spacing w:val="40"/>
-          <w:w w:val="110"/>
-          <w:sz w:val="16"/>
-        </w:rPr>
-        <w:t xml:space="preserve"> </w:t>
+          <w:szCs w:val="16"/>
+        </w:rPr>
+        <w:t xml:space="preserve">Gründer und Inhaber </w:t>
         <w:br/>
         <w:t xml:space="preserve">     </w:t>
       </w:r>
       <w:r>
         <w:rPr>
-          <w:w w:val="110"/>
           <w:sz w:val="16"/>
-        </w:rPr>
-        <w:t>Sebastijan</w:t>
-      </w:r>
-      <w:r>
-        <w:rPr>
-          <w:spacing w:val="-5"/>
-          <w:w w:val="110"/>
+          <w:szCs w:val="16"/>
+        </w:rPr>
+        <w:t xml:space="preserve">  </w:t>
+      </w:r>
+      <w:r>
+        <w:rPr>
           <w:sz w:val="16"/>
-        </w:rPr>
-        <w:t xml:space="preserve"> </w:t>
-      </w:r>
-      <w:r>
-        <w:rPr>
-          <w:w w:val="110"/>
-          <w:sz w:val="16"/>
-        </w:rPr>
-        <w:t>Aleksandar</w:t>
-      </w:r>
-      <w:r>
-        <w:rPr>
-          <w:spacing w:val="-5"/>
-          <w:w w:val="110"/>
-          <w:sz w:val="16"/>
-        </w:rPr>
-        <w:t xml:space="preserve"> </w:t>
-      </w:r>
-      <w:r>
-        <w:rPr>
-          <w:w w:val="110"/>
-          <w:sz w:val="16"/>
-        </w:rPr>
-        <w:t>Kerculj</w:t>
-      </w:r>
-      <w:r>
-        <w:rPr>
-          <w:spacing w:val="40"/>
-          <w:w w:val="110"/>
-          <w:sz w:val="16"/>
-        </w:rPr>
-        <w:t xml:space="preserve"> </w:t>
+          <w:szCs w:val="16"/>
+        </w:rPr>
+        <w:t xml:space="preserve">Sebastijan Aleksandar Kerculj </w:t>
         <w:br/>
-        <w:t xml:space="preserve">      </w:t>
+        <w:t xml:space="preserve">       </w:t>
       </w:r>
       <w:hyperlink r:id="rId4">
         <w:r>
           <w:rPr>
-            <w:spacing w:val="-2"/>
-            <w:w w:val="110"/>
             <w:sz w:val="16"/>
+            <w:szCs w:val="16"/>
           </w:rPr>
           <w:t>s.kerculj@staffconnecting.at</w:t>
         </w:r>
       </w:hyperlink>
       <w:r>
         <w:rPr>
-          <w:spacing w:val="40"/>
-          <w:w w:val="110"/>
           <w:sz w:val="16"/>
+          <w:szCs w:val="16"/>
         </w:rPr>
         <w:t xml:space="preserve">                       </w:t>
       </w:r>
@@ -4166,376 +5843,206 @@
     <w:p>
       <w:pPr>
         <w:pStyle w:val="Heading1"/>
-        <w:spacing w:before="151" w:after="0"/>
+        <w:spacing w:lineRule="auto" w:line="240" w:before="151" w:after="0"/>
         <w:ind w:left="129" w:hanging="0"/>
+        <w:rPr>
+          <w:sz w:val="16"/>
+          <w:szCs w:val="16"/>
+        </w:rPr>
+      </w:pPr>
+      <w:r>
+        <w:br w:type="column"/>
+      </w:r>
+      <w:r>
         <w:rPr/>
+        <w:t>STAFFCONNECTIING</w:t>
+      </w:r>
+    </w:p>
+    <w:p>
+      <w:pPr>
+        <w:pStyle w:val="Normal1"/>
+        <w:spacing w:lineRule="auto" w:line="290" w:before="44" w:after="0"/>
+        <w:ind w:left="129" w:hanging="0"/>
+        <w:rPr>
+          <w:sz w:val="16"/>
+          <w:szCs w:val="16"/>
+        </w:rPr>
+      </w:pPr>
+      <w:r>
+        <w:rPr>
+          <w:sz w:val="16"/>
+          <w:szCs w:val="16"/>
+        </w:rPr>
+        <w:t xml:space="preserve">Sebastijan Aleksandar Kerculj </w:t>
+        <w:br/>
+        <w:t>Simmeringer Hauptstraße 24,</w:t>
+      </w:r>
+    </w:p>
+    <w:p>
+      <w:pPr>
+        <w:pStyle w:val="Normal1"/>
+        <w:spacing w:lineRule="auto" w:line="194"/>
+        <w:ind w:left="129" w:hanging="0"/>
+        <w:rPr>
+          <w:sz w:val="16"/>
+          <w:szCs w:val="16"/>
+        </w:rPr>
+      </w:pPr>
+      <w:r>
+        <w:rPr>
+          <w:sz w:val="16"/>
+          <w:szCs w:val="16"/>
+        </w:rPr>
+        <w:t>1110 Wien</w:t>
+      </w:r>
+    </w:p>
+    <w:p>
+      <w:pPr>
+        <w:pStyle w:val="Heading1"/>
+        <w:ind w:hanging="0"/>
+        <w:rPr/>
       </w:pPr>
       <w:r>
         <w:br w:type="column"/>
       </w:r>
       <w:r>
-        <w:rPr>
-          <w:spacing w:val="-2"/>
-          <w:w w:val="120"/>
-        </w:rPr>
+        <w:rPr/>
+        <w:t xml:space="preserve">       </w:t>
+      </w:r>
+      <w:r>
+        <w:rPr/>
         <w:t>STAFFCONNECTIING</w:t>
       </w:r>
     </w:p>
     <w:p>
       <w:pPr>
-        <w:pStyle w:val="Normal"/>
-        <w:spacing w:lineRule="auto" w:line="292" w:before="44" w:after="0"/>
-        <w:ind w:left="129" w:hanging="0"/>
+        <w:pStyle w:val="Normal1"/>
+        <w:spacing w:lineRule="auto" w:line="290" w:before="45" w:after="0"/>
+        <w:ind w:left="244" w:right="209" w:hanging="0"/>
         <w:rPr>
           <w:sz w:val="16"/>
-        </w:rPr>
-      </w:pPr>
-      <w:r>
-        <w:rPr>
-          <w:w w:val="110"/>
+          <w:szCs w:val="16"/>
+        </w:rPr>
+      </w:pPr>
+      <w:r>
+        <w:rPr>
           <w:sz w:val="16"/>
-        </w:rPr>
-        <w:t>Sebastijan</w:t>
-      </w:r>
-      <w:r>
-        <w:rPr>
-          <w:spacing w:val="-3"/>
-          <w:w w:val="110"/>
+          <w:szCs w:val="16"/>
+        </w:rPr>
+        <w:t xml:space="preserve">Sebastijan Aleksandar Kerculj </w:t>
+        <w:br/>
+        <w:t>BIC: BKAUTWW</w:t>
+      </w:r>
+    </w:p>
+    <w:p>
+      <w:pPr>
+        <w:pStyle w:val="Heading1"/>
+        <w:spacing w:lineRule="auto" w:line="194" w:before="0" w:after="0"/>
+        <w:rPr/>
+      </w:pPr>
+      <w:r>
+        <w:rPr/>
+        <w:t>IBAN:AT83 1200 0514 8816 2831</w:t>
+      </w:r>
+    </w:p>
+    <w:p>
+      <w:pPr>
+        <w:pStyle w:val="Normal1"/>
+        <w:spacing w:lineRule="auto" w:line="240" w:before="151" w:after="0"/>
+        <w:ind w:left="0" w:hanging="0"/>
+        <w:rPr>
           <w:sz w:val="16"/>
-        </w:rPr>
-        <w:t xml:space="preserve"> </w:t>
-      </w:r>
-      <w:r>
-        <w:rPr>
-          <w:w w:val="110"/>
+          <w:szCs w:val="16"/>
+        </w:rPr>
+      </w:pPr>
+      <w:r>
+        <w:br w:type="column"/>
+      </w:r>
+      <w:r>
+        <w:rPr>
           <w:sz w:val="16"/>
-        </w:rPr>
-        <w:t>Aleksandar</w:t>
-      </w:r>
-      <w:r>
-        <w:rPr>
-          <w:spacing w:val="-3"/>
-          <w:w w:val="110"/>
+          <w:szCs w:val="16"/>
+        </w:rPr>
+        <w:t>STAFFCONNECTIING</w:t>
+      </w:r>
+    </w:p>
+    <w:p>
+      <w:pPr>
+        <w:pStyle w:val="Normal1"/>
+        <w:spacing w:lineRule="auto" w:line="290" w:before="44" w:after="0"/>
+        <w:ind w:right="1070" w:hanging="0"/>
+        <w:jc w:val="both"/>
+        <w:rPr>
           <w:sz w:val="16"/>
-        </w:rPr>
-        <w:t xml:space="preserve"> </w:t>
-      </w:r>
-      <w:r>
-        <w:rPr>
-          <w:w w:val="110"/>
+          <w:szCs w:val="16"/>
+        </w:rPr>
+      </w:pPr>
+      <w:r>
+        <w:rPr>
           <w:sz w:val="16"/>
-        </w:rPr>
-        <w:t>Kerculj</w:t>
-      </w:r>
-      <w:r>
-        <w:rPr>
-          <w:spacing w:val="40"/>
-          <w:w w:val="110"/>
-          <w:sz w:val="16"/>
-        </w:rPr>
-        <w:t xml:space="preserve"> </w:t>
-      </w:r>
-      <w:r>
-        <w:rPr>
-          <w:w w:val="110"/>
-          <w:sz w:val="16"/>
-        </w:rPr>
-        <w:t>Simmeringer</w:t>
-      </w:r>
-      <w:r>
-        <w:rPr>
-          <w:spacing w:val="-4"/>
-          <w:w w:val="110"/>
-          <w:sz w:val="16"/>
-        </w:rPr>
-        <w:t xml:space="preserve"> </w:t>
-      </w:r>
-      <w:r>
-        <w:rPr>
-          <w:w w:val="110"/>
-          <w:sz w:val="16"/>
-        </w:rPr>
-        <w:t>Hauptstraße</w:t>
-      </w:r>
-      <w:r>
-        <w:rPr>
-          <w:spacing w:val="-4"/>
-          <w:w w:val="110"/>
-          <w:sz w:val="16"/>
-        </w:rPr>
-        <w:t xml:space="preserve"> </w:t>
-      </w:r>
-      <w:r>
-        <w:rPr>
-          <w:spacing w:val="-5"/>
-          <w:w w:val="110"/>
-          <w:sz w:val="16"/>
-        </w:rPr>
-        <w:t>24,</w:t>
-      </w:r>
-    </w:p>
-    <w:p>
-      <w:pPr>
-        <w:pStyle w:val="Normal"/>
-        <w:spacing w:lineRule="exact" w:line="195"/>
-        <w:ind w:left="129" w:hanging="0"/>
-        <w:rPr>
-          <w:sz w:val="16"/>
-          <w:lang w:val="en-US"/>
-        </w:rPr>
-      </w:pPr>
-      <w:r>
-        <w:rPr>
-          <w:w w:val="115"/>
-          <w:sz w:val="16"/>
-          <w:lang w:val="en-US"/>
-        </w:rPr>
-        <w:t>1110</w:t>
-      </w:r>
-      <w:r>
-        <w:rPr>
-          <w:spacing w:val="4"/>
-          <w:w w:val="115"/>
-          <w:sz w:val="16"/>
-          <w:lang w:val="en-US"/>
-        </w:rPr>
-        <w:t xml:space="preserve"> </w:t>
-      </w:r>
-      <w:r>
-        <w:rPr>
-          <w:spacing w:val="-4"/>
-          <w:w w:val="115"/>
-          <w:sz w:val="16"/>
-          <w:lang w:val="en-US"/>
-        </w:rPr>
-        <w:t>Wien</w:t>
-      </w:r>
-    </w:p>
-    <w:p>
-      <w:pPr>
-        <w:pStyle w:val="Heading1"/>
-        <w:rPr>
-          <w:lang w:val="en-US"/>
-        </w:rPr>
-      </w:pPr>
-      <w:r>
-        <w:br w:type="column"/>
-      </w:r>
-      <w:r>
-        <w:rPr>
-          <w:spacing w:val="-2"/>
-          <w:w w:val="120"/>
-          <w:lang w:val="en-US"/>
-        </w:rPr>
-        <w:t>STAFFCONNECTIING</w:t>
-      </w:r>
-    </w:p>
-    <w:p>
-      <w:pPr>
-        <w:pStyle w:val="Normal"/>
-        <w:spacing w:lineRule="auto" w:line="292" w:before="45" w:after="0"/>
-        <w:ind w:left="244" w:right="209" w:hanging="0"/>
-        <w:rPr>
-          <w:sz w:val="16"/>
-          <w:lang w:val="en-US"/>
-        </w:rPr>
-      </w:pPr>
-      <w:r>
-        <w:rPr>
-          <w:w w:val="110"/>
-          <w:sz w:val="16"/>
-          <w:lang w:val="en-US"/>
-        </w:rPr>
-        <w:t>Sebastijan</w:t>
-      </w:r>
-      <w:r>
-        <w:rPr>
-          <w:spacing w:val="-4"/>
-          <w:w w:val="110"/>
-          <w:sz w:val="16"/>
-          <w:lang w:val="en-US"/>
-        </w:rPr>
-        <w:t xml:space="preserve"> </w:t>
-      </w:r>
-      <w:r>
-        <w:rPr>
-          <w:w w:val="110"/>
-          <w:sz w:val="16"/>
-          <w:lang w:val="en-US"/>
-        </w:rPr>
-        <w:t>Aleksandar</w:t>
-      </w:r>
-      <w:r>
-        <w:rPr>
-          <w:spacing w:val="-4"/>
-          <w:w w:val="110"/>
-          <w:sz w:val="16"/>
-          <w:lang w:val="en-US"/>
-        </w:rPr>
-        <w:t xml:space="preserve"> </w:t>
-      </w:r>
-      <w:r>
-        <w:rPr>
-          <w:w w:val="110"/>
-          <w:sz w:val="16"/>
-          <w:lang w:val="en-US"/>
-        </w:rPr>
-        <w:t>Kerculj</w:t>
-      </w:r>
-      <w:r>
-        <w:rPr>
-          <w:w w:val="115"/>
-          <w:sz w:val="16"/>
-          <w:lang w:val="en-US"/>
-        </w:rPr>
-        <w:t xml:space="preserve"> BIC:</w:t>
-      </w:r>
-      <w:r>
-        <w:rPr>
-          <w:spacing w:val="80"/>
-          <w:w w:val="115"/>
-          <w:sz w:val="16"/>
-          <w:lang w:val="en-US"/>
-        </w:rPr>
-        <w:t xml:space="preserve"> </w:t>
-      </w:r>
-      <w:r>
-        <w:rPr>
-          <w:w w:val="115"/>
-          <w:sz w:val="16"/>
-          <w:lang w:val="en-US"/>
-        </w:rPr>
-        <w:t>BKAUTWW</w:t>
-      </w:r>
-    </w:p>
-    <w:p>
-      <w:pPr>
-        <w:pStyle w:val="Heading1"/>
-        <w:spacing w:lineRule="exact" w:line="195" w:before="0" w:after="0"/>
-        <w:rPr>
-          <w:lang w:val="en-US"/>
-        </w:rPr>
-      </w:pPr>
-      <w:r>
-        <w:rPr>
-          <w:spacing w:val="-2"/>
-          <w:w w:val="120"/>
-          <w:lang w:val="en-US"/>
-        </w:rPr>
-        <w:t>IBAN:AT83 1200 0514 8816 2831</w:t>
-      </w:r>
-    </w:p>
-    <w:p>
-      <w:pPr>
-        <w:pStyle w:val="Normal"/>
-        <w:spacing w:before="151" w:after="0"/>
-        <w:ind w:left="120" w:hanging="0"/>
-        <w:rPr>
-          <w:sz w:val="16"/>
-          <w:lang w:val="en-US"/>
-        </w:rPr>
-      </w:pPr>
-      <w:r>
-        <w:br w:type="column"/>
-      </w:r>
-      <w:r>
-        <w:rPr>
-          <w:spacing w:val="-2"/>
-          <w:w w:val="120"/>
-          <w:sz w:val="16"/>
-          <w:lang w:val="en-US"/>
-        </w:rPr>
-        <w:t>STAFFCONNECTIING</w:t>
-      </w:r>
-    </w:p>
-    <w:p>
-      <w:pPr>
-        <w:pStyle w:val="Normal"/>
-        <w:spacing w:lineRule="auto" w:line="292" w:before="44" w:after="0"/>
-        <w:ind w:left="120" w:right="1070" w:hanging="0"/>
-        <w:jc w:val="both"/>
-        <w:rPr>
-          <w:sz w:val="16"/>
-          <w:lang w:val="en-US"/>
-        </w:rPr>
-      </w:pPr>
-      <w:r>
-        <w:rPr>
-          <w:w w:val="110"/>
-          <w:sz w:val="16"/>
-          <w:lang w:val="en-US"/>
-        </w:rPr>
-        <w:t>Sebastijan Aleksandar Kerculj</w:t>
-      </w:r>
-      <w:r>
-        <w:rPr>
-          <w:spacing w:val="40"/>
-          <w:w w:val="110"/>
-          <w:sz w:val="16"/>
-          <w:lang w:val="en-US"/>
-        </w:rPr>
-        <w:t xml:space="preserve"> </w:t>
-      </w:r>
-      <w:r>
-        <w:rPr>
-          <w:spacing w:val="-2"/>
-          <w:w w:val="110"/>
-          <w:sz w:val="16"/>
-          <w:lang w:val="en-US"/>
-        </w:rPr>
-        <w:t>Web.:</w:t>
-      </w:r>
-      <w:r>
-        <w:rPr>
-          <w:spacing w:val="-8"/>
-          <w:w w:val="110"/>
-          <w:sz w:val="16"/>
-          <w:lang w:val="en-US"/>
-        </w:rPr>
-        <w:t xml:space="preserve"> </w:t>
+          <w:szCs w:val="16"/>
+        </w:rPr>
+        <w:t>SebastijanAleksandarKerculj Web:</w:t>
       </w:r>
       <w:hyperlink r:id="rId5">
         <w:r>
           <w:rPr>
-            <w:spacing w:val="-2"/>
-            <w:w w:val="110"/>
             <w:sz w:val="16"/>
-            <w:lang w:val="en-US"/>
+            <w:szCs w:val="16"/>
           </w:rPr>
-          <w:t>www.staffconnecting.at</w:t>
+          <w:t>www.staffconnectin.</w:t>
+        </w:r>
+        <w:r>
+          <w:rPr>
+            <w:sz w:val="16"/>
+            <w:szCs w:val="16"/>
+          </w:rPr>
+          <w:t>a</w:t>
         </w:r>
       </w:hyperlink>
       <w:r>
         <w:rPr>
-          <w:spacing w:val="40"/>
-          <w:w w:val="110"/>
           <w:sz w:val="16"/>
-          <w:lang w:val="en-US"/>
-        </w:rPr>
-        <w:t xml:space="preserve"> </w:t>
-      </w:r>
-      <w:r>
-        <w:rPr>
-          <w:w w:val="110"/>
+          <w:szCs w:val="16"/>
+        </w:rPr>
+        <w:t>t</w:t>
+      </w:r>
+      <w:r>
+        <w:rPr>
           <w:sz w:val="16"/>
-          <w:lang w:val="en-US"/>
-        </w:rPr>
-        <w:t>Tel.: +43 (0) 676 630 01 67</w:t>
+          <w:szCs w:val="16"/>
+        </w:rPr>
+        <w:t xml:space="preserve"> Tel.: +43 (0) 676 630 01 67</w:t>
+      </w:r>
+    </w:p>
+    <w:p>
+      <w:pPr>
+        <w:pStyle w:val="Heading1"/>
+        <w:ind w:left="1106" w:hanging="0"/>
+        <w:rPr/>
+      </w:pPr>
+      <w:r>
+        <w:rPr/>
+      </w:r>
+    </w:p>
+    <w:p>
+      <w:pPr>
+        <w:pStyle w:val="Heading1"/>
+        <w:ind w:left="1106" w:hanging="0"/>
+        <w:rPr/>
+      </w:pPr>
+      <w:r>
+        <w:rPr/>
       </w:r>
     </w:p>
     <w:sectPr>
       <w:type w:val="continuous"/>
       <w:pgSz w:w="11906" w:h="16850"/>
       <w:pgMar w:left="140" w:right="3" w:gutter="0" w:header="0" w:top="460" w:footer="0" w:bottom="280"/>
-      <w:cols w:num="4" w:equalWidth="false" w:sep="false">
-        <w:col w:w="3230" w:space="40"/>
-        <w:col w:w="2257" w:space="38"/>
-        <w:col w:w="2812" w:space="38"/>
-        <w:col w:w="3345"/>
-      </w:cols>
+      <w:cols w:num="4" w:space="38" w:equalWidth="true" w:sep="false"/>
       <w:formProt w:val="false"/>
       <w:textDirection w:val="lrTb"/>
-      <w:docGrid w:type="default" w:linePitch="600" w:charSpace="36864"/>
+      <w:docGrid w:type="default" w:linePitch="100" w:charSpace="4096"/>
     </w:sectPr>
   </w:body>
 </w:document>
@@ -4545,105 +6052,167 @@
 <w:ftr xmlns:o="urn:schemas-microsoft-com:office:office" xmlns:r="http://schemas.openxmlformats.org/officeDocument/2006/relationships" xmlns:v="urn:schemas-microsoft-com:vml" xmlns:w="http://schemas.openxmlformats.org/wordprocessingml/2006/main" xmlns:w10="urn:schemas-microsoft-com:office:word" xmlns:wp="http://schemas.openxmlformats.org/drawingml/2006/wordprocessingDrawing" xmlns:wps="http://schemas.microsoft.com/office/word/2010/wordprocessingShape" xmlns:wpg="http://schemas.microsoft.com/office/word/2010/wordprocessingGroup" xmlns:mc="http://schemas.openxmlformats.org/markup-compatibility/2006" xmlns:wp14="http://schemas.microsoft.com/office/word/2010/wordprocessingDrawing" xmlns:w14="http://schemas.microsoft.com/office/word/2010/wordml" xmlns:w15="http://schemas.microsoft.com/office/word/2012/wordml" mc:Ignorable="w14 wp14 w15">
   <w:p>
     <w:pPr>
-      <w:pStyle w:val="Footer"/>
+      <w:pStyle w:val="Normal1"/>
+      <w:keepNext w:val="false"/>
+      <w:keepLines w:val="false"/>
+      <w:pageBreakBefore w:val="false"/>
+      <w:widowControl w:val="false"/>
+      <w:pBdr/>
+      <w:shd w:val="clear" w:fill="auto"/>
+      <w:tabs>
+        <w:tab w:val="clear" w:pos="720"/>
+        <w:tab w:val="center" w:pos="4536" w:leader="none"/>
+        <w:tab w:val="right" w:pos="9072" w:leader="none"/>
+      </w:tabs>
+      <w:spacing w:lineRule="auto" w:line="240" w:before="0" w:after="0"/>
+      <w:ind w:left="0" w:right="0" w:hanging="0"/>
       <w:jc w:val="center"/>
       <w:rPr>
+        <w:rFonts w:ascii="Calibri" w:hAnsi="Calibri" w:eastAsia="Calibri" w:cs="Calibri"/>
+        <w:b w:val="false"/>
+        <w:b w:val="false"/>
+        <w:bCs w:val="false"/>
+        <w:i w:val="false"/>
+        <w:i w:val="false"/>
+        <w:iCs w:val="false"/>
+        <w:caps w:val="false"/>
+        <w:smallCaps w:val="false"/>
+        <w:strike w:val="false"/>
+        <w:dstrike w:val="false"/>
+        <w:color w:val="000000"/>
+        <w:position w:val="0"/>
+        <w:sz w:val="16"/>
         <w:sz w:val="16"/>
         <w:szCs w:val="16"/>
+        <w:u w:val="none"/>
+        <w:shd w:fill="auto" w:val="clear"/>
+        <w:vertAlign w:val="baseline"/>
       </w:rPr>
     </w:pPr>
     <w:r>
       <w:rPr>
+        <w:rFonts w:eastAsia="Calibri" w:cs="Calibri"/>
+        <w:b w:val="false"/>
+        <w:bCs w:val="false"/>
+        <w:i w:val="false"/>
+        <w:iCs w:val="false"/>
+        <w:caps w:val="false"/>
+        <w:smallCaps w:val="false"/>
+        <w:strike w:val="false"/>
+        <w:dstrike w:val="false"/>
+        <w:color w:val="000000"/>
+        <w:position w:val="0"/>
+        <w:sz w:val="16"/>
         <w:sz w:val="16"/>
         <w:szCs w:val="16"/>
+        <w:u w:val="none"/>
+        <w:shd w:fill="auto" w:val="clear"/>
+        <w:vertAlign w:val="baseline"/>
       </w:rPr>
       <w:t xml:space="preserve">Seite </w:t>
     </w:r>
     <w:r>
-      <w:rPr>
-        <w:sz w:val="16"/>
-        <w:szCs w:val="16"/>
-      </w:rPr>
+      <w:rPr/>
       <w:fldChar w:fldCharType="begin"/>
     </w:r>
     <w:r>
-      <w:rPr>
-        <w:sz w:val="16"/>
-        <w:szCs w:val="16"/>
-      </w:rPr>
-      <w:instrText xml:space="preserve"> PAGE \* ARABIC </w:instrText>
+      <w:rPr/>
+      <w:instrText xml:space="preserve"> PAGE </w:instrText>
     </w:r>
     <w:r>
-      <w:rPr>
-        <w:sz w:val="16"/>
-        <w:szCs w:val="16"/>
-      </w:rPr>
+      <w:rPr/>
       <w:fldChar w:fldCharType="separate"/>
     </w:r>
     <w:r>
-      <w:rPr>
-        <w:sz w:val="16"/>
-        <w:szCs w:val="16"/>
-      </w:rPr>
-      <w:t>1</w:t>
+      <w:rPr/>
+      <w:t>3</w:t>
     </w:r>
     <w:r>
-      <w:rPr>
-        <w:sz w:val="16"/>
-        <w:szCs w:val="16"/>
-      </w:rPr>
+      <w:rPr/>
       <w:fldChar w:fldCharType="end"/>
     </w:r>
     <w:r>
       <w:rPr>
+        <w:rFonts w:eastAsia="Calibri" w:cs="Calibri"/>
+        <w:b w:val="false"/>
+        <w:bCs w:val="false"/>
+        <w:i w:val="false"/>
+        <w:iCs w:val="false"/>
+        <w:caps w:val="false"/>
+        <w:smallCaps w:val="false"/>
+        <w:strike w:val="false"/>
+        <w:dstrike w:val="false"/>
+        <w:color w:val="000000"/>
+        <w:position w:val="0"/>
+        <w:sz w:val="16"/>
         <w:sz w:val="16"/>
         <w:szCs w:val="16"/>
+        <w:u w:val="none"/>
+        <w:shd w:fill="auto" w:val="clear"/>
+        <w:vertAlign w:val="baseline"/>
       </w:rPr>
-      <w:t xml:space="preserve"> von </w:t>
-    </w:r>
-    <w:r>
-      <w:rPr>
-        <w:sz w:val="16"/>
-        <w:szCs w:val="16"/>
-      </w:rPr>
-      <w:fldChar w:fldCharType="begin"/>
-    </w:r>
-    <w:r>
-      <w:rPr>
-        <w:sz w:val="16"/>
-        <w:szCs w:val="16"/>
-      </w:rPr>
-      <w:instrText xml:space="preserve"> NUMPAGES </w:instrText>
-    </w:r>
-    <w:r>
-      <w:rPr>
-        <w:sz w:val="16"/>
-        <w:szCs w:val="16"/>
-      </w:rPr>
-      <w:fldChar w:fldCharType="separate"/>
-    </w:r>
-    <w:r>
-      <w:rPr>
-        <w:sz w:val="16"/>
-        <w:szCs w:val="16"/>
-      </w:rPr>
-      <w:t>4</w:t>
-    </w:r>
-    <w:r>
-      <w:rPr>
-        <w:sz w:val="16"/>
-        <w:szCs w:val="16"/>
-      </w:rPr>
-      <w:fldChar w:fldCharType="end"/>
+      <w:t xml:space="preserve"> von 3</w:t>
     </w:r>
   </w:p>
   <w:p>
     <w:pPr>
-      <w:pStyle w:val="Footer"/>
-      <w:rPr/>
+      <w:pStyle w:val="Normal1"/>
+      <w:keepNext w:val="false"/>
+      <w:keepLines w:val="false"/>
+      <w:pageBreakBefore w:val="false"/>
+      <w:widowControl w:val="false"/>
+      <w:pBdr/>
+      <w:shd w:val="clear" w:fill="auto"/>
+      <w:tabs>
+        <w:tab w:val="clear" w:pos="720"/>
+        <w:tab w:val="center" w:pos="4536" w:leader="none"/>
+        <w:tab w:val="right" w:pos="9072" w:leader="none"/>
+      </w:tabs>
+      <w:spacing w:lineRule="auto" w:line="240" w:before="0" w:after="0"/>
+      <w:ind w:left="0" w:right="0" w:hanging="0"/>
+      <w:jc w:val="left"/>
+      <w:rPr>
+        <w:rFonts w:ascii="Calibri" w:hAnsi="Calibri" w:eastAsia="Calibri" w:cs="Calibri"/>
+        <w:b w:val="false"/>
+        <w:b w:val="false"/>
+        <w:bCs w:val="false"/>
+        <w:i w:val="false"/>
+        <w:i w:val="false"/>
+        <w:iCs w:val="false"/>
+        <w:caps w:val="false"/>
+        <w:smallCaps w:val="false"/>
+        <w:strike w:val="false"/>
+        <w:dstrike w:val="false"/>
+        <w:color w:val="000000"/>
+        <w:position w:val="0"/>
+        <w:sz w:val="22"/>
+        <w:sz w:val="22"/>
+        <w:szCs w:val="22"/>
+        <w:u w:val="none"/>
+        <w:shd w:fill="auto" w:val="clear"/>
+        <w:vertAlign w:val="baseline"/>
+      </w:rPr>
     </w:pPr>
     <w:r>
-      <w:rPr/>
+      <w:rPr>
+        <w:rFonts w:eastAsia="Calibri" w:cs="Calibri"/>
+        <w:b w:val="false"/>
+        <w:bCs w:val="false"/>
+        <w:i w:val="false"/>
+        <w:iCs w:val="false"/>
+        <w:caps w:val="false"/>
+        <w:smallCaps w:val="false"/>
+        <w:strike w:val="false"/>
+        <w:dstrike w:val="false"/>
+        <w:color w:val="000000"/>
+        <w:position w:val="0"/>
+        <w:sz w:val="22"/>
+        <w:sz w:val="22"/>
+        <w:szCs w:val="22"/>
+        <w:u w:val="none"/>
+        <w:shd w:fill="auto" w:val="clear"/>
+        <w:vertAlign w:val="baseline"/>
+      </w:rPr>
     </w:r>
   </w:p>
 </w:ftr>
@@ -5260,7 +6829,7 @@
       </w:pPr>
       <w:rPr>
         <w:b w:val="false"/>
-        <w:bCs/>
+        <w:bCs w:val="false"/>
       </w:rPr>
     </w:lvl>
     <w:lvl w:ilvl="1">
@@ -5382,7 +6951,7 @@
       </w:pPr>
       <w:rPr>
         <w:b w:val="false"/>
-        <w:bCs/>
+        <w:bCs w:val="false"/>
       </w:rPr>
     </w:lvl>
     <w:lvl w:ilvl="1">
@@ -5504,7 +7073,7 @@
       </w:pPr>
       <w:rPr>
         <w:b w:val="false"/>
-        <w:bCs/>
+        <w:bCs w:val="false"/>
       </w:rPr>
     </w:lvl>
     <w:lvl w:ilvl="1">
@@ -5626,7 +7195,7 @@
       </w:pPr>
       <w:rPr>
         <w:b w:val="false"/>
-        <w:bCs/>
+        <w:bCs w:val="false"/>
       </w:rPr>
     </w:lvl>
     <w:lvl w:ilvl="1">
@@ -5891,10 +7460,10 @@
   <w:docDefaults>
     <w:rPrDefault>
       <w:rPr>
-        <w:rFonts w:ascii="Calibri" w:hAnsi="Calibri" w:eastAsia="Calibri" w:cs="" w:asciiTheme="minorHAnsi" w:cstheme="minorBidi" w:eastAsiaTheme="minorHAnsi" w:hAnsiTheme="minorHAnsi"/>
+        <w:rFonts w:ascii="Calibri" w:hAnsi="Calibri" w:eastAsia="Calibri" w:cs="Calibri"/>
         <w:sz w:val="22"/>
         <w:szCs w:val="22"/>
-        <w:lang w:val="en-US" w:eastAsia="en-US" w:bidi="ar-SA"/>
+        <w:lang w:val="de-AT" w:eastAsia="zh-CN" w:bidi="hi-IN"/>
       </w:rPr>
     </w:rPrDefault>
     <w:pPrDefault>
@@ -5903,385 +7472,7 @@
       </w:pPr>
     </w:pPrDefault>
   </w:docDefaults>
-  <w:latentStyles w:defLockedState="0" w:defUIPriority="99" w:defSemiHidden="0" w:defUnhideWhenUsed="0" w:defQFormat="0" w:count="376">
-    <w:lsdException w:name="Normal" w:uiPriority="0" w:qFormat="1"/>
-    <w:lsdException w:name="heading 1" w:uiPriority="9" w:qFormat="1"/>
-    <w:lsdException w:name="heading 2" w:uiPriority="9" w:semiHidden="1" w:unhideWhenUsed="1" w:qFormat="1"/>
-    <w:lsdException w:name="heading 3" w:uiPriority="9" w:semiHidden="1" w:unhideWhenUsed="1" w:qFormat="1"/>
-    <w:lsdException w:name="heading 4" w:uiPriority="9" w:semiHidden="1" w:unhideWhenUsed="1" w:qFormat="1"/>
-    <w:lsdException w:name="heading 5" w:uiPriority="9" w:semiHidden="1" w:unhideWhenUsed="1" w:qFormat="1"/>
-    <w:lsdException w:name="heading 6" w:uiPriority="9" w:semiHidden="1" w:unhideWhenUsed="1" w:qFormat="1"/>
-    <w:lsdException w:name="heading 7" w:uiPriority="9" w:semiHidden="1" w:unhideWhenUsed="1" w:qFormat="1"/>
-    <w:lsdException w:name="heading 8" w:uiPriority="9" w:semiHidden="1" w:unhideWhenUsed="1" w:qFormat="1"/>
-    <w:lsdException w:name="heading 9" w:uiPriority="9" w:semiHidden="1" w:unhideWhenUsed="1" w:qFormat="1"/>
-    <w:lsdException w:name="index 1" w:semiHidden="1" w:unhideWhenUsed="1"/>
-    <w:lsdException w:name="index 2" w:semiHidden="1" w:unhideWhenUsed="1"/>
-    <w:lsdException w:name="index 3" w:semiHidden="1" w:unhideWhenUsed="1"/>
-    <w:lsdException w:name="index 4" w:semiHidden="1" w:unhideWhenUsed="1"/>
-    <w:lsdException w:name="index 5" w:semiHidden="1" w:unhideWhenUsed="1"/>
-    <w:lsdException w:name="index 6" w:semiHidden="1" w:unhideWhenUsed="1"/>
-    <w:lsdException w:name="index 7" w:semiHidden="1" w:unhideWhenUsed="1"/>
-    <w:lsdException w:name="index 8" w:semiHidden="1" w:unhideWhenUsed="1"/>
-    <w:lsdException w:name="index 9" w:semiHidden="1" w:unhideWhenUsed="1"/>
-    <w:lsdException w:name="toc 1" w:uiPriority="39" w:semiHidden="1" w:unhideWhenUsed="1"/>
-    <w:lsdException w:name="toc 2" w:uiPriority="39" w:semiHidden="1" w:unhideWhenUsed="1"/>
-    <w:lsdException w:name="toc 3" w:uiPriority="39" w:semiHidden="1" w:unhideWhenUsed="1"/>
-    <w:lsdException w:name="toc 4" w:uiPriority="39" w:semiHidden="1" w:unhideWhenUsed="1"/>
-    <w:lsdException w:name="toc 5" w:uiPriority="39" w:semiHidden="1" w:unhideWhenUsed="1"/>
-    <w:lsdException w:name="toc 6" w:uiPriority="39" w:semiHidden="1" w:unhideWhenUsed="1"/>
-    <w:lsdException w:name="toc 7" w:uiPriority="39" w:semiHidden="1" w:unhideWhenUsed="1"/>
-    <w:lsdException w:name="toc 8" w:uiPriority="39" w:semiHidden="1" w:unhideWhenUsed="1"/>
-    <w:lsdException w:name="toc 9" w:uiPriority="39" w:semiHidden="1" w:unhideWhenUsed="1"/>
-    <w:lsdException w:name="Normal Indent" w:semiHidden="1" w:unhideWhenUsed="1"/>
-    <w:lsdException w:name="footnote text" w:semiHidden="1" w:unhideWhenUsed="1"/>
-    <w:lsdException w:name="annotation text" w:semiHidden="1" w:unhideWhenUsed="1"/>
-    <w:lsdException w:name="header" w:semiHidden="1" w:unhideWhenUsed="1"/>
-    <w:lsdException w:name="footer" w:semiHidden="1" w:unhideWhenUsed="1"/>
-    <w:lsdException w:name="index heading" w:semiHidden="1" w:unhideWhenUsed="1"/>
-    <w:lsdException w:name="caption" w:uiPriority="35" w:semiHidden="1" w:unhideWhenUsed="1" w:qFormat="1"/>
-    <w:lsdException w:name="table of figures" w:semiHidden="1" w:unhideWhenUsed="1"/>
-    <w:lsdException w:name="envelope address" w:semiHidden="1" w:unhideWhenUsed="1"/>
-    <w:lsdException w:name="envelope return" w:semiHidden="1" w:unhideWhenUsed="1"/>
-    <w:lsdException w:name="footnote reference" w:semiHidden="1" w:unhideWhenUsed="1"/>
-    <w:lsdException w:name="annotation reference" w:semiHidden="1" w:unhideWhenUsed="1"/>
-    <w:lsdException w:name="line number" w:semiHidden="1" w:unhideWhenUsed="1"/>
-    <w:lsdException w:name="page number" w:semiHidden="1" w:unhideWhenUsed="1"/>
-    <w:lsdException w:name="endnote reference" w:semiHidden="1" w:unhideWhenUsed="1"/>
-    <w:lsdException w:name="endnote text" w:semiHidden="1" w:unhideWhenUsed="1"/>
-    <w:lsdException w:name="table of authorities" w:semiHidden="1" w:unhideWhenUsed="1"/>
-    <w:lsdException w:name="macro" w:semiHidden="1" w:unhideWhenUsed="1"/>
-    <w:lsdException w:name="toa heading" w:semiHidden="1" w:unhideWhenUsed="1"/>
-    <w:lsdException w:name="List" w:semiHidden="1" w:unhideWhenUsed="1"/>
-    <w:lsdException w:name="List Bullet" w:semiHidden="1" w:unhideWhenUsed="1"/>
-    <w:lsdException w:name="List Number" w:semiHidden="1" w:unhideWhenUsed="1"/>
-    <w:lsdException w:name="List 2" w:semiHidden="1" w:unhideWhenUsed="1"/>
-    <w:lsdException w:name="List 3" w:semiHidden="1" w:unhideWhenUsed="1"/>
-    <w:lsdException w:name="List 4" w:semiHidden="1" w:unhideWhenUsed="1"/>
-    <w:lsdException w:name="List 5" w:semiHidden="1" w:unhideWhenUsed="1"/>
-    <w:lsdException w:name="List Bullet 2" w:semiHidden="1" w:unhideWhenUsed="1"/>
-    <w:lsdException w:name="List Bullet 3" w:semiHidden="1" w:unhideWhenUsed="1"/>
-    <w:lsdException w:name="List Bullet 4" w:semiHidden="1" w:unhideWhenUsed="1"/>
-    <w:lsdException w:name="List Bullet 5" w:semiHidden="1" w:unhideWhenUsed="1"/>
-    <w:lsdException w:name="List Number 2" w:semiHidden="1" w:unhideWhenUsed="1"/>
-    <w:lsdException w:name="List Number 3" w:semiHidden="1" w:unhideWhenUsed="1"/>
-    <w:lsdException w:name="List Number 4" w:semiHidden="1" w:unhideWhenUsed="1"/>
-    <w:lsdException w:name="List Number 5" w:semiHidden="1" w:unhideWhenUsed="1"/>
-    <w:lsdException w:name="Title" w:uiPriority="10" w:qFormat="1"/>
-    <w:lsdException w:name="Closing" w:semiHidden="1" w:unhideWhenUsed="1"/>
-    <w:lsdException w:name="Signature" w:semiHidden="1" w:unhideWhenUsed="1"/>
-    <w:lsdException w:name="Default Paragraph Font" w:uiPriority="1" w:semiHidden="1" w:unhideWhenUsed="1"/>
-    <w:lsdException w:name="Body Text" w:semiHidden="1" w:unhideWhenUsed="1"/>
-    <w:lsdException w:name="Body Text Indent" w:semiHidden="1" w:unhideWhenUsed="1"/>
-    <w:lsdException w:name="List Continue" w:semiHidden="1" w:unhideWhenUsed="1"/>
-    <w:lsdException w:name="List Continue 2" w:semiHidden="1" w:unhideWhenUsed="1"/>
-    <w:lsdException w:name="List Continue 3" w:semiHidden="1" w:unhideWhenUsed="1"/>
-    <w:lsdException w:name="List Continue 4" w:semiHidden="1" w:unhideWhenUsed="1"/>
-    <w:lsdException w:name="List Continue 5" w:semiHidden="1" w:unhideWhenUsed="1"/>
-    <w:lsdException w:name="Message Header" w:semiHidden="1" w:unhideWhenUsed="1"/>
-    <w:lsdException w:name="Subtitle" w:uiPriority="11" w:qFormat="1"/>
-    <w:lsdException w:name="Salutation" w:semiHidden="1" w:unhideWhenUsed="1"/>
-    <w:lsdException w:name="Date" w:semiHidden="1" w:unhideWhenUsed="1"/>
-    <w:lsdException w:name="Body Text First Indent" w:semiHidden="1" w:unhideWhenUsed="1"/>
-    <w:lsdException w:name="Body Text First Indent 2" w:semiHidden="1" w:unhideWhenUsed="1"/>
-    <w:lsdException w:name="Note Heading" w:semiHidden="1" w:unhideWhenUsed="1"/>
-    <w:lsdException w:name="Body Text 2" w:semiHidden="1" w:unhideWhenUsed="1"/>
-    <w:lsdException w:name="Body Text 3" w:semiHidden="1" w:unhideWhenUsed="1"/>
-    <w:lsdException w:name="Body Text Indent 2" w:semiHidden="1" w:unhideWhenUsed="1"/>
-    <w:lsdException w:name="Body Text Indent 3" w:semiHidden="1" w:unhideWhenUsed="1"/>
-    <w:lsdException w:name="Block Text" w:semiHidden="1" w:unhideWhenUsed="1"/>
-    <w:lsdException w:name="Hyperlink" w:semiHidden="1" w:unhideWhenUsed="1"/>
-    <w:lsdException w:name="FollowedHyperlink" w:semiHidden="1" w:unhideWhenUsed="1"/>
-    <w:lsdException w:name="Strong" w:uiPriority="22" w:qFormat="1"/>
-    <w:lsdException w:name="Emphasis" w:uiPriority="20" w:qFormat="1"/>
-    <w:lsdException w:name="Document Map" w:semiHidden="1" w:unhideWhenUsed="1"/>
-    <w:lsdException w:name="Plain Text" w:semiHidden="1" w:unhideWhenUsed="1"/>
-    <w:lsdException w:name="E-mail Signature" w:semiHidden="1" w:unhideWhenUsed="1"/>
-    <w:lsdException w:name="HTML Top of Form" w:semiHidden="1" w:unhideWhenUsed="1"/>
-    <w:lsdException w:name="HTML Bottom of Form" w:semiHidden="1" w:unhideWhenUsed="1"/>
-    <w:lsdException w:name="Normal (Web)" w:semiHidden="1" w:unhideWhenUsed="1"/>
-    <w:lsdException w:name="HTML Acronym" w:semiHidden="1" w:unhideWhenUsed="1"/>
-    <w:lsdException w:name="HTML Address" w:semiHidden="1" w:unhideWhenUsed="1"/>
-    <w:lsdException w:name="HTML Cite" w:semiHidden="1" w:unhideWhenUsed="1"/>
-    <w:lsdException w:name="HTML Code" w:semiHidden="1" w:unhideWhenUsed="1"/>
-    <w:lsdException w:name="HTML Definition" w:semiHidden="1" w:unhideWhenUsed="1"/>
-    <w:lsdException w:name="HTML Keyboard" w:semiHidden="1" w:unhideWhenUsed="1"/>
-    <w:lsdException w:name="HTML Preformatted" w:semiHidden="1" w:unhideWhenUsed="1"/>
-    <w:lsdException w:name="HTML Sample" w:semiHidden="1" w:unhideWhenUsed="1"/>
-    <w:lsdException w:name="HTML Typewriter" w:semiHidden="1" w:unhideWhenUsed="1"/>
-    <w:lsdException w:name="HTML Variable" w:semiHidden="1" w:unhideWhenUsed="1"/>
-    <w:lsdException w:name="Normal Table" w:semiHidden="1" w:unhideWhenUsed="1"/>
-    <w:lsdException w:name="annotation subject" w:semiHidden="1" w:unhideWhenUsed="1"/>
-    <w:lsdException w:name="No List" w:semiHidden="1" w:unhideWhenUsed="1"/>
-    <w:lsdException w:name="Outline List 1" w:semiHidden="1" w:unhideWhenUsed="1"/>
-    <w:lsdException w:name="Outline List 2" w:semiHidden="1" w:unhideWhenUsed="1"/>
-    <w:lsdException w:name="Outline List 3" w:semiHidden="1" w:unhideWhenUsed="1"/>
-    <w:lsdException w:name="Table Simple 1" w:semiHidden="1" w:unhideWhenUsed="1"/>
-    <w:lsdException w:name="Table Simple 2" w:semiHidden="1" w:unhideWhenUsed="1"/>
-    <w:lsdException w:name="Table Simple 3" w:semiHidden="1" w:unhideWhenUsed="1"/>
-    <w:lsdException w:name="Table Classic 1" w:semiHidden="1" w:unhideWhenUsed="1"/>
-    <w:lsdException w:name="Table Classic 2" w:semiHidden="1" w:unhideWhenUsed="1"/>
-    <w:lsdException w:name="Table Classic 3" w:semiHidden="1" w:unhideWhenUsed="1"/>
-    <w:lsdException w:name="Table Classic 4" w:semiHidden="1" w:unhideWhenUsed="1"/>
-    <w:lsdException w:name="Table Colorful 1" w:semiHidden="1" w:unhideWhenUsed="1"/>
-    <w:lsdException w:name="Table Colorful 2" w:semiHidden="1" w:unhideWhenUsed="1"/>
-    <w:lsdException w:name="Table Colorful 3" w:semiHidden="1" w:unhideWhenUsed="1"/>
-    <w:lsdException w:name="Table Columns 1" w:semiHidden="1" w:unhideWhenUsed="1"/>
-    <w:lsdException w:name="Table Columns 2" w:semiHidden="1" w:unhideWhenUsed="1"/>
-    <w:lsdException w:name="Table Columns 3" w:semiHidden="1" w:unhideWhenUsed="1"/>
-    <w:lsdException w:name="Table Columns 4" w:semiHidden="1" w:unhideWhenUsed="1"/>
-    <w:lsdException w:name="Table Columns 5" w:semiHidden="1" w:unhideWhenUsed="1"/>
-    <w:lsdException w:name="Table Grid 1" w:semiHidden="1" w:unhideWhenUsed="1"/>
-    <w:lsdException w:name="Table Grid 2" w:semiHidden="1" w:unhideWhenUsed="1"/>
-    <w:lsdException w:name="Table Grid 3" w:semiHidden="1" w:unhideWhenUsed="1"/>
-    <w:lsdException w:name="Table Grid 4" w:semiHidden="1" w:unhideWhenUsed="1"/>
-    <w:lsdException w:name="Table Grid 5" w:semiHidden="1" w:unhideWhenUsed="1"/>
-    <w:lsdException w:name="Table Grid 6" w:semiHidden="1" w:unhideWhenUsed="1"/>
-    <w:lsdException w:name="Table Grid 7" w:semiHidden="1" w:unhideWhenUsed="1"/>
-    <w:lsdException w:name="Table Grid 8" w:semiHidden="1" w:unhideWhenUsed="1"/>
-    <w:lsdException w:name="Table List 1" w:semiHidden="1" w:unhideWhenUsed="1"/>
-    <w:lsdException w:name="Table List 2" w:semiHidden="1" w:unhideWhenUsed="1"/>
-    <w:lsdException w:name="Table List 3" w:semiHidden="1" w:unhideWhenUsed="1"/>
-    <w:lsdException w:name="Table List 4" w:semiHidden="1" w:unhideWhenUsed="1"/>
-    <w:lsdException w:name="Table List 5" w:semiHidden="1" w:unhideWhenUsed="1"/>
-    <w:lsdException w:name="Table List 6" w:semiHidden="1" w:unhideWhenUsed="1"/>
-    <w:lsdException w:name="Table List 7" w:semiHidden="1" w:unhideWhenUsed="1"/>
-    <w:lsdException w:name="Table List 8" w:semiHidden="1" w:unhideWhenUsed="1"/>
-    <w:lsdException w:name="Table 3D effects 1" w:semiHidden="1" w:unhideWhenUsed="1"/>
-    <w:lsdException w:name="Table 3D effects 2" w:semiHidden="1" w:unhideWhenUsed="1"/>
-    <w:lsdException w:name="Table 3D effects 3" w:semiHidden="1" w:unhideWhenUsed="1"/>
-    <w:lsdException w:name="Table Contemporary" w:semiHidden="1" w:unhideWhenUsed="1"/>
-    <w:lsdException w:name="Table Elegant" w:semiHidden="1" w:unhideWhenUsed="1"/>
-    <w:lsdException w:name="Table Professional" w:semiHidden="1" w:unhideWhenUsed="1"/>
-    <w:lsdException w:name="Table Subtle 1" w:semiHidden="1" w:unhideWhenUsed="1"/>
-    <w:lsdException w:name="Table Subtle 2" w:semiHidden="1" w:unhideWhenUsed="1"/>
-    <w:lsdException w:name="Table Web 1" w:semiHidden="1" w:unhideWhenUsed="1"/>
-    <w:lsdException w:name="Table Web 2" w:semiHidden="1" w:unhideWhenUsed="1"/>
-    <w:lsdException w:name="Table Web 3" w:semiHidden="1" w:unhideWhenUsed="1"/>
-    <w:lsdException w:name="Balloon Text" w:semiHidden="1" w:unhideWhenUsed="1"/>
-    <w:lsdException w:name="Table Grid" w:uiPriority="39"/>
-    <w:lsdException w:name="Table Theme" w:semiHidden="1" w:unhideWhenUsed="1"/>
-    <w:lsdException w:name="Placeholder Text" w:semiHidden="1"/>
-    <w:lsdException w:name="No Spacing" w:uiPriority="1" w:qFormat="1"/>
-    <w:lsdException w:name="Light Shading" w:uiPriority="60"/>
-    <w:lsdException w:name="Light List" w:uiPriority="61"/>
-    <w:lsdException w:name="Light Grid" w:uiPriority="62"/>
-    <w:lsdException w:name="Medium Shading 1" w:uiPriority="63"/>
-    <w:lsdException w:name="Medium Shading 2" w:uiPriority="64"/>
-    <w:lsdException w:name="Medium List 1" w:uiPriority="65"/>
-    <w:lsdException w:name="Medium List 2" w:uiPriority="66"/>
-    <w:lsdException w:name="Medium Grid 1" w:uiPriority="67"/>
-    <w:lsdException w:name="Medium Grid 2" w:uiPriority="68"/>
-    <w:lsdException w:name="Medium Grid 3" w:uiPriority="69"/>
-    <w:lsdException w:name="Dark List" w:uiPriority="70"/>
-    <w:lsdException w:name="Colorful Shading" w:uiPriority="71"/>
-    <w:lsdException w:name="Colorful List" w:uiPriority="72"/>
-    <w:lsdException w:name="Colorful Grid" w:uiPriority="73"/>
-    <w:lsdException w:name="Light Shading Accent 1" w:uiPriority="60"/>
-    <w:lsdException w:name="Light List Accent 1" w:uiPriority="61"/>
-    <w:lsdException w:name="Light Grid Accent 1" w:uiPriority="62"/>
-    <w:lsdException w:name="Medium Shading 1 Accent 1" w:uiPriority="63"/>
-    <w:lsdException w:name="Medium Shading 2 Accent 1" w:uiPriority="64"/>
-    <w:lsdException w:name="Medium List 1 Accent 1" w:uiPriority="65"/>
-    <w:lsdException w:name="Revision" w:semiHidden="1"/>
-    <w:lsdException w:name="List Paragraph" w:uiPriority="34" w:qFormat="1"/>
-    <w:lsdException w:name="Quote" w:uiPriority="29" w:qFormat="1"/>
-    <w:lsdException w:name="Intense Quote" w:uiPriority="30" w:qFormat="1"/>
-    <w:lsdException w:name="Medium List 2 Accent 1" w:uiPriority="66"/>
-    <w:lsdException w:name="Medium Grid 1 Accent 1" w:uiPriority="67"/>
-    <w:lsdException w:name="Medium Grid 2 Accent 1" w:uiPriority="68"/>
-    <w:lsdException w:name="Medium Grid 3 Accent 1" w:uiPriority="69"/>
-    <w:lsdException w:name="Dark List Accent 1" w:uiPriority="70"/>
-    <w:lsdException w:name="Colorful Shading Accent 1" w:uiPriority="71"/>
-    <w:lsdException w:name="Colorful List Accent 1" w:uiPriority="72"/>
-    <w:lsdException w:name="Colorful Grid Accent 1" w:uiPriority="73"/>
-    <w:lsdException w:name="Light Shading Accent 2" w:uiPriority="60"/>
-    <w:lsdException w:name="Light List Accent 2" w:uiPriority="61"/>
-    <w:lsdException w:name="Light Grid Accent 2" w:uiPriority="62"/>
-    <w:lsdException w:name="Medium Shading 1 Accent 2" w:uiPriority="63"/>
-    <w:lsdException w:name="Medium Shading 2 Accent 2" w:uiPriority="64"/>
-    <w:lsdException w:name="Medium List 1 Accent 2" w:uiPriority="65"/>
-    <w:lsdException w:name="Medium List 2 Accent 2" w:uiPriority="66"/>
-    <w:lsdException w:name="Medium Grid 1 Accent 2" w:uiPriority="67"/>
-    <w:lsdException w:name="Medium Grid 2 Accent 2" w:uiPriority="68"/>
-    <w:lsdException w:name="Medium Grid 3 Accent 2" w:uiPriority="69"/>
-    <w:lsdException w:name="Dark List Accent 2" w:uiPriority="70"/>
-    <w:lsdException w:name="Colorful Shading Accent 2" w:uiPriority="71"/>
-    <w:lsdException w:name="Colorful List Accent 2" w:uiPriority="72"/>
-    <w:lsdException w:name="Colorful Grid Accent 2" w:uiPriority="73"/>
-    <w:lsdException w:name="Light Shading Accent 3" w:uiPriority="60"/>
-    <w:lsdException w:name="Light List Accent 3" w:uiPriority="61"/>
-    <w:lsdException w:name="Light Grid Accent 3" w:uiPriority="62"/>
-    <w:lsdException w:name="Medium Shading 1 Accent 3" w:uiPriority="63"/>
-    <w:lsdException w:name="Medium Shading 2 Accent 3" w:uiPriority="64"/>
-    <w:lsdException w:name="Medium List 1 Accent 3" w:uiPriority="65"/>
-    <w:lsdException w:name="Medium List 2 Accent 3" w:uiPriority="66"/>
-    <w:lsdException w:name="Medium Grid 1 Accent 3" w:uiPriority="67"/>
-    <w:lsdException w:name="Medium Grid 2 Accent 3" w:uiPriority="68"/>
-    <w:lsdException w:name="Medium Grid 3 Accent 3" w:uiPriority="69"/>
-    <w:lsdException w:name="Dark List Accent 3" w:uiPriority="70"/>
-    <w:lsdException w:name="Colorful Shading Accent 3" w:uiPriority="71"/>
-    <w:lsdException w:name="Colorful List Accent 3" w:uiPriority="72"/>
-    <w:lsdException w:name="Colorful Grid Accent 3" w:uiPriority="73"/>
-    <w:lsdException w:name="Light Shading Accent 4" w:uiPriority="60"/>
-    <w:lsdException w:name="Light List Accent 4" w:uiPriority="61"/>
-    <w:lsdException w:name="Light Grid Accent 4" w:uiPriority="62"/>
-    <w:lsdException w:name="Medium Shading 1 Accent 4" w:uiPriority="63"/>
-    <w:lsdException w:name="Medium Shading 2 Accent 4" w:uiPriority="64"/>
-    <w:lsdException w:name="Medium List 1 Accent 4" w:uiPriority="65"/>
-    <w:lsdException w:name="Medium List 2 Accent 4" w:uiPriority="66"/>
-    <w:lsdException w:name="Medium Grid 1 Accent 4" w:uiPriority="67"/>
-    <w:lsdException w:name="Medium Grid 2 Accent 4" w:uiPriority="68"/>
-    <w:lsdException w:name="Medium Grid 3 Accent 4" w:uiPriority="69"/>
-    <w:lsdException w:name="Dark List Accent 4" w:uiPriority="70"/>
-    <w:lsdException w:name="Colorful Shading Accent 4" w:uiPriority="71"/>
-    <w:lsdException w:name="Colorful List Accent 4" w:uiPriority="72"/>
-    <w:lsdException w:name="Colorful Grid Accent 4" w:uiPriority="73"/>
-    <w:lsdException w:name="Light Shading Accent 5" w:uiPriority="60"/>
-    <w:lsdException w:name="Light List Accent 5" w:uiPriority="61"/>
-    <w:lsdException w:name="Light Grid Accent 5" w:uiPriority="62"/>
-    <w:lsdException w:name="Medium Shading 1 Accent 5" w:uiPriority="63"/>
-    <w:lsdException w:name="Medium Shading 2 Accent 5" w:uiPriority="64"/>
-    <w:lsdException w:name="Medium List 1 Accent 5" w:uiPriority="65"/>
-    <w:lsdException w:name="Medium List 2 Accent 5" w:uiPriority="66"/>
-    <w:lsdException w:name="Medium Grid 1 Accent 5" w:uiPriority="67"/>
-    <w:lsdException w:name="Medium Grid 2 Accent 5" w:uiPriority="68"/>
-    <w:lsdException w:name="Medium Grid 3 Accent 5" w:uiPriority="69"/>
-    <w:lsdException w:name="Dark List Accent 5" w:uiPriority="70"/>
-    <w:lsdException w:name="Colorful Shading Accent 5" w:uiPriority="71"/>
-    <w:lsdException w:name="Colorful List Accent 5" w:uiPriority="72"/>
-    <w:lsdException w:name="Colorful Grid Accent 5" w:uiPriority="73"/>
-    <w:lsdException w:name="Light Shading Accent 6" w:uiPriority="60"/>
-    <w:lsdException w:name="Light List Accent 6" w:uiPriority="61"/>
-    <w:lsdException w:name="Light Grid Accent 6" w:uiPriority="62"/>
-    <w:lsdException w:name="Medium Shading 1 Accent 6" w:uiPriority="63"/>
-    <w:lsdException w:name="Medium Shading 2 Accent 6" w:uiPriority="64"/>
-    <w:lsdException w:name="Medium List 1 Accent 6" w:uiPriority="65"/>
-    <w:lsdException w:name="Medium List 2 Accent 6" w:uiPriority="66"/>
-    <w:lsdException w:name="Medium Grid 1 Accent 6" w:uiPriority="67"/>
-    <w:lsdException w:name="Medium Grid 2 Accent 6" w:uiPriority="68"/>
-    <w:lsdException w:name="Medium Grid 3 Accent 6" w:uiPriority="69"/>
-    <w:lsdException w:name="Dark List Accent 6" w:uiPriority="70"/>
-    <w:lsdException w:name="Colorful Shading Accent 6" w:uiPriority="71"/>
-    <w:lsdException w:name="Colorful List Accent 6" w:uiPriority="72"/>
-    <w:lsdException w:name="Colorful Grid Accent 6" w:uiPriority="73"/>
-    <w:lsdException w:name="Subtle Emphasis" w:uiPriority="19" w:qFormat="1"/>
-    <w:lsdException w:name="Intense Emphasis" w:uiPriority="21" w:qFormat="1"/>
-    <w:lsdException w:name="Subtle Reference" w:uiPriority="31" w:qFormat="1"/>
-    <w:lsdException w:name="Intense Reference" w:uiPriority="32" w:qFormat="1"/>
-    <w:lsdException w:name="Book Title" w:uiPriority="33" w:qFormat="1"/>
-    <w:lsdException w:name="Bibliography" w:uiPriority="37" w:semiHidden="1" w:unhideWhenUsed="1"/>
-    <w:lsdException w:name="TOC Heading" w:uiPriority="39" w:semiHidden="1" w:unhideWhenUsed="1" w:qFormat="1"/>
-    <w:lsdException w:name="Plain Table 1" w:uiPriority="41"/>
-    <w:lsdException w:name="Plain Table 2" w:uiPriority="42"/>
-    <w:lsdException w:name="Plain Table 3" w:uiPriority="43"/>
-    <w:lsdException w:name="Plain Table 4" w:uiPriority="44"/>
-    <w:lsdException w:name="Plain Table 5" w:uiPriority="45"/>
-    <w:lsdException w:name="Grid Table Light" w:uiPriority="40"/>
-    <w:lsdException w:name="Grid Table 1 Light" w:uiPriority="46"/>
-    <w:lsdException w:name="Grid Table 2" w:uiPriority="47"/>
-    <w:lsdException w:name="Grid Table 3" w:uiPriority="48"/>
-    <w:lsdException w:name="Grid Table 4" w:uiPriority="49"/>
-    <w:lsdException w:name="Grid Table 5 Dark" w:uiPriority="50"/>
-    <w:lsdException w:name="Grid Table 6 Colorful" w:uiPriority="51"/>
-    <w:lsdException w:name="Grid Table 7 Colorful" w:uiPriority="52"/>
-    <w:lsdException w:name="Grid Table 1 Light Accent 1" w:uiPriority="46"/>
-    <w:lsdException w:name="Grid Table 2 Accent 1" w:uiPriority="47"/>
-    <w:lsdException w:name="Grid Table 3 Accent 1" w:uiPriority="48"/>
-    <w:lsdException w:name="Grid Table 4 Accent 1" w:uiPriority="49"/>
-    <w:lsdException w:name="Grid Table 5 Dark Accent 1" w:uiPriority="50"/>
-    <w:lsdException w:name="Grid Table 6 Colorful Accent 1" w:uiPriority="51"/>
-    <w:lsdException w:name="Grid Table 7 Colorful Accent 1" w:uiPriority="52"/>
-    <w:lsdException w:name="Grid Table 1 Light Accent 2" w:uiPriority="46"/>
-    <w:lsdException w:name="Grid Table 2 Accent 2" w:uiPriority="47"/>
-    <w:lsdException w:name="Grid Table 3 Accent 2" w:uiPriority="48"/>
-    <w:lsdException w:name="Grid Table 4 Accent 2" w:uiPriority="49"/>
-    <w:lsdException w:name="Grid Table 5 Dark Accent 2" w:uiPriority="50"/>
-    <w:lsdException w:name="Grid Table 6 Colorful Accent 2" w:uiPriority="51"/>
-    <w:lsdException w:name="Grid Table 7 Colorful Accent 2" w:uiPriority="52"/>
-    <w:lsdException w:name="Grid Table 1 Light Accent 3" w:uiPriority="46"/>
-    <w:lsdException w:name="Grid Table 2 Accent 3" w:uiPriority="47"/>
-    <w:lsdException w:name="Grid Table 3 Accent 3" w:uiPriority="48"/>
-    <w:lsdException w:name="Grid Table 4 Accent 3" w:uiPriority="49"/>
-    <w:lsdException w:name="Grid Table 5 Dark Accent 3" w:uiPriority="50"/>
-    <w:lsdException w:name="Grid Table 6 Colorful Accent 3" w:uiPriority="51"/>
-    <w:lsdException w:name="Grid Table 7 Colorful Accent 3" w:uiPriority="52"/>
-    <w:lsdException w:name="Grid Table 1 Light Accent 4" w:uiPriority="46"/>
-    <w:lsdException w:name="Grid Table 2 Accent 4" w:uiPriority="47"/>
-    <w:lsdException w:name="Grid Table 3 Accent 4" w:uiPriority="48"/>
-    <w:lsdException w:name="Grid Table 4 Accent 4" w:uiPriority="49"/>
-    <w:lsdException w:name="Grid Table 5 Dark Accent 4" w:uiPriority="50"/>
-    <w:lsdException w:name="Grid Table 6 Colorful Accent 4" w:uiPriority="51"/>
-    <w:lsdException w:name="Grid Table 7 Colorful Accent 4" w:uiPriority="52"/>
-    <w:lsdException w:name="Grid Table 1 Light Accent 5" w:uiPriority="46"/>
-    <w:lsdException w:name="Grid Table 2 Accent 5" w:uiPriority="47"/>
-    <w:lsdException w:name="Grid Table 3 Accent 5" w:uiPriority="48"/>
-    <w:lsdException w:name="Grid Table 4 Accent 5" w:uiPriority="49"/>
-    <w:lsdException w:name="Grid Table 5 Dark Accent 5" w:uiPriority="50"/>
-    <w:lsdException w:name="Grid Table 6 Colorful Accent 5" w:uiPriority="51"/>
-    <w:lsdException w:name="Grid Table 7 Colorful Accent 5" w:uiPriority="52"/>
-    <w:lsdException w:name="Grid Table 1 Light Accent 6" w:uiPriority="46"/>
-    <w:lsdException w:name="Grid Table 2 Accent 6" w:uiPriority="47"/>
-    <w:lsdException w:name="Grid Table 3 Accent 6" w:uiPriority="48"/>
-    <w:lsdException w:name="Grid Table 4 Accent 6" w:uiPriority="49"/>
-    <w:lsdException w:name="Grid Table 5 Dark Accent 6" w:uiPriority="50"/>
-    <w:lsdException w:name="Grid Table 6 Colorful Accent 6" w:uiPriority="51"/>
-    <w:lsdException w:name="Grid Table 7 Colorful Accent 6" w:uiPriority="52"/>
-    <w:lsdException w:name="List Table 1 Light" w:uiPriority="46"/>
-    <w:lsdException w:name="List Table 2" w:uiPriority="47"/>
-    <w:lsdException w:name="List Table 3" w:uiPriority="48"/>
-    <w:lsdException w:name="List Table 4" w:uiPriority="49"/>
-    <w:lsdException w:name="List Table 5 Dark" w:uiPriority="50"/>
-    <w:lsdException w:name="List Table 6 Colorful" w:uiPriority="51"/>
-    <w:lsdException w:name="List Table 7 Colorful" w:uiPriority="52"/>
-    <w:lsdException w:name="List Table 1 Light Accent 1" w:uiPriority="46"/>
-    <w:lsdException w:name="List Table 2 Accent 1" w:uiPriority="47"/>
-    <w:lsdException w:name="List Table 3 Accent 1" w:uiPriority="48"/>
-    <w:lsdException w:name="List Table 4 Accent 1" w:uiPriority="49"/>
-    <w:lsdException w:name="List Table 5 Dark Accent 1" w:uiPriority="50"/>
-    <w:lsdException w:name="List Table 6 Colorful Accent 1" w:uiPriority="51"/>
-    <w:lsdException w:name="List Table 7 Colorful Accent 1" w:uiPriority="52"/>
-    <w:lsdException w:name="List Table 1 Light Accent 2" w:uiPriority="46"/>
-    <w:lsdException w:name="List Table 2 Accent 2" w:uiPriority="47"/>
-    <w:lsdException w:name="List Table 3 Accent 2" w:uiPriority="48"/>
-    <w:lsdException w:name="List Table 4 Accent 2" w:uiPriority="49"/>
-    <w:lsdException w:name="List Table 5 Dark Accent 2" w:uiPriority="50"/>
-    <w:lsdException w:name="List Table 6 Colorful Accent 2" w:uiPriority="51"/>
-    <w:lsdException w:name="List Table 7 Colorful Accent 2" w:uiPriority="52"/>
-    <w:lsdException w:name="List Table 1 Light Accent 3" w:uiPriority="46"/>
-    <w:lsdException w:name="List Table 2 Accent 3" w:uiPriority="47"/>
-    <w:lsdException w:name="List Table 3 Accent 3" w:uiPriority="48"/>
-    <w:lsdException w:name="List Table 4 Accent 3" w:uiPriority="49"/>
-    <w:lsdException w:name="List Table 5 Dark Accent 3" w:uiPriority="50"/>
-    <w:lsdException w:name="List Table 6 Colorful Accent 3" w:uiPriority="51"/>
-    <w:lsdException w:name="List Table 7 Colorful Accent 3" w:uiPriority="52"/>
-    <w:lsdException w:name="List Table 1 Light Accent 4" w:uiPriority="46"/>
-    <w:lsdException w:name="List Table 2 Accent 4" w:uiPriority="47"/>
-    <w:lsdException w:name="List Table 3 Accent 4" w:uiPriority="48"/>
-    <w:lsdException w:name="List Table 4 Accent 4" w:uiPriority="49"/>
-    <w:lsdException w:name="List Table 5 Dark Accent 4" w:uiPriority="50"/>
-    <w:lsdException w:name="List Table 6 Colorful Accent 4" w:uiPriority="51"/>
-    <w:lsdException w:name="List Table 7 Colorful Accent 4" w:uiPriority="52"/>
-    <w:lsdException w:name="List Table 1 Light Accent 5" w:uiPriority="46"/>
-    <w:lsdException w:name="List Table 2 Accent 5" w:uiPriority="47"/>
-    <w:lsdException w:name="List Table 3 Accent 5" w:uiPriority="48"/>
-    <w:lsdException w:name="List Table 4 Accent 5" w:uiPriority="49"/>
-    <w:lsdException w:name="List Table 5 Dark Accent 5" w:uiPriority="50"/>
-    <w:lsdException w:name="List Table 6 Colorful Accent 5" w:uiPriority="51"/>
-    <w:lsdException w:name="List Table 7 Colorful Accent 5" w:uiPriority="52"/>
-    <w:lsdException w:name="List Table 1 Light Accent 6" w:uiPriority="46"/>
-    <w:lsdException w:name="List Table 2 Accent 6" w:uiPriority="47"/>
-    <w:lsdException w:name="List Table 3 Accent 6" w:uiPriority="48"/>
-    <w:lsdException w:name="List Table 4 Accent 6" w:uiPriority="49"/>
-    <w:lsdException w:name="List Table 5 Dark Accent 6" w:uiPriority="50"/>
-    <w:lsdException w:name="List Table 6 Colorful Accent 6" w:uiPriority="51"/>
-    <w:lsdException w:name="List Table 7 Colorful Accent 6" w:uiPriority="52"/>
-    <w:lsdException w:name="Mention" w:semiHidden="1" w:unhideWhenUsed="1"/>
-    <w:lsdException w:name="Smart Hyperlink" w:semiHidden="1" w:unhideWhenUsed="1"/>
-    <w:lsdException w:name="Hashtag" w:semiHidden="1" w:unhideWhenUsed="1"/>
-    <w:lsdException w:name="Unresolved Mention" w:semiHidden="1" w:unhideWhenUsed="1"/>
-    <w:lsdException w:name="Smart Link" w:semiHidden="1" w:unhideWhenUsed="1"/>
-  </w:latentStyles>
-  <w:style w:type="paragraph" w:styleId="Normal" w:default="1">
+  <w:style w:type="paragraph" w:styleId="Normal">
     <w:name w:val="Normal"/>
     <w:qFormat/>
     <w:pPr>
@@ -6291,23 +7482,22 @@
       <w:jc w:val="left"/>
     </w:pPr>
     <w:rPr>
-      <w:rFonts w:ascii="Calibri" w:hAnsi="Calibri" w:eastAsia="Calibri" w:cs="Calibri" w:asciiTheme="minorHAnsi" w:eastAsiaTheme="minorHAnsi" w:hAnsiTheme="minorHAnsi"/>
+      <w:rFonts w:ascii="Calibri" w:hAnsi="Calibri" w:eastAsia="Calibri" w:cs="Calibri"/>
       <w:color w:val="auto"/>
       <w:kern w:val="0"/>
       <w:sz w:val="22"/>
       <w:szCs w:val="22"/>
-      <w:lang w:val="de-DE" w:eastAsia="en-US" w:bidi="ar-SA"/>
+      <w:lang w:val="de-AT" w:eastAsia="zh-CN" w:bidi="hi-IN"/>
     </w:rPr>
   </w:style>
   <w:style w:type="paragraph" w:styleId="Heading1">
     <w:name w:val="Heading 1"/>
-    <w:basedOn w:val="Normal"/>
-    <w:uiPriority w:val="9"/>
+    <w:basedOn w:val="Normal1"/>
+    <w:next w:val="Normal1"/>
     <w:qFormat/>
     <w:pPr>
-      <w:spacing w:before="112" w:after="0"/>
+      <w:spacing w:lineRule="auto" w:line="240" w:before="112" w:after="0"/>
       <w:ind w:left="244" w:hanging="0"/>
-      <w:outlineLvl w:val="0"/>
     </w:pPr>
     <w:rPr>
       <w:sz w:val="16"/>
@@ -6316,98 +7506,91 @@
   </w:style>
   <w:style w:type="paragraph" w:styleId="Heading2">
     <w:name w:val="Heading 2"/>
-    <w:basedOn w:val="Normal"/>
-    <w:next w:val="Normal"/>
-    <w:link w:val="Berschrift2Zchn"/>
-    <w:uiPriority w:val="9"/>
-    <w:semiHidden/>
-    <w:unhideWhenUsed/>
+    <w:basedOn w:val="Normal1"/>
+    <w:next w:val="Normal1"/>
     <w:qFormat/>
-    <w:rsid w:val="00ca1146"/>
     <w:pPr>
       <w:keepNext w:val="true"/>
       <w:keepLines/>
-      <w:spacing w:before="40" w:after="0"/>
-      <w:outlineLvl w:val="1"/>
+      <w:spacing w:lineRule="auto" w:line="240" w:before="40" w:after="0"/>
     </w:pPr>
     <w:rPr>
-      <w:rFonts w:ascii="Cambria" w:hAnsi="Cambria" w:eastAsia="" w:cs="" w:asciiTheme="majorHAnsi" w:cstheme="majorBidi" w:eastAsiaTheme="majorEastAsia" w:hAnsiTheme="majorHAnsi"/>
-      <w:color w:val="365F91" w:themeColor="accent1" w:themeShade="bf"/>
+      <w:rFonts w:ascii="Cambria" w:hAnsi="Cambria" w:eastAsia="Cambria" w:cs="Cambria"/>
+      <w:color w:val="366091"/>
       <w:sz w:val="26"/>
       <w:szCs w:val="26"/>
     </w:rPr>
   </w:style>
-  <w:style w:type="character" w:styleId="DefaultParagraphFont" w:default="1">
-    <w:name w:val="Default Paragraph Font"/>
-    <w:uiPriority w:val="1"/>
-    <w:semiHidden/>
-    <w:unhideWhenUsed/>
+  <w:style w:type="paragraph" w:styleId="Heading3">
+    <w:name w:val="Heading 3"/>
+    <w:basedOn w:val="Normal1"/>
+    <w:next w:val="Normal1"/>
     <w:qFormat/>
-    <w:rPr/>
-  </w:style>
-  <w:style w:type="character" w:styleId="KopfzeileZchn" w:customStyle="1">
-    <w:name w:val="Kopfzeile Zchn"/>
-    <w:basedOn w:val="DefaultParagraphFont"/>
-    <w:link w:val="Header"/>
-    <w:uiPriority w:val="99"/>
-    <w:qFormat/>
-    <w:rsid w:val="00a921b4"/>
+    <w:pPr>
+      <w:keepNext w:val="true"/>
+      <w:keepLines/>
+      <w:pageBreakBefore w:val="false"/>
+      <w:spacing w:lineRule="auto" w:line="240" w:before="280" w:after="80"/>
+    </w:pPr>
     <w:rPr>
-      <w:rFonts w:ascii="Calibri" w:hAnsi="Calibri" w:eastAsia="Calibri" w:cs="Calibri"/>
-      <w:lang w:val="de-DE"/>
+      <w:b/>
+      <w:bCs/>
+      <w:sz w:val="28"/>
+      <w:szCs w:val="28"/>
     </w:rPr>
   </w:style>
-  <w:style w:type="character" w:styleId="FuzeileZchn" w:customStyle="1">
-    <w:name w:val="Fußzeile Zchn"/>
-    <w:basedOn w:val="DefaultParagraphFont"/>
-    <w:link w:val="Footer"/>
-    <w:uiPriority w:val="99"/>
+  <w:style w:type="paragraph" w:styleId="Heading4">
+    <w:name w:val="Heading 4"/>
+    <w:basedOn w:val="Normal1"/>
+    <w:next w:val="Normal1"/>
     <w:qFormat/>
-    <w:rsid w:val="00a921b4"/>
+    <w:pPr>
+      <w:keepNext w:val="true"/>
+      <w:keepLines/>
+      <w:pageBreakBefore w:val="false"/>
+      <w:spacing w:lineRule="auto" w:line="240" w:before="240" w:after="40"/>
+    </w:pPr>
     <w:rPr>
-      <w:rFonts w:ascii="Calibri" w:hAnsi="Calibri" w:eastAsia="Calibri" w:cs="Calibri"/>
-      <w:lang w:val="de-DE"/>
+      <w:b/>
+      <w:bCs/>
+      <w:sz w:val="24"/>
+      <w:szCs w:val="24"/>
     </w:rPr>
   </w:style>
-  <w:style w:type="character" w:styleId="Berschrift2Zchn" w:customStyle="1">
-    <w:name w:val="Überschrift 2 Zchn"/>
-    <w:basedOn w:val="DefaultParagraphFont"/>
-    <w:link w:val="Heading2"/>
-    <w:uiPriority w:val="9"/>
-    <w:semiHidden/>
+  <w:style w:type="paragraph" w:styleId="Heading5">
+    <w:name w:val="Heading 5"/>
+    <w:basedOn w:val="Normal1"/>
+    <w:next w:val="Normal1"/>
     <w:qFormat/>
-    <w:rsid w:val="00ca1146"/>
+    <w:pPr>
+      <w:keepNext w:val="true"/>
+      <w:keepLines/>
+      <w:pageBreakBefore w:val="false"/>
+      <w:spacing w:lineRule="auto" w:line="240" w:before="220" w:after="40"/>
+    </w:pPr>
     <w:rPr>
-      <w:rFonts w:ascii="Cambria" w:hAnsi="Cambria" w:eastAsia="" w:cs="" w:asciiTheme="majorHAnsi" w:cstheme="majorBidi" w:eastAsiaTheme="majorEastAsia" w:hAnsiTheme="majorHAnsi"/>
-      <w:color w:val="365F91" w:themeColor="accent1" w:themeShade="bf"/>
-      <w:sz w:val="26"/>
-      <w:szCs w:val="26"/>
-      <w:lang w:val="de-DE"/>
+      <w:b/>
+      <w:bCs/>
+      <w:sz w:val="22"/>
+      <w:szCs w:val="22"/>
     </w:rPr>
   </w:style>
-  <w:style w:type="character" w:styleId="MusterStandardZchn" w:customStyle="1">
-    <w:name w:val="Muster-Standard Zchn"/>
-    <w:link w:val="MusterStandard"/>
+  <w:style w:type="paragraph" w:styleId="Heading6">
+    <w:name w:val="Heading 6"/>
+    <w:basedOn w:val="Normal1"/>
+    <w:next w:val="Normal1"/>
     <w:qFormat/>
-    <w:rsid w:val="00c34be9"/>
+    <w:pPr>
+      <w:keepNext w:val="true"/>
+      <w:keepLines/>
+      <w:pageBreakBefore w:val="false"/>
+      <w:spacing w:lineRule="auto" w:line="240" w:before="200" w:after="40"/>
+    </w:pPr>
     <w:rPr>
-      <w:rFonts w:ascii="Calibri" w:hAnsi="Calibri" w:eastAsia="Times New Roman" w:cs="Times New Roman"/>
+      <w:b/>
+      <w:bCs/>
       <w:sz w:val="20"/>
-      <w:szCs w:val="24"/>
-      <w:lang w:val="de-AT"/>
-    </w:rPr>
-  </w:style>
-  <w:style w:type="character" w:styleId="MusterkleinkursivZchn" w:customStyle="1">
-    <w:name w:val="Muster-klein-kursiv Zchn"/>
-    <w:link w:val="Musterkleinkursiv"/>
-    <w:qFormat/>
-    <w:rsid w:val="00c34be9"/>
-    <w:rPr>
-      <w:rFonts w:ascii="Calibri" w:hAnsi="Calibri" w:eastAsia="Times New Roman" w:cs="Times New Roman"/>
-      <w:i/>
-      <w:sz w:val="18"/>
-      <w:szCs w:val="24"/>
-      <w:lang w:val="de-AT"/>
+      <w:szCs w:val="20"/>
     </w:rPr>
   </w:style>
   <w:style w:type="character" w:styleId="InternetLink">
@@ -6435,15 +7618,10 @@
   <w:style w:type="paragraph" w:styleId="TextBody">
     <w:name w:val="Body Text"/>
     <w:basedOn w:val="Normal"/>
-    <w:uiPriority w:val="1"/>
-    <w:qFormat/>
     <w:pPr>
-      <w:spacing w:before="29" w:after="0"/>
+      <w:spacing w:lineRule="auto" w:line="276" w:before="0" w:after="140"/>
     </w:pPr>
-    <w:rPr>
-      <w:sz w:val="15"/>
-      <w:szCs w:val="15"/>
-    </w:rPr>
+    <w:rPr/>
   </w:style>
   <w:style w:type="paragraph" w:styleId="List">
     <w:name w:val="List"/>
@@ -6480,13 +7658,31 @@
       <w:rFonts w:cs="Lohit Devanagari"/>
     </w:rPr>
   </w:style>
+  <w:style w:type="paragraph" w:styleId="Normal1" w:default="1">
+    <w:name w:val="LO-normal"/>
+    <w:qFormat/>
+    <w:pPr>
+      <w:widowControl w:val="false"/>
+      <w:bidi w:val="0"/>
+      <w:spacing w:before="0" w:after="0"/>
+      <w:jc w:val="left"/>
+    </w:pPr>
+    <w:rPr>
+      <w:rFonts w:ascii="Calibri" w:hAnsi="Calibri" w:eastAsia="Calibri" w:cs="Calibri"/>
+      <w:color w:val="auto"/>
+      <w:kern w:val="0"/>
+      <w:sz w:val="22"/>
+      <w:szCs w:val="22"/>
+      <w:lang w:val="de-AT" w:eastAsia="zh-CN" w:bidi="hi-IN"/>
+    </w:rPr>
+  </w:style>
   <w:style w:type="paragraph" w:styleId="Title">
     <w:name w:val="Title"/>
-    <w:basedOn w:val="Normal"/>
-    <w:uiPriority w:val="10"/>
+    <w:basedOn w:val="Normal1"/>
+    <w:next w:val="Normal1"/>
     <w:qFormat/>
     <w:pPr>
-      <w:spacing w:lineRule="exact" w:line="338"/>
+      <w:spacing w:lineRule="auto" w:line="336"/>
       <w:ind w:left="1050" w:hanging="0"/>
     </w:pPr>
     <w:rPr>
@@ -6494,21 +7690,29 @@
       <w:szCs w:val="28"/>
     </w:rPr>
   </w:style>
-  <w:style w:type="paragraph" w:styleId="ListParagraph">
-    <w:name w:val="List Paragraph"/>
-    <w:basedOn w:val="Normal"/>
-    <w:uiPriority w:val="1"/>
+  <w:style w:type="paragraph" w:styleId="Subtitle">
+    <w:name w:val="Subtitle"/>
+    <w:basedOn w:val="Normal1"/>
+    <w:next w:val="Normal1"/>
     <w:qFormat/>
     <w:pPr>
-      <w:spacing w:before="29" w:after="0"/>
-      <w:ind w:left="284" w:hanging="165"/>
+      <w:keepNext w:val="true"/>
+      <w:keepLines/>
+      <w:pageBreakBefore w:val="false"/>
+      <w:spacing w:lineRule="auto" w:line="240" w:before="360" w:after="80"/>
     </w:pPr>
-    <w:rPr/>
+    <w:rPr>
+      <w:rFonts w:ascii="Georgia" w:hAnsi="Georgia" w:eastAsia="Georgia" w:cs="Georgia"/>
+      <w:i/>
+      <w:iCs/>
+      <w:color w:val="666666"/>
+      <w:sz w:val="48"/>
+      <w:szCs w:val="48"/>
+    </w:rPr>
   </w:style>
-  <w:style w:type="paragraph" w:styleId="TableParagraph" w:customStyle="1">
-    <w:name w:val="Table Paragraph"/>
+  <w:style w:type="paragraph" w:styleId="FrameContents">
+    <w:name w:val="Frame Contents"/>
     <w:basedOn w:val="Normal"/>
-    <w:uiPriority w:val="1"/>
     <w:qFormat/>
     <w:pPr/>
     <w:rPr/>
@@ -6520,178 +7724,21 @@
     <w:pPr/>
     <w:rPr/>
   </w:style>
-  <w:style w:type="paragraph" w:styleId="Header">
-    <w:name w:val="Header"/>
-    <w:basedOn w:val="Normal"/>
-    <w:link w:val="KopfzeileZchn"/>
-    <w:uiPriority w:val="99"/>
-    <w:unhideWhenUsed/>
-    <w:rsid w:val="00a921b4"/>
-    <w:pPr>
-      <w:tabs>
-        <w:tab w:val="clear" w:pos="720"/>
-        <w:tab w:val="center" w:pos="4536" w:leader="none"/>
-        <w:tab w:val="right" w:pos="9072" w:leader="none"/>
-      </w:tabs>
-    </w:pPr>
+  <w:style w:type="paragraph" w:styleId="Footer">
+    <w:name w:val="Footer"/>
+    <w:basedOn w:val="HeaderandFooter"/>
+    <w:pPr/>
     <w:rPr/>
   </w:style>
-  <w:style w:type="paragraph" w:styleId="Footer">
-    <w:name w:val="Footer"/>
-    <w:basedOn w:val="Normal"/>
-    <w:link w:val="FuzeileZchn"/>
-    <w:uiPriority w:val="99"/>
-    <w:unhideWhenUsed/>
-    <w:rsid w:val="00a921b4"/>
-    <w:pPr>
-      <w:tabs>
-        <w:tab w:val="clear" w:pos="720"/>
-        <w:tab w:val="center" w:pos="4536" w:leader="none"/>
-        <w:tab w:val="right" w:pos="9072" w:leader="none"/>
-      </w:tabs>
-    </w:pPr>
-    <w:rPr/>
-  </w:style>
-  <w:style w:type="paragraph" w:styleId="MusterStandard" w:customStyle="1">
-    <w:name w:val="Muster-Standard"/>
-    <w:basedOn w:val="Normal"/>
-    <w:link w:val="MusterStandardZchn"/>
-    <w:qFormat/>
-    <w:rsid w:val="00c34be9"/>
-    <w:pPr>
-      <w:widowControl/>
-      <w:pBdr>
-        <w:top w:val="single" w:sz="4" w:space="1" w:color="000000"/>
-        <w:left w:val="single" w:sz="4" w:space="4" w:color="000000"/>
-        <w:bottom w:val="single" w:sz="4" w:space="1" w:color="000000"/>
-        <w:right w:val="single" w:sz="4" w:space="4" w:color="000000"/>
-      </w:pBdr>
-      <w:spacing w:before="60" w:after="60"/>
-      <w:jc w:val="both"/>
-    </w:pPr>
-    <w:rPr>
-      <w:rFonts w:eastAsia="Times New Roman" w:cs="Times New Roman"/>
-      <w:sz w:val="20"/>
-      <w:szCs w:val="24"/>
-      <w:lang w:val="de-AT"/>
-    </w:rPr>
-  </w:style>
-  <w:style w:type="paragraph" w:styleId="Musterkleinkursiv" w:customStyle="1">
-    <w:name w:val="Muster-klein-kursiv"/>
-    <w:basedOn w:val="MusterStandard"/>
-    <w:link w:val="MusterkleinkursivZchn"/>
-    <w:qFormat/>
-    <w:rsid w:val="00c34be9"/>
-    <w:pPr/>
-    <w:rPr>
-      <w:i/>
-      <w:sz w:val="18"/>
-    </w:rPr>
-  </w:style>
-  <w:style w:type="paragraph" w:styleId="Listenabsatz1" w:customStyle="1">
-    <w:name w:val="Listenabsatz1"/>
-    <w:qFormat/>
-    <w:rsid w:val="00c34be9"/>
-    <w:pPr>
-      <w:widowControl/>
-      <w:bidi w:val="0"/>
-      <w:spacing w:lineRule="auto" w:line="276" w:before="0" w:after="200"/>
-      <w:ind w:left="720" w:hanging="0"/>
-      <w:jc w:val="left"/>
-    </w:pPr>
-    <w:rPr>
-      <w:rFonts w:ascii="Futura" w:hAnsi="Futura" w:eastAsia="Arial Unicode MS" w:cs="Arial Unicode MS"/>
-      <w:color w:val="000000"/>
-      <w:kern w:val="0"/>
-      <w:sz w:val="22"/>
-      <w:szCs w:val="22"/>
-      <w:u w:val="none" w:color="000000"/>
-      <w:lang w:val="de-DE" w:eastAsia="de-DE" w:bidi="ar-SA"/>
-    </w:rPr>
-  </w:style>
-  <w:style w:type="paragraph" w:styleId="Textkrper1" w:customStyle="1">
-    <w:name w:val="Textkörper1"/>
-    <w:basedOn w:val="Normal"/>
-    <w:qFormat/>
-    <w:rsid w:val="00c25cc7"/>
-    <w:pPr>
-      <w:suppressAutoHyphens w:val="true"/>
-    </w:pPr>
-    <w:rPr>
-      <w:rFonts w:ascii="TimesNewRomanPS" w:hAnsi="TimesNewRomanPS" w:eastAsia="Times New Roman" w:cs="Times New Roman"/>
-      <w:sz w:val="24"/>
-      <w:szCs w:val="20"/>
-      <w:lang w:eastAsia="de-DE"/>
-    </w:rPr>
-  </w:style>
-  <w:style w:type="paragraph" w:styleId="NormalWeb">
-    <w:name w:val="Normal (Web)"/>
-    <w:basedOn w:val="Normal"/>
-    <w:uiPriority w:val="99"/>
-    <w:unhideWhenUsed/>
-    <w:qFormat/>
-    <w:rsid w:val="00f3150a"/>
-    <w:pPr>
-      <w:widowControl/>
-      <w:spacing w:beforeAutospacing="1" w:afterAutospacing="1"/>
-    </w:pPr>
-    <w:rPr>
-      <w:rFonts w:ascii="Times New Roman" w:hAnsi="Times New Roman" w:eastAsia="Times New Roman" w:cs="Times New Roman"/>
-      <w:sz w:val="24"/>
-      <w:szCs w:val="24"/>
-      <w:lang w:val="de-AT" w:eastAsia="de-AT"/>
-    </w:rPr>
-  </w:style>
-  <w:style w:type="numbering" w:styleId="NoList" w:default="1">
-    <w:name w:val="No List"/>
-    <w:uiPriority w:val="99"/>
-    <w:semiHidden/>
-    <w:unhideWhenUsed/>
-    <w:qFormat/>
-  </w:style>
-  <w:style w:type="table" w:default="1" w:styleId="NormaleTabelle">
-    <w:name w:val="Normal Table"/>
-    <w:uiPriority w:val="99"/>
-    <w:semiHidden/>
-    <w:unhideWhenUsed/>
+  <w:style w:type="table" w:default="1" w:styleId="TableNormal">
+    <w:name w:val="TableNormal"/>
     <w:tblPr>
       <w:tblCellMar>
-        <w:top w:w="0" w:type="dxa"/>
-        <w:left w:w="108" w:type="dxa"/>
-        <w:bottom w:w="0" w:type="dxa"/>
-        <w:right w:w="108" w:type="dxa"/>
+        <w:top w:w="100" w:type="dxa"/>
+        <w:left w:w="100" w:type="dxa"/>
+        <w:bottom w:w="100" w:type="dxa"/>
+        <w:right w:w="100" w:type="dxa"/>
       </w:tblCellMar>
-    </w:tblPr>
-  </w:style>
-  <w:style w:type="table" w:customStyle="1" w:styleId="TableNormal">
-    <w:name w:val="Table Normal"/>
-    <w:uiPriority w:val="2"/>
-    <w:semiHidden/>
-    <w:unhideWhenUsed/>
-    <w:qFormat/>
-    <w:tblPr>
-      <w:tblCellMar>
-        <w:top w:w="0" w:type="dxa"/>
-        <w:left w:w="0" w:type="dxa"/>
-        <w:bottom w:w="0" w:type="dxa"/>
-        <w:right w:w="0" w:type="dxa"/>
-      </w:tblCellMar>
-    </w:tblPr>
-  </w:style>
-  <w:style w:type="table" w:styleId="Tabellenraster">
-    <w:name w:val="Table Grid"/>
-    <w:basedOn w:val="NormaleTabelle"/>
-    <w:uiPriority w:val="39"/>
-    <w:rsid w:val="00ee0111"/>
-    <w:tblPr>
-      <w:tblBorders>
-        <w:top w:val="single" w:color="auto" w:sz="4" w:space="0"/>
-        <w:left w:val="single" w:color="auto" w:sz="4" w:space="0"/>
-        <w:bottom w:val="single" w:color="auto" w:sz="4" w:space="0"/>
-        <w:right w:val="single" w:color="auto" w:sz="4" w:space="0"/>
-        <w:insideH w:val="single" w:color="auto" w:sz="4" w:space="0"/>
-        <w:insideV w:val="single" w:color="auto" w:sz="4" w:space="0"/>
-      </w:tblBorders>
     </w:tblPr>
   </w:style>
 </w:styles>
@@ -6740,7 +7787,7 @@
     </a:clrScheme>
     <a:fontScheme name="Office">
       <a:majorFont>
-        <a:latin typeface="Cambria"/>
+        <a:latin typeface="Calibri"/>
         <a:ea typeface=""/>
         <a:cs typeface=""/>
         <a:font script="Jpan" typeface="ＭＳ ゴシック"/>
@@ -6772,9 +7819,10 @@
         <a:font script="Mong" typeface="Mongolian Baiti"/>
         <a:font script="Viet" typeface="Times New Roman"/>
         <a:font script="Uigh" typeface="Microsoft Uighur"/>
+        <a:font script="Geor" typeface="Sylfaen"/>
       </a:majorFont>
       <a:minorFont>
-        <a:latin typeface="Calibri"/>
+        <a:latin typeface="Cambria"/>
         <a:ea typeface=""/>
         <a:cs typeface=""/>
         <a:font script="Jpan" typeface="ＭＳ 明朝"/>
@@ -6806,6 +7854,7 @@
         <a:font script="Mong" typeface="Mongolian Baiti"/>
         <a:font script="Viet" typeface="Arial"/>
         <a:font script="Uigh" typeface="Microsoft Uighur"/>
+        <a:font script="Geor" typeface="Sylfaen"/>
       </a:minorFont>
     </a:fontScheme>
     <a:fmtScheme name="Office">
@@ -6840,20 +7889,16 @@
           <a:gsLst>
             <a:gs pos="0">
               <a:schemeClr val="phClr">
-                <a:shade val="51000"/>
-                <a:satMod val="130000"/>
-              </a:schemeClr>
-            </a:gs>
-            <a:gs pos="80000">
-              <a:schemeClr val="phClr">
-                <a:shade val="93000"/>
+                <a:tint val="100000"/>
+                <a:shade val="100000"/>
                 <a:satMod val="130000"/>
               </a:schemeClr>
             </a:gs>
             <a:gs pos="100000">
               <a:schemeClr val="phClr">
-                <a:shade val="94000"/>
-                <a:satMod val="135000"/>
+                <a:tint val="50000"/>
+                <a:shade val="100000"/>
+                <a:satMod val="350000"/>
               </a:schemeClr>
             </a:gs>
           </a:gsLst>
@@ -6975,19 +8020,46 @@
       </a:bgFillStyleLst>
     </a:fmtScheme>
   </a:themeElements>
-  <a:objectDefaults/>
+  <a:objectDefaults>
+    <a:spDef>
+      <a:spPr/>
+      <a:bodyPr/>
+      <a:lstStyle/>
+      <a:style>
+        <a:lnRef idx="1">
+          <a:schemeClr val="accent1"/>
+        </a:lnRef>
+        <a:fillRef idx="3">
+          <a:schemeClr val="accent1"/>
+        </a:fillRef>
+        <a:effectRef idx="2">
+          <a:schemeClr val="accent1"/>
+        </a:effectRef>
+        <a:fontRef idx="minor">
+          <a:schemeClr val="lt1"/>
+        </a:fontRef>
+      </a:style>
+    </a:spDef>
+    <a:lnDef>
+      <a:spPr/>
+      <a:bodyPr/>
+      <a:lstStyle/>
+      <a:style>
+        <a:lnRef idx="2">
+          <a:schemeClr val="accent1"/>
+        </a:lnRef>
+        <a:fillRef idx="0">
+          <a:schemeClr val="accent1"/>
+        </a:fillRef>
+        <a:effectRef idx="1">
+          <a:schemeClr val="accent1"/>
+        </a:effectRef>
+        <a:fontRef idx="minor">
+          <a:schemeClr val="tx1"/>
+        </a:fontRef>
+      </a:style>
+    </a:lnDef>
+  </a:objectDefaults>
   <a:extraClrSchemeLst/>
 </a:theme>
-</file>
-
-<file path=customXml/item1.xml><?xml version="1.0" encoding="utf-8"?>
-<b:Sources xmlns:b="http://schemas.openxmlformats.org/officeDocument/2006/bibliography" xmlns="http://schemas.openxmlformats.org/officeDocument/2006/bibliography" SelectedStyle="\APASixthEditionOfficeOnline.xsl" StyleName="APA" Version="6"/>
-</file>
-
-<file path=customXml/itemProps1.xml><?xml version="1.0" encoding="utf-8"?>
-<ds:datastoreItem xmlns:ds="http://schemas.openxmlformats.org/officeDocument/2006/customXml" ds:itemID="{A2BB8E73-068D-437D-B92B-BC13A17CE65B}">
-  <ds:schemaRefs>
-    <ds:schemaRef ds:uri="http://schemas.openxmlformats.org/officeDocument/2006/bibliography"/>
-  </ds:schemaRefs>
-</ds:datastoreItem>
 </file>